--- a/Informe TP2 - Analisis exploratorio de vinos.docx
+++ b/Informe TP2 - Analisis exploratorio de vinos.docx
@@ -34,7 +34,7 @@
           <w:sz w:val="26"/>
           <w:szCs w:val="26"/>
         </w:rPr>
-        <w:t>Trabajo Práctico 2 — Seminario de Programación para Ciencia de Datos</w:t>
+        <w:t>Trabajo Práctico 2, Seminario de Programación para Ciencia de Datos</w:t>
       </w:r>
     </w:p>
     <w:p>
@@ -100,7 +100,7 @@
     <w:sdt>
       <w:sdtPr>
         <w:alias w:val="Índice"/>
-        <w:id w:val="-601869410"/>
+        <w:id w:val="-1290741769"/>
       </w:sdtPr>
       <w:sdtEndPr/>
       <w:sdtContent>
@@ -126,7 +126,7 @@
           <w:r>
             <w:fldChar w:fldCharType="separate"/>
           </w:r>
-          <w:hyperlink w:anchor="_Toc240984875" w:history="1">
+          <w:hyperlink w:anchor="_Toc240986648" w:history="1">
             <w:r>
               <w:rPr>
                 <w:rStyle w:val="Hyperlink"/>
@@ -150,7 +150,7 @@
               <w:rPr>
                 <w:noProof/>
               </w:rPr>
-              <w:instrText xml:space="preserve"> PAGEREF _Toc240984875 \h </w:instrText>
+              <w:instrText xml:space="preserve"> PAGEREF _Toc240986648 \h </w:instrText>
             </w:r>
             <w:r>
               <w:rPr>
@@ -190,7 +190,7 @@
               <w14:ligatures w14:val="standardContextual"/>
             </w:rPr>
           </w:pPr>
-          <w:hyperlink w:anchor="_Toc240984876" w:history="1">
+          <w:hyperlink w:anchor="_Toc240986649" w:history="1">
             <w:r>
               <w:rPr>
                 <w:rStyle w:val="Hyperlink"/>
@@ -214,7 +214,7 @@
               <w:rPr>
                 <w:noProof/>
               </w:rPr>
-              <w:instrText xml:space="preserve"> PAGEREF _Toc240984876 \h </w:instrText>
+              <w:instrText xml:space="preserve"> PAGEREF _Toc240986649 \h </w:instrText>
             </w:r>
             <w:r>
               <w:rPr>
@@ -254,7 +254,7 @@
               <w14:ligatures w14:val="standardContextual"/>
             </w:rPr>
           </w:pPr>
-          <w:hyperlink w:anchor="_Toc240984877" w:history="1">
+          <w:hyperlink w:anchor="_Toc240986650" w:history="1">
             <w:r>
               <w:rPr>
                 <w:rStyle w:val="Hyperlink"/>
@@ -278,7 +278,7 @@
               <w:rPr>
                 <w:noProof/>
               </w:rPr>
-              <w:instrText xml:space="preserve"> PAGEREF _Toc240984877 \h </w:instrText>
+              <w:instrText xml:space="preserve"> PAGEREF _Toc240986650 \h </w:instrText>
             </w:r>
             <w:r>
               <w:rPr>
@@ -318,7 +318,7 @@
               <w14:ligatures w14:val="standardContextual"/>
             </w:rPr>
           </w:pPr>
-          <w:hyperlink w:anchor="_Toc240984878" w:history="1">
+          <w:hyperlink w:anchor="_Toc240986651" w:history="1">
             <w:r>
               <w:rPr>
                 <w:rStyle w:val="Hyperlink"/>
@@ -342,7 +342,7 @@
               <w:rPr>
                 <w:noProof/>
               </w:rPr>
-              <w:instrText xml:space="preserve"> PAGEREF _Toc240984878 \h </w:instrText>
+              <w:instrText xml:space="preserve"> PAGEREF _Toc240986651 \h </w:instrText>
             </w:r>
             <w:r>
               <w:rPr>
@@ -359,7 +359,7 @@
               <w:rPr>
                 <w:noProof/>
               </w:rPr>
-              <w:t>4</w:t>
+              <w:t>5</w:t>
             </w:r>
             <w:r>
               <w:rPr>
@@ -382,7 +382,7 @@
               <w14:ligatures w14:val="standardContextual"/>
             </w:rPr>
           </w:pPr>
-          <w:hyperlink w:anchor="_Toc240984879" w:history="1">
+          <w:hyperlink w:anchor="_Toc240986652" w:history="1">
             <w:r>
               <w:rPr>
                 <w:rStyle w:val="Hyperlink"/>
@@ -406,7 +406,7 @@
               <w:rPr>
                 <w:noProof/>
               </w:rPr>
-              <w:instrText xml:space="preserve"> PAGEREF _Toc240984879 \h </w:instrText>
+              <w:instrText xml:space="preserve"> PAGEREF _Toc240986652 \h </w:instrText>
             </w:r>
             <w:r>
               <w:rPr>
@@ -446,7 +446,7 @@
               <w14:ligatures w14:val="standardContextual"/>
             </w:rPr>
           </w:pPr>
-          <w:hyperlink w:anchor="_Toc240984880" w:history="1">
+          <w:hyperlink w:anchor="_Toc240986653" w:history="1">
             <w:r>
               <w:rPr>
                 <w:rStyle w:val="Hyperlink"/>
@@ -470,7 +470,7 @@
               <w:rPr>
                 <w:noProof/>
               </w:rPr>
-              <w:instrText xml:space="preserve"> PAGEREF _Toc240984880 \h </w:instrText>
+              <w:instrText xml:space="preserve"> PAGEREF _Toc240986653 \h </w:instrText>
             </w:r>
             <w:r>
               <w:rPr>
@@ -510,7 +510,7 @@
               <w14:ligatures w14:val="standardContextual"/>
             </w:rPr>
           </w:pPr>
-          <w:hyperlink w:anchor="_Toc240984881" w:history="1">
+          <w:hyperlink w:anchor="_Toc240986654" w:history="1">
             <w:r>
               <w:rPr>
                 <w:rStyle w:val="Hyperlink"/>
@@ -534,7 +534,7 @@
               <w:rPr>
                 <w:noProof/>
               </w:rPr>
-              <w:instrText xml:space="preserve"> PAGEREF _Toc240984881 \h </w:instrText>
+              <w:instrText xml:space="preserve"> PAGEREF _Toc240986654 \h </w:instrText>
             </w:r>
             <w:r>
               <w:rPr>
@@ -574,7 +574,7 @@
               <w14:ligatures w14:val="standardContextual"/>
             </w:rPr>
           </w:pPr>
-          <w:hyperlink w:anchor="_Toc240984882" w:history="1">
+          <w:hyperlink w:anchor="_Toc240986655" w:history="1">
             <w:r>
               <w:rPr>
                 <w:rStyle w:val="Hyperlink"/>
@@ -598,7 +598,7 @@
               <w:rPr>
                 <w:noProof/>
               </w:rPr>
-              <w:instrText xml:space="preserve"> PAGEREF _Toc240984882 \h </w:instrText>
+              <w:instrText xml:space="preserve"> PAGEREF _Toc240986655 \h </w:instrText>
             </w:r>
             <w:r>
               <w:rPr>
@@ -638,7 +638,7 @@
               <w14:ligatures w14:val="standardContextual"/>
             </w:rPr>
           </w:pPr>
-          <w:hyperlink w:anchor="_Toc240984883" w:history="1">
+          <w:hyperlink w:anchor="_Toc240986656" w:history="1">
             <w:r>
               <w:rPr>
                 <w:rStyle w:val="Hyperlink"/>
@@ -662,7 +662,7 @@
               <w:rPr>
                 <w:noProof/>
               </w:rPr>
-              <w:instrText xml:space="preserve"> PAGEREF _Toc240984883 \h </w:instrText>
+              <w:instrText xml:space="preserve"> PAGEREF _Toc240986656 \h </w:instrText>
             </w:r>
             <w:r>
               <w:rPr>
@@ -702,7 +702,7 @@
               <w14:ligatures w14:val="standardContextual"/>
             </w:rPr>
           </w:pPr>
-          <w:hyperlink w:anchor="_Toc240984884" w:history="1">
+          <w:hyperlink w:anchor="_Toc240986657" w:history="1">
             <w:r>
               <w:rPr>
                 <w:rStyle w:val="Hyperlink"/>
@@ -726,7 +726,7 @@
               <w:rPr>
                 <w:noProof/>
               </w:rPr>
-              <w:instrText xml:space="preserve"> PAGEREF _Toc240984884 \h </w:instrText>
+              <w:instrText xml:space="preserve"> PAGEREF _Toc240986657 \h </w:instrText>
             </w:r>
             <w:r>
               <w:rPr>
@@ -766,13 +766,13 @@
               <w14:ligatures w14:val="standardContextual"/>
             </w:rPr>
           </w:pPr>
-          <w:hyperlink w:anchor="_Toc240984885" w:history="1">
+          <w:hyperlink w:anchor="_Toc240986658" w:history="1">
             <w:r>
               <w:rPr>
                 <w:rStyle w:val="Hyperlink"/>
                 <w:noProof/>
               </w:rPr>
-              <w:t>4.3. Distribución de los puntajes</w:t>
+              <w:t>4.3. Resumen estadístico de las variables categóricas</w:t>
             </w:r>
             <w:r>
               <w:rPr>
@@ -790,7 +790,7 @@
               <w:rPr>
                 <w:noProof/>
               </w:rPr>
-              <w:instrText xml:space="preserve"> PAGEREF _Toc240984885 \h </w:instrText>
+              <w:instrText xml:space="preserve"> PAGEREF _Toc240986658 \h </w:instrText>
             </w:r>
             <w:r>
               <w:rPr>
@@ -830,13 +830,13 @@
               <w14:ligatures w14:val="standardContextual"/>
             </w:rPr>
           </w:pPr>
-          <w:hyperlink w:anchor="_Toc240984886" w:history="1">
+          <w:hyperlink w:anchor="_Toc240986659" w:history="1">
             <w:r>
               <w:rPr>
                 <w:rStyle w:val="Hyperlink"/>
                 <w:noProof/>
               </w:rPr>
-              <w:t>4.4. Distribución de los precios</w:t>
+              <w:t>4.4. Distribución de los puntajes</w:t>
             </w:r>
             <w:r>
               <w:rPr>
@@ -854,7 +854,7 @@
               <w:rPr>
                 <w:noProof/>
               </w:rPr>
-              <w:instrText xml:space="preserve"> PAGEREF _Toc240984886 \h </w:instrText>
+              <w:instrText xml:space="preserve"> PAGEREF _Toc240986659 \h </w:instrText>
             </w:r>
             <w:r>
               <w:rPr>
@@ -871,7 +871,7 @@
               <w:rPr>
                 <w:noProof/>
               </w:rPr>
-              <w:t>8</w:t>
+              <w:t>9</w:t>
             </w:r>
             <w:r>
               <w:rPr>
@@ -894,13 +894,13 @@
               <w14:ligatures w14:val="standardContextual"/>
             </w:rPr>
           </w:pPr>
-          <w:hyperlink w:anchor="_Toc240984887" w:history="1">
+          <w:hyperlink w:anchor="_Toc240986660" w:history="1">
             <w:r>
               <w:rPr>
                 <w:rStyle w:val="Hyperlink"/>
                 <w:noProof/>
               </w:rPr>
-              <w:t>4.5. Variables categóricas</w:t>
+              <w:t>4.5. Distribución de los precios</w:t>
             </w:r>
             <w:r>
               <w:rPr>
@@ -918,7 +918,7 @@
               <w:rPr>
                 <w:noProof/>
               </w:rPr>
-              <w:instrText xml:space="preserve"> PAGEREF _Toc240984887 \h </w:instrText>
+              <w:instrText xml:space="preserve"> PAGEREF _Toc240986660 \h </w:instrText>
             </w:r>
             <w:r>
               <w:rPr>
@@ -935,7 +935,7 @@
               <w:rPr>
                 <w:noProof/>
               </w:rPr>
-              <w:t>9</w:t>
+              <w:t>10</w:t>
             </w:r>
             <w:r>
               <w:rPr>
@@ -958,7 +958,7 @@
               <w14:ligatures w14:val="standardContextual"/>
             </w:rPr>
           </w:pPr>
-          <w:hyperlink w:anchor="_Toc240984888" w:history="1">
+          <w:hyperlink w:anchor="_Toc240986661" w:history="1">
             <w:r>
               <w:rPr>
                 <w:rStyle w:val="Hyperlink"/>
@@ -982,7 +982,7 @@
               <w:rPr>
                 <w:noProof/>
               </w:rPr>
-              <w:instrText xml:space="preserve"> PAGEREF _Toc240984888 \h </w:instrText>
+              <w:instrText xml:space="preserve"> PAGEREF _Toc240986661 \h </w:instrText>
             </w:r>
             <w:r>
               <w:rPr>
@@ -999,7 +999,7 @@
               <w:rPr>
                 <w:noProof/>
               </w:rPr>
-              <w:t>10</w:t>
+              <w:t>11</w:t>
             </w:r>
             <w:r>
               <w:rPr>
@@ -1022,7 +1022,7 @@
               <w14:ligatures w14:val="standardContextual"/>
             </w:rPr>
           </w:pPr>
-          <w:hyperlink w:anchor="_Toc240984889" w:history="1">
+          <w:hyperlink w:anchor="_Toc240986662" w:history="1">
             <w:r>
               <w:rPr>
                 <w:rStyle w:val="Hyperlink"/>
@@ -1046,7 +1046,7 @@
               <w:rPr>
                 <w:noProof/>
               </w:rPr>
-              <w:instrText xml:space="preserve"> PAGEREF _Toc240984889 \h </w:instrText>
+              <w:instrText xml:space="preserve"> PAGEREF _Toc240986662 \h </w:instrText>
             </w:r>
             <w:r>
               <w:rPr>
@@ -1063,7 +1063,7 @@
               <w:rPr>
                 <w:noProof/>
               </w:rPr>
-              <w:t>10</w:t>
+              <w:t>11</w:t>
             </w:r>
             <w:r>
               <w:rPr>
@@ -1086,7 +1086,7 @@
               <w14:ligatures w14:val="standardContextual"/>
             </w:rPr>
           </w:pPr>
-          <w:hyperlink w:anchor="_Toc240984890" w:history="1">
+          <w:hyperlink w:anchor="_Toc240986663" w:history="1">
             <w:r>
               <w:rPr>
                 <w:rStyle w:val="Hyperlink"/>
@@ -1110,7 +1110,7 @@
               <w:rPr>
                 <w:noProof/>
               </w:rPr>
-              <w:instrText xml:space="preserve"> PAGEREF _Toc240984890 \h </w:instrText>
+              <w:instrText xml:space="preserve"> PAGEREF _Toc240986663 \h </w:instrText>
             </w:r>
             <w:r>
               <w:rPr>
@@ -1150,7 +1150,7 @@
               <w14:ligatures w14:val="standardContextual"/>
             </w:rPr>
           </w:pPr>
-          <w:hyperlink w:anchor="_Toc240984891" w:history="1">
+          <w:hyperlink w:anchor="_Toc240986664" w:history="1">
             <w:r>
               <w:rPr>
                 <w:rStyle w:val="Hyperlink"/>
@@ -1174,7 +1174,7 @@
               <w:rPr>
                 <w:noProof/>
               </w:rPr>
-              <w:instrText xml:space="preserve"> PAGEREF _Toc240984891 \h </w:instrText>
+              <w:instrText xml:space="preserve"> PAGEREF _Toc240986664 \h </w:instrText>
             </w:r>
             <w:r>
               <w:rPr>
@@ -1191,7 +1191,7 @@
               <w:rPr>
                 <w:noProof/>
               </w:rPr>
-              <w:t>12</w:t>
+              <w:t>13</w:t>
             </w:r>
             <w:r>
               <w:rPr>
@@ -1214,13 +1214,13 @@
               <w14:ligatures w14:val="standardContextual"/>
             </w:rPr>
           </w:pPr>
-          <w:hyperlink w:anchor="_Toc240984892" w:history="1">
+          <w:hyperlink w:anchor="_Toc240986665" w:history="1">
             <w:r>
               <w:rPr>
                 <w:rStyle w:val="Hyperlink"/>
                 <w:noProof/>
               </w:rPr>
-              <w:t>5.4. Selección de la estrategia mediante validación</w:t>
+              <w:t>5.4. Estrategias disponibles y cuándo sirve cada una</w:t>
             </w:r>
             <w:r>
               <w:rPr>
@@ -1238,7 +1238,7 @@
               <w:rPr>
                 <w:noProof/>
               </w:rPr>
-              <w:instrText xml:space="preserve"> PAGEREF _Toc240984892 \h </w:instrText>
+              <w:instrText xml:space="preserve"> PAGEREF _Toc240986665 \h </w:instrText>
             </w:r>
             <w:r>
               <w:rPr>
@@ -1255,7 +1255,7 @@
               <w:rPr>
                 <w:noProof/>
               </w:rPr>
-              <w:t>13</w:t>
+              <w:t>14</w:t>
             </w:r>
             <w:r>
               <w:rPr>
@@ -1278,13 +1278,13 @@
               <w14:ligatures w14:val="standardContextual"/>
             </w:rPr>
           </w:pPr>
-          <w:hyperlink w:anchor="_Toc240984893" w:history="1">
+          <w:hyperlink w:anchor="_Toc240986666" w:history="1">
             <w:r>
               <w:rPr>
                 <w:rStyle w:val="Hyperlink"/>
                 <w:noProof/>
               </w:rPr>
-              <w:t>5.5. Decisiones adoptadas y prevención de circularidad</w:t>
+              <w:t>5.5. Selección de la estrategia mediante validación</w:t>
             </w:r>
             <w:r>
               <w:rPr>
@@ -1302,7 +1302,7 @@
               <w:rPr>
                 <w:noProof/>
               </w:rPr>
-              <w:instrText xml:space="preserve"> PAGEREF _Toc240984893 \h </w:instrText>
+              <w:instrText xml:space="preserve"> PAGEREF _Toc240986666 \h </w:instrText>
             </w:r>
             <w:r>
               <w:rPr>
@@ -1319,7 +1319,71 @@
               <w:rPr>
                 <w:noProof/>
               </w:rPr>
-              <w:t>14</w:t>
+              <w:t>15</w:t>
+            </w:r>
+            <w:r>
+              <w:rPr>
+                <w:noProof/>
+              </w:rPr>
+              <w:fldChar w:fldCharType="end"/>
+            </w:r>
+          </w:hyperlink>
+        </w:p>
+        <w:p>
+          <w:pPr>
+            <w:pStyle w:val="TOC2"/>
+            <w:tabs>
+              <w:tab w:val="right" w:leader="dot" w:pos="9062"/>
+            </w:tabs>
+            <w:rPr>
+              <w:rFonts w:asciiTheme="minorHAnsi" w:eastAsiaTheme="minorEastAsia" w:hAnsiTheme="minorHAnsi" w:cstheme="minorBidi"/>
+              <w:noProof/>
+              <w:kern w:val="2"/>
+              <w14:ligatures w14:val="standardContextual"/>
+            </w:rPr>
+          </w:pPr>
+          <w:hyperlink w:anchor="_Toc240986667" w:history="1">
+            <w:r>
+              <w:rPr>
+                <w:rStyle w:val="Hyperlink"/>
+                <w:noProof/>
+              </w:rPr>
+              <w:t>5.6. Decisiones adoptadas y prevención de circularidad</w:t>
+            </w:r>
+            <w:r>
+              <w:rPr>
+                <w:noProof/>
+              </w:rPr>
+              <w:tab/>
+            </w:r>
+            <w:r>
+              <w:rPr>
+                <w:noProof/>
+              </w:rPr>
+              <w:fldChar w:fldCharType="begin"/>
+            </w:r>
+            <w:r>
+              <w:rPr>
+                <w:noProof/>
+              </w:rPr>
+              <w:instrText xml:space="preserve"> PAGEREF _Toc240986667 \h </w:instrText>
+            </w:r>
+            <w:r>
+              <w:rPr>
+                <w:noProof/>
+              </w:rPr>
+            </w:r>
+            <w:r>
+              <w:rPr>
+                <w:noProof/>
+              </w:rPr>
+              <w:fldChar w:fldCharType="separate"/>
+            </w:r>
+            <w:r>
+              <w:rPr>
+                <w:noProof/>
+              </w:rPr>
+              <w:t>16</w:t>
             </w:r>
             <w:r>
               <w:rPr>
@@ -1342,7 +1406,7 @@
               <w14:ligatures w14:val="standardContextual"/>
             </w:rPr>
           </w:pPr>
-          <w:hyperlink w:anchor="_Toc240984894" w:history="1">
+          <w:hyperlink w:anchor="_Toc240986668" w:history="1">
             <w:r>
               <w:rPr>
                 <w:rStyle w:val="Hyperlink"/>
@@ -1366,7 +1430,7 @@
               <w:rPr>
                 <w:noProof/>
               </w:rPr>
-              <w:instrText xml:space="preserve"> PAGEREF _Toc240984894 \h </w:instrText>
+              <w:instrText xml:space="preserve"> PAGEREF _Toc240986668 \h </w:instrText>
             </w:r>
             <w:r>
               <w:rPr>
@@ -1383,7 +1447,7 @@
               <w:rPr>
                 <w:noProof/>
               </w:rPr>
-              <w:t>14</w:t>
+              <w:t>16</w:t>
             </w:r>
             <w:r>
               <w:rPr>
@@ -1406,7 +1470,7 @@
               <w14:ligatures w14:val="standardContextual"/>
             </w:rPr>
           </w:pPr>
-          <w:hyperlink w:anchor="_Toc240984895" w:history="1">
+          <w:hyperlink w:anchor="_Toc240986669" w:history="1">
             <w:r>
               <w:rPr>
                 <w:rStyle w:val="Hyperlink"/>
@@ -1430,7 +1494,7 @@
               <w:rPr>
                 <w:noProof/>
               </w:rPr>
-              <w:instrText xml:space="preserve"> PAGEREF _Toc240984895 \h </w:instrText>
+              <w:instrText xml:space="preserve"> PAGEREF _Toc240986669 \h </w:instrText>
             </w:r>
             <w:r>
               <w:rPr>
@@ -1447,7 +1511,7 @@
               <w:rPr>
                 <w:noProof/>
               </w:rPr>
-              <w:t>14</w:t>
+              <w:t>16</w:t>
             </w:r>
             <w:r>
               <w:rPr>
@@ -1470,7 +1534,7 @@
               <w14:ligatures w14:val="standardContextual"/>
             </w:rPr>
           </w:pPr>
-          <w:hyperlink w:anchor="_Toc240984896" w:history="1">
+          <w:hyperlink w:anchor="_Toc240986670" w:history="1">
             <w:r>
               <w:rPr>
                 <w:rStyle w:val="Hyperlink"/>
@@ -1494,7 +1558,7 @@
               <w:rPr>
                 <w:noProof/>
               </w:rPr>
-              <w:instrText xml:space="preserve"> PAGEREF _Toc240984896 \h </w:instrText>
+              <w:instrText xml:space="preserve"> PAGEREF _Toc240986670 \h </w:instrText>
             </w:r>
             <w:r>
               <w:rPr>
@@ -1511,7 +1575,7 @@
               <w:rPr>
                 <w:noProof/>
               </w:rPr>
-              <w:t>15</w:t>
+              <w:t>17</w:t>
             </w:r>
             <w:r>
               <w:rPr>
@@ -1534,7 +1598,7 @@
               <w14:ligatures w14:val="standardContextual"/>
             </w:rPr>
           </w:pPr>
-          <w:hyperlink w:anchor="_Toc240984897" w:history="1">
+          <w:hyperlink w:anchor="_Toc240986671" w:history="1">
             <w:r>
               <w:rPr>
                 <w:rStyle w:val="Hyperlink"/>
@@ -1558,7 +1622,7 @@
               <w:rPr>
                 <w:noProof/>
               </w:rPr>
-              <w:instrText xml:space="preserve"> PAGEREF _Toc240984897 \h </w:instrText>
+              <w:instrText xml:space="preserve"> PAGEREF _Toc240986671 \h </w:instrText>
             </w:r>
             <w:r>
               <w:rPr>
@@ -1575,7 +1639,7 @@
               <w:rPr>
                 <w:noProof/>
               </w:rPr>
-              <w:t>17</w:t>
+              <w:t>18</w:t>
             </w:r>
             <w:r>
               <w:rPr>
@@ -1598,7 +1662,7 @@
               <w14:ligatures w14:val="standardContextual"/>
             </w:rPr>
           </w:pPr>
-          <w:hyperlink w:anchor="_Toc240984898" w:history="1">
+          <w:hyperlink w:anchor="_Toc240986672" w:history="1">
             <w:r>
               <w:rPr>
                 <w:rStyle w:val="Hyperlink"/>
@@ -1622,7 +1686,7 @@
               <w:rPr>
                 <w:noProof/>
               </w:rPr>
-              <w:instrText xml:space="preserve"> PAGEREF _Toc240984898 \h </w:instrText>
+              <w:instrText xml:space="preserve"> PAGEREF _Toc240986672 \h </w:instrText>
             </w:r>
             <w:r>
               <w:rPr>
@@ -1639,7 +1703,7 @@
               <w:rPr>
                 <w:noProof/>
               </w:rPr>
-              <w:t>17</w:t>
+              <w:t>19</w:t>
             </w:r>
             <w:r>
               <w:rPr>
@@ -1662,7 +1726,7 @@
               <w14:ligatures w14:val="standardContextual"/>
             </w:rPr>
           </w:pPr>
-          <w:hyperlink w:anchor="_Toc240984899" w:history="1">
+          <w:hyperlink w:anchor="_Toc240986673" w:history="1">
             <w:r>
               <w:rPr>
                 <w:rStyle w:val="Hyperlink"/>
@@ -1686,7 +1750,7 @@
               <w:rPr>
                 <w:noProof/>
               </w:rPr>
-              <w:instrText xml:space="preserve"> PAGEREF _Toc240984899 \h </w:instrText>
+              <w:instrText xml:space="preserve"> PAGEREF _Toc240986673 \h </w:instrText>
             </w:r>
             <w:r>
               <w:rPr>
@@ -1703,7 +1767,7 @@
               <w:rPr>
                 <w:noProof/>
               </w:rPr>
-              <w:t>18</w:t>
+              <w:t>19</w:t>
             </w:r>
             <w:r>
               <w:rPr>
@@ -1726,7 +1790,7 @@
               <w14:ligatures w14:val="standardContextual"/>
             </w:rPr>
           </w:pPr>
-          <w:hyperlink w:anchor="_Toc240984900" w:history="1">
+          <w:hyperlink w:anchor="_Toc240986674" w:history="1">
             <w:r>
               <w:rPr>
                 <w:rStyle w:val="Hyperlink"/>
@@ -1750,7 +1814,7 @@
               <w:rPr>
                 <w:noProof/>
               </w:rPr>
-              <w:instrText xml:space="preserve"> PAGEREF _Toc240984900 \h </w:instrText>
+              <w:instrText xml:space="preserve"> PAGEREF _Toc240986674 \h </w:instrText>
             </w:r>
             <w:r>
               <w:rPr>
@@ -1767,7 +1831,7 @@
               <w:rPr>
                 <w:noProof/>
               </w:rPr>
-              <w:t>18</w:t>
+              <w:t>19</w:t>
             </w:r>
             <w:r>
               <w:rPr>
@@ -1790,7 +1854,7 @@
               <w14:ligatures w14:val="standardContextual"/>
             </w:rPr>
           </w:pPr>
-          <w:hyperlink w:anchor="_Toc240984901" w:history="1">
+          <w:hyperlink w:anchor="_Toc240986675" w:history="1">
             <w:r>
               <w:rPr>
                 <w:rStyle w:val="Hyperlink"/>
@@ -1814,7 +1878,7 @@
               <w:rPr>
                 <w:noProof/>
               </w:rPr>
-              <w:instrText xml:space="preserve"> PAGEREF _Toc240984901 \h </w:instrText>
+              <w:instrText xml:space="preserve"> PAGEREF _Toc240986675 \h </w:instrText>
             </w:r>
             <w:r>
               <w:rPr>
@@ -1831,7 +1895,7 @@
               <w:rPr>
                 <w:noProof/>
               </w:rPr>
-              <w:t>19</w:t>
+              <w:t>20</w:t>
             </w:r>
             <w:r>
               <w:rPr>
@@ -1854,7 +1918,7 @@
               <w14:ligatures w14:val="standardContextual"/>
             </w:rPr>
           </w:pPr>
-          <w:hyperlink w:anchor="_Toc240984902" w:history="1">
+          <w:hyperlink w:anchor="_Toc240986676" w:history="1">
             <w:r>
               <w:rPr>
                 <w:rStyle w:val="Hyperlink"/>
@@ -1878,7 +1942,7 @@
               <w:rPr>
                 <w:noProof/>
               </w:rPr>
-              <w:instrText xml:space="preserve"> PAGEREF _Toc240984902 \h </w:instrText>
+              <w:instrText xml:space="preserve"> PAGEREF _Toc240986676 \h </w:instrText>
             </w:r>
             <w:r>
               <w:rPr>
@@ -1895,7 +1959,7 @@
               <w:rPr>
                 <w:noProof/>
               </w:rPr>
-              <w:t>20</w:t>
+              <w:t>21</w:t>
             </w:r>
             <w:r>
               <w:rPr>
@@ -1918,13 +1982,13 @@
               <w14:ligatures w14:val="standardContextual"/>
             </w:rPr>
           </w:pPr>
-          <w:hyperlink w:anchor="_Toc240984903" w:history="1">
+          <w:hyperlink w:anchor="_Toc240986677" w:history="1">
             <w:r>
               <w:rPr>
                 <w:rStyle w:val="Hyperlink"/>
                 <w:noProof/>
               </w:rPr>
-              <w:t>7.4. Efecto del catador y confusión por variable omitida</w:t>
+              <w:t>7.4. Extensión de la nota de cata</w:t>
             </w:r>
             <w:r>
               <w:rPr>
@@ -1942,7 +2006,7 @@
               <w:rPr>
                 <w:noProof/>
               </w:rPr>
-              <w:instrText xml:space="preserve"> PAGEREF _Toc240984903 \h </w:instrText>
+              <w:instrText xml:space="preserve"> PAGEREF _Toc240986677 \h </w:instrText>
             </w:r>
             <w:r>
               <w:rPr>
@@ -1959,7 +2023,71 @@
               <w:rPr>
                 <w:noProof/>
               </w:rPr>
-              <w:t>21</w:t>
+              <w:t>22</w:t>
+            </w:r>
+            <w:r>
+              <w:rPr>
+                <w:noProof/>
+              </w:rPr>
+              <w:fldChar w:fldCharType="end"/>
+            </w:r>
+          </w:hyperlink>
+        </w:p>
+        <w:p>
+          <w:pPr>
+            <w:pStyle w:val="TOC2"/>
+            <w:tabs>
+              <w:tab w:val="right" w:leader="dot" w:pos="9062"/>
+            </w:tabs>
+            <w:rPr>
+              <w:rFonts w:asciiTheme="minorHAnsi" w:eastAsiaTheme="minorEastAsia" w:hAnsiTheme="minorHAnsi" w:cstheme="minorBidi"/>
+              <w:noProof/>
+              <w:kern w:val="2"/>
+              <w14:ligatures w14:val="standardContextual"/>
+            </w:rPr>
+          </w:pPr>
+          <w:hyperlink w:anchor="_Toc240986678" w:history="1">
+            <w:r>
+              <w:rPr>
+                <w:rStyle w:val="Hyperlink"/>
+                <w:noProof/>
+              </w:rPr>
+              <w:t>7.5. Efecto del catador y confusión por variable omitida</w:t>
+            </w:r>
+            <w:r>
+              <w:rPr>
+                <w:noProof/>
+              </w:rPr>
+              <w:tab/>
+            </w:r>
+            <w:r>
+              <w:rPr>
+                <w:noProof/>
+              </w:rPr>
+              <w:fldChar w:fldCharType="begin"/>
+            </w:r>
+            <w:r>
+              <w:rPr>
+                <w:noProof/>
+              </w:rPr>
+              <w:instrText xml:space="preserve"> PAGEREF _Toc240986678 \h </w:instrText>
+            </w:r>
+            <w:r>
+              <w:rPr>
+                <w:noProof/>
+              </w:rPr>
+            </w:r>
+            <w:r>
+              <w:rPr>
+                <w:noProof/>
+              </w:rPr>
+              <w:fldChar w:fldCharType="separate"/>
+            </w:r>
+            <w:r>
+              <w:rPr>
+                <w:noProof/>
+              </w:rPr>
+              <w:t>23</w:t>
             </w:r>
             <w:r>
               <w:rPr>
@@ -1982,7 +2110,7 @@
               <w14:ligatures w14:val="standardContextual"/>
             </w:rPr>
           </w:pPr>
-          <w:hyperlink w:anchor="_Toc240984904" w:history="1">
+          <w:hyperlink w:anchor="_Toc240986679" w:history="1">
             <w:r>
               <w:rPr>
                 <w:rStyle w:val="Hyperlink"/>
@@ -2006,7 +2134,7 @@
               <w:rPr>
                 <w:noProof/>
               </w:rPr>
-              <w:instrText xml:space="preserve"> PAGEREF _Toc240984904 \h </w:instrText>
+              <w:instrText xml:space="preserve"> PAGEREF _Toc240986679 \h </w:instrText>
             </w:r>
             <w:r>
               <w:rPr>
@@ -2023,7 +2151,7 @@
               <w:rPr>
                 <w:noProof/>
               </w:rPr>
-              <w:t>22</w:t>
+              <w:t>24</w:t>
             </w:r>
             <w:r>
               <w:rPr>
@@ -2046,7 +2174,7 @@
               <w14:ligatures w14:val="standardContextual"/>
             </w:rPr>
           </w:pPr>
-          <w:hyperlink w:anchor="_Toc240984905" w:history="1">
+          <w:hyperlink w:anchor="_Toc240986680" w:history="1">
             <w:r>
               <w:rPr>
                 <w:rStyle w:val="Hyperlink"/>
@@ -2070,7 +2198,7 @@
               <w:rPr>
                 <w:noProof/>
               </w:rPr>
-              <w:instrText xml:space="preserve"> PAGEREF _Toc240984905 \h </w:instrText>
+              <w:instrText xml:space="preserve"> PAGEREF _Toc240986680 \h </w:instrText>
             </w:r>
             <w:r>
               <w:rPr>
@@ -2087,7 +2215,7 @@
               <w:rPr>
                 <w:noProof/>
               </w:rPr>
-              <w:t>22</w:t>
+              <w:t>25</w:t>
             </w:r>
             <w:r>
               <w:rPr>
@@ -2110,7 +2238,7 @@
               <w14:ligatures w14:val="standardContextual"/>
             </w:rPr>
           </w:pPr>
-          <w:hyperlink w:anchor="_Toc240984906" w:history="1">
+          <w:hyperlink w:anchor="_Toc240986681" w:history="1">
             <w:r>
               <w:rPr>
                 <w:rStyle w:val="Hyperlink"/>
@@ -2134,7 +2262,7 @@
               <w:rPr>
                 <w:noProof/>
               </w:rPr>
-              <w:instrText xml:space="preserve"> PAGEREF _Toc240984906 \h </w:instrText>
+              <w:instrText xml:space="preserve"> PAGEREF _Toc240986681 \h </w:instrText>
             </w:r>
             <w:r>
               <w:rPr>
@@ -2151,7 +2279,7 @@
               <w:rPr>
                 <w:noProof/>
               </w:rPr>
-              <w:t>24</w:t>
+              <w:t>26</w:t>
             </w:r>
             <w:r>
               <w:rPr>
@@ -2177,7 +2305,7 @@
       <w:pPr>
         <w:pStyle w:val="Heading1"/>
       </w:pPr>
-      <w:bookmarkStart w:id="0" w:name="_Toc240984875"/>
+      <w:bookmarkStart w:id="0" w:name="_Toc240986648"/>
       <w:r>
         <w:lastRenderedPageBreak/>
         <w:t>1. Introducción</w:t>
@@ -2190,7 +2318,7 @@
         <w:jc w:val="both"/>
       </w:pPr>
       <w:r>
-        <w:t>El presente informe documenta un análisis exploratorio sobre un conjunto de 129.971 reseñas de vinos publicadas por WineEnthusiast. El objetivo es comprender la estructura de los datos, detectar y corregir sus defectos, y extraer conclusiones sustentadas sobre las características, precios y calificaciones de los vinos reseñados.</w:t>
+        <w:t>Este informe documenta un análisis exploratorio sobre 129.971 reseñas de vinos publicadas por WineEnthusiast. Busca entender cómo están armados los datos, encontrar y corregir sus defectos, y sacar conclusiones sostenibles sobre las características, los precios y las calificaciones de los vinos reseñados.</w:t>
       </w:r>
     </w:p>
     <w:p>
@@ -2199,7 +2327,7 @@
         <w:jc w:val="both"/>
       </w:pPr>
       <w:r>
-        <w:t>El trabajo se organiza en seis etapas que se corresponden con las secciones del script entregado: carga e integridad del archivo, perfilado estructural, análisis descriptivo y visual, tratamiento de datos faltantes, análisis de datos atípicos y análisis comparativo entre variables.</w:t>
+        <w:t>El trabajo avanza en seis etapas, que se corresponden una a una con las secciones del script entregado: carga e integridad del archivo, perfilado de la estructura, análisis descriptivo y visual, tratamiento de datos faltantes, análisis de datos atípicos y comparación entre variables.</w:t>
       </w:r>
     </w:p>
     <w:p>
@@ -2208,28 +2336,18 @@
         <w:jc w:val="both"/>
       </w:pPr>
       <w:r>
-        <w:t xml:space="preserve">Una advertencia metodológica recorre todo el informe y conviene enunciarla desde el comienzo: </w:t>
+        <w:t xml:space="preserve">Conviene enunciar desde el principio la idea que ordena todo lo que sigue: que un programa no lance un error no prueba que los datos estén bien. El archivo entregado se carga sin quejarse y aun así llega con tres formas distintas de corrupción. Encontrarlas exigió fijar criterios de verificación </w:t>
       </w:r>
       <w:r>
         <w:rPr>
-          <w:b/>
-          <w:bCs/>
+          <w:i/>
+          <w:iCs/>
         </w:rPr>
-        <w:t>la ausencia de un mensaje de error no es evidencia de que los datos sean correctos</w:t>
-      </w:r>
-      <w:r>
-        <w:t>. El archivo entregado se carga sin lanzar excepciones y, pese a ello, llega al analista con tres formas independientes de corrupción. Detectarlas exigió definir criterios de verificación antes de la carga, y no después.</w:t>
-      </w:r>
-    </w:p>
-    <w:p>
-      <w:pPr>
-        <w:pStyle w:val="Heading1"/>
-      </w:pPr>
-      <w:bookmarkStart w:id="1" w:name="_Toc240984876"/>
-      <w:r>
-        <w:t>2. Descripción del conjunto de datos</w:t>
-      </w:r>
-      <w:bookmarkEnd w:id="1"/>
+        <w:t>antes</w:t>
+      </w:r>
+      <w:r>
+        <w:t xml:space="preserve"> de cargar, y no después de mirar el resultado.</w:t>
+      </w:r>
     </w:p>
     <w:p>
       <w:pPr>
@@ -2237,8 +2355,18 @@
         <w:jc w:val="both"/>
       </w:pPr>
       <w:r>
-        <w:t>El conjunto reúne reseñas de vinos con información sobre su origen geográfico, la variedad de uva, la bodega productora, el precio de una botella, el puntaje asignado y la nota de cata redactada por el catador. Cada fila corresponde a una reseña.</w:t>
-      </w:r>
+        <w:t>Sobre el lenguaje: la consigna abierta menciona R y Python, mientras que el Formato entregable pide un único script y admite explícitamente cualquiera de los dos según la elección del autor. El análisis se hizo enteramente en Python, que es donde están las herramientas usadas acá para reparar el archivo, validar la imputación y medir el efecto de los valores atípicos. El script se entrega en un solo archivo, como pide ese apartado.</w:t>
+      </w:r>
+    </w:p>
+    <w:p>
+      <w:pPr>
+        <w:pStyle w:val="Heading1"/>
+      </w:pPr>
+      <w:bookmarkStart w:id="1" w:name="_Toc240986649"/>
+      <w:r>
+        <w:t>2. Descripción del conjunto de datos</w:t>
+      </w:r>
+      <w:bookmarkEnd w:id="1"/>
     </w:p>
     <w:p>
       <w:pPr>
@@ -2246,7 +2374,7 @@
         <w:jc w:val="both"/>
       </w:pPr>
       <w:r>
-        <w:t>El enunciado de la actividad describe el archivo como un conjunto de 130.000 reseñas distribuidas en 10 columnas. La verificación contra el archivo real arroja 129.971 reseñas y 13 columnas. La discrepancia en el número de columnas no es de redondeo: el propio enunciado enumera trece nombres de campo en su descripción detallada, de modo que se contradice a sí mismo dentro de la misma página.</w:t>
+        <w:t>El conjunto reúne reseñas de vinos con su origen geográfico, la variedad de uva, la bodega productora, el precio de una botella, el puntaje asignado y la nota de cata que escribió el catador. Cada fila es una reseña.</w:t>
       </w:r>
     </w:p>
     <w:p>
@@ -2255,17 +2383,16 @@
         <w:jc w:val="both"/>
       </w:pPr>
       <w:r>
-        <w:t xml:space="preserve">Se adopta como criterio que </w:t>
-      </w:r>
-      <w:r>
-        <w:rPr>
-          <w:b/>
-          <w:bCs/>
-        </w:rPr>
-        <w:t>los datos son la única evidencia de lo que el archivo contiene</w:t>
-      </w:r>
-      <w:r>
-        <w:t>, mientras que el enunciado constituye una afirmación a verificar. Conviene precisar que de esta discrepancia no se sigue que el archivo sea correcto, sino únicamente que al menos una de las dos fuentes es errónea. Como se verá en la sección 3, en este caso ambas lo son.</w:t>
+        <w:t>El enunciado describe el archivo como 130.000 reseñas en 10 columnas. Contra el archivo real son 129.971 reseñas y 13 columnas. La diferencia en las columnas no es un redondeo: el propio enunciado enumera trece nombres de campo en su descripción detallada, así que se contradice dentro de la misma página.</w:t>
+      </w:r>
+    </w:p>
+    <w:p>
+      <w:pPr>
+        <w:ind w:firstLine="720"/>
+        <w:jc w:val="both"/>
+      </w:pPr>
+      <w:r>
+        <w:t>El criterio que se adopta es que los datos son la única evidencia de lo que el archivo contiene, y el enunciado una afirmación que hay que verificar. Vale aclarar que de esa discrepancia no se sigue que el archivo esté bien, sino sólo que al menos una de las dos fuentes está mal. Como muestra la sección 3, acá fallan las dos.</w:t>
       </w:r>
     </w:p>
     <w:p>
@@ -2281,6 +2408,7 @@
           <w:sz w:val="20"/>
           <w:szCs w:val="20"/>
         </w:rPr>
+        <w:lastRenderedPageBreak/>
         <w:t xml:space="preserve">Tabla 1. </w:t>
       </w:r>
       <w:r>
@@ -2498,7 +2626,6 @@
                 <w:sz w:val="20"/>
                 <w:szCs w:val="20"/>
               </w:rPr>
-              <w:lastRenderedPageBreak/>
               <w:t>description</w:t>
             </w:r>
           </w:p>
@@ -3372,7 +3499,7 @@
         <w:jc w:val="both"/>
       </w:pPr>
       <w:r>
-        <w:t xml:space="preserve">Merece atención una segunda contradicción del enunciado, esta vez informativa y no errónea. Al describir </w:t>
+        <w:t xml:space="preserve">Hay una segunda contradicción en el enunciado, esta vez informativa y no errónea. Al describir </w:t>
       </w:r>
       <w:r>
         <w:rPr>
@@ -3382,7 +3509,7 @@
         <w:t>points</w:t>
       </w:r>
       <w:r>
-        <w:t xml:space="preserve"> señala que la escala va de 1 a 100 y, en la misma línea, que sólo se publican reseñas con puntaje de 80 o más. La variable observada está por lo tanto </w:t>
+        <w:t xml:space="preserve"> dice que la escala va de 1 a 100 y, en la misma línea, que sólo se publican reseñas con 80 o más. La variable observada está entonces </w:t>
       </w:r>
       <w:r>
         <w:rPr>
@@ -3392,14 +3519,14 @@
         <w:t>censurada</w:t>
       </w:r>
       <w:r>
-        <w:t>: no describe la calidad de los vinos evaluados sino la de aquellos que superaron el umbral de publicación. Esta característica condiciona la interpretación de toda la sección 6.</w:t>
+        <w:t>: no describe la calidad de los vinos evaluados sino la de los que pasaron el umbral de publicación. Esa característica condiciona la lectura de toda la sección 6.</w:t>
       </w:r>
     </w:p>
     <w:p>
       <w:pPr>
         <w:pStyle w:val="Heading1"/>
       </w:pPr>
-      <w:bookmarkStart w:id="2" w:name="_Toc240984877"/>
+      <w:bookmarkStart w:id="2" w:name="_Toc240986650"/>
       <w:r>
         <w:t>3. Carga e integridad del archivo</w:t>
       </w:r>
@@ -3411,14 +3538,18 @@
         <w:jc w:val="both"/>
       </w:pPr>
       <w:r>
-        <w:t>La consigna indica cargar el archivo winemag-data-130k-v2.csv. El material entregado, en cambio, es un archivo con extensión .xlsx de 21 MB. No se trata de una hoja de cálculo con datos tabulados, sino del mismo CSV tras una importación mal configurada en Excel. La inspección reveló tres defectos de distinto origen.</w:t>
+        <w:t xml:space="preserve">La consigna indica cargar winemag-data-130k-v2.csv. Lo que se entregó es un archivo con extensión .xlsx de 21 MB, y no es una hoja de cálculo con datos tabulados: es ese mismo </w:t>
+      </w:r>
+      <w:r>
+        <w:lastRenderedPageBreak/>
+        <w:t>CSV después de una importación mal configurada en Excel. La inspección encontró tres defectos de distinto origen.</w:t>
       </w:r>
     </w:p>
     <w:p>
       <w:pPr>
         <w:pStyle w:val="Heading2"/>
       </w:pPr>
-      <w:bookmarkStart w:id="3" w:name="_Toc240984878"/>
+      <w:bookmarkStart w:id="3" w:name="_Toc240986651"/>
       <w:r>
         <w:t>3.1. Delimitador de campos incorrecto</w:t>
       </w:r>
@@ -3430,8 +3561,7 @@
         <w:jc w:val="both"/>
       </w:pPr>
       <w:r>
-        <w:lastRenderedPageBreak/>
-        <w:t>Al abrir el archivo con la configuración obvia, las trece columnas esperadas aparecen como cinco: una que contiene la línea CSV completa y cuatro con nombre genérico, mayormente vacías. El recuento de valores no nulos de esas cuatro columnas decrece en cascada —2.956, 159, 12 y 1—, patrón característico de un texto partido por un separador que la mayoría de las líneas no contiene.</w:t>
+        <w:t>Abriendo el archivo de la forma obvia, las trece columnas esperadas aparecen como cinco: una con la línea CSV completa y cuatro con nombre genérico, casi siempre vacías. Los valores no nulos de esas cuatro caen en cascada, 2.956, 159, 12 y 1, que es el patrón típico de un texto partido por un separador que la mayoría de las líneas no contiene.</w:t>
       </w:r>
     </w:p>
     <w:p>
@@ -3440,7 +3570,7 @@
         <w:jc w:val="both"/>
       </w:pPr>
       <w:r>
-        <w:t>La inspección de una fila afectada muestra el corte en mitad de una oración: la descripción termina en «passion fruit and kiwi» y la celda siguiente comienza en «a sprinkling of graham cracker». El signo que unía ambas cláusulas desapareció, porque un analizador sintáctico consume su propio delimitador.</w:t>
+        <w:t>Mirando una fila afectada, el corte cae en mitad de una oración: la descripción termina en «passion fruit and kiwi» y la celda siguiente arranca en «a sprinkling of graham cracker». El signo que unía las dos cláusulas ya no está, porque un analizador sintáctico se come su propio delimitador.</w:t>
       </w:r>
     </w:p>
     <w:p>
@@ -3449,24 +3579,17 @@
         <w:jc w:val="both"/>
       </w:pPr>
       <w:r>
-        <w:t xml:space="preserve">El carácter se identificó por dos vías independientes y coincidentes. La primera, gramatical: el punto y coma es el único signo que une dos cláusulas independientes con minúscula a continuación. La segunda, empírica y más concluyente: si Excel empleó un carácter como delimitador, lo eliminó de todo el archivo, de modo que el delimitador debe ser el signo de puntuación </w:t>
-      </w:r>
-      <w:r>
-        <w:rPr>
-          <w:b/>
-          <w:bCs/>
-        </w:rPr>
-        <w:t>ausente por completo</w:t>
-      </w:r>
-      <w:r>
-        <w:t xml:space="preserve"> del texto. El recuento sobre las 129.975 líneas arroja decenas de miles de comas y de puntos, y cero punto y coma en 130.000 reseñas redactadas por críticos profesionales. La reversión consiste en reunir las celdas no vacías de cada fila interponiendo ese carácter.</w:t>
+        <w:t>El carácter se identificó por dos vías que llegaron a lo mismo. La gramatical: el punto y coma es el único signo que une dos cláusulas independientes con minúscula a continuación. Y la empírica, que es la más fuerte: si Excel usó un carácter como delimitador, lo borró de todo el archivo, así que el delimitador tiene que ser el signo de puntuación que falta por completo en el texto. Contando sobre las 129.975 líneas aparecen decenas de miles de comas y de puntos, y cero punto y coma en 130.000 reseñas escrit</w:t>
+      </w:r>
+      <w:r>
+        <w:t>as por críticos profesionales. La reversión consiste en volver a unir las celdas no vacías de cada fila con ese carácter en el medio.</w:t>
       </w:r>
     </w:p>
     <w:p>
       <w:pPr>
         <w:pStyle w:val="Heading2"/>
       </w:pPr>
-      <w:bookmarkStart w:id="4" w:name="_Toc240984879"/>
+      <w:bookmarkStart w:id="4" w:name="_Toc240986652"/>
       <w:r>
         <w:t>3.2. Reseñas repartidas en varias filas</w:t>
       </w:r>
@@ -3478,14 +3601,14 @@
         <w:jc w:val="both"/>
       </w:pPr>
       <w:r>
-        <w:t>Cuatro descripciones contenían saltos de línea dentro del propio texto y quedaron distribuidas en más de una fila de la hoja de cálculo. Se detectan porque toda línea de datos válida comienza con el índice numérico seguido de coma; una línea que no respeta ese patrón es la continuación de la anterior y debe reunirse con ella. De no corregirse, el conjunto habría quedado con cuatro registros espurios y cuatro descripciones truncadas.</w:t>
+        <w:t>Cuatro descripciones traían saltos de línea adentro del texto y quedaron distribuidas en más de una fila de la hoja. Se las detecta porque toda línea de datos sana empieza con el índice numérico seguido de coma; una línea que no sigue ese patrón es la continuación de la anterior y hay que pegarla. Sin esa corrección el conjunto habría quedado con cuatro registros basura y cuatro descripciones cortadas.</w:t>
       </w:r>
     </w:p>
     <w:p>
       <w:pPr>
         <w:pStyle w:val="Heading2"/>
       </w:pPr>
-      <w:bookmarkStart w:id="5" w:name="_Toc240984880"/>
+      <w:bookmarkStart w:id="5" w:name="_Toc240986653"/>
       <w:r>
         <w:t>3.3. Codificación de caracteres</w:t>
       </w:r>
@@ -3497,7 +3620,7 @@
         <w:jc w:val="both"/>
       </w:pPr>
       <w:r>
-        <w:t xml:space="preserve">El texto presentaba </w:t>
+        <w:t xml:space="preserve">El texto venía con </w:t>
       </w:r>
       <w:r>
         <w:rPr>
@@ -3507,7 +3630,7 @@
         <w:t>mojibake</w:t>
       </w:r>
       <w:r>
-        <w:t>: «Gewürztraminer» aparecía como «GewÃ¼rztraminer» y «Albariño» como «AlbariÃ±o». El fenómeno se produce cuando una secuencia de bytes UTF-8 se interpreta byte a byte con la codificación cp1252. La reversión es exacta: se vuelve a codificar el texto en cp1252 para recuperar los bytes originales y se decodifica como UTF-8. El procedimiento reparó 106.477 de las 106.611 celdas afectadas; las 134 restantes corresponden a comillas tipográficas cuya secuencia incluye posiciones que cp1252 no define.</w:t>
+        <w:t>: «Gewürztraminer» aparecía como «GewÃ¼rztraminer» y «Albariño» como «AlbariÃ±o». Pasa cuando una secuencia de bytes UTF-8 se lee byte a byte con la codificación cp1252. La vuelta atrás es exacta: se codifica el texto en cp1252 para recuperar los bytes originales y se decodifica como UTF-8, que es lo que siempre fueron. El procedimiento reparó 106.479 de las 106.611 celdas afectadas.</w:t>
       </w:r>
     </w:p>
     <w:p>
@@ -3517,18 +3640,8 @@
       </w:pPr>
       <w:r>
         <w:lastRenderedPageBreak/>
-        <w:t>La función es segura sobre texto ya correcto: una cadena ASCII atraviesa la conversión sin cambios y una con acentos legítimos falla al decodificar y se devuelve intacta, de modo que no puede corromper lo que estaba bien.</w:t>
-      </w:r>
-    </w:p>
-    <w:p>
-      <w:pPr>
-        <w:pStyle w:val="Heading2"/>
-      </w:pPr>
-      <w:bookmarkStart w:id="6" w:name="_Toc240984881"/>
-      <w:r>
-        <w:t>3.4. Verificación de la carga</w:t>
-      </w:r>
-      <w:bookmarkEnd w:id="6"/>
+        <w:t>Tres celdas habían pasado dos veces por la conversión equivocada y tenían mojibake sobre mojibake: «crème» figuraba como «crÃƒÂ¨me», y una sola vuelta la dejaba en «crÃ¨me», todavía rota. La reparación se repite hasta que el texto deja de cambiar. Las 132 celdas que quedan sin arreglar son comillas tipográficas cuya secuencia de bytes usa posiciones que cp1252 no define.</w:t>
+      </w:r>
     </w:p>
     <w:p>
       <w:pPr>
@@ -3536,18 +3649,18 @@
         <w:jc w:val="both"/>
       </w:pPr>
       <w:r>
-        <w:t xml:space="preserve">El criterio de éxito se definió antes de ejecutar la carga, para no razonar sobre un resultado ya obtenido. Dado que el encabezado declara trece nombres de columna precedidos por un campo de índice sin nombre, </w:t>
-      </w:r>
-      <w:r>
-        <w:rPr>
-          <w:b/>
-          <w:bCs/>
-        </w:rPr>
-        <w:t>toda línea reconstruida debe producir exactamente catorce campos al analizarse como CSV</w:t>
-      </w:r>
-      <w:r>
-        <w:t>. La verificación se satisface sin excepciones sobre las 129.972 líneas, encabezado incluido. El script conserva estas condiciones como aserciones, de modo que falle de forma visible si el archivo de origen cambia.</w:t>
-      </w:r>
+        <w:t>La función no puede dañar texto que ya está bien. Una cadena ASCII atraviesa la conversión sin cambios, y una con acentos legítimos falla al decodificar y vuelve intacta, así que el ciclo se detiene en el valor correcto.</w:t>
+      </w:r>
+    </w:p>
+    <w:p>
+      <w:pPr>
+        <w:pStyle w:val="Heading2"/>
+      </w:pPr>
+      <w:bookmarkStart w:id="6" w:name="_Toc240986654"/>
+      <w:r>
+        <w:t>3.4. Verificación de la carga</w:t>
+      </w:r>
+      <w:bookmarkEnd w:id="6"/>
     </w:p>
     <w:p>
       <w:pPr>
@@ -3555,28 +3668,8 @@
         <w:jc w:val="both"/>
       </w:pPr>
       <w:r>
-        <w:t>El resultado de la carga es un conjunto de 129.971 reseñas por 13 columnas, con points de tipo entero y price de tipo decimal.</w:t>
-      </w:r>
-    </w:p>
-    <w:p>
-      <w:pPr>
-        <w:pStyle w:val="Heading1"/>
-      </w:pPr>
-      <w:bookmarkStart w:id="7" w:name="_Toc240984882"/>
-      <w:r>
-        <w:t>4. Análisis exploratorio</w:t>
-      </w:r>
-      <w:bookmarkEnd w:id="7"/>
-    </w:p>
-    <w:p>
-      <w:pPr>
-        <w:pStyle w:val="Heading2"/>
-      </w:pPr>
-      <w:bookmarkStart w:id="8" w:name="_Toc240984883"/>
-      <w:r>
-        <w:t>4.1. Estructura y valores repetidos</w:t>
-      </w:r>
-      <w:bookmarkEnd w:id="8"/>
+        <w:t>El criterio de éxito se fijó antes de ejecutar la carga, para no razonar sobre un resultado que ya se tiene a la vista. Como el encabezado declara trece nombres de columna precedidos por un campo de índice sin nombre, toda línea reconstruida tiene que dar exactamente catorce campos al analizarse como CSV. La condición se cumple sin excepciones en las 129.972 líneas, contando el encabezado. El script la conserva como aserción, así que falla de forma visible si el archivo de origen cambia.</w:t>
+      </w:r>
     </w:p>
     <w:p>
       <w:pPr>
@@ -3584,8 +3677,28 @@
         <w:jc w:val="both"/>
       </w:pPr>
       <w:r>
-        <w:t>El perfilado inicial revela dos grupos de variables claramente distintos. Por un lado, categóricas de baja cardinalidad aptas para análisis de frecuencias: country con 43 valores, taster_name con 19, region_2 con 17. Por otro, campos de cardinalidad cercana al total, que son texto libre o identificadores y no admiten ese tratamiento: description alcanza el 92,3% de valores únicos y title el 91,4%.</w:t>
-      </w:r>
+        <w:t>La carga devuelve 129.971 reseñas por 13 columnas, con points entero y price decimal. El script acepta además el CSV original: elige qué hacer según la extensión del archivo y los dos caminos llegan al mismo DataFrame, cosa que se verificó comparándolos celda por celda.</w:t>
+      </w:r>
+    </w:p>
+    <w:p>
+      <w:pPr>
+        <w:pStyle w:val="Heading1"/>
+      </w:pPr>
+      <w:bookmarkStart w:id="7" w:name="_Toc240986655"/>
+      <w:r>
+        <w:t>4. Análisis exploratorio</w:t>
+      </w:r>
+      <w:bookmarkEnd w:id="7"/>
+    </w:p>
+    <w:p>
+      <w:pPr>
+        <w:pStyle w:val="Heading2"/>
+      </w:pPr>
+      <w:bookmarkStart w:id="8" w:name="_Toc240986656"/>
+      <w:r>
+        <w:t>4.1. Estructura y valores repetidos</w:t>
+      </w:r>
+      <w:bookmarkEnd w:id="8"/>
     </w:p>
     <w:p>
       <w:pPr>
@@ -3593,17 +3706,7 @@
         <w:jc w:val="both"/>
       </w:pPr>
       <w:r>
-        <w:t xml:space="preserve">Que ninguno de esos dos campos llegue al 100% conduce a un hallazgo relevante: el conjunto contiene </w:t>
-      </w:r>
-      <w:r>
-        <w:rPr>
-          <w:b/>
-          <w:bCs/>
-        </w:rPr>
-        <w:t>9.983 pares de filas idénticas</w:t>
-      </w:r>
-      <w:r>
-        <w:t xml:space="preserve"> en las trece columnas. Comparar únicamente por descripción o por título arroja el mismo número, lo que confirma que se trata de filas enteramente repetidas y no de reseñas distintas que compartan texto. El origen más plausible es la extracción del sitio web.</w:t>
+        <w:t>El perfilado inicial separa las variables en dos grupos bien distintos. Están las categóricas de baja cardinalidad, aptas para análisis de frecuencias: country con 43 valores, taster_name con 19, region_2 con 17. Y están los campos cuya cardinalidad se acerca al total, que son texto libre o identificadores y no admiten ese tratamiento: description llega al 92,3% de valores únicos y title al 91,4%.</w:t>
       </w:r>
     </w:p>
     <w:p>
@@ -3612,16 +3715,25 @@
         <w:jc w:val="both"/>
       </w:pPr>
       <w:r>
-        <w:t>Se eliminaron conservando la primera aparición de cada una, decisión que no responde a criterios de prolijidad sino de validez: con el 7,7% de las filas duplicadas, esas reseñas pesarían el doble en toda media, frecuencia, ranking y correlación posterior, sesgando los resultados hacia aquello que la extracción repitió. El conjunto de trabajo queda en 119.988 reseñas.</w:t>
+        <w:t>Que ninguno de esos dos campos llegue al 100% lleva a un hallazgo importante: hay 9.983 pares de filas idénticas en las trece columnas. Comparar sólo por descripción o sólo por título da el mismo número, lo que confirma que son filas repetidas enteras y no reseñas distintas que compartan texto. El origen más probable es la extracción del sitio web.</w:t>
+      </w:r>
+    </w:p>
+    <w:p>
+      <w:pPr>
+        <w:ind w:firstLine="720"/>
+        <w:jc w:val="both"/>
+      </w:pPr>
+      <w:r>
+        <w:lastRenderedPageBreak/>
+        <w:t>Se eliminaron conservando la primera aparición de cada una. La decisión no es de prolijidad sino de validez: con el 7,7% de las filas duplicadas, esas reseñas pesarían el doble en toda media, frecuencia, ranking y correlación posterior, y sesgarían los resultados hacia lo que la extracción repitió. El conjunto de trabajo queda en 119.988 reseñas.</w:t>
       </w:r>
     </w:p>
     <w:p>
       <w:pPr>
         <w:pStyle w:val="Heading2"/>
       </w:pPr>
-      <w:bookmarkStart w:id="9" w:name="_Toc240984884"/>
-      <w:r>
-        <w:lastRenderedPageBreak/>
+      <w:bookmarkStart w:id="9" w:name="_Toc240986657"/>
+      <w:r>
         <w:t>4.2. Resumen estadístico de las variables numéricas</w:t>
       </w:r>
       <w:bookmarkEnd w:id="9"/>
@@ -4493,7 +4605,7 @@
         <w:jc w:val="both"/>
       </w:pPr>
       <w:r>
-        <w:t xml:space="preserve">Las dos variables exigen tratamientos opuestos. </w:t>
+        <w:t xml:space="preserve">Las dos variables piden tratamientos opuestos. </w:t>
       </w:r>
       <w:r>
         <w:rPr>
@@ -4503,7 +4615,7 @@
         <w:t>points</w:t>
       </w:r>
       <w:r>
-        <w:t xml:space="preserve"> es prácticamente simétrica: su asimetría de 0,05 y la coincidencia entre media y mediana permiten emplear media y desvío estándar como medidas de resumen. </w:t>
+        <w:t xml:space="preserve"> es casi simétrica: con asimetría de 0,05 y media que coincide con la mediana, se la puede resumir con media y desvío estándar. </w:t>
       </w:r>
       <w:r>
         <w:rPr>
@@ -4513,7 +4625,7 @@
         <w:t>price</w:t>
       </w:r>
       <w:r>
-        <w:t>, en cambio, presenta una asimetría de 18,00 y una curtosis de 829,52, valores extremos frente al 0 que corresponde a una distribución normal. Su media supera a la mediana en un 41% y su máximo equivale a 132 veces la mediana.</w:t>
+        <w:t xml:space="preserve"> tiene asimetría de 18,00 y curtosis de 829,52, valores muy lejos del 0 que corresponde a una normal. Su media supera a la mediana en un 41% y su máximo es 132 veces la mediana.</w:t>
       </w:r>
     </w:p>
     <w:p>
@@ -4522,7 +4634,7 @@
         <w:jc w:val="both"/>
       </w:pPr>
       <w:r>
-        <w:t xml:space="preserve">De ello se desprende una regla operativa que se aplica en el resto del informe: para </w:t>
+        <w:t xml:space="preserve">De ahí sale una regla que se aplica en el resto del informe: para </w:t>
       </w:r>
       <w:r>
         <w:rPr>
@@ -4532,18 +4644,1454 @@
         <w:t>price</w:t>
       </w:r>
       <w:r>
-        <w:t xml:space="preserve"> se emplean mediana y rango intercuartílico en lugar de media y desvío, y escala logarítmica en toda representación gráfica.</w:t>
+        <w:t xml:space="preserve"> se usan mediana y rango intercuartílico en lugar de media y desvío, y escala logarítmica en todo gráfico.</w:t>
       </w:r>
     </w:p>
     <w:p>
       <w:pPr>
         <w:pStyle w:val="Heading2"/>
       </w:pPr>
-      <w:bookmarkStart w:id="10" w:name="_Toc240984885"/>
-      <w:r>
-        <w:t>4.3. Distribución de los puntajes</w:t>
+      <w:bookmarkStart w:id="10" w:name="_Toc240986658"/>
+      <w:r>
+        <w:t>4.3. Resumen estadístico de las variables categóricas</w:t>
       </w:r>
       <w:bookmarkEnd w:id="10"/>
+    </w:p>
+    <w:p>
+      <w:pPr>
+        <w:ind w:firstLine="720"/>
+        <w:jc w:val="both"/>
+      </w:pPr>
+      <w:r>
+        <w:t xml:space="preserve">Las medidas que sirven para una variable numérica no tienen sentido acá: no existe el promedio de un país ni el desvío de una variedad. El equivalente para una categórica son la </w:t>
+      </w:r>
+      <w:r>
+        <w:lastRenderedPageBreak/>
+        <w:t>moda, cuánto pesa esa moda sobre el total y alguna medida de qué tan repartida está la masa entre categorías.</w:t>
+      </w:r>
+    </w:p>
+    <w:p>
+      <w:pPr>
+        <w:ind w:firstLine="720"/>
+        <w:jc w:val="both"/>
+      </w:pPr>
+      <w:r>
+        <w:t>Para lo último se usa la entropía de Shannon dividida por su máximo posible. Vale 0 cuando todas las reseñas caen en una sola categoría y 1 cuando se reparten en partes iguales, así que permite comparar la concentración de variables que tienen muy distinta cantidad de categorías. Se excluye el texto libre, porque con más del 90% de valores únicos su moda aparece dos o tres veces y no informa nada.</w:t>
+      </w:r>
+    </w:p>
+    <w:p>
+      <w:pPr>
+        <w:keepNext/>
+        <w:spacing w:before="240" w:after="80"/>
+        <w:jc w:val="center"/>
+      </w:pPr>
+      <w:r>
+        <w:rPr>
+          <w:b/>
+          <w:bCs/>
+          <w:sz w:val="20"/>
+          <w:szCs w:val="20"/>
+        </w:rPr>
+        <w:t xml:space="preserve">Tabla 3. </w:t>
+      </w:r>
+      <w:r>
+        <w:rPr>
+          <w:sz w:val="20"/>
+          <w:szCs w:val="20"/>
+        </w:rPr>
+        <w:t>Resumen estadístico de las variables categóricas, sobre el conjunto sin duplicados.</w:t>
+      </w:r>
+    </w:p>
+    <w:tbl>
+      <w:tblPr>
+        <w:tblW w:w="9070" w:type="dxa"/>
+        <w:tblBorders>
+          <w:top w:val="single" w:sz="4" w:space="0" w:color="auto"/>
+          <w:left w:val="single" w:sz="4" w:space="0" w:color="auto"/>
+          <w:bottom w:val="single" w:sz="4" w:space="0" w:color="auto"/>
+          <w:right w:val="single" w:sz="4" w:space="0" w:color="auto"/>
+          <w:insideH w:val="single" w:sz="4" w:space="0" w:color="auto"/>
+          <w:insideV w:val="single" w:sz="4" w:space="0" w:color="auto"/>
+        </w:tblBorders>
+        <w:tblCellMar>
+          <w:left w:w="10" w:type="dxa"/>
+          <w:right w:w="10" w:type="dxa"/>
+        </w:tblCellMar>
+        <w:tblLook w:val="04A0" w:firstRow="1" w:lastRow="0" w:firstColumn="1" w:lastColumn="0" w:noHBand="0" w:noVBand="1"/>
+      </w:tblPr>
+      <w:tblGrid>
+        <w:gridCol w:w="1997"/>
+        <w:gridCol w:w="1360"/>
+        <w:gridCol w:w="2267"/>
+        <w:gridCol w:w="1088"/>
+        <w:gridCol w:w="1179"/>
+        <w:gridCol w:w="1179"/>
+      </w:tblGrid>
+      <w:tr>
+        <w:tblPrEx>
+          <w:tblCellMar>
+            <w:top w:w="0" w:type="dxa"/>
+            <w:bottom w:w="0" w:type="dxa"/>
+          </w:tblCellMar>
+        </w:tblPrEx>
+        <w:trPr>
+          <w:cantSplit/>
+          <w:tblHeader/>
+        </w:trPr>
+        <w:tc>
+          <w:tcPr>
+            <w:tcW w:w="1997" w:type="dxa"/>
+            <w:shd w:val="clear" w:color="auto" w:fill="EDE3E6"/>
+            <w:tcMar>
+              <w:top w:w="60" w:type="dxa"/>
+              <w:left w:w="100" w:type="dxa"/>
+              <w:bottom w:w="60" w:type="dxa"/>
+              <w:right w:w="100" w:type="dxa"/>
+            </w:tcMar>
+            <w:vAlign w:val="center"/>
+          </w:tcPr>
+          <w:p>
+            <w:r>
+              <w:rPr>
+                <w:b/>
+                <w:bCs/>
+                <w:sz w:val="20"/>
+                <w:szCs w:val="20"/>
+              </w:rPr>
+              <w:t>Variable</w:t>
+            </w:r>
+          </w:p>
+        </w:tc>
+        <w:tc>
+          <w:tcPr>
+            <w:tcW w:w="1360" w:type="dxa"/>
+            <w:shd w:val="clear" w:color="auto" w:fill="EDE3E6"/>
+            <w:tcMar>
+              <w:top w:w="60" w:type="dxa"/>
+              <w:left w:w="100" w:type="dxa"/>
+              <w:bottom w:w="60" w:type="dxa"/>
+              <w:right w:w="100" w:type="dxa"/>
+            </w:tcMar>
+            <w:vAlign w:val="center"/>
+          </w:tcPr>
+          <w:p>
+            <w:pPr>
+              <w:jc w:val="right"/>
+            </w:pPr>
+            <w:r>
+              <w:rPr>
+                <w:b/>
+                <w:bCs/>
+                <w:sz w:val="20"/>
+                <w:szCs w:val="20"/>
+              </w:rPr>
+              <w:t>Categorías</w:t>
+            </w:r>
+          </w:p>
+        </w:tc>
+        <w:tc>
+          <w:tcPr>
+            <w:tcW w:w="2267" w:type="dxa"/>
+            <w:shd w:val="clear" w:color="auto" w:fill="EDE3E6"/>
+            <w:tcMar>
+              <w:top w:w="60" w:type="dxa"/>
+              <w:left w:w="100" w:type="dxa"/>
+              <w:bottom w:w="60" w:type="dxa"/>
+              <w:right w:w="100" w:type="dxa"/>
+            </w:tcMar>
+            <w:vAlign w:val="center"/>
+          </w:tcPr>
+          <w:p>
+            <w:r>
+              <w:rPr>
+                <w:b/>
+                <w:bCs/>
+                <w:sz w:val="20"/>
+                <w:szCs w:val="20"/>
+              </w:rPr>
+              <w:t>Moda</w:t>
+            </w:r>
+          </w:p>
+        </w:tc>
+        <w:tc>
+          <w:tcPr>
+            <w:tcW w:w="1088" w:type="dxa"/>
+            <w:shd w:val="clear" w:color="auto" w:fill="EDE3E6"/>
+            <w:tcMar>
+              <w:top w:w="60" w:type="dxa"/>
+              <w:left w:w="100" w:type="dxa"/>
+              <w:bottom w:w="60" w:type="dxa"/>
+              <w:right w:w="100" w:type="dxa"/>
+            </w:tcMar>
+            <w:vAlign w:val="center"/>
+          </w:tcPr>
+          <w:p>
+            <w:pPr>
+              <w:jc w:val="right"/>
+            </w:pPr>
+            <w:r>
+              <w:rPr>
+                <w:b/>
+                <w:bCs/>
+                <w:sz w:val="20"/>
+                <w:szCs w:val="20"/>
+              </w:rPr>
+              <w:t>Moda %</w:t>
+            </w:r>
+          </w:p>
+        </w:tc>
+        <w:tc>
+          <w:tcPr>
+            <w:tcW w:w="1179" w:type="dxa"/>
+            <w:shd w:val="clear" w:color="auto" w:fill="EDE3E6"/>
+            <w:tcMar>
+              <w:top w:w="60" w:type="dxa"/>
+              <w:left w:w="100" w:type="dxa"/>
+              <w:bottom w:w="60" w:type="dxa"/>
+              <w:right w:w="100" w:type="dxa"/>
+            </w:tcMar>
+            <w:vAlign w:val="center"/>
+          </w:tcPr>
+          <w:p>
+            <w:pPr>
+              <w:jc w:val="right"/>
+            </w:pPr>
+            <w:r>
+              <w:rPr>
+                <w:b/>
+                <w:bCs/>
+                <w:sz w:val="20"/>
+                <w:szCs w:val="20"/>
+              </w:rPr>
+              <w:t>Top 10 %</w:t>
+            </w:r>
+          </w:p>
+        </w:tc>
+        <w:tc>
+          <w:tcPr>
+            <w:tcW w:w="1179" w:type="dxa"/>
+            <w:shd w:val="clear" w:color="auto" w:fill="EDE3E6"/>
+            <w:tcMar>
+              <w:top w:w="60" w:type="dxa"/>
+              <w:left w:w="100" w:type="dxa"/>
+              <w:bottom w:w="60" w:type="dxa"/>
+              <w:right w:w="100" w:type="dxa"/>
+            </w:tcMar>
+            <w:vAlign w:val="center"/>
+          </w:tcPr>
+          <w:p>
+            <w:pPr>
+              <w:jc w:val="right"/>
+            </w:pPr>
+            <w:r>
+              <w:rPr>
+                <w:b/>
+                <w:bCs/>
+                <w:sz w:val="20"/>
+                <w:szCs w:val="20"/>
+              </w:rPr>
+              <w:t>Entropía</w:t>
+            </w:r>
+          </w:p>
+        </w:tc>
+      </w:tr>
+      <w:tr>
+        <w:tblPrEx>
+          <w:tblCellMar>
+            <w:top w:w="0" w:type="dxa"/>
+            <w:bottom w:w="0" w:type="dxa"/>
+          </w:tblCellMar>
+        </w:tblPrEx>
+        <w:trPr>
+          <w:cantSplit/>
+        </w:trPr>
+        <w:tc>
+          <w:tcPr>
+            <w:tcW w:w="1997" w:type="dxa"/>
+            <w:tcMar>
+              <w:top w:w="60" w:type="dxa"/>
+              <w:left w:w="100" w:type="dxa"/>
+              <w:bottom w:w="60" w:type="dxa"/>
+              <w:right w:w="100" w:type="dxa"/>
+            </w:tcMar>
+            <w:vAlign w:val="center"/>
+          </w:tcPr>
+          <w:p>
+            <w:r>
+              <w:rPr>
+                <w:sz w:val="20"/>
+                <w:szCs w:val="20"/>
+              </w:rPr>
+              <w:t>country</w:t>
+            </w:r>
+          </w:p>
+        </w:tc>
+        <w:tc>
+          <w:tcPr>
+            <w:tcW w:w="1360" w:type="dxa"/>
+            <w:tcMar>
+              <w:top w:w="60" w:type="dxa"/>
+              <w:left w:w="100" w:type="dxa"/>
+              <w:bottom w:w="60" w:type="dxa"/>
+              <w:right w:w="100" w:type="dxa"/>
+            </w:tcMar>
+            <w:vAlign w:val="center"/>
+          </w:tcPr>
+          <w:p>
+            <w:pPr>
+              <w:jc w:val="right"/>
+            </w:pPr>
+            <w:r>
+              <w:rPr>
+                <w:sz w:val="20"/>
+                <w:szCs w:val="20"/>
+              </w:rPr>
+              <w:t>43</w:t>
+            </w:r>
+          </w:p>
+        </w:tc>
+        <w:tc>
+          <w:tcPr>
+            <w:tcW w:w="2267" w:type="dxa"/>
+            <w:tcMar>
+              <w:top w:w="60" w:type="dxa"/>
+              <w:left w:w="100" w:type="dxa"/>
+              <w:bottom w:w="60" w:type="dxa"/>
+              <w:right w:w="100" w:type="dxa"/>
+            </w:tcMar>
+            <w:vAlign w:val="center"/>
+          </w:tcPr>
+          <w:p>
+            <w:r>
+              <w:rPr>
+                <w:sz w:val="20"/>
+                <w:szCs w:val="20"/>
+              </w:rPr>
+              <w:t>US</w:t>
+            </w:r>
+          </w:p>
+        </w:tc>
+        <w:tc>
+          <w:tcPr>
+            <w:tcW w:w="1088" w:type="dxa"/>
+            <w:tcMar>
+              <w:top w:w="60" w:type="dxa"/>
+              <w:left w:w="100" w:type="dxa"/>
+              <w:bottom w:w="60" w:type="dxa"/>
+              <w:right w:w="100" w:type="dxa"/>
+            </w:tcMar>
+            <w:vAlign w:val="center"/>
+          </w:tcPr>
+          <w:p>
+            <w:pPr>
+              <w:jc w:val="right"/>
+            </w:pPr>
+            <w:r>
+              <w:rPr>
+                <w:sz w:val="20"/>
+                <w:szCs w:val="20"/>
+              </w:rPr>
+              <w:t>42,1</w:t>
+            </w:r>
+          </w:p>
+        </w:tc>
+        <w:tc>
+          <w:tcPr>
+            <w:tcW w:w="1179" w:type="dxa"/>
+            <w:tcMar>
+              <w:top w:w="60" w:type="dxa"/>
+              <w:left w:w="100" w:type="dxa"/>
+              <w:bottom w:w="60" w:type="dxa"/>
+              <w:right w:w="100" w:type="dxa"/>
+            </w:tcMar>
+            <w:vAlign w:val="center"/>
+          </w:tcPr>
+          <w:p>
+            <w:pPr>
+              <w:jc w:val="right"/>
+            </w:pPr>
+            <w:r>
+              <w:rPr>
+                <w:sz w:val="20"/>
+                <w:szCs w:val="20"/>
+              </w:rPr>
+              <w:t>96,0</w:t>
+            </w:r>
+          </w:p>
+        </w:tc>
+        <w:tc>
+          <w:tcPr>
+            <w:tcW w:w="1179" w:type="dxa"/>
+            <w:tcMar>
+              <w:top w:w="60" w:type="dxa"/>
+              <w:left w:w="100" w:type="dxa"/>
+              <w:bottom w:w="60" w:type="dxa"/>
+              <w:right w:w="100" w:type="dxa"/>
+            </w:tcMar>
+            <w:vAlign w:val="center"/>
+          </w:tcPr>
+          <w:p>
+            <w:pPr>
+              <w:jc w:val="right"/>
+            </w:pPr>
+            <w:r>
+              <w:rPr>
+                <w:sz w:val="20"/>
+                <w:szCs w:val="20"/>
+              </w:rPr>
+              <w:t>0,510</w:t>
+            </w:r>
+          </w:p>
+        </w:tc>
+      </w:tr>
+      <w:tr>
+        <w:tblPrEx>
+          <w:tblCellMar>
+            <w:top w:w="0" w:type="dxa"/>
+            <w:bottom w:w="0" w:type="dxa"/>
+          </w:tblCellMar>
+        </w:tblPrEx>
+        <w:trPr>
+          <w:cantSplit/>
+        </w:trPr>
+        <w:tc>
+          <w:tcPr>
+            <w:tcW w:w="1997" w:type="dxa"/>
+            <w:tcMar>
+              <w:top w:w="60" w:type="dxa"/>
+              <w:left w:w="100" w:type="dxa"/>
+              <w:bottom w:w="60" w:type="dxa"/>
+              <w:right w:w="100" w:type="dxa"/>
+            </w:tcMar>
+            <w:vAlign w:val="center"/>
+          </w:tcPr>
+          <w:p>
+            <w:r>
+              <w:rPr>
+                <w:sz w:val="20"/>
+                <w:szCs w:val="20"/>
+              </w:rPr>
+              <w:t>province</w:t>
+            </w:r>
+          </w:p>
+        </w:tc>
+        <w:tc>
+          <w:tcPr>
+            <w:tcW w:w="1360" w:type="dxa"/>
+            <w:tcMar>
+              <w:top w:w="60" w:type="dxa"/>
+              <w:left w:w="100" w:type="dxa"/>
+              <w:bottom w:w="60" w:type="dxa"/>
+              <w:right w:w="100" w:type="dxa"/>
+            </w:tcMar>
+            <w:vAlign w:val="center"/>
+          </w:tcPr>
+          <w:p>
+            <w:pPr>
+              <w:jc w:val="right"/>
+            </w:pPr>
+            <w:r>
+              <w:rPr>
+                <w:sz w:val="20"/>
+                <w:szCs w:val="20"/>
+              </w:rPr>
+              <w:t>425</w:t>
+            </w:r>
+          </w:p>
+        </w:tc>
+        <w:tc>
+          <w:tcPr>
+            <w:tcW w:w="2267" w:type="dxa"/>
+            <w:tcMar>
+              <w:top w:w="60" w:type="dxa"/>
+              <w:left w:w="100" w:type="dxa"/>
+              <w:bottom w:w="60" w:type="dxa"/>
+              <w:right w:w="100" w:type="dxa"/>
+            </w:tcMar>
+            <w:vAlign w:val="center"/>
+          </w:tcPr>
+          <w:p>
+            <w:r>
+              <w:rPr>
+                <w:sz w:val="20"/>
+                <w:szCs w:val="20"/>
+              </w:rPr>
+              <w:t>California</w:t>
+            </w:r>
+          </w:p>
+        </w:tc>
+        <w:tc>
+          <w:tcPr>
+            <w:tcW w:w="1088" w:type="dxa"/>
+            <w:tcMar>
+              <w:top w:w="60" w:type="dxa"/>
+              <w:left w:w="100" w:type="dxa"/>
+              <w:bottom w:w="60" w:type="dxa"/>
+              <w:right w:w="100" w:type="dxa"/>
+            </w:tcMar>
+            <w:vAlign w:val="center"/>
+          </w:tcPr>
+          <w:p>
+            <w:pPr>
+              <w:jc w:val="right"/>
+            </w:pPr>
+            <w:r>
+              <w:rPr>
+                <w:sz w:val="20"/>
+                <w:szCs w:val="20"/>
+              </w:rPr>
+              <w:t>28,0</w:t>
+            </w:r>
+          </w:p>
+        </w:tc>
+        <w:tc>
+          <w:tcPr>
+            <w:tcW w:w="1179" w:type="dxa"/>
+            <w:tcMar>
+              <w:top w:w="60" w:type="dxa"/>
+              <w:left w:w="100" w:type="dxa"/>
+              <w:bottom w:w="60" w:type="dxa"/>
+              <w:right w:w="100" w:type="dxa"/>
+            </w:tcMar>
+            <w:vAlign w:val="center"/>
+          </w:tcPr>
+          <w:p>
+            <w:pPr>
+              <w:jc w:val="right"/>
+            </w:pPr>
+            <w:r>
+              <w:rPr>
+                <w:sz w:val="20"/>
+                <w:szCs w:val="20"/>
+              </w:rPr>
+              <w:t>61,5</w:t>
+            </w:r>
+          </w:p>
+        </w:tc>
+        <w:tc>
+          <w:tcPr>
+            <w:tcW w:w="1179" w:type="dxa"/>
+            <w:tcMar>
+              <w:top w:w="60" w:type="dxa"/>
+              <w:left w:w="100" w:type="dxa"/>
+              <w:bottom w:w="60" w:type="dxa"/>
+              <w:right w:w="100" w:type="dxa"/>
+            </w:tcMar>
+            <w:vAlign w:val="center"/>
+          </w:tcPr>
+          <w:p>
+            <w:pPr>
+              <w:jc w:val="right"/>
+            </w:pPr>
+            <w:r>
+              <w:rPr>
+                <w:sz w:val="20"/>
+                <w:szCs w:val="20"/>
+              </w:rPr>
+              <w:t>0,577</w:t>
+            </w:r>
+          </w:p>
+        </w:tc>
+      </w:tr>
+      <w:tr>
+        <w:tblPrEx>
+          <w:tblCellMar>
+            <w:top w:w="0" w:type="dxa"/>
+            <w:bottom w:w="0" w:type="dxa"/>
+          </w:tblCellMar>
+        </w:tblPrEx>
+        <w:trPr>
+          <w:cantSplit/>
+        </w:trPr>
+        <w:tc>
+          <w:tcPr>
+            <w:tcW w:w="1997" w:type="dxa"/>
+            <w:tcMar>
+              <w:top w:w="60" w:type="dxa"/>
+              <w:left w:w="100" w:type="dxa"/>
+              <w:bottom w:w="60" w:type="dxa"/>
+              <w:right w:w="100" w:type="dxa"/>
+            </w:tcMar>
+            <w:vAlign w:val="center"/>
+          </w:tcPr>
+          <w:p>
+            <w:r>
+              <w:rPr>
+                <w:sz w:val="20"/>
+                <w:szCs w:val="20"/>
+              </w:rPr>
+              <w:t>region_1</w:t>
+            </w:r>
+          </w:p>
+        </w:tc>
+        <w:tc>
+          <w:tcPr>
+            <w:tcW w:w="1360" w:type="dxa"/>
+            <w:tcMar>
+              <w:top w:w="60" w:type="dxa"/>
+              <w:left w:w="100" w:type="dxa"/>
+              <w:bottom w:w="60" w:type="dxa"/>
+              <w:right w:w="100" w:type="dxa"/>
+            </w:tcMar>
+            <w:vAlign w:val="center"/>
+          </w:tcPr>
+          <w:p>
+            <w:pPr>
+              <w:jc w:val="right"/>
+            </w:pPr>
+            <w:r>
+              <w:rPr>
+                <w:sz w:val="20"/>
+                <w:szCs w:val="20"/>
+              </w:rPr>
+              <w:t>1.229</w:t>
+            </w:r>
+          </w:p>
+        </w:tc>
+        <w:tc>
+          <w:tcPr>
+            <w:tcW w:w="2267" w:type="dxa"/>
+            <w:tcMar>
+              <w:top w:w="60" w:type="dxa"/>
+              <w:left w:w="100" w:type="dxa"/>
+              <w:bottom w:w="60" w:type="dxa"/>
+              <w:right w:w="100" w:type="dxa"/>
+            </w:tcMar>
+            <w:vAlign w:val="center"/>
+          </w:tcPr>
+          <w:p>
+            <w:r>
+              <w:rPr>
+                <w:sz w:val="20"/>
+                <w:szCs w:val="20"/>
+              </w:rPr>
+              <w:t>Napa Valley</w:t>
+            </w:r>
+          </w:p>
+        </w:tc>
+        <w:tc>
+          <w:tcPr>
+            <w:tcW w:w="1088" w:type="dxa"/>
+            <w:tcMar>
+              <w:top w:w="60" w:type="dxa"/>
+              <w:left w:w="100" w:type="dxa"/>
+              <w:bottom w:w="60" w:type="dxa"/>
+              <w:right w:w="100" w:type="dxa"/>
+            </w:tcMar>
+            <w:vAlign w:val="center"/>
+          </w:tcPr>
+          <w:p>
+            <w:pPr>
+              <w:jc w:val="right"/>
+            </w:pPr>
+            <w:r>
+              <w:rPr>
+                <w:sz w:val="20"/>
+                <w:szCs w:val="20"/>
+              </w:rPr>
+              <w:t>4,2</w:t>
+            </w:r>
+          </w:p>
+        </w:tc>
+        <w:tc>
+          <w:tcPr>
+            <w:tcW w:w="1179" w:type="dxa"/>
+            <w:tcMar>
+              <w:top w:w="60" w:type="dxa"/>
+              <w:left w:w="100" w:type="dxa"/>
+              <w:bottom w:w="60" w:type="dxa"/>
+              <w:right w:w="100" w:type="dxa"/>
+            </w:tcMar>
+            <w:vAlign w:val="center"/>
+          </w:tcPr>
+          <w:p>
+            <w:pPr>
+              <w:jc w:val="right"/>
+            </w:pPr>
+            <w:r>
+              <w:rPr>
+                <w:sz w:val="20"/>
+                <w:szCs w:val="20"/>
+              </w:rPr>
+              <w:t>24,6</w:t>
+            </w:r>
+          </w:p>
+        </w:tc>
+        <w:tc>
+          <w:tcPr>
+            <w:tcW w:w="1179" w:type="dxa"/>
+            <w:tcMar>
+              <w:top w:w="60" w:type="dxa"/>
+              <w:left w:w="100" w:type="dxa"/>
+              <w:bottom w:w="60" w:type="dxa"/>
+              <w:right w:w="100" w:type="dxa"/>
+            </w:tcMar>
+            <w:vAlign w:val="center"/>
+          </w:tcPr>
+          <w:p>
+            <w:pPr>
+              <w:jc w:val="right"/>
+            </w:pPr>
+            <w:r>
+              <w:rPr>
+                <w:sz w:val="20"/>
+                <w:szCs w:val="20"/>
+              </w:rPr>
+              <w:t>0,769</w:t>
+            </w:r>
+          </w:p>
+        </w:tc>
+      </w:tr>
+      <w:tr>
+        <w:tblPrEx>
+          <w:tblCellMar>
+            <w:top w:w="0" w:type="dxa"/>
+            <w:bottom w:w="0" w:type="dxa"/>
+          </w:tblCellMar>
+        </w:tblPrEx>
+        <w:trPr>
+          <w:cantSplit/>
+        </w:trPr>
+        <w:tc>
+          <w:tcPr>
+            <w:tcW w:w="1997" w:type="dxa"/>
+            <w:tcMar>
+              <w:top w:w="60" w:type="dxa"/>
+              <w:left w:w="100" w:type="dxa"/>
+              <w:bottom w:w="60" w:type="dxa"/>
+              <w:right w:w="100" w:type="dxa"/>
+            </w:tcMar>
+            <w:vAlign w:val="center"/>
+          </w:tcPr>
+          <w:p>
+            <w:r>
+              <w:rPr>
+                <w:sz w:val="20"/>
+                <w:szCs w:val="20"/>
+              </w:rPr>
+              <w:t>region_2</w:t>
+            </w:r>
+          </w:p>
+        </w:tc>
+        <w:tc>
+          <w:tcPr>
+            <w:tcW w:w="1360" w:type="dxa"/>
+            <w:tcMar>
+              <w:top w:w="60" w:type="dxa"/>
+              <w:left w:w="100" w:type="dxa"/>
+              <w:bottom w:w="60" w:type="dxa"/>
+              <w:right w:w="100" w:type="dxa"/>
+            </w:tcMar>
+            <w:vAlign w:val="center"/>
+          </w:tcPr>
+          <w:p>
+            <w:pPr>
+              <w:jc w:val="right"/>
+            </w:pPr>
+            <w:r>
+              <w:rPr>
+                <w:sz w:val="20"/>
+                <w:szCs w:val="20"/>
+              </w:rPr>
+              <w:t>17</w:t>
+            </w:r>
+          </w:p>
+        </w:tc>
+        <w:tc>
+          <w:tcPr>
+            <w:tcW w:w="2267" w:type="dxa"/>
+            <w:tcMar>
+              <w:top w:w="60" w:type="dxa"/>
+              <w:left w:w="100" w:type="dxa"/>
+              <w:bottom w:w="60" w:type="dxa"/>
+              <w:right w:w="100" w:type="dxa"/>
+            </w:tcMar>
+            <w:vAlign w:val="center"/>
+          </w:tcPr>
+          <w:p>
+            <w:r>
+              <w:rPr>
+                <w:sz w:val="20"/>
+                <w:szCs w:val="20"/>
+              </w:rPr>
+              <w:t>Central Coast</w:t>
+            </w:r>
+          </w:p>
+        </w:tc>
+        <w:tc>
+          <w:tcPr>
+            <w:tcW w:w="1088" w:type="dxa"/>
+            <w:tcMar>
+              <w:top w:w="60" w:type="dxa"/>
+              <w:left w:w="100" w:type="dxa"/>
+              <w:bottom w:w="60" w:type="dxa"/>
+              <w:right w:w="100" w:type="dxa"/>
+            </w:tcMar>
+            <w:vAlign w:val="center"/>
+          </w:tcPr>
+          <w:p>
+            <w:pPr>
+              <w:jc w:val="right"/>
+            </w:pPr>
+            <w:r>
+              <w:rPr>
+                <w:sz w:val="20"/>
+                <w:szCs w:val="20"/>
+              </w:rPr>
+              <w:t>21,9</w:t>
+            </w:r>
+          </w:p>
+        </w:tc>
+        <w:tc>
+          <w:tcPr>
+            <w:tcW w:w="1179" w:type="dxa"/>
+            <w:tcMar>
+              <w:top w:w="60" w:type="dxa"/>
+              <w:left w:w="100" w:type="dxa"/>
+              <w:bottom w:w="60" w:type="dxa"/>
+              <w:right w:w="100" w:type="dxa"/>
+            </w:tcMar>
+            <w:vAlign w:val="center"/>
+          </w:tcPr>
+          <w:p>
+            <w:pPr>
+              <w:jc w:val="right"/>
+            </w:pPr>
+            <w:r>
+              <w:rPr>
+                <w:sz w:val="20"/>
+                <w:szCs w:val="20"/>
+              </w:rPr>
+              <w:t>92,3</w:t>
+            </w:r>
+          </w:p>
+        </w:tc>
+        <w:tc>
+          <w:tcPr>
+            <w:tcW w:w="1179" w:type="dxa"/>
+            <w:tcMar>
+              <w:top w:w="60" w:type="dxa"/>
+              <w:left w:w="100" w:type="dxa"/>
+              <w:bottom w:w="60" w:type="dxa"/>
+              <w:right w:w="100" w:type="dxa"/>
+            </w:tcMar>
+            <w:vAlign w:val="center"/>
+          </w:tcPr>
+          <w:p>
+            <w:pPr>
+              <w:jc w:val="right"/>
+            </w:pPr>
+            <w:r>
+              <w:rPr>
+                <w:sz w:val="20"/>
+                <w:szCs w:val="20"/>
+              </w:rPr>
+              <w:t>0,802</w:t>
+            </w:r>
+          </w:p>
+        </w:tc>
+      </w:tr>
+      <w:tr>
+        <w:tblPrEx>
+          <w:tblCellMar>
+            <w:top w:w="0" w:type="dxa"/>
+            <w:bottom w:w="0" w:type="dxa"/>
+          </w:tblCellMar>
+        </w:tblPrEx>
+        <w:trPr>
+          <w:cantSplit/>
+        </w:trPr>
+        <w:tc>
+          <w:tcPr>
+            <w:tcW w:w="1997" w:type="dxa"/>
+            <w:tcMar>
+              <w:top w:w="60" w:type="dxa"/>
+              <w:left w:w="100" w:type="dxa"/>
+              <w:bottom w:w="60" w:type="dxa"/>
+              <w:right w:w="100" w:type="dxa"/>
+            </w:tcMar>
+            <w:vAlign w:val="center"/>
+          </w:tcPr>
+          <w:p>
+            <w:r>
+              <w:rPr>
+                <w:sz w:val="20"/>
+                <w:szCs w:val="20"/>
+              </w:rPr>
+              <w:t>variety</w:t>
+            </w:r>
+          </w:p>
+        </w:tc>
+        <w:tc>
+          <w:tcPr>
+            <w:tcW w:w="1360" w:type="dxa"/>
+            <w:tcMar>
+              <w:top w:w="60" w:type="dxa"/>
+              <w:left w:w="100" w:type="dxa"/>
+              <w:bottom w:w="60" w:type="dxa"/>
+              <w:right w:w="100" w:type="dxa"/>
+            </w:tcMar>
+            <w:vAlign w:val="center"/>
+          </w:tcPr>
+          <w:p>
+            <w:pPr>
+              <w:jc w:val="right"/>
+            </w:pPr>
+            <w:r>
+              <w:rPr>
+                <w:sz w:val="20"/>
+                <w:szCs w:val="20"/>
+              </w:rPr>
+              <w:t>707</w:t>
+            </w:r>
+          </w:p>
+        </w:tc>
+        <w:tc>
+          <w:tcPr>
+            <w:tcW w:w="2267" w:type="dxa"/>
+            <w:tcMar>
+              <w:top w:w="60" w:type="dxa"/>
+              <w:left w:w="100" w:type="dxa"/>
+              <w:bottom w:w="60" w:type="dxa"/>
+              <w:right w:w="100" w:type="dxa"/>
+            </w:tcMar>
+            <w:vAlign w:val="center"/>
+          </w:tcPr>
+          <w:p>
+            <w:r>
+              <w:rPr>
+                <w:sz w:val="20"/>
+                <w:szCs w:val="20"/>
+              </w:rPr>
+              <w:t>Pinot Noir</w:t>
+            </w:r>
+          </w:p>
+        </w:tc>
+        <w:tc>
+          <w:tcPr>
+            <w:tcW w:w="1088" w:type="dxa"/>
+            <w:tcMar>
+              <w:top w:w="60" w:type="dxa"/>
+              <w:left w:w="100" w:type="dxa"/>
+              <w:bottom w:w="60" w:type="dxa"/>
+              <w:right w:w="100" w:type="dxa"/>
+            </w:tcMar>
+            <w:vAlign w:val="center"/>
+          </w:tcPr>
+          <w:p>
+            <w:pPr>
+              <w:jc w:val="right"/>
+            </w:pPr>
+            <w:r>
+              <w:rPr>
+                <w:sz w:val="20"/>
+                <w:szCs w:val="20"/>
+              </w:rPr>
+              <w:t>10,2</w:t>
+            </w:r>
+          </w:p>
+        </w:tc>
+        <w:tc>
+          <w:tcPr>
+            <w:tcW w:w="1179" w:type="dxa"/>
+            <w:tcMar>
+              <w:top w:w="60" w:type="dxa"/>
+              <w:left w:w="100" w:type="dxa"/>
+              <w:bottom w:w="60" w:type="dxa"/>
+              <w:right w:w="100" w:type="dxa"/>
+            </w:tcMar>
+            <w:vAlign w:val="center"/>
+          </w:tcPr>
+          <w:p>
+            <w:pPr>
+              <w:jc w:val="right"/>
+            </w:pPr>
+            <w:r>
+              <w:rPr>
+                <w:sz w:val="20"/>
+                <w:szCs w:val="20"/>
+              </w:rPr>
+              <w:t>55,0</w:t>
+            </w:r>
+          </w:p>
+        </w:tc>
+        <w:tc>
+          <w:tcPr>
+            <w:tcW w:w="1179" w:type="dxa"/>
+            <w:tcMar>
+              <w:top w:w="60" w:type="dxa"/>
+              <w:left w:w="100" w:type="dxa"/>
+              <w:bottom w:w="60" w:type="dxa"/>
+              <w:right w:w="100" w:type="dxa"/>
+            </w:tcMar>
+            <w:vAlign w:val="center"/>
+          </w:tcPr>
+          <w:p>
+            <w:pPr>
+              <w:jc w:val="right"/>
+            </w:pPr>
+            <w:r>
+              <w:rPr>
+                <w:sz w:val="20"/>
+                <w:szCs w:val="20"/>
+              </w:rPr>
+              <w:t>0,598</w:t>
+            </w:r>
+          </w:p>
+        </w:tc>
+      </w:tr>
+      <w:tr>
+        <w:tblPrEx>
+          <w:tblCellMar>
+            <w:top w:w="0" w:type="dxa"/>
+            <w:bottom w:w="0" w:type="dxa"/>
+          </w:tblCellMar>
+        </w:tblPrEx>
+        <w:trPr>
+          <w:cantSplit/>
+        </w:trPr>
+        <w:tc>
+          <w:tcPr>
+            <w:tcW w:w="1997" w:type="dxa"/>
+            <w:tcMar>
+              <w:top w:w="60" w:type="dxa"/>
+              <w:left w:w="100" w:type="dxa"/>
+              <w:bottom w:w="60" w:type="dxa"/>
+              <w:right w:w="100" w:type="dxa"/>
+            </w:tcMar>
+            <w:vAlign w:val="center"/>
+          </w:tcPr>
+          <w:p>
+            <w:r>
+              <w:rPr>
+                <w:sz w:val="20"/>
+                <w:szCs w:val="20"/>
+              </w:rPr>
+              <w:t>winery</w:t>
+            </w:r>
+          </w:p>
+        </w:tc>
+        <w:tc>
+          <w:tcPr>
+            <w:tcW w:w="1360" w:type="dxa"/>
+            <w:tcMar>
+              <w:top w:w="60" w:type="dxa"/>
+              <w:left w:w="100" w:type="dxa"/>
+              <w:bottom w:w="60" w:type="dxa"/>
+              <w:right w:w="100" w:type="dxa"/>
+            </w:tcMar>
+            <w:vAlign w:val="center"/>
+          </w:tcPr>
+          <w:p>
+            <w:pPr>
+              <w:jc w:val="right"/>
+            </w:pPr>
+            <w:r>
+              <w:rPr>
+                <w:sz w:val="20"/>
+                <w:szCs w:val="20"/>
+              </w:rPr>
+              <w:t>16.757</w:t>
+            </w:r>
+          </w:p>
+        </w:tc>
+        <w:tc>
+          <w:tcPr>
+            <w:tcW w:w="2267" w:type="dxa"/>
+            <w:tcMar>
+              <w:top w:w="60" w:type="dxa"/>
+              <w:left w:w="100" w:type="dxa"/>
+              <w:bottom w:w="60" w:type="dxa"/>
+              <w:right w:w="100" w:type="dxa"/>
+            </w:tcMar>
+            <w:vAlign w:val="center"/>
+          </w:tcPr>
+          <w:p>
+            <w:r>
+              <w:rPr>
+                <w:sz w:val="20"/>
+                <w:szCs w:val="20"/>
+              </w:rPr>
+              <w:t>Wines &amp; Winemakers</w:t>
+            </w:r>
+          </w:p>
+        </w:tc>
+        <w:tc>
+          <w:tcPr>
+            <w:tcW w:w="1088" w:type="dxa"/>
+            <w:tcMar>
+              <w:top w:w="60" w:type="dxa"/>
+              <w:left w:w="100" w:type="dxa"/>
+              <w:bottom w:w="60" w:type="dxa"/>
+              <w:right w:w="100" w:type="dxa"/>
+            </w:tcMar>
+            <w:vAlign w:val="center"/>
+          </w:tcPr>
+          <w:p>
+            <w:pPr>
+              <w:jc w:val="right"/>
+            </w:pPr>
+            <w:r>
+              <w:rPr>
+                <w:sz w:val="20"/>
+                <w:szCs w:val="20"/>
+              </w:rPr>
+              <w:t>0,2</w:t>
+            </w:r>
+          </w:p>
+        </w:tc>
+        <w:tc>
+          <w:tcPr>
+            <w:tcW w:w="1179" w:type="dxa"/>
+            <w:tcMar>
+              <w:top w:w="60" w:type="dxa"/>
+              <w:left w:w="100" w:type="dxa"/>
+              <w:bottom w:w="60" w:type="dxa"/>
+              <w:right w:w="100" w:type="dxa"/>
+            </w:tcMar>
+            <w:vAlign w:val="center"/>
+          </w:tcPr>
+          <w:p>
+            <w:pPr>
+              <w:jc w:val="right"/>
+            </w:pPr>
+            <w:r>
+              <w:rPr>
+                <w:sz w:val="20"/>
+                <w:szCs w:val="20"/>
+              </w:rPr>
+              <w:t>1,5</w:t>
+            </w:r>
+          </w:p>
+        </w:tc>
+        <w:tc>
+          <w:tcPr>
+            <w:tcW w:w="1179" w:type="dxa"/>
+            <w:tcMar>
+              <w:top w:w="60" w:type="dxa"/>
+              <w:left w:w="100" w:type="dxa"/>
+              <w:bottom w:w="60" w:type="dxa"/>
+              <w:right w:w="100" w:type="dxa"/>
+            </w:tcMar>
+            <w:vAlign w:val="center"/>
+          </w:tcPr>
+          <w:p>
+            <w:pPr>
+              <w:jc w:val="right"/>
+            </w:pPr>
+            <w:r>
+              <w:rPr>
+                <w:sz w:val="20"/>
+                <w:szCs w:val="20"/>
+              </w:rPr>
+              <w:t>0,925</w:t>
+            </w:r>
+          </w:p>
+        </w:tc>
+      </w:tr>
+      <w:tr>
+        <w:tblPrEx>
+          <w:tblCellMar>
+            <w:top w:w="0" w:type="dxa"/>
+            <w:bottom w:w="0" w:type="dxa"/>
+          </w:tblCellMar>
+        </w:tblPrEx>
+        <w:trPr>
+          <w:cantSplit/>
+        </w:trPr>
+        <w:tc>
+          <w:tcPr>
+            <w:tcW w:w="1997" w:type="dxa"/>
+            <w:tcMar>
+              <w:top w:w="60" w:type="dxa"/>
+              <w:left w:w="100" w:type="dxa"/>
+              <w:bottom w:w="60" w:type="dxa"/>
+              <w:right w:w="100" w:type="dxa"/>
+            </w:tcMar>
+            <w:vAlign w:val="center"/>
+          </w:tcPr>
+          <w:p>
+            <w:r>
+              <w:rPr>
+                <w:sz w:val="20"/>
+                <w:szCs w:val="20"/>
+              </w:rPr>
+              <w:t>designation</w:t>
+            </w:r>
+          </w:p>
+        </w:tc>
+        <w:tc>
+          <w:tcPr>
+            <w:tcW w:w="1360" w:type="dxa"/>
+            <w:tcMar>
+              <w:top w:w="60" w:type="dxa"/>
+              <w:left w:w="100" w:type="dxa"/>
+              <w:bottom w:w="60" w:type="dxa"/>
+              <w:right w:w="100" w:type="dxa"/>
+            </w:tcMar>
+            <w:vAlign w:val="center"/>
+          </w:tcPr>
+          <w:p>
+            <w:pPr>
+              <w:jc w:val="right"/>
+            </w:pPr>
+            <w:r>
+              <w:rPr>
+                <w:sz w:val="20"/>
+                <w:szCs w:val="20"/>
+              </w:rPr>
+              <w:t>37.979</w:t>
+            </w:r>
+          </w:p>
+        </w:tc>
+        <w:tc>
+          <w:tcPr>
+            <w:tcW w:w="2267" w:type="dxa"/>
+            <w:tcMar>
+              <w:top w:w="60" w:type="dxa"/>
+              <w:left w:w="100" w:type="dxa"/>
+              <w:bottom w:w="60" w:type="dxa"/>
+              <w:right w:w="100" w:type="dxa"/>
+            </w:tcMar>
+            <w:vAlign w:val="center"/>
+          </w:tcPr>
+          <w:p>
+            <w:r>
+              <w:rPr>
+                <w:sz w:val="20"/>
+                <w:szCs w:val="20"/>
+              </w:rPr>
+              <w:t>Reserve</w:t>
+            </w:r>
+          </w:p>
+        </w:tc>
+        <w:tc>
+          <w:tcPr>
+            <w:tcW w:w="1088" w:type="dxa"/>
+            <w:tcMar>
+              <w:top w:w="60" w:type="dxa"/>
+              <w:left w:w="100" w:type="dxa"/>
+              <w:bottom w:w="60" w:type="dxa"/>
+              <w:right w:w="100" w:type="dxa"/>
+            </w:tcMar>
+            <w:vAlign w:val="center"/>
+          </w:tcPr>
+          <w:p>
+            <w:pPr>
+              <w:jc w:val="right"/>
+            </w:pPr>
+            <w:r>
+              <w:rPr>
+                <w:sz w:val="20"/>
+                <w:szCs w:val="20"/>
+              </w:rPr>
+              <w:t>2,2</w:t>
+            </w:r>
+          </w:p>
+        </w:tc>
+        <w:tc>
+          <w:tcPr>
+            <w:tcW w:w="1179" w:type="dxa"/>
+            <w:tcMar>
+              <w:top w:w="60" w:type="dxa"/>
+              <w:left w:w="100" w:type="dxa"/>
+              <w:bottom w:w="60" w:type="dxa"/>
+              <w:right w:w="100" w:type="dxa"/>
+            </w:tcMar>
+            <w:vAlign w:val="center"/>
+          </w:tcPr>
+          <w:p>
+            <w:pPr>
+              <w:jc w:val="right"/>
+            </w:pPr>
+            <w:r>
+              <w:rPr>
+                <w:sz w:val="20"/>
+                <w:szCs w:val="20"/>
+              </w:rPr>
+              <w:t>8,6</w:t>
+            </w:r>
+          </w:p>
+        </w:tc>
+        <w:tc>
+          <w:tcPr>
+            <w:tcW w:w="1179" w:type="dxa"/>
+            <w:tcMar>
+              <w:top w:w="60" w:type="dxa"/>
+              <w:left w:w="100" w:type="dxa"/>
+              <w:bottom w:w="60" w:type="dxa"/>
+              <w:right w:w="100" w:type="dxa"/>
+            </w:tcMar>
+            <w:vAlign w:val="center"/>
+          </w:tcPr>
+          <w:p>
+            <w:pPr>
+              <w:jc w:val="right"/>
+            </w:pPr>
+            <w:r>
+              <w:rPr>
+                <w:sz w:val="20"/>
+                <w:szCs w:val="20"/>
+              </w:rPr>
+              <w:t>0,910</w:t>
+            </w:r>
+          </w:p>
+        </w:tc>
+      </w:tr>
+      <w:tr>
+        <w:tblPrEx>
+          <w:tblCellMar>
+            <w:top w:w="0" w:type="dxa"/>
+            <w:bottom w:w="0" w:type="dxa"/>
+          </w:tblCellMar>
+        </w:tblPrEx>
+        <w:trPr>
+          <w:cantSplit/>
+        </w:trPr>
+        <w:tc>
+          <w:tcPr>
+            <w:tcW w:w="1997" w:type="dxa"/>
+            <w:tcMar>
+              <w:top w:w="60" w:type="dxa"/>
+              <w:left w:w="100" w:type="dxa"/>
+              <w:bottom w:w="60" w:type="dxa"/>
+              <w:right w:w="100" w:type="dxa"/>
+            </w:tcMar>
+            <w:vAlign w:val="center"/>
+          </w:tcPr>
+          <w:p>
+            <w:r>
+              <w:rPr>
+                <w:sz w:val="20"/>
+                <w:szCs w:val="20"/>
+              </w:rPr>
+              <w:t>taster_name</w:t>
+            </w:r>
+          </w:p>
+        </w:tc>
+        <w:tc>
+          <w:tcPr>
+            <w:tcW w:w="1360" w:type="dxa"/>
+            <w:tcMar>
+              <w:top w:w="60" w:type="dxa"/>
+              <w:left w:w="100" w:type="dxa"/>
+              <w:bottom w:w="60" w:type="dxa"/>
+              <w:right w:w="100" w:type="dxa"/>
+            </w:tcMar>
+            <w:vAlign w:val="center"/>
+          </w:tcPr>
+          <w:p>
+            <w:pPr>
+              <w:jc w:val="right"/>
+            </w:pPr>
+            <w:r>
+              <w:rPr>
+                <w:sz w:val="20"/>
+                <w:szCs w:val="20"/>
+              </w:rPr>
+              <w:t>19</w:t>
+            </w:r>
+          </w:p>
+        </w:tc>
+        <w:tc>
+          <w:tcPr>
+            <w:tcW w:w="2267" w:type="dxa"/>
+            <w:tcMar>
+              <w:top w:w="60" w:type="dxa"/>
+              <w:left w:w="100" w:type="dxa"/>
+              <w:bottom w:w="60" w:type="dxa"/>
+              <w:right w:w="100" w:type="dxa"/>
+            </w:tcMar>
+            <w:vAlign w:val="center"/>
+          </w:tcPr>
+          <w:p>
+            <w:r>
+              <w:rPr>
+                <w:sz w:val="20"/>
+                <w:szCs w:val="20"/>
+              </w:rPr>
+              <w:t>Roger Voss</w:t>
+            </w:r>
+          </w:p>
+        </w:tc>
+        <w:tc>
+          <w:tcPr>
+            <w:tcW w:w="1088" w:type="dxa"/>
+            <w:tcMar>
+              <w:top w:w="60" w:type="dxa"/>
+              <w:left w:w="100" w:type="dxa"/>
+              <w:bottom w:w="60" w:type="dxa"/>
+              <w:right w:w="100" w:type="dxa"/>
+            </w:tcMar>
+            <w:vAlign w:val="center"/>
+          </w:tcPr>
+          <w:p>
+            <w:pPr>
+              <w:jc w:val="right"/>
+            </w:pPr>
+            <w:r>
+              <w:rPr>
+                <w:sz w:val="20"/>
+                <w:szCs w:val="20"/>
+              </w:rPr>
+              <w:t>24,8</w:t>
+            </w:r>
+          </w:p>
+        </w:tc>
+        <w:tc>
+          <w:tcPr>
+            <w:tcW w:w="1179" w:type="dxa"/>
+            <w:tcMar>
+              <w:top w:w="60" w:type="dxa"/>
+              <w:left w:w="100" w:type="dxa"/>
+              <w:bottom w:w="60" w:type="dxa"/>
+              <w:right w:w="100" w:type="dxa"/>
+            </w:tcMar>
+            <w:vAlign w:val="center"/>
+          </w:tcPr>
+          <w:p>
+            <w:pPr>
+              <w:jc w:val="right"/>
+            </w:pPr>
+            <w:r>
+              <w:rPr>
+                <w:sz w:val="20"/>
+                <w:szCs w:val="20"/>
+              </w:rPr>
+              <w:t>92,2</w:t>
+            </w:r>
+          </w:p>
+        </w:tc>
+        <w:tc>
+          <w:tcPr>
+            <w:tcW w:w="1179" w:type="dxa"/>
+            <w:tcMar>
+              <w:top w:w="60" w:type="dxa"/>
+              <w:left w:w="100" w:type="dxa"/>
+              <w:bottom w:w="60" w:type="dxa"/>
+              <w:right w:w="100" w:type="dxa"/>
+            </w:tcMar>
+            <w:vAlign w:val="center"/>
+          </w:tcPr>
+          <w:p>
+            <w:pPr>
+              <w:jc w:val="right"/>
+            </w:pPr>
+            <w:r>
+              <w:rPr>
+                <w:sz w:val="20"/>
+                <w:szCs w:val="20"/>
+              </w:rPr>
+              <w:t>0,797</w:t>
+            </w:r>
+          </w:p>
+        </w:tc>
+      </w:tr>
+    </w:tbl>
+    <w:p>
+      <w:pPr>
+        <w:spacing w:after="240"/>
+      </w:pPr>
     </w:p>
     <w:p>
       <w:pPr>
@@ -4557,8 +6105,8 @@
         </w:rPr>
         <w:lastRenderedPageBreak/>
         <w:drawing>
-          <wp:inline distT="0" distB="0" distL="0" distR="0" wp14:anchorId="2EE4B366" wp14:editId="2EE4B367">
-            <wp:extent cx="5715000" cy="3124200"/>
+          <wp:inline distT="0" distB="0" distL="0" distR="0" wp14:anchorId="1D7C2009" wp14:editId="1D7C200A">
+            <wp:extent cx="5715000" cy="3943350"/>
             <wp:effectExtent l="0" t="0" r="0" b="0"/>
             <wp:docPr id="1" name="Picture 1"/>
             <wp:cNvGraphicFramePr>
@@ -4583,7 +6131,7 @@
                   <pic:spPr bwMode="auto">
                     <a:xfrm>
                       <a:off x="0" y="0"/>
-                      <a:ext cx="5715000" cy="3124200"/>
+                      <a:ext cx="5715000" cy="3943350"/>
                     </a:xfrm>
                     <a:prstGeom prst="rect">
                       <a:avLst/>
@@ -4615,7 +6163,7 @@
           <w:sz w:val="20"/>
           <w:szCs w:val="20"/>
         </w:rPr>
-        <w:t>Distribución de puntajes. La barrera vertical en 80 responde al umbral de publicación, no a la ausencia de vinos por debajo de ese valor.</w:t>
+        <w:t>Quince categorías más frecuentes de las cuatro variables categóricas principales.</w:t>
       </w:r>
     </w:p>
     <w:p>
@@ -4624,7 +6172,7 @@
         <w:jc w:val="both"/>
       </w:pPr>
       <w:r>
-        <w:t>La distribución es aproximadamente simétrica y unimodal en torno a 88 puntos, pero exhibe un corte abrupto en 80 sin cola izquierda alguna. Ese corte no es una característica de los vinos sino del criterio editorial: WineEnthusiast no publica reseñas por debajo de ese puntaje.</w:t>
+        <w:t>La tabla y la figura cuentan la misma historia por dos caminos. La concentración geográfica es fuerte: Estados Unidos aporta el 42,1% de las reseñas, los tres primeros países reúnen el 74,0% y las diez primeras categorías cubren el 96,0%. En province se repite el patrón, con California sola en el 28,0%.</w:t>
       </w:r>
     </w:p>
     <w:p>
@@ -4633,16 +6181,25 @@
         <w:jc w:val="both"/>
       </w:pPr>
       <w:r>
-        <w:t>La consecuencia interpretativa es considerable. Afirmar que «el vino promedio obtiene 88 puntos» constituye un artefacto de sesgo de selección y no un hallazgo sobre la calidad de los vinos. La variable describe a los vinos publicados, que son una muestra deliberadamente no representativa de los vinos evaluados.</w:t>
+        <w:t>La entropía separa dos comportamientos que el gráfico deja ver pero no cuantifica. country queda en 0,510, bien por debajo del reparto uniforme, y winery en 0,925: con 16.757 bodegas distintas, las quince más frecuentes apenas suman el 2,0% del total. Esa cola larga significa que ninguna bodega individual es representativa, y desaconseja cualquier comparación a ese nivel de agregación. La variable designation muestra lo mismo, con 0,910.</w:t>
+      </w:r>
+    </w:p>
+    <w:p>
+      <w:pPr>
+        <w:ind w:firstLine="720"/>
+        <w:jc w:val="both"/>
+      </w:pPr>
+      <w:r>
+        <w:t>El caso de region_2 merece una nota. Tiene sólo 17 categorías y una entropía alta, 0,802, pero eso se explica porque la columna existe únicamente para los vinos estadounidenses, como detalla la sección 5.2. Dentro de ese subconjunto el reparto es parejo; fuera, la variable no aplica.</w:t>
       </w:r>
     </w:p>
     <w:p>
       <w:pPr>
         <w:pStyle w:val="Heading2"/>
       </w:pPr>
-      <w:bookmarkStart w:id="11" w:name="_Toc240984886"/>
-      <w:r>
-        <w:t>4.4. Distribución de los precios</w:t>
+      <w:bookmarkStart w:id="11" w:name="_Toc240986659"/>
+      <w:r>
+        <w:t>4.4. Distribución de los puntajes</w:t>
       </w:r>
       <w:bookmarkEnd w:id="11"/>
     </w:p>
@@ -4658,10 +6215,10 @@
         </w:rPr>
         <w:lastRenderedPageBreak/>
         <w:drawing>
-          <wp:inline distT="0" distB="0" distL="0" distR="0" wp14:anchorId="2EE4B368" wp14:editId="2EE4B369">
-            <wp:extent cx="5715000" cy="2466975"/>
+          <wp:inline distT="0" distB="0" distL="0" distR="0" wp14:anchorId="1D7C200B" wp14:editId="1D7C200C">
+            <wp:extent cx="5715000" cy="3124200"/>
             <wp:effectExtent l="0" t="0" r="0" b="0"/>
-            <wp:docPr id="1437301496" name="Picture 1437301496"/>
+            <wp:docPr id="1762573998" name="Picture 1762573998"/>
             <wp:cNvGraphicFramePr>
               <a:graphicFrameLocks xmlns:a="http://schemas.openxmlformats.org/drawingml/2006/main" noChangeAspect="1"/>
             </wp:cNvGraphicFramePr>
@@ -4684,7 +6241,7 @@
                   <pic:spPr bwMode="auto">
                     <a:xfrm>
                       <a:off x="0" y="0"/>
-                      <a:ext cx="5715000" cy="2466975"/>
+                      <a:ext cx="5715000" cy="3124200"/>
                     </a:xfrm>
                     <a:prstGeom prst="rect">
                       <a:avLst/>
@@ -4716,7 +6273,7 @@
           <w:sz w:val="20"/>
           <w:szCs w:val="20"/>
         </w:rPr>
-        <w:t>La misma variable bajo dos escalas. La asimetría cae de 18,00 a 0,60 al aplicar el logaritmo.</w:t>
+        <w:t>Distribución de puntajes. La barrera vertical en 80 responde al umbral de publicación, no a la ausencia de vinos por debajo de ese valor.</w:t>
       </w:r>
     </w:p>
     <w:p>
@@ -4725,7 +6282,7 @@
         <w:jc w:val="both"/>
       </w:pPr>
       <w:r>
-        <w:t>El panel izquierdo muestra por qué la escala lineal resulta inservible para esta variable: la asimetría comprime el 99% de las observaciones contra el eje vertical y deja el resto del gráfico vacío. El panel derecho presenta los mismos datos en escala logarítmica, donde la distribución se revela aproximadamente simétrica y con una asimetría de 0,60.</w:t>
+        <w:t>La distribución es aproximadamente simétrica y unimodal alrededor de 88 puntos, pero se corta de golpe en 80 y no tiene cola izquierda. Ese corte no dice nada sobre los vinos: es el criterio editorial de WineEnthusiast, que no publica reseñas por debajo de ese puntaje.</w:t>
       </w:r>
     </w:p>
     <w:p>
@@ -4734,26 +6291,16 @@
         <w:jc w:val="both"/>
       </w:pPr>
       <w:r>
-        <w:t xml:space="preserve">El precio se comporta, por lo tanto, como una variable </w:t>
-      </w:r>
-      <w:r>
-        <w:rPr>
-          <w:b/>
-          <w:bCs/>
-        </w:rPr>
-        <w:t>log-normal</w:t>
-      </w:r>
-      <w:r>
-        <w:t>. El uso del logaritmo no es un recurso estético sino el reconocimiento de la escala en la que la variable es naturalmente simétrica, y de ello dependen las conclusiones de la sección 6.</w:t>
+        <w:t>La consecuencia para la interpretación es grande. Decir que «el vino promedio obtiene 88 puntos» es un artefacto del sesgo de selección y no un hallazgo sobre la calidad de los vinos. La variable describe a los vinos publicados, que son una muestra deliberadamente no representativa de los vinos evaluados.</w:t>
       </w:r>
     </w:p>
     <w:p>
       <w:pPr>
         <w:pStyle w:val="Heading2"/>
       </w:pPr>
-      <w:bookmarkStart w:id="12" w:name="_Toc240984887"/>
-      <w:r>
-        <w:t>4.5. Variables categóricas</w:t>
+      <w:bookmarkStart w:id="12" w:name="_Toc240986660"/>
+      <w:r>
+        <w:t>4.5. Distribución de los precios</w:t>
       </w:r>
       <w:bookmarkEnd w:id="12"/>
     </w:p>
@@ -4769,10 +6316,10 @@
         </w:rPr>
         <w:lastRenderedPageBreak/>
         <w:drawing>
-          <wp:inline distT="0" distB="0" distL="0" distR="0" wp14:anchorId="2EE4B36A" wp14:editId="2EE4B36B">
-            <wp:extent cx="5715000" cy="3943350"/>
+          <wp:inline distT="0" distB="0" distL="0" distR="0" wp14:anchorId="1D7C200D" wp14:editId="1D7C200E">
+            <wp:extent cx="5715000" cy="2466975"/>
             <wp:effectExtent l="0" t="0" r="0" b="0"/>
-            <wp:docPr id="632083665" name="Picture 632083665"/>
+            <wp:docPr id="467399338" name="Picture 467399338"/>
             <wp:cNvGraphicFramePr>
               <a:graphicFrameLocks xmlns:a="http://schemas.openxmlformats.org/drawingml/2006/main" noChangeAspect="1"/>
             </wp:cNvGraphicFramePr>
@@ -4795,7 +6342,7 @@
                   <pic:spPr bwMode="auto">
                     <a:xfrm>
                       <a:off x="0" y="0"/>
-                      <a:ext cx="5715000" cy="3943350"/>
+                      <a:ext cx="5715000" cy="2466975"/>
                     </a:xfrm>
                     <a:prstGeom prst="rect">
                       <a:avLst/>
@@ -4827,7 +6374,7 @@
           <w:sz w:val="20"/>
           <w:szCs w:val="20"/>
         </w:rPr>
-        <w:t>Quince categorías más frecuentes de las cuatro variables categóricas principales.</w:t>
+        <w:t>La misma variable bajo dos escalas. La asimetría cae de 18,00 a 0,60 al aplicar el logaritmo.</w:t>
       </w:r>
     </w:p>
     <w:p>
@@ -4836,7 +6383,7 @@
         <w:jc w:val="both"/>
       </w:pPr>
       <w:r>
-        <w:t>La concentración geográfica es pronunciada. Estados Unidos aporta el 42% de las reseñas y los tres primeros países reúnen el 72%; las diez primeras categorías cubren el 95,9% del conjunto. El patrón se repite en province, donde California concentra por sí sola el 28%.</w:t>
+        <w:t>El panel izquierdo muestra por qué la escala lineal no sirve para esta variable: la asimetría aplasta el 99% de las observaciones contra el eje vertical y deja el resto del gráfico vacío. El panel derecho tiene los mismos datos en escala logarítmica, donde la distribución se vuelve aproximadamente simétrica, con asimetría de 0,60.</w:t>
       </w:r>
     </w:p>
     <w:p>
@@ -4845,14 +6392,24 @@
         <w:jc w:val="both"/>
       </w:pPr>
       <w:r>
-        <w:t>La variable winery presenta el comportamiento opuesto: con 16.757 bodegas distintas, las quince más frecuentes apenas alcanzan el 2% del total. Se trata de una cola larga extrema en la que ninguna bodega individual resulta representativa, lo que desaconseja cualquier análisis comparativo a ese nivel de agregación.</w:t>
+        <w:t xml:space="preserve">El precio se comporta entonces como una variable </w:t>
+      </w:r>
+      <w:r>
+        <w:rPr>
+          <w:b/>
+          <w:bCs/>
+        </w:rPr>
+        <w:t>log-normal</w:t>
+      </w:r>
+      <w:r>
+        <w:t>. Usar el logaritmo no es un recurso estético: es reconocer la escala en la que la variable ya es simétrica, y de eso dependen las conclusiones de la sección 6.</w:t>
       </w:r>
     </w:p>
     <w:p>
       <w:pPr>
         <w:pStyle w:val="Heading1"/>
       </w:pPr>
-      <w:bookmarkStart w:id="13" w:name="_Toc240984888"/>
+      <w:bookmarkStart w:id="13" w:name="_Toc240986661"/>
       <w:r>
         <w:t>5. Tratamiento de datos faltantes</w:t>
       </w:r>
@@ -4862,7 +6419,7 @@
       <w:pPr>
         <w:pStyle w:val="Heading2"/>
       </w:pPr>
-      <w:bookmarkStart w:id="14" w:name="_Toc240984889"/>
+      <w:bookmarkStart w:id="14" w:name="_Toc240986662"/>
       <w:r>
         <w:t>5.1. Cuantificación y co-ocurrencia</w:t>
       </w:r>
@@ -4878,12 +6435,11 @@
         <w:rPr>
           <w:noProof/>
         </w:rPr>
-        <w:lastRenderedPageBreak/>
         <w:drawing>
-          <wp:inline distT="0" distB="0" distL="0" distR="0" wp14:anchorId="2EE4B36C" wp14:editId="2EE4B36D">
+          <wp:inline distT="0" distB="0" distL="0" distR="0" wp14:anchorId="1D7C200F" wp14:editId="1D7C2010">
             <wp:extent cx="5715000" cy="2095500"/>
             <wp:effectExtent l="0" t="0" r="0" b="0"/>
-            <wp:docPr id="435212521" name="Picture 435212521"/>
+            <wp:docPr id="1254374338" name="Picture 1254374338"/>
             <wp:cNvGraphicFramePr>
               <a:graphicFrameLocks xmlns:a="http://schemas.openxmlformats.org/drawingml/2006/main" noChangeAspect="1"/>
             </wp:cNvGraphicFramePr>
@@ -4954,7 +6510,8 @@
           <w:sz w:val="20"/>
           <w:szCs w:val="20"/>
         </w:rPr>
-        <w:t xml:space="preserve">Tabla 3. </w:t>
+        <w:lastRenderedPageBreak/>
+        <w:t xml:space="preserve">Tabla 4. </w:t>
       </w:r>
       <w:r>
         <w:rPr>
@@ -6022,7 +7579,7 @@
         <w:jc w:val="both"/>
       </w:pPr>
       <w:r>
-        <w:t xml:space="preserve">El panel derecho de la Figura 4 permite distinguir faltantes estructurales de aleatorios mediante probabilidades condicionales. Dos resultados son concluyentes. La probabilidad de que falte </w:t>
+        <w:t xml:space="preserve">El panel derecho de la Figura 4 distingue faltantes estructurales de aleatorios con probabilidades condicionales, y da dos resultados firmes. La probabilidad de que falte </w:t>
       </w:r>
       <w:r>
         <w:rPr>
@@ -6042,7 +7599,7 @@
         <w:t>taster_name</w:t>
       </w:r>
       <w:r>
-        <w:t xml:space="preserve"> es exactamente 1,00: la segunda columna es una función de la primera y su ausencia no aporta información adicional. Y la probabilidad de que falte </w:t>
+        <w:t xml:space="preserve"> es exactamente 1,00: la segunda columna es una función de la primera y su ausencia no agrega información. Y la probabilidad de que falte </w:t>
       </w:r>
       <w:r>
         <w:rPr>
@@ -6062,16 +7619,15 @@
         <w:t>price</w:t>
       </w:r>
       <w:r>
-        <w:t xml:space="preserve"> asciende a 0,98, lo que indica que ambos faltantes comparten una causa común: el origen geográfico.</w:t>
+        <w:t xml:space="preserve"> llega a 0,98, lo que indica que los dos faltantes comparten una causa: el origen geográfico.</w:t>
       </w:r>
     </w:p>
     <w:p>
       <w:pPr>
         <w:pStyle w:val="Heading2"/>
       </w:pPr>
-      <w:bookmarkStart w:id="15" w:name="_Toc240984890"/>
-      <w:r>
-        <w:lastRenderedPageBreak/>
+      <w:bookmarkStart w:id="15" w:name="_Toc240986663"/>
+      <w:r>
         <w:t>5.2. El faltante estructural como información</w:t>
       </w:r>
       <w:bookmarkEnd w:id="15"/>
@@ -6082,7 +7638,7 @@
         <w:jc w:val="both"/>
       </w:pPr>
       <w:r>
-        <w:t xml:space="preserve">El error más frecuente ante una columna con 61% de valores ausentes consiste en descartarla. La verificación demuestra que sería un error grave: </w:t>
+        <w:t xml:space="preserve">Lo más habitual frente a una columna con 61% de valores ausentes es descartarla, y acá sería un error grave. </w:t>
       </w:r>
       <w:r>
         <w:rPr>
@@ -6092,17 +7648,7 @@
         <w:t>region_2</w:t>
       </w:r>
       <w:r>
-        <w:t xml:space="preserve"> está presente en el 92,7% de los vinos estadounidenses y en </w:t>
-      </w:r>
-      <w:r>
-        <w:rPr>
-          <w:b/>
-          <w:bCs/>
-        </w:rPr>
-        <w:t>exactamente cero</w:t>
-      </w:r>
-      <w:r>
-        <w:t xml:space="preserve"> reseñas del resto del mundo. No es una columna incompleta sino una columna completa para el subconjunto en el que tiene sentido, ya que designa sub-apelaciones propias del sistema vitivinícola de Estados Unidos.</w:t>
+        <w:t xml:space="preserve"> está presente en el 92,7% de los vinos estadounidenses y en cero reseñas del resto del mundo. No es una columna incompleta: es una columna completa para el subconjunto donde tiene sentido, ya que designa sub-apelaciones propias del sistema vitivinícola de Estados Unidos.</w:t>
       </w:r>
     </w:p>
     <w:p>
@@ -6111,14 +7657,18 @@
         <w:jc w:val="both"/>
       </w:pPr>
       <w:r>
-        <w:t>Un razonamiento análogo se aplica a designation y region_1: no todo vino procede de un viñedo designado ni de un área vinícola delimitada. En estos casos el valor ausente no representa un dato perdido sino la categoría «no aplica», y sustituirlo por una etiqueta explícita conserva esa información, mientras que imputarlo fabricaría un dato que nunca existió.</w:t>
+        <w:t xml:space="preserve">Lo mismo vale para designation y region_1. No todo vino viene de un viñedo designado ni de un área vinícola delimitada. En estos casos el valor ausente no es un dato perdido sino la </w:t>
+      </w:r>
+      <w:r>
+        <w:lastRenderedPageBreak/>
+        <w:t>categoría «no aplica», y reemplazarlo por una etiqueta explícita conserva esa información, mientras que imputarlo inventaría un dato que nunca existió.</w:t>
       </w:r>
     </w:p>
     <w:p>
       <w:pPr>
         <w:pStyle w:val="Heading2"/>
       </w:pPr>
-      <w:bookmarkStart w:id="16" w:name="_Toc240984891"/>
+      <w:bookmarkStart w:id="16" w:name="_Toc240986664"/>
       <w:r>
         <w:t>5.3. Diagnóstico del mecanismo de ausencia del precio</w:t>
       </w:r>
@@ -6130,7 +7680,7 @@
         <w:jc w:val="both"/>
       </w:pPr>
       <w:r>
-        <w:t>El precio es la única variable cuyo faltante constituye un dato genuinamente perdido y, por lo tanto, la única candidata a imputación. Determinar el mecanismo es lo que decide la estrategia adecuada.</w:t>
+        <w:t>El precio es la única variable cuyo faltante es un dato realmente perdido, así que es la única candidata a imputación. Saber por qué falta es lo que decide qué estrategia corresponde.</w:t>
       </w:r>
     </w:p>
     <w:p>
@@ -6150,7 +7700,7 @@
         <w:t>MCAR</w:t>
       </w:r>
       <w:r>
-        <w:t xml:space="preserve"> (ausencia completamente aleatoria): no se relaciona con ninguna variable. Cualquier imputación razonable resulta aceptable y eliminar las filas afectadas no introduce sesgo.</w:t>
+        <w:t xml:space="preserve"> (ausencia completamente aleatoria): no se relaciona con ninguna variable. Cualquier imputación razonable sirve y eliminar las filas afectadas no introduce sesgo.</w:t>
       </w:r>
     </w:p>
     <w:p>
@@ -6170,7 +7720,7 @@
         <w:t>MAR</w:t>
       </w:r>
       <w:r>
-        <w:t xml:space="preserve"> (ausencia aleatoria condicionada): depende de variables que sí se observan. Imputar con un valor global sesga el resultado; es necesario condicionar.</w:t>
+        <w:t xml:space="preserve"> (ausencia aleatoria condicionada): depende de variables que sí se observan. Imputar con un valor global sesga el resultado y hay que condicionar.</w:t>
       </w:r>
     </w:p>
     <w:p>
@@ -6190,7 +7740,7 @@
         <w:t>MNAR</w:t>
       </w:r>
       <w:r>
-        <w:t xml:space="preserve"> (ausencia no aleatoria): depende del propio valor faltante y no es corregible sólo con los datos disponibles.</w:t>
+        <w:t xml:space="preserve"> (ausencia no aleatoria): depende del propio valor faltante y no se puede corregir sólo con los datos disponibles.</w:t>
       </w:r>
     </w:p>
     <w:p>
@@ -6206,7 +7756,7 @@
           <w:sz w:val="20"/>
           <w:szCs w:val="20"/>
         </w:rPr>
-        <w:t xml:space="preserve">Tabla 4. </w:t>
+        <w:t xml:space="preserve">Tabla 5. </w:t>
       </w:r>
       <w:r>
         <w:rPr>
@@ -6755,7 +8305,6 @@
                 <w:sz w:val="20"/>
                 <w:szCs w:val="20"/>
               </w:rPr>
-              <w:lastRenderedPageBreak/>
               <w:t>Nueva Zelanda</w:t>
             </w:r>
           </w:p>
@@ -7061,7 +8610,7 @@
         <w:jc w:val="both"/>
       </w:pPr>
       <w:r>
-        <w:t xml:space="preserve">Francia presenta cincuenta veces más precios ausentes que Estados Unidos, y la proporción crece además con el puntaje, del 0,5% entre los vinos de 80 puntos al 15,2% entre los de 99. La ausencia depende claramente de variables observadas, de modo que el mecanismo es </w:t>
+        <w:t xml:space="preserve">Francia tiene cincuenta veces más precios ausentes que Estados Unidos, y la proporción además crece con el puntaje, del 0,5% entre los vinos de 80 puntos al 15,2% entre los de 99. La ausencia depende de variables observadas, así que el mecanismo es </w:t>
       </w:r>
       <w:r>
         <w:rPr>
@@ -7071,16 +8620,20 @@
         <w:t>MAR</w:t>
       </w:r>
       <w:r>
-        <w:t>. La consecuencia es directa: imputar con la mediana general asignaría precios propios del mercado estadounidense, más económico, a vinos franceses e italianos.</w:t>
+        <w:t xml:space="preserve">. Lo que se sigue de </w:t>
+      </w:r>
+      <w:r>
+        <w:lastRenderedPageBreak/>
+        <w:t>eso es directo: imputar con la mediana general pondría precios del mercado estadounidense, más barato, en vinos franceses e italianos.</w:t>
       </w:r>
     </w:p>
     <w:p>
       <w:pPr>
         <w:pStyle w:val="Heading2"/>
       </w:pPr>
-      <w:bookmarkStart w:id="17" w:name="_Toc240984892"/>
-      <w:r>
-        <w:t>5.4. Selección de la estrategia mediante validación</w:t>
+      <w:bookmarkStart w:id="17" w:name="_Toc240986665"/>
+      <w:r>
+        <w:t>5.4. Estrategias disponibles y cuándo sirve cada una</w:t>
       </w:r>
       <w:bookmarkEnd w:id="17"/>
     </w:p>
@@ -7090,7 +8643,168 @@
         <w:jc w:val="both"/>
       </w:pPr>
       <w:r>
-        <w:t>La elección del método de imputación no se resolvió por criterio general sino por medición. Se ocultó una muestra de precios efectivamente conocidos, se imputó cada estrategia candidata y se midió el error contra el valor real, disponible en esas filas.</w:t>
+        <w:t>Antes de elegir conviene repasar el abanico de opciones, porque cada una asume cosas distintas sobre por qué falta el dato.</w:t>
+      </w:r>
+    </w:p>
+    <w:p>
+      <w:pPr>
+        <w:pStyle w:val="ListParagraph"/>
+        <w:numPr>
+          <w:ilvl w:val="0"/>
+          <w:numId w:val="2"/>
+        </w:numPr>
+        <w:jc w:val="both"/>
+      </w:pPr>
+      <w:r>
+        <w:rPr>
+          <w:b/>
+          <w:bCs/>
+        </w:rPr>
+        <w:t>Eliminación por lista.</w:t>
+      </w:r>
+      <w:r>
+        <w:t xml:space="preserve"> Se descarta toda fila con algún valor ausente. Es simple y deja un conjunto completo, pero sólo es inocua bajo MCAR: si la ausencia se concentra en ciertos grupos, como pasa acá con Francia e Italia, elimina justamente a esos grupos y sesga la muestra. Sobre este conjunto habría costado el 6,9% de las reseñas, con Francia perdiendo una de cada cinco.</w:t>
+      </w:r>
+    </w:p>
+    <w:p>
+      <w:pPr>
+        <w:pStyle w:val="ListParagraph"/>
+        <w:numPr>
+          <w:ilvl w:val="0"/>
+          <w:numId w:val="2"/>
+        </w:numPr>
+        <w:jc w:val="both"/>
+      </w:pPr>
+      <w:r>
+        <w:rPr>
+          <w:b/>
+          <w:bCs/>
+        </w:rPr>
+        <w:t>Eliminación por pares.</w:t>
+      </w:r>
+      <w:r>
+        <w:t xml:space="preserve"> Cada cálculo usa las filas que tengan los datos que ese cálculo necesita. Aprovecha más información que la anterior, pero deja estadísticos calculados sobre muestras distintas, lo que complica compararlos entre sí.</w:t>
+      </w:r>
+    </w:p>
+    <w:p>
+      <w:pPr>
+        <w:pStyle w:val="ListParagraph"/>
+        <w:numPr>
+          <w:ilvl w:val="0"/>
+          <w:numId w:val="2"/>
+        </w:numPr>
+        <w:jc w:val="both"/>
+      </w:pPr>
+      <w:r>
+        <w:rPr>
+          <w:b/>
+          <w:bCs/>
+        </w:rPr>
+        <w:t>Imputación por media, mediana o moda.</w:t>
+      </w:r>
+      <w:r>
+        <w:t xml:space="preserve"> Se reemplaza el faltante por un único valor central de toda la columna, la moda en el caso de las categóricas. Es la opción más difundida y la que más daño silencioso hace: concentra masa en un punto, achica artificialmente la varianza y debilita las correlaciones con el resto de las variables.</w:t>
+      </w:r>
+    </w:p>
+    <w:p>
+      <w:pPr>
+        <w:pStyle w:val="ListParagraph"/>
+        <w:numPr>
+          <w:ilvl w:val="0"/>
+          <w:numId w:val="2"/>
+        </w:numPr>
+        <w:jc w:val="both"/>
+      </w:pPr>
+      <w:r>
+        <w:rPr>
+          <w:b/>
+          <w:bCs/>
+        </w:rPr>
+        <w:t>Imputación condicional o por grupos.</w:t>
+      </w:r>
+      <w:r>
+        <w:t xml:space="preserve"> Misma idea, pero el valor central se calcula dentro del grupo al que pertenece cada fila. Corrige el problema principal de la anterior cuando el mecanismo es MAR, porque usa justamente las variables de las que depende la ausencia. Es la estrategia que se adoptó acá.</w:t>
+      </w:r>
+    </w:p>
+    <w:p>
+      <w:pPr>
+        <w:pStyle w:val="ListParagraph"/>
+        <w:numPr>
+          <w:ilvl w:val="0"/>
+          <w:numId w:val="2"/>
+        </w:numPr>
+        <w:jc w:val="both"/>
+      </w:pPr>
+      <w:r>
+        <w:rPr>
+          <w:b/>
+          <w:bCs/>
+        </w:rPr>
+        <w:t>Hot-deck.</w:t>
+      </w:r>
+      <w:r>
+        <w:t xml:space="preserve"> El valor se copia de otra fila parecida del mismo conjunto, elegida al azar entre las candidatas. Preserva mejor la forma de la distribución que un valor central, a cambio de introducir azar en el resultado.</w:t>
+      </w:r>
+    </w:p>
+    <w:p>
+      <w:pPr>
+        <w:pStyle w:val="ListParagraph"/>
+        <w:numPr>
+          <w:ilvl w:val="0"/>
+          <w:numId w:val="2"/>
+        </w:numPr>
+        <w:jc w:val="both"/>
+      </w:pPr>
+      <w:r>
+        <w:rPr>
+          <w:b/>
+          <w:bCs/>
+        </w:rPr>
+        <w:t>Imputación por regresión.</w:t>
+      </w:r>
+      <w:r>
+        <w:t xml:space="preserve"> Se ajusta un modelo que predice la variable faltante a partir de las demás. Aprovecha más estructura, pero los valores imputados caen exactamente sobre la recta ajustada, lo que hace que los datos parezcan más ordenados de lo que son.</w:t>
+      </w:r>
+    </w:p>
+    <w:p>
+      <w:pPr>
+        <w:pStyle w:val="ListParagraph"/>
+        <w:numPr>
+          <w:ilvl w:val="0"/>
+          <w:numId w:val="2"/>
+        </w:numPr>
+        <w:jc w:val="both"/>
+      </w:pPr>
+      <w:r>
+        <w:rPr>
+          <w:b/>
+          <w:bCs/>
+        </w:rPr>
+        <w:t>Vecinos más cercanos (KNN).</w:t>
+      </w:r>
+      <w:r>
+        <w:t xml:space="preserve"> El valor sale del promedio de las k filas más parecidas según las demás variables. Funciona bien con relaciones no lineales, aunque exige definir una distancia sobre variables de tipos mezclados y es costoso en conjuntos grandes.</w:t>
+      </w:r>
+    </w:p>
+    <w:p>
+      <w:pPr>
+        <w:pStyle w:val="ListParagraph"/>
+        <w:numPr>
+          <w:ilvl w:val="0"/>
+          <w:numId w:val="2"/>
+        </w:numPr>
+        <w:jc w:val="both"/>
+      </w:pPr>
+      <w:r>
+        <w:rPr>
+          <w:b/>
+          <w:bCs/>
+        </w:rPr>
+        <w:lastRenderedPageBreak/>
+        <w:t>Imputación múltiple.</w:t>
+      </w:r>
+      <w:r>
+        <w:t xml:space="preserve"> Se generan varios conjuntos completos distintos, se analiza cada uno y se combinan los resultados. Es lo más riguroso cuando interesa cuantificar la incertidumbre que agrega la imputación, y por eso se usa en trabajo inferencial. Para un análisis exploratorio descriptivo como este agrega complejidad sin cambiar las conclusiones.</w:t>
       </w:r>
     </w:p>
     <w:p>
@@ -7099,7 +8813,35 @@
         <w:jc w:val="both"/>
       </w:pPr>
       <w:r>
-        <w:t>El ocultamiento replicó el patrón MAR observado —ocultando proporcionalmente más en los países que efectivamente presentan más ausencias— en lugar de seleccionar filas al azar. Evaluar contra un patrón MCAR artificial habría favorecido indebidamente a los métodos globales, que son precisamente los que fallan cuando la ausencia se concentra.</w:t>
+        <w:t>Las tres primeras quedan descartadas por el diagnóstico de la sección anterior: un mecanismo MAR castiga tanto a la eliminación como a la imputación global. La elección entre las restantes no se hizo por preferencia teórica sino midiendo, que es lo que trata la sección siguiente.</w:t>
+      </w:r>
+    </w:p>
+    <w:p>
+      <w:pPr>
+        <w:pStyle w:val="Heading2"/>
+      </w:pPr>
+      <w:bookmarkStart w:id="18" w:name="_Toc240986666"/>
+      <w:r>
+        <w:t>5.5. Selección de la estrategia mediante validación</w:t>
+      </w:r>
+      <w:bookmarkEnd w:id="18"/>
+    </w:p>
+    <w:p>
+      <w:pPr>
+        <w:ind w:firstLine="720"/>
+        <w:jc w:val="both"/>
+      </w:pPr>
+      <w:r>
+        <w:t>Se ocultó una muestra de precios que sí se conocen, se imputó con cada estrategia candidata y se midió el error contra el valor real, que en esas filas está disponible.</w:t>
+      </w:r>
+    </w:p>
+    <w:p>
+      <w:pPr>
+        <w:ind w:firstLine="720"/>
+        <w:jc w:val="both"/>
+      </w:pPr>
+      <w:r>
+        <w:t>El ocultamiento copió el patrón MAR observado, escondiendo proporcionalmente más en los países que de verdad tienen más ausencias, en lugar de sortear filas al azar. Evaluar contra un patrón MCAR artificial habría favorecido de más a los métodos globales, que son justo los que fallan cuando la ausencia se concentra.</w:t>
       </w:r>
     </w:p>
     <w:p>
@@ -7115,7 +8857,7 @@
           <w:sz w:val="20"/>
           <w:szCs w:val="20"/>
         </w:rPr>
-        <w:t xml:space="preserve">Tabla 5. </w:t>
+        <w:t xml:space="preserve">Tabla 6. </w:t>
       </w:r>
       <w:r>
         <w:rPr>
@@ -7708,7 +9450,6 @@
                 <w:sz w:val="20"/>
                 <w:szCs w:val="20"/>
               </w:rPr>
-              <w:lastRenderedPageBreak/>
               <w:t>Mediana por país y variedad</w:t>
             </w:r>
           </w:p>
@@ -7902,21 +9643,22 @@
         <w:jc w:val="both"/>
       </w:pPr>
       <w:r>
-        <w:t>La estrategia adoptada reduce el error absoluto medio de $21,96 a $14,92 y el error porcentual mediano del 47% al 25% respecto de la mediana global. La incorporación del puntaje al agrupador es la que más contribuye, resultado coherente con la relación exponencial entre precio y puntaje documentada en la sección 7.1. Se emplean medianas y no medias porque, dentro de cada grupo, la media continúa inflada por unas pocas botellas muy costosas. Una cascada de respaldos, del agrupamiento más específico al más ge</w:t>
-      </w:r>
-      <w:r>
-        <w:t>neral, garantiza que no subsistan valores nulos.</w:t>
+        <w:lastRenderedPageBreak/>
+        <w:t>La estrategia adoptada baja el error absoluto medio de $21,96 a $14,92 y el error porcentual mediano del 47% al 25% frente a la mediana global. Sumar el puntaje al agrupador es lo que más aporta, algo que coincide con la relación exponencial entre precio y puntaje que documenta la sección 7.1. Se usan medianas y no medias porque dentro de cada grupo la media sigue inflada por unas pocas botellas muy caras. Una cascada de respaldos, del agrupamiento más específico al más general, garantiza que no queden nulo</w:t>
+      </w:r>
+      <w:r>
+        <w:t>s.</w:t>
       </w:r>
     </w:p>
     <w:p>
       <w:pPr>
         <w:pStyle w:val="Heading2"/>
       </w:pPr>
-      <w:bookmarkStart w:id="18" w:name="_Toc240984893"/>
-      <w:r>
-        <w:t>5.5. Decisiones adoptadas y prevención de circularidad</w:t>
-      </w:r>
-      <w:bookmarkEnd w:id="18"/>
+      <w:bookmarkStart w:id="19" w:name="_Toc240986667"/>
+      <w:r>
+        <w:t>5.6. Decisiones adoptadas y prevención de circularidad</w:t>
+      </w:r>
+      <w:bookmarkEnd w:id="19"/>
     </w:p>
     <w:p>
       <w:pPr>
@@ -7924,7 +9666,7 @@
         <w:jc w:val="both"/>
       </w:pPr>
       <w:r>
-        <w:t>No se eliminó ninguna fila. Las 63 reseñas sin país y la única sin variedad conservan puntaje, precio y descripción válidos: descartarlas habría supuesto perder esa información sin contrapartida, mientras que etiquetarlas como «Desconocido» deja la ignorancia declarada y visible en cualquier tabla de frecuencias.</w:t>
+        <w:t>No se eliminó ninguna fila. Las 63 reseñas sin país y la única sin variedad conservan puntaje, precio y descripción válidos: descartarlas habría perdido esa información a cambio de nada, mientras que etiquetarlas como «Desconocido» deja la ignorancia declarada y visible en cualquier tabla de frecuencias.</w:t>
       </w:r>
     </w:p>
     <w:p>
@@ -7933,7 +9675,7 @@
         <w:jc w:val="both"/>
       </w:pPr>
       <w:r>
-        <w:t xml:space="preserve">Cada precio imputado quedó señalado mediante una columna auxiliar. La precaución es necesaria porque la imputación emplea </w:t>
+        <w:t xml:space="preserve">Cada precio imputado quedó señalado con una columna auxiliar. La precaución hace falta porque la imputación usa </w:t>
       </w:r>
       <w:r>
         <w:rPr>
@@ -7943,7 +9685,7 @@
         <w:t>points</w:t>
       </w:r>
       <w:r>
-        <w:t xml:space="preserve"> como variable de agrupamiento: analizar la relación entre precio y puntaje sobre valores generados a partir del puntaje reforzaría artificialmente esa misma relación. Se trata de un caso de </w:t>
+        <w:t xml:space="preserve"> como variable de agrupamiento: estudiar la relación entre precio y puntaje sobre valores generados a partir del puntaje reforzaría esa misma relación de manera artificial. Es un caso de </w:t>
       </w:r>
       <w:r>
         <w:rPr>
@@ -7953,28 +9695,28 @@
         <w:t>circularidad</w:t>
       </w:r>
       <w:r>
-        <w:t>, y la columna auxiliar permite excluir los valores sintéticos de todo análisis donde comprometan la conclusión. Los análisis de las secciones 6 y 7.1 se realizaron exclusivamente sobre precios observados.</w:t>
+        <w:t>, y la columna auxiliar permite dejar afuera los valores sintéticos de todo análisis donde comprometan la conclusión. Los análisis de las secciones 6 y 7 se hicieron sólo sobre precios observados.</w:t>
       </w:r>
     </w:p>
     <w:p>
       <w:pPr>
         <w:pStyle w:val="Heading1"/>
       </w:pPr>
-      <w:bookmarkStart w:id="19" w:name="_Toc240984894"/>
+      <w:bookmarkStart w:id="20" w:name="_Toc240986668"/>
       <w:r>
         <w:t>6. Análisis de datos atípicos</w:t>
       </w:r>
-      <w:bookmarkEnd w:id="19"/>
+      <w:bookmarkEnd w:id="20"/>
     </w:p>
     <w:p>
       <w:pPr>
         <w:pStyle w:val="Heading2"/>
       </w:pPr>
-      <w:bookmarkStart w:id="20" w:name="_Toc240984895"/>
+      <w:bookmarkStart w:id="21" w:name="_Toc240986669"/>
       <w:r>
         <w:t>6.1. Comparación de criterios de detección</w:t>
       </w:r>
-      <w:bookmarkEnd w:id="20"/>
+      <w:bookmarkEnd w:id="21"/>
     </w:p>
     <w:p>
       <w:pPr>
@@ -7989,8 +9731,7 @@
           <w:sz w:val="20"/>
           <w:szCs w:val="20"/>
         </w:rPr>
-        <w:lastRenderedPageBreak/>
-        <w:t xml:space="preserve">Tabla 6. </w:t>
+        <w:t xml:space="preserve">Tabla 7. </w:t>
       </w:r>
       <w:r>
         <w:rPr>
@@ -8444,7 +10185,8 @@
         <w:jc w:val="both"/>
       </w:pPr>
       <w:r>
-        <w:t>Los criterios discrepan por un factor de seis sobre la misma variable, y la discrepancia constituye en sí misma un hallazgo. El rango intercuartílico clásico presupone una distribución aproximadamente simétrica; aplicado a una variable con asimetría 18 termina señalando el 6,16% de las observaciones, que no son casos excepcionales sino la cola natural de la distribución.</w:t>
+        <w:lastRenderedPageBreak/>
+        <w:t>Los criterios discrepan por un factor de seis sobre la misma variable, y esa discrepancia ya es un hallazgo. El rango intercuartílico clásico supone una distribución más o menos simétrica; aplicado a una variable con asimetría 18 termina marcando el 6,16% de las observaciones, que no son casos excepcionales sino la cola natural de la distribución.</w:t>
       </w:r>
     </w:p>
     <w:p>
@@ -8453,7 +10195,7 @@
         <w:jc w:val="both"/>
       </w:pPr>
       <w:r>
-        <w:t>La puntuación z incurre en un defecto distinto: emplea media y desvío estándar, que son precisamente los estadísticos que los valores extremos distorsionan, de modo que el criterio resulta circular y sub-detecta. El z modificado corrige ese problema sustituyéndolos por mediana y desviación absoluta mediana, robustas ante valores extremos. El rango intercuartílico aplicado sobre el logaritmo es el más defendible para esta variable, ya que aplica el criterio sobre la escala en que efectivamente es simétrica.</w:t>
+        <w:t>La puntuación z falla de otra manera: usa media y desvío estándar, que son los estadísticos que los valores extremos distorsionan, así que el criterio se muerde la cola y detecta de menos. El z modificado arregla eso cambiándolos por mediana y desviación absoluta mediana, que los extremos no arrastran. El rango intercuartílico sobre el logaritmo es el más defendible para esta variable, porque aplica el criterio en la escala donde de verdad es simétrica.</w:t>
       </w:r>
     </w:p>
     <w:p>
@@ -8467,10 +10209,10 @@
           <w:noProof/>
         </w:rPr>
         <w:drawing>
-          <wp:inline distT="0" distB="0" distL="0" distR="0" wp14:anchorId="2EE4B36E" wp14:editId="2EE4B36F">
+          <wp:inline distT="0" distB="0" distL="0" distR="0" wp14:anchorId="1D7C2011" wp14:editId="1D7C2012">
             <wp:extent cx="5715000" cy="1952625"/>
             <wp:effectExtent l="0" t="0" r="0" b="0"/>
-            <wp:docPr id="511843114" name="Picture 511843114"/>
+            <wp:docPr id="969536583" name="Picture 969536583"/>
             <wp:cNvGraphicFramePr>
               <a:graphicFrameLocks xmlns:a="http://schemas.openxmlformats.org/drawingml/2006/main" noChangeAspect="1"/>
             </wp:cNvGraphicFramePr>
@@ -8532,11 +10274,11 @@
       <w:pPr>
         <w:pStyle w:val="Heading2"/>
       </w:pPr>
-      <w:bookmarkStart w:id="21" w:name="_Toc240984896"/>
+      <w:bookmarkStart w:id="22" w:name="_Toc240986670"/>
       <w:r>
         <w:t>6.2. Naturaleza y causa: la extremidad estadística no identifica errores</w:t>
       </w:r>
-      <w:bookmarkEnd w:id="21"/>
+      <w:bookmarkEnd w:id="22"/>
     </w:p>
     <w:p>
       <w:pPr>
@@ -8544,8 +10286,7 @@
         <w:jc w:val="both"/>
       </w:pPr>
       <w:r>
-        <w:lastRenderedPageBreak/>
-        <w:t>Los criterios anteriores responden a la pregunta «¿es un valor extremo?». La consigna requiere responder otra: «¿es un error?». Y esa distinción no se resuelve observando la distribución global.</w:t>
+        <w:t>Los criterios anteriores contestan «¿es un valor extremo?». La consigna pide contestar otra cosa: «¿es un error?». Y eso no se resuelve mirando la distribución global.</w:t>
       </w:r>
     </w:p>
     <w:p>
@@ -8554,7 +10295,7 @@
         <w:jc w:val="both"/>
       </w:pPr>
       <w:r>
-        <w:t>Château Pétrus a 2.500 dólares y Château Margaux a 1.900 son valores extremos y correctos: esos vinos se comercializan efectivamente a esos precios. Un Médoc corriente a 3.300 dólares es igual de extremo y no puede serlo. Ambos superan cualquier umbral estadístico, pero exigen tratamientos opuestos.</w:t>
+        <w:t>Château Pétrus a 2.500 dólares y Château Margaux a 1.900 son extremos y correctos, porque esos vinos se venden efectivamente a esos precios. Un Médoc corriente a 3.300 dólares es igual de extremo y no puede serlo. Los dos superan cualquier umbral estadístico y piden tratamientos opuestos.</w:t>
       </w:r>
     </w:p>
     <w:p>
@@ -8573,7 +10314,7 @@
         <w:t>grupo de pares</w:t>
       </w:r>
       <w:r>
-        <w:t>, definido como el conjunto de vinos de la misma provincia y el mismo puntaje. Un vino costoso entre vinos costosos arroja un cociente próximo a 1; un vino costoso entre vinos económicos se delata. La distribución de cocientes concentra su masa alrededor de 1 y sitúa el percentil 99,9 en 7,3, de modo que un umbral de 10 queda fuera del alcance de la variación legítima de mercado.</w:t>
+        <w:t>, o sea los vinos de la misma provincia y el mismo puntaje. Un vino caro entre vinos caros da un cociente cercano a 1; un vino caro entre vinos baratos se delata. La distribución de cocientes concentra su masa alrededor de 1 y pone el percentil 99,9 en 7,3, así que un umbral de 10 queda fuera del alcance de la variación normal del mercado.</w:t>
       </w:r>
     </w:p>
     <w:p>
@@ -8589,7 +10330,8 @@
           <w:sz w:val="20"/>
           <w:szCs w:val="20"/>
         </w:rPr>
-        <w:t xml:space="preserve">Tabla 7. </w:t>
+        <w:lastRenderedPageBreak/>
+        <w:t xml:space="preserve">Tabla 8. </w:t>
       </w:r>
       <w:r>
         <w:rPr>
@@ -9547,7 +11289,7 @@
         <w:jc w:val="both"/>
       </w:pPr>
       <w:r>
-        <w:t>El procedimiento identificó dos errores de carga con evidencia concluyente:</w:t>
+        <w:t>El procedimiento encontró dos errores de carga con evidencia sólida:</w:t>
       </w:r>
     </w:p>
     <w:p>
@@ -9560,14 +11302,7 @@
         <w:jc w:val="both"/>
       </w:pPr>
       <w:r>
-        <w:rPr>
-          <w:b/>
-          <w:bCs/>
-        </w:rPr>
-        <w:t>Blair 2013 Roger Rose Chardonnay, $2.013.</w:t>
-      </w:r>
-      <w:r>
-        <w:t xml:space="preserve"> El precio coincide exactamente con el año de cosecha consignado en el título. La misma bodega comercializa sus otros siete vinos entre 22 y 75 dólares, y la cosecha 2012 de este mismo vino figura a 28 dólares. Todo indica que el año se registró en el campo de precio.</w:t>
+        <w:t>El Blair 2013 Roger Rose Chardonnay figura a $2.013, cifra que coincide exactamente con el año de cosecha que lleva el título. La misma bodega vende sus otros siete vinos entre 22 y 75 dólares, y la cosecha 2012 de este mismo vino aparece a 28. Todo apunta a que el año se cargó en el campo de precio.</w:t>
       </w:r>
     </w:p>
     <w:p>
@@ -9580,15 +11315,7 @@
         <w:jc w:val="both"/>
       </w:pPr>
       <w:r>
-        <w:rPr>
-          <w:b/>
-          <w:bCs/>
-        </w:rPr>
-        <w:lastRenderedPageBreak/>
-        <w:t>Château les Ormes Sorbet 2013 Médoc, $3.300.</w:t>
-      </w:r>
-      <w:r>
-        <w:t xml:space="preserve"> Es el único vino de Burdeos con 88 puntos que supera los 50 dólares, sobre una base de 519 casos cuya mediana es de 20. El precio equivale a 165 veces el de su grupo de pares.</w:t>
+        <w:t>El Château les Ormes Sorbet 2013 Médoc figura a $3.300 y es el único vino de Burdeos con 88 puntos que pasa los 50 dólares, sobre 519 casos cuya mediana es 20. El precio es 165 veces el de su grupo de pares.</w:t>
       </w:r>
     </w:p>
     <w:p>
@@ -9597,18 +11324,18 @@
         <w:jc w:val="both"/>
       </w:pPr>
       <w:r>
-        <w:t>En contraste, el Oporto Burmester de 1963 a 790 dólares y el Château Pétrus a 2.500 constituyen valores legítimos: un cociente elevado en vinos de guarda excepcional o de denominaciones de prestigio refleja el mercado real y no un error de registro.</w:t>
+        <w:t>En cambio el Oporto Burmester de 1963 a 790 dólares y el Château Pétrus a 2.500 son valores legítimos: un cociente alto en vinos de guarda excepcional o de denominaciones de prestigio refleja el mercado real y no un error de registro.</w:t>
       </w:r>
     </w:p>
     <w:p>
       <w:pPr>
         <w:pStyle w:val="Heading2"/>
       </w:pPr>
-      <w:bookmarkStart w:id="22" w:name="_Toc240984897"/>
+      <w:bookmarkStart w:id="23" w:name="_Toc240986671"/>
       <w:r>
         <w:t>6.3. Impacto sobre las conclusiones</w:t>
       </w:r>
-      <w:bookmarkEnd w:id="22"/>
+      <w:bookmarkEnd w:id="23"/>
     </w:p>
     <w:p>
       <w:pPr>
@@ -9623,7 +11350,7 @@
           <w:sz w:val="20"/>
           <w:szCs w:val="20"/>
         </w:rPr>
-        <w:t xml:space="preserve">Tabla 8. </w:t>
+        <w:t xml:space="preserve">Tabla 9. </w:t>
       </w:r>
       <w:r>
         <w:rPr>
@@ -10097,7 +11824,7 @@
         <w:jc w:val="both"/>
       </w:pPr>
       <w:r>
-        <w:t>El coeficiente de Pearson mide asociación lineal; aplicado sobre una variable con asimetría 18 subestima la relación real y arroja 0,417. El de Spearman opera sobre rangos, es insensible a transformaciones monótonas de escala y por eso apenas se mueve entre escenarios: constituye la referencia robusta contra la cual comparar.</w:t>
+        <w:t>Pearson mide asociación lineal, así que sobre una variable con asimetría 18 subestima la relación real y da 0,417. Spearman trabaja sobre rangos, no se inmuta ante transformaciones monótonas de escala y por eso casi no se mueve entre escenarios: sirve como referencia robusta contra la cual comparar.</w:t>
       </w:r>
     </w:p>
     <w:p>
@@ -10106,28 +11833,18 @@
         <w:jc w:val="both"/>
       </w:pPr>
       <w:r>
-        <w:t xml:space="preserve">El resultado central de la sección es que eliminar atípicos y transformar la escala no son dos caminos equivalentes hacia el mismo destino. Descartar los precios altos eleva el coeficiente de Pearson a 0,544 al precio de perder 6.869 vinos reales; el logaritmo alcanza 0,618, un valor superior, </w:t>
-      </w:r>
-      <w:r>
-        <w:rPr>
-          <w:b/>
-          <w:bCs/>
-        </w:rPr>
-        <w:t>sin descartar una sola observación</w:t>
-      </w:r>
-      <w:r>
-        <w:t>. Para esta variable, la respuesta correcta a la asimetría consiste en cambiar de escala y no en recortar los datos.</w:t>
+        <w:t>Lo que muestra la tabla es que eliminar atípicos y transformar la escala no son dos caminos equivalentes hacia el mismo lugar. Descartar los precios altos sube el Pearson a 0,544 y cuesta 6.869 vinos reales; el logaritmo llega a 0,618, un valor más alto, sin descartar una sola observación. Para esta variable la respuesta correcta a la asimetría es cambiar de escala, no recortar los datos.</w:t>
       </w:r>
     </w:p>
     <w:p>
       <w:pPr>
         <w:pStyle w:val="Heading2"/>
       </w:pPr>
-      <w:bookmarkStart w:id="23" w:name="_Toc240984898"/>
+      <w:bookmarkStart w:id="24" w:name="_Toc240986672"/>
       <w:r>
         <w:t>6.4. Tratamiento adoptado</w:t>
       </w:r>
-      <w:bookmarkEnd w:id="23"/>
+      <w:bookmarkEnd w:id="24"/>
     </w:p>
     <w:p>
       <w:pPr>
@@ -10135,11 +11852,7 @@
         <w:jc w:val="both"/>
       </w:pPr>
       <w:r>
-        <w:t xml:space="preserve">En coherencia con lo anterior, no se eliminaron los valores atípicos de precio. Se conservó la totalidad de las observaciones y se adoptó la escala logarítmica junto con estadísticos robustos —mediana y rango intercuartílico— para todo análisis que involucre el precio. Los dos errores identificados quedaron documentados para su revisión, sin corrección </w:t>
-      </w:r>
-      <w:r>
-        <w:lastRenderedPageBreak/>
-        <w:t>automática: determinar si un precio es erróneo requiere criterio, y el procedimiento aporta la evidencia para ejercerlo.</w:t>
+        <w:t>Por lo anterior no se eliminaron los valores atípicos de precio. Se conservaron todas las observaciones y se adoptó la escala logarítmica junto con estadísticos robustos, mediana y rango intercuartílico, para todo análisis que involucre el precio. Los dos errores encontrados quedaron documentados para revisión, sin corrección automática: decidir si un precio está mal pide criterio, y el procedimiento aporta la evidencia para ejercerlo.</w:t>
       </w:r>
     </w:p>
     <w:p>
@@ -10148,7 +11861,7 @@
         <w:jc w:val="both"/>
       </w:pPr>
       <w:r>
-        <w:t xml:space="preserve">En el caso de </w:t>
+        <w:t xml:space="preserve">Con </w:t>
       </w:r>
       <w:r>
         <w:rPr>
@@ -10158,28 +11871,28 @@
         <w:t>points</w:t>
       </w:r>
       <w:r>
-        <w:t xml:space="preserve"> el análisis de atípicos resulta prácticamente inaplicable. Ningún criterio señala más del 0,10% de las observaciones, y no porque la variable carezca de valores extremos sino porque ya viene recortada en origen: el umbral editorial de 80 puntos eliminó la cola inferior antes de que los datos llegaran al analista. Se trata de una limitación del conjunto de datos y no de una propiedad de los vinos.</w:t>
+        <w:t xml:space="preserve"> el análisis de atípicos casi no se puede aplicar. Ningún criterio marca más del 0,10% de las observaciones, y no porque la variable no tenga valores extremos sino porque ya viene recortada de origen: el umbral editorial de 80 puntos borró la cola inferior antes de que los datos llegaran al analista. Es una limitación del conjunto de datos, no una propiedad de los vinos.</w:t>
       </w:r>
     </w:p>
     <w:p>
       <w:pPr>
         <w:pStyle w:val="Heading1"/>
       </w:pPr>
-      <w:bookmarkStart w:id="24" w:name="_Toc240984899"/>
+      <w:bookmarkStart w:id="25" w:name="_Toc240986673"/>
       <w:r>
         <w:t>7. Análisis comparativo entre variables</w:t>
       </w:r>
-      <w:bookmarkEnd w:id="24"/>
+      <w:bookmarkEnd w:id="25"/>
     </w:p>
     <w:p>
       <w:pPr>
         <w:pStyle w:val="Heading2"/>
       </w:pPr>
-      <w:bookmarkStart w:id="25" w:name="_Toc240984900"/>
+      <w:bookmarkStart w:id="26" w:name="_Toc240986674"/>
       <w:r>
         <w:t>7.1. Relación entre precio y puntaje</w:t>
       </w:r>
-      <w:bookmarkEnd w:id="25"/>
+      <w:bookmarkEnd w:id="26"/>
     </w:p>
     <w:p>
       <w:pPr>
@@ -10191,11 +11904,12 @@
         <w:rPr>
           <w:noProof/>
         </w:rPr>
+        <w:lastRenderedPageBreak/>
         <w:drawing>
-          <wp:inline distT="0" distB="0" distL="0" distR="0" wp14:anchorId="2EE4B370" wp14:editId="2EE4B371">
+          <wp:inline distT="0" distB="0" distL="0" distR="0" wp14:anchorId="1D7C2013" wp14:editId="1D7C2014">
             <wp:extent cx="5715000" cy="2895600"/>
             <wp:effectExtent l="0" t="0" r="0" b="0"/>
-            <wp:docPr id="469880071" name="Picture 469880071"/>
+            <wp:docPr id="1783448574" name="Picture 1783448574"/>
             <wp:cNvGraphicFramePr>
               <a:graphicFrameLocks xmlns:a="http://schemas.openxmlformats.org/drawingml/2006/main" noChangeAspect="1"/>
             </wp:cNvGraphicFramePr>
@@ -10259,7 +11973,7 @@
         <w:jc w:val="both"/>
       </w:pPr>
       <w:r>
-        <w:t>Se representa la distribución del precio mediante diagramas de caja para cada puntaje, ya que points toma únicamente 21 valores distintos y constituye un agrupador natural. Un diagrama de dispersión con 120.000 observaciones produciría una mancha uniforme sin información aprovechable.</w:t>
+        <w:t>Se representa la distribución del precio con diagramas de caja para cada puntaje, porque points toma apenas 21 valores distintos y funciona como agrupador natural. Un diagrama de dispersión con 120.000 observaciones daría una mancha uniforme sin información aprovechable.</w:t>
       </w:r>
     </w:p>
     <w:p>
@@ -10268,7 +11982,7 @@
         <w:jc w:val="both"/>
       </w:pPr>
       <w:r>
-        <w:t>En escala logarítmica la línea de medianas es sensiblemente recta a partir de los 86 puntos, lo que indica una relación aproximadamente exponencial: cada punto adicional multiplica el precio por un factor constante. Entre 80 y 85 puntos la mediana permanece estable en torno a los 14 dólares, valor que opera como un piso de mercado, y a partir de allí asciende hasta unos 350 dólares en 100 puntos, es decir veinticinco veces.</w:t>
+        <w:t>En escala logarítmica la línea de medianas es casi recta a partir de los 86 puntos, señal de una relación aproximadamente exponencial: cada punto adicional multiplica el precio por un factor constante. Entre 80 y 85 la mediana se queda cerca de los 14 dólares, un piso de mercado, y desde ahí sube hasta unos 350 dólares en 100 puntos, veinticinco veces más.</w:t>
       </w:r>
     </w:p>
     <w:p>
@@ -10277,19 +11991,18 @@
         <w:jc w:val="both"/>
       </w:pPr>
       <w:r>
-        <w:lastRenderedPageBreak/>
-        <w:t>La dispersión dentro de cada puntaje es considerable, de modo que el puntaje explica parte del precio pero dista de determinarlo. Con un coeficiente de Spearman de 0,612, la asociación es sólida sin ser determinista.</w:t>
+        <w:t>La dispersión dentro de cada puntaje es amplia, así que el puntaje explica parte del precio pero no lo determina. Con un Spearman de 0,612 la asociación es fuerte sin ser determinista.</w:t>
       </w:r>
     </w:p>
     <w:p>
       <w:pPr>
         <w:pStyle w:val="Heading2"/>
       </w:pPr>
-      <w:bookmarkStart w:id="26" w:name="_Toc240984901"/>
+      <w:bookmarkStart w:id="27" w:name="_Toc240986675"/>
       <w:r>
         <w:t>7.2. Comparación entre países</w:t>
       </w:r>
-      <w:bookmarkEnd w:id="26"/>
+      <w:bookmarkEnd w:id="27"/>
     </w:p>
     <w:p>
       <w:pPr>
@@ -10301,11 +12014,12 @@
         <w:rPr>
           <w:noProof/>
         </w:rPr>
+        <w:lastRenderedPageBreak/>
         <w:drawing>
-          <wp:inline distT="0" distB="0" distL="0" distR="0" wp14:anchorId="2EE4B372" wp14:editId="2EE4B373">
+          <wp:inline distT="0" distB="0" distL="0" distR="0" wp14:anchorId="1D7C2015" wp14:editId="1D7C2016">
             <wp:extent cx="5715000" cy="2838450"/>
             <wp:effectExtent l="0" t="0" r="0" b="0"/>
-            <wp:docPr id="1284195020" name="Picture 1284195020"/>
+            <wp:docPr id="434262284" name="Picture 434262284"/>
             <wp:cNvGraphicFramePr>
               <a:graphicFrameLocks xmlns:a="http://schemas.openxmlformats.org/drawingml/2006/main" noChangeAspect="1"/>
             </wp:cNvGraphicFramePr>
@@ -10369,7 +12083,7 @@
         <w:jc w:val="both"/>
       </w:pPr>
       <w:r>
-        <w:t>Se exige un mínimo de reseñas por país para que la comparación resulte sostenible: la mediana de un país con veinte reseñas no es comparable con la de uno que reúne cincuenta mil, y omitir ese filtro situaría en los primeros puestos a países marginales por efecto del ruido muestral.</w:t>
+        <w:t>Se pide un mínimo de reseñas por país para que la comparación se sostenga: la mediana de un país con veinte reseñas no es comparable con la de uno que junta cincuenta mil, y sin ese filtro el ranking lo encabezarían países marginales por puro ruido muestral.</w:t>
       </w:r>
     </w:p>
     <w:p>
@@ -10378,7 +12092,7 @@
         <w:jc w:val="both"/>
       </w:pPr>
       <w:r>
-        <w:t>Austria y Alemania encabezan el ordenamiento con mediana de 90 puntos, mientras que Argentina y Chile se sitúan en 86. Estados Unidos, pese a aportar el 42% de las reseñas, obtiene una mediana de 88.</w:t>
+        <w:t>Austria y Alemania van primeros con mediana de 90 puntos, y Argentina y Chile quedan en 86. Estados Unidos, que aporta el 42% de las reseñas, tiene mediana de 88.</w:t>
       </w:r>
     </w:p>
     <w:p>
@@ -10387,7 +12101,7 @@
         <w:jc w:val="both"/>
       </w:pPr>
       <w:r>
-        <w:t>Estas diferencias no deben interpretarse como una medida de la calidad vitivinícola de cada país. Los países difieren también en qué variedades producen, en qué segmentos de precio exportan y en qué catador cubre su región, de modo que la comparación directa confunde el efecto del origen con el de esas otras variables. La sección siguiente documenta un caso en el que ese tipo de confusión invierte por completo la conclusión.</w:t>
+        <w:t>Estas diferencias no miden la calidad vitivinícola de cada país. Los países también difieren en qué variedades producen, en qué segmento de precio exportan y en qué catador cubre su región, así que la comparación directa mezcla el efecto del origen con el de esas otras variables. La sección 7.5 documenta un caso donde esa mezcla da vuelta la conclusión por completo.</w:t>
       </w:r>
     </w:p>
     <w:p>
@@ -10396,22 +12110,18 @@
         <w:jc w:val="both"/>
       </w:pPr>
       <w:r>
-        <w:t xml:space="preserve">Se emplearon diagramas de caja en lugar de diagramas de violín porque estos últimos estiman la densidad mediante núcleos, un método que presupone variable continua. Como </w:t>
-      </w:r>
-      <w:r>
-        <w:lastRenderedPageBreak/>
-        <w:t>points toma sólo 21 valores enteros, el suavizado genera ondulaciones que son artefactos del método y no estructura de los datos.</w:t>
+        <w:t>Se usaron diagramas de caja y no de violín porque el violín estima la densidad con núcleos, un método que supone variable continua. Como points toma sólo 21 valores enteros, el suavizado inventa ondulaciones que son artefactos del método y no estructura de los datos.</w:t>
       </w:r>
     </w:p>
     <w:p>
       <w:pPr>
         <w:pStyle w:val="Heading2"/>
       </w:pPr>
-      <w:bookmarkStart w:id="27" w:name="_Toc240984902"/>
+      <w:bookmarkStart w:id="28" w:name="_Toc240986676"/>
       <w:r>
         <w:t>7.3. El año de cosecha como variable derivada</w:t>
       </w:r>
-      <w:bookmarkEnd w:id="27"/>
+      <w:bookmarkEnd w:id="28"/>
     </w:p>
     <w:p>
       <w:pPr>
@@ -10419,7 +12129,7 @@
         <w:jc w:val="both"/>
       </w:pPr>
       <w:r>
-        <w:t>El año de cosecha no figura como columna, pero puede derivarse del título, que sigue el formato «bodega, año, nombre del vino, región».</w:t>
+        <w:t>El año de cosecha no es una columna, pero sale del título, que sigue el formato «bodega, año, nombre del vino, región».</w:t>
       </w:r>
     </w:p>
     <w:p>
@@ -10428,7 +12138,11 @@
         <w:jc w:val="both"/>
       </w:pPr>
       <w:r>
-        <w:t xml:space="preserve">La extracción directa mediante una expresión regular sobre el título completo produce un error sistemático: numerosas bodegas incorporan un año a su propia denominación. El patrón devuelve 1852 para «Hazlitt 1852 Vineyards 2005 Cabernet Sauvignon», cuando la cosecha es 2005. El defecto afecta a unos 150 vinos y, dado que concentra años espurios en el siglo XIX, bastaría para invalidar cualquier análisis temporal. La solución aprovecha que </w:t>
+        <w:t xml:space="preserve">Extraerlo con una expresión regular sobre el título completo produce un error sistemático, porque muchas bodegas llevan un año en su propio nombre. El patrón devuelve </w:t>
+      </w:r>
+      <w:r>
+        <w:lastRenderedPageBreak/>
+        <w:t xml:space="preserve">1852 para «Hazlitt 1852 Vineyards 2005 Cabernet Sauvignon», cuando la cosecha es 2005. Afecta a unos 150 vinos y, como concentra años falsos en el siglo XIX, alcanza para arruinar cualquier análisis temporal. La solución aprovecha que </w:t>
       </w:r>
       <w:r>
         <w:rPr>
@@ -10438,7 +12152,7 @@
         <w:t>winery</w:t>
       </w:r>
       <w:r>
-        <w:t xml:space="preserve"> existe como columna independiente y que el 100% de los títulos comienza con ella: se recorta ese prefijo y recién entonces se busca el año.</w:t>
+        <w:t xml:space="preserve"> existe como columna aparte y que el 100% de los títulos empieza con ella: se recorta ese prefijo y recién entonces se busca el año.</w:t>
       </w:r>
     </w:p>
     <w:p>
@@ -10447,7 +12161,7 @@
         <w:jc w:val="both"/>
       </w:pPr>
       <w:r>
-        <w:t>El 3,6% de las reseñas queda sin año. Corresponden a vinos espumantes rotulados «NV», mezclas de varias cosechas que legítimamente carecen de uno. Se conservan como nulos, ya que asignarles un año fabricaría un dato inexistente.</w:t>
+        <w:t>El 3,6% de las reseñas queda sin año. Son vinos espumantes rotulados «NV», mezclas de varias cosechas que legítimamente no tienen una. Se conservan como nulos, porque asignarles un año inventaría un dato que no existe.</w:t>
       </w:r>
     </w:p>
     <w:p>
@@ -10461,10 +12175,10 @@
           <w:noProof/>
         </w:rPr>
         <w:drawing>
-          <wp:inline distT="0" distB="0" distL="0" distR="0" wp14:anchorId="2EE4B374" wp14:editId="2EE4B375">
+          <wp:inline distT="0" distB="0" distL="0" distR="0" wp14:anchorId="1D7C2017" wp14:editId="1D7C2018">
             <wp:extent cx="5715000" cy="2009775"/>
             <wp:effectExtent l="0" t="0" r="0" b="0"/>
-            <wp:docPr id="1742555482" name="Picture 1742555482"/>
+            <wp:docPr id="1851449837" name="Picture 1851449837"/>
             <wp:cNvGraphicFramePr>
               <a:graphicFrameLocks xmlns:a="http://schemas.openxmlformats.org/drawingml/2006/main" noChangeAspect="1"/>
             </wp:cNvGraphicFramePr>
@@ -10528,19 +12242,18 @@
         <w:jc w:val="both"/>
       </w:pPr>
       <w:r>
-        <w:t>El panel izquierdo debe leerse con cautela. Las cosechas anteriores a 2003 presentan medias volátiles que se corresponden con muestras reducidas, y operan bajo un sesgo de supervivencia severo: de 1998 sólo continúan reseñándose los pocos vinos excepcionales que aún se comercializan, mientras que de 2014 se reseña la producción corriente. Comparar esas medias sin advertirlo conduciría a concluir que los vinos antiguos son mejores, cuando lo que cambió es el criterio por el cual ingresaron a la muestra.</w:t>
+        <w:t>El panel izquierdo pide cautela. Las cosechas anteriores a 2003 tienen medias volátiles que se corresponden con muestras chicas, y arrastran un sesgo de supervivencia fuerte: de 1998 sólo se siguen reseñando los pocos vinos excepcionales que todavía se venden, mientras que de 2014 se reseña la producción corriente. Leer esas medias sin advertirlo llevaría a concluir que los vinos viejos son mejores, cuando lo que cambió es el filtro por el que entraron a la muestra.</w:t>
       </w:r>
     </w:p>
     <w:p>
       <w:pPr>
         <w:pStyle w:val="Heading2"/>
       </w:pPr>
-      <w:bookmarkStart w:id="28" w:name="_Toc240984903"/>
-      <w:r>
-        <w:lastRenderedPageBreak/>
-        <w:t>7.4. Efecto del catador y confusión por variable omitida</w:t>
-      </w:r>
-      <w:bookmarkEnd w:id="28"/>
+      <w:bookmarkStart w:id="29" w:name="_Toc240986677"/>
+      <w:r>
+        <w:t>7.4. Extensión de la nota de cata</w:t>
+      </w:r>
+      <w:bookmarkEnd w:id="29"/>
     </w:p>
     <w:p>
       <w:pPr>
@@ -10548,25 +12261,7 @@
         <w:jc w:val="both"/>
       </w:pPr>
       <w:r>
-        <w:t>La comparación de las medias crudas por catador sugiere diferencias notables de criterio: 86,86 puntos para el más bajo frente a 90,63 para la más alta, una brecha de 3,77 puntos superior al desvío estándar de la variable completa.</w:t>
-      </w:r>
-    </w:p>
-    <w:p>
-      <w:pPr>
-        <w:ind w:firstLine="720"/>
-        <w:jc w:val="both"/>
-      </w:pPr>
-      <w:r>
-        <w:t>Sin embargo, los catadores no reciben los vinos al azar: cada uno cubre las regiones de su especialidad. El catador de media más baja reseña 43% de vinos españoles y 29% de chilenos; la catadora de media más alta, 60% austríacos y 38% franceses. La diferencia de puntajes podría por lo tanto atribuirse a los vinos y no a quien los evalúa.</w:t>
-      </w:r>
-    </w:p>
-    <w:p>
-      <w:pPr>
-        <w:ind w:firstLine="720"/>
-        <w:jc w:val="both"/>
-      </w:pPr>
-      <w:r>
-        <w:t>Para separar ambos efectos se midió, para cada reseña, cuánto se aparta del promedio de su propio grupo de país y variedad. Ese desvío responde la pregunta pertinente: ante el mismo tipo de vino, ¿este catador puntúa por encima o por debajo de lo habitual?</w:t>
+        <w:t>La columna description es texto libre y no admite las frecuencias que se usan con las demás variables, pero sí una medida simple: cuántas palabras escribió el catador. Es la única variable que se puede derivar de esa columna sin entrar en procesamiento de lenguaje natural, y tiene interés porque la extensión de una reseña no la decide el vino sino quien la escribe.</w:t>
       </w:r>
     </w:p>
     <w:p>
@@ -10582,7 +12277,364 @@
           <w:sz w:val="20"/>
           <w:szCs w:val="20"/>
         </w:rPr>
-        <w:t xml:space="preserve">Tabla 9. </w:t>
+        <w:lastRenderedPageBreak/>
+        <w:t xml:space="preserve">Tabla 10. </w:t>
+      </w:r>
+      <w:r>
+        <w:rPr>
+          <w:sz w:val="20"/>
+          <w:szCs w:val="20"/>
+        </w:rPr>
+        <w:t>Correlación entre la extensión de la nota de cata y las variables numéricas.</w:t>
+      </w:r>
+    </w:p>
+    <w:tbl>
+      <w:tblPr>
+        <w:tblW w:w="9070" w:type="dxa"/>
+        <w:tblBorders>
+          <w:top w:val="single" w:sz="4" w:space="0" w:color="auto"/>
+          <w:left w:val="single" w:sz="4" w:space="0" w:color="auto"/>
+          <w:bottom w:val="single" w:sz="4" w:space="0" w:color="auto"/>
+          <w:right w:val="single" w:sz="4" w:space="0" w:color="auto"/>
+          <w:insideH w:val="single" w:sz="4" w:space="0" w:color="auto"/>
+          <w:insideV w:val="single" w:sz="4" w:space="0" w:color="auto"/>
+        </w:tblBorders>
+        <w:tblCellMar>
+          <w:left w:w="10" w:type="dxa"/>
+          <w:right w:w="10" w:type="dxa"/>
+        </w:tblCellMar>
+        <w:tblLook w:val="04A0" w:firstRow="1" w:lastRow="0" w:firstColumn="1" w:lastColumn="0" w:noHBand="0" w:noVBand="1"/>
+      </w:tblPr>
+      <w:tblGrid>
+        <w:gridCol w:w="4174"/>
+        <w:gridCol w:w="2448"/>
+        <w:gridCol w:w="2448"/>
+      </w:tblGrid>
+      <w:tr>
+        <w:tblPrEx>
+          <w:tblCellMar>
+            <w:top w:w="0" w:type="dxa"/>
+            <w:bottom w:w="0" w:type="dxa"/>
+          </w:tblCellMar>
+        </w:tblPrEx>
+        <w:trPr>
+          <w:cantSplit/>
+          <w:tblHeader/>
+        </w:trPr>
+        <w:tc>
+          <w:tcPr>
+            <w:tcW w:w="4174" w:type="dxa"/>
+            <w:shd w:val="clear" w:color="auto" w:fill="EDE3E6"/>
+            <w:tcMar>
+              <w:top w:w="60" w:type="dxa"/>
+              <w:left w:w="100" w:type="dxa"/>
+              <w:bottom w:w="60" w:type="dxa"/>
+              <w:right w:w="100" w:type="dxa"/>
+            </w:tcMar>
+            <w:vAlign w:val="center"/>
+          </w:tcPr>
+          <w:p>
+            <w:r>
+              <w:rPr>
+                <w:b/>
+                <w:bCs/>
+                <w:sz w:val="20"/>
+                <w:szCs w:val="20"/>
+              </w:rPr>
+              <w:t>Relación</w:t>
+            </w:r>
+          </w:p>
+        </w:tc>
+        <w:tc>
+          <w:tcPr>
+            <w:tcW w:w="2448" w:type="dxa"/>
+            <w:shd w:val="clear" w:color="auto" w:fill="EDE3E6"/>
+            <w:tcMar>
+              <w:top w:w="60" w:type="dxa"/>
+              <w:left w:w="100" w:type="dxa"/>
+              <w:bottom w:w="60" w:type="dxa"/>
+              <w:right w:w="100" w:type="dxa"/>
+            </w:tcMar>
+            <w:vAlign w:val="center"/>
+          </w:tcPr>
+          <w:p>
+            <w:pPr>
+              <w:jc w:val="right"/>
+            </w:pPr>
+            <w:r>
+              <w:rPr>
+                <w:b/>
+                <w:bCs/>
+                <w:sz w:val="20"/>
+                <w:szCs w:val="20"/>
+              </w:rPr>
+              <w:t>Pearson</w:t>
+            </w:r>
+          </w:p>
+        </w:tc>
+        <w:tc>
+          <w:tcPr>
+            <w:tcW w:w="2448" w:type="dxa"/>
+            <w:shd w:val="clear" w:color="auto" w:fill="EDE3E6"/>
+            <w:tcMar>
+              <w:top w:w="60" w:type="dxa"/>
+              <w:left w:w="100" w:type="dxa"/>
+              <w:bottom w:w="60" w:type="dxa"/>
+              <w:right w:w="100" w:type="dxa"/>
+            </w:tcMar>
+            <w:vAlign w:val="center"/>
+          </w:tcPr>
+          <w:p>
+            <w:pPr>
+              <w:jc w:val="right"/>
+            </w:pPr>
+            <w:r>
+              <w:rPr>
+                <w:b/>
+                <w:bCs/>
+                <w:sz w:val="20"/>
+                <w:szCs w:val="20"/>
+              </w:rPr>
+              <w:t>Spearman</w:t>
+            </w:r>
+          </w:p>
+        </w:tc>
+      </w:tr>
+      <w:tr>
+        <w:tblPrEx>
+          <w:tblCellMar>
+            <w:top w:w="0" w:type="dxa"/>
+            <w:bottom w:w="0" w:type="dxa"/>
+          </w:tblCellMar>
+        </w:tblPrEx>
+        <w:trPr>
+          <w:cantSplit/>
+        </w:trPr>
+        <w:tc>
+          <w:tcPr>
+            <w:tcW w:w="4174" w:type="dxa"/>
+            <w:tcMar>
+              <w:top w:w="60" w:type="dxa"/>
+              <w:left w:w="100" w:type="dxa"/>
+              <w:bottom w:w="60" w:type="dxa"/>
+              <w:right w:w="100" w:type="dxa"/>
+            </w:tcMar>
+            <w:vAlign w:val="center"/>
+          </w:tcPr>
+          <w:p>
+            <w:r>
+              <w:rPr>
+                <w:sz w:val="20"/>
+                <w:szCs w:val="20"/>
+              </w:rPr>
+              <w:t>Palabras y puntaje</w:t>
+            </w:r>
+          </w:p>
+        </w:tc>
+        <w:tc>
+          <w:tcPr>
+            <w:tcW w:w="2448" w:type="dxa"/>
+            <w:tcMar>
+              <w:top w:w="60" w:type="dxa"/>
+              <w:left w:w="100" w:type="dxa"/>
+              <w:bottom w:w="60" w:type="dxa"/>
+              <w:right w:w="100" w:type="dxa"/>
+            </w:tcMar>
+            <w:vAlign w:val="center"/>
+          </w:tcPr>
+          <w:p>
+            <w:pPr>
+              <w:jc w:val="right"/>
+            </w:pPr>
+            <w:r>
+              <w:rPr>
+                <w:sz w:val="20"/>
+                <w:szCs w:val="20"/>
+              </w:rPr>
+              <w:t>0,538</w:t>
+            </w:r>
+          </w:p>
+        </w:tc>
+        <w:tc>
+          <w:tcPr>
+            <w:tcW w:w="2448" w:type="dxa"/>
+            <w:tcMar>
+              <w:top w:w="60" w:type="dxa"/>
+              <w:left w:w="100" w:type="dxa"/>
+              <w:bottom w:w="60" w:type="dxa"/>
+              <w:right w:w="100" w:type="dxa"/>
+            </w:tcMar>
+            <w:vAlign w:val="center"/>
+          </w:tcPr>
+          <w:p>
+            <w:pPr>
+              <w:jc w:val="right"/>
+            </w:pPr>
+            <w:r>
+              <w:rPr>
+                <w:sz w:val="20"/>
+                <w:szCs w:val="20"/>
+              </w:rPr>
+              <w:t>0,528</w:t>
+            </w:r>
+          </w:p>
+        </w:tc>
+      </w:tr>
+      <w:tr>
+        <w:tblPrEx>
+          <w:tblCellMar>
+            <w:top w:w="0" w:type="dxa"/>
+            <w:bottom w:w="0" w:type="dxa"/>
+          </w:tblCellMar>
+        </w:tblPrEx>
+        <w:trPr>
+          <w:cantSplit/>
+        </w:trPr>
+        <w:tc>
+          <w:tcPr>
+            <w:tcW w:w="4174" w:type="dxa"/>
+            <w:tcMar>
+              <w:top w:w="60" w:type="dxa"/>
+              <w:left w:w="100" w:type="dxa"/>
+              <w:bottom w:w="60" w:type="dxa"/>
+              <w:right w:w="100" w:type="dxa"/>
+            </w:tcMar>
+            <w:vAlign w:val="center"/>
+          </w:tcPr>
+          <w:p>
+            <w:r>
+              <w:rPr>
+                <w:sz w:val="20"/>
+                <w:szCs w:val="20"/>
+              </w:rPr>
+              <w:t>Palabras y precio</w:t>
+            </w:r>
+          </w:p>
+        </w:tc>
+        <w:tc>
+          <w:tcPr>
+            <w:tcW w:w="2448" w:type="dxa"/>
+            <w:tcMar>
+              <w:top w:w="60" w:type="dxa"/>
+              <w:left w:w="100" w:type="dxa"/>
+              <w:bottom w:w="60" w:type="dxa"/>
+              <w:right w:w="100" w:type="dxa"/>
+            </w:tcMar>
+            <w:vAlign w:val="center"/>
+          </w:tcPr>
+          <w:p>
+            <w:pPr>
+              <w:jc w:val="right"/>
+            </w:pPr>
+            <w:r>
+              <w:rPr>
+                <w:sz w:val="20"/>
+                <w:szCs w:val="20"/>
+              </w:rPr>
+              <w:t>0,350</w:t>
+            </w:r>
+          </w:p>
+        </w:tc>
+        <w:tc>
+          <w:tcPr>
+            <w:tcW w:w="2448" w:type="dxa"/>
+            <w:tcMar>
+              <w:top w:w="60" w:type="dxa"/>
+              <w:left w:w="100" w:type="dxa"/>
+              <w:bottom w:w="60" w:type="dxa"/>
+              <w:right w:w="100" w:type="dxa"/>
+            </w:tcMar>
+            <w:vAlign w:val="center"/>
+          </w:tcPr>
+          <w:p>
+            <w:pPr>
+              <w:jc w:val="right"/>
+            </w:pPr>
+            <w:r>
+              <w:rPr>
+                <w:sz w:val="20"/>
+                <w:szCs w:val="20"/>
+              </w:rPr>
+              <w:t>0,345</w:t>
+            </w:r>
+          </w:p>
+        </w:tc>
+      </w:tr>
+    </w:tbl>
+    <w:p>
+      <w:pPr>
+        <w:spacing w:after="240"/>
+      </w:pPr>
+    </w:p>
+    <w:p>
+      <w:pPr>
+        <w:ind w:firstLine="720"/>
+        <w:jc w:val="both"/>
+      </w:pPr>
+      <w:r>
+        <w:t>Las notas tienen 40 palabras en promedio, con un mínimo de 3 y un máximo de 135. El promedio por puntaje crece de forma monótona sin una sola excepción: 26 palabras en los vinos de 80 puntos, 40 en los de 88, 53 en los de 94 y 70 en los de 100. Un vino de puntaje máximo recibe una reseña dos veces y media más larga que uno del piso de publicación.</w:t>
+      </w:r>
+    </w:p>
+    <w:p>
+      <w:pPr>
+        <w:ind w:firstLine="720"/>
+        <w:jc w:val="both"/>
+      </w:pPr>
+      <w:r>
+        <w:t>La correlación de 0,538 con el puntaje es de las más altas del conjunto, más alta incluso que la del precio crudo con el puntaje. Admite dos lecturas que estos datos no permiten separar: que un vino más complejo da más material para describir, o que el catador se entusiasma y se explaya cuando algo le gusta. La correlación con el precio, 0,350, es bastante menor, lo que sugiere que la extensión sigue a la valoración más que al costo.</w:t>
+      </w:r>
+    </w:p>
+    <w:p>
+      <w:pPr>
+        <w:pStyle w:val="Heading2"/>
+      </w:pPr>
+      <w:bookmarkStart w:id="30" w:name="_Toc240986678"/>
+      <w:r>
+        <w:t>7.5. Efecto del catador y confusión por variable omitida</w:t>
+      </w:r>
+      <w:bookmarkEnd w:id="30"/>
+    </w:p>
+    <w:p>
+      <w:pPr>
+        <w:ind w:firstLine="720"/>
+        <w:jc w:val="both"/>
+      </w:pPr>
+      <w:r>
+        <w:t>Comparando las medias crudas por catador aparecen diferencias de criterio que impresionan: 86,86 puntos para el más bajo contra 90,63 para la más alta, una brecha de 3,77 puntos, mayor que el desvío estándar de toda la variable.</w:t>
+      </w:r>
+    </w:p>
+    <w:p>
+      <w:pPr>
+        <w:ind w:firstLine="720"/>
+        <w:jc w:val="both"/>
+      </w:pPr>
+      <w:r>
+        <w:t>Pero los catadores no reciben los vinos al azar: cada uno cubre las regiones de su especialidad. El catador de media más baja reseña 43% de vinos españoles y 29% de chilenos; la catadora de media más alta, 60% austríacos y 38% franceses. La diferencia de puntajes bien podría venir de los vinos y no de quien los evalúa.</w:t>
+      </w:r>
+    </w:p>
+    <w:p>
+      <w:pPr>
+        <w:ind w:firstLine="720"/>
+        <w:jc w:val="both"/>
+      </w:pPr>
+      <w:r>
+        <w:t>Para separar las dos cosas se midió, en cada reseña, cuánto se aparta del promedio de su propio grupo de país y variedad. Ese desvío contesta la pregunta que importa: frente al mismo tipo de vino, ¿este catador puntúa por encima o por debajo de lo habitual?</w:t>
+      </w:r>
+    </w:p>
+    <w:p>
+      <w:pPr>
+        <w:keepNext/>
+        <w:spacing w:before="240" w:after="80"/>
+        <w:jc w:val="center"/>
+      </w:pPr>
+      <w:r>
+        <w:rPr>
+          <w:b/>
+          <w:bCs/>
+          <w:sz w:val="20"/>
+          <w:szCs w:val="20"/>
+        </w:rPr>
+        <w:t xml:space="preserve">Tabla 11. </w:t>
       </w:r>
       <w:r>
         <w:rPr>
@@ -10863,6 +12915,7 @@
                 <w:sz w:val="20"/>
                 <w:szCs w:val="20"/>
               </w:rPr>
+              <w:lastRenderedPageBreak/>
               <w:t>Matt Kettmann</w:t>
             </w:r>
           </w:p>
@@ -11576,29 +13629,18 @@
         <w:jc w:val="both"/>
       </w:pPr>
       <w:r>
-        <w:t xml:space="preserve">El resultado es concluyente: la brecha de 3,77 puntos se reduce a 0,78, y el catador que aparentaba ser el más severo puntúa en el promedio exacto de los vinos que evalúa (-0,02). Prácticamente toda la diferencia aparente era </w:t>
-      </w:r>
-      <w:r>
-        <w:rPr>
-          <w:b/>
-          <w:bCs/>
-        </w:rPr>
-        <w:t>asignación de vinos y no criterio de evaluación</w:t>
-      </w:r>
-      <w:r>
-        <w:t>. Se trata de un caso de confusión por variable omitida, y comparar las medias crudas habría conducido a una conclusión equivocada sobre el desempeño profesional de personas concretas.</w:t>
+        <w:t>La brecha de 3,77 puntos cae a 0,78, y el catador que parecía el más severo puntúa en el promedio exacto de los vinos que evalúa, con un desvío de -0,02. Casi toda la diferencia venía de qué vinos le tocaban. Es confusión por una variable omitida, y comparar las medias crudas habría llevado a una conclusión equivocada sobre el trabajo de personas con nombre y apellido.</w:t>
       </w:r>
     </w:p>
     <w:p>
       <w:pPr>
         <w:pStyle w:val="Heading1"/>
       </w:pPr>
-      <w:bookmarkStart w:id="29" w:name="_Toc240984904"/>
-      <w:r>
-        <w:lastRenderedPageBreak/>
+      <w:bookmarkStart w:id="31" w:name="_Toc240986679"/>
+      <w:r>
         <w:t>8. Conclusiones</w:t>
       </w:r>
-      <w:bookmarkEnd w:id="29"/>
+      <w:bookmarkEnd w:id="31"/>
     </w:p>
     <w:p>
       <w:pPr>
@@ -11606,7 +13648,7 @@
         <w:jc w:val="both"/>
       </w:pPr>
       <w:r>
-        <w:t>El análisis permite extraer conclusiones sobre el conjunto de datos y sobre el método empleado para analizarlo.</w:t>
+        <w:t>Del análisis salen conclusiones sobre el conjunto de datos y sobre el método usado para analizarlo.</w:t>
       </w:r>
     </w:p>
     <w:p>
@@ -11615,7 +13657,7 @@
         <w:jc w:val="both"/>
       </w:pPr>
       <w:r>
-        <w:t>Respecto del conjunto de datos, se verificó que llegó al analista con tres formas independientes de corrupción que ninguna carga convencional señala mediante un error, y que el enunciado que lo acompaña describe incorrectamente tanto el número de columnas como el de reseñas. El 7,7% de las filas estaba duplicado. La variable de precio se comporta como log-normal y presenta ausencias condicionadas por el origen geográfico; la de puntaje está censurada en origen por el umbral editorial de publicación.</w:t>
+        <w:t>Sobre los datos: el archivo llegó con tres formas independientes de corrupción que ninguna carga convencional avisa con un error, y el enunciado que lo acompaña describe mal tanto el número de columnas como el de reseñas. El 7,7% de las filas estaba duplicado. El precio se comporta como log-normal y tiene ausencias condicionadas por el origen geográfico; el puntaje viene censurado de origen por el umbral editorial de publicación.</w:t>
       </w:r>
     </w:p>
     <w:p>
@@ -11624,7 +13666,7 @@
         <w:jc w:val="both"/>
       </w:pPr>
       <w:r>
-        <w:t>Respecto de los hallazgos sustantivos, el precio crece de forma aproximadamente exponencial con el puntaje, con una correlación de rangos de 0,612 que indica asociación sólida pero no determinista. Las diferencias de puntaje entre países y entre catadores se reducen de manera drástica al controlar por las variables que efectivamente determinan qué vino evalúa cada quién.</w:t>
+        <w:t>Sobre los hallazgos: el precio crece de forma aproximadamente exponencial con el puntaje, con una correlación de rangos de 0,612 que indica asociación fuerte pero no determinista. La extensión de la nota de cata acompaña al puntaje todavía más de cerca, con 0,538. Y las diferencias de puntaje entre países y entre catadores se achican muchísimo al controlar por las variables que en realidad deciden qué vino evalúa cada quién.</w:t>
       </w:r>
     </w:p>
     <w:p>
@@ -11633,10 +13675,8 @@
         <w:jc w:val="both"/>
       </w:pPr>
       <w:r>
-        <w:t>Respecto del método, tres decisiones concentran el valor del trabajo. La primera es haber definido criterios de verificación antes de cargar los datos, lo que permitió detectar una corrupción silenciosa. La segunda es haber elegido la estrategia de imputación mediante validación medida sobre datos ocultados deliberadamente, en lugar de aplicar una convención. La tercera es haber distinguido el valor extremo correcto del error de registro mediante comparación contextual, en lugar de descartar la cola de la d</w:t>
-      </w:r>
-      <w:r>
-        <w:t>istribución por criterio puramente estadístico.</w:t>
+        <w:lastRenderedPageBreak/>
+        <w:t>Sobre el método, tres decisiones concentran el valor del trabajo. Fijar criterios de verificación antes de cargar los datos, que fue lo que permitió detectar una corrupción silenciosa. Elegir la estrategia de imputación midiendo el error sobre datos ocultados a propósito, en vez de aplicar una convención. Y distinguir el valor extremo correcto del error de registro comparando contra el contexto, en vez de recortar la cola de la distribución por criterio puramente estadístico.</w:t>
       </w:r>
     </w:p>
     <w:p>
@@ -11645,18 +13685,21 @@
         <w:jc w:val="both"/>
       </w:pPr>
       <w:r>
-        <w:t>Las limitaciones del análisis derivan en su mayoría del conjunto de datos y no del procedimiento. La censura en 80 puntos impide describir la distribución real de calidad. La concentración del 42% de las reseñas en un único país restringe la generalización de cualquier conclusión global. Y la columna de descripción, que el enunciado señala como la más relevante, contiene texto que este informe no explota: su análisis mediante procesamiento de lenguaje natural constituye la continuación natural del trabajo.</w:t>
+        <w:t>Las limitaciones vienen casi todas del conjunto de datos y no del procedimiento. La censura en 80 puntos impide describir la distribución real de calidad. La concentración del 42% de las reseñas en un solo país limita hasta dónde se puede generalizar cualquier conclusión global. Y de la columna de descripción, que el enunciado señala como la más relevante, este trabajo usa sólo su extensión: el análisis del contenido de las notas de cata con técnicas de procesamiento de lenguaje natural es la continuación n</w:t>
+      </w:r>
+      <w:r>
+        <w:t>atural del trabajo.</w:t>
       </w:r>
     </w:p>
     <w:p>
       <w:pPr>
         <w:pStyle w:val="Heading1"/>
       </w:pPr>
-      <w:bookmarkStart w:id="30" w:name="_Toc240984905"/>
+      <w:bookmarkStart w:id="32" w:name="_Toc240986680"/>
       <w:r>
         <w:t>9. Referencias</w:t>
       </w:r>
-      <w:bookmarkEnd w:id="30"/>
+      <w:bookmarkEnd w:id="32"/>
     </w:p>
     <w:p>
       <w:pPr>
@@ -11673,7 +13716,6 @@
         <w:jc w:val="both"/>
       </w:pPr>
       <w:r>
-        <w:lastRenderedPageBreak/>
         <w:t>Little, R. J. A. y Rubin, D. B. (2019). Statistical Analysis with Missing Data (3.ª ed.). Wiley.</w:t>
       </w:r>
     </w:p>
@@ -11713,12 +13755,12 @@
       <w:pPr>
         <w:pStyle w:val="Heading1"/>
       </w:pPr>
-      <w:bookmarkStart w:id="31" w:name="_Toc240984906"/>
+      <w:bookmarkStart w:id="33" w:name="_Toc240986681"/>
       <w:r>
         <w:lastRenderedPageBreak/>
         <w:t>Anexo. Estructura del script</w:t>
       </w:r>
-      <w:bookmarkEnd w:id="31"/>
+      <w:bookmarkEnd w:id="33"/>
     </w:p>
     <w:p>
       <w:pPr>
@@ -11726,7 +13768,16 @@
         <w:jc w:val="both"/>
       </w:pPr>
       <w:r>
-        <w:t>El código se entrega en el archivo script.py, organizado en seis secciones que se corresponden con las de este informe. Se ejecuta con «python script.py» y requiere pandas, numpy, matplotlib, scipy y openpyxl. La ejecución completa demora unos catorce segundos y genera las ocho figuras en el directorio graficos/.</w:t>
+        <w:t>El código se entrega en analisis_exploratorio_vinos.py, organizado en seis secciones que se corresponden con las de este informe. Se ejecuta con «python analisis_exploratorio_vinos.py» y necesita pandas, numpy, matplotlib, scipy y openpyxl. La corrida completa tarda unos catorce segundos y deja las ocho figuras en el directorio graficos/.</w:t>
+      </w:r>
+    </w:p>
+    <w:p>
+      <w:pPr>
+        <w:ind w:firstLine="720"/>
+        <w:jc w:val="both"/>
+      </w:pPr>
+      <w:r>
+        <w:t>El script busca el archivo de datos en dos formatos y usa el primero que encuentre: winemag-data-130k-v2.csv, que lee directo, o el .xlsx entregado con el enunciado, que reconstruye antes de leer. Los dos caminos devuelven el mismo DataFrame.</w:t>
       </w:r>
     </w:p>
     <w:p>
@@ -11742,7 +13793,7 @@
           <w:sz w:val="20"/>
           <w:szCs w:val="20"/>
         </w:rPr>
-        <w:t xml:space="preserve">Tabla 10. </w:t>
+        <w:t xml:space="preserve">Tabla 12. </w:t>
       </w:r>
       <w:r>
         <w:rPr>
@@ -11881,7 +13932,7 @@
                 <w:sz w:val="20"/>
                 <w:szCs w:val="20"/>
               </w:rPr>
-              <w:t>cargar_datos, _reconstruir_lineas, _reparar_codificacion</w:t>
+              <w:t>cargar_datos, _reconstruir_lineas, _reparar_codificacion, _elegir_ruta</w:t>
             </w:r>
           </w:p>
         </w:tc>
@@ -11934,7 +13985,7 @@
                 <w:sz w:val="20"/>
                 <w:szCs w:val="20"/>
               </w:rPr>
-              <w:t>perfil_columnas, quitar_duplicados</w:t>
+              <w:t>perfil_columnas, resumen_categoricas, quitar_duplicados</w:t>
             </w:r>
           </w:p>
         </w:tc>
@@ -12146,7 +14197,7 @@
                 <w:sz w:val="20"/>
                 <w:szCs w:val="20"/>
               </w:rPr>
-              <w:t>extraer_anio, analisis_temporal, efecto_catador, mejor_relacion_calidad_precio, grafico_comparativo</w:t>
+              <w:t>extraer_anio, analisis_temporal, efecto_catador, agregar_longitud, analisis_longitud, mejor_relacion_calidad_precio, grafico_comparativo</w:t>
             </w:r>
           </w:p>
         </w:tc>
@@ -12163,7 +14214,7 @@
         <w:jc w:val="both"/>
       </w:pPr>
       <w:r>
-        <w:t>La función de carga incorpora aserciones que verifican la forma del conjunto y el tipo de las variables numéricas, de modo que el script falle de manera visible si el archivo de origen cambia, en lugar de continuar sobre datos distintos de los analizados.</w:t>
+        <w:t>La función de carga lleva aserciones que verifican la forma del conjunto y el tipo de las variables numéricas, además de que cada línea reconstruida dé los catorce campos esperados. Si el archivo de origen cambia, el script falla de forma visible en lugar de seguir sobre datos distintos de los analizados.</w:t>
       </w:r>
     </w:p>
     <w:sectPr>
@@ -12366,96 +14417,10 @@
 <file path=word/numbering.xml><?xml version="1.0" encoding="utf-8"?>
 <w:numbering xmlns:wpc="http://schemas.microsoft.com/office/word/2010/wordprocessingCanvas" xmlns:cx="http://schemas.microsoft.com/office/drawing/2014/chartex" xmlns:cx1="http://schemas.microsoft.com/office/drawing/2015/9/8/chartex" xmlns:cx2="http://schemas.microsoft.com/office/drawing/2015/10/21/chartex" xmlns:cx3="http://schemas.microsoft.com/office/drawing/2016/5/9/chartex" xmlns:cx4="http://schemas.microsoft.com/office/drawing/2016/5/10/chartex" xmlns:cx5="http://schemas.microsoft.com/office/drawing/2016/5/11/chartex" xmlns:cx6="http://schemas.microsoft.com/office/drawing/2016/5/12/chartex" xmlns:cx7="http://schemas.microsoft.com/office/drawing/2016/5/13/chartex" xmlns:cx8="http://schemas.microsoft.com/office/drawing/2016/5/14/chartex" xmlns:mc="http://schemas.openxmlformats.org/markup-compatibility/2006" xmlns:aink="http://schemas.microsoft.com/office/drawing/2016/ink" xmlns:am3d="http://schemas.microsoft.com/office/drawing/2017/model3d" xmlns:o="urn:schemas-microsoft-com:office:office" xmlns:oel="http://schemas.microsoft.com/office/2019/extlst" xmlns:r="http://schemas.openxmlformats.org/officeDocument/2006/relationships" xmlns:m="http://schemas.openxmlformats.org/officeDocument/2006/math" xmlns:v="urn:schemas-microsoft-com:vml" xmlns:wp14="http://schemas.microsoft.com/office/word/2010/wordprocessingDrawing" xmlns:wp="http://schemas.openxmlformats.org/drawingml/2006/wordprocessingDrawing" xmlns:w10="urn:schemas-microsoft-com:office:word" xmlns:w="http://schemas.openxmlformats.org/wordprocessingml/2006/main" xmlns:w14="http://schemas.microsoft.com/office/word/2010/wordml" xmlns:w15="http://schemas.microsoft.com/office/word/2012/wordml" xmlns:w16cex="http://schemas.microsoft.com/office/word/2018/wordml/cex" xmlns:w16cid="http://schemas.microsoft.com/office/word/2016/wordml/cid" xmlns:w16="http://schemas.microsoft.com/office/word/2018/wordml" xmlns:w16du="http://schemas.microsoft.com/office/word/2023/wordml/word16du" xmlns:w16sdtdh="http://schemas.microsoft.com/office/word/2020/wordml/sdtdatahash" xmlns:w16sdtfl="http://schemas.microsoft.com/office/word/2024/wordml/sdtformatlock" xmlns:w16se="http://schemas.microsoft.com/office/word/2015/wordml/symex" xmlns:wpg="http://schemas.microsoft.com/office/word/2010/wordprocessingGroup" xmlns:wpi="http://schemas.microsoft.com/office/word/2010/wordprocessingInk" xmlns:wne="http://schemas.microsoft.com/office/word/2006/wordml" xmlns:wps="http://schemas.microsoft.com/office/word/2010/wordprocessingShape" mc:Ignorable="w14 w15 w16se w16cid w16 w16cex w16sdtdh w16sdtfl w16du wp14">
   <w:abstractNum w:abstractNumId="0" w15:restartNumberingAfterBreak="0">
-    <w:nsid w:val="1673768E"/>
+    <w:nsid w:val="156A3578"/>
     <w:multiLevelType w:val="hybridMultilevel"/>
-    <w:tmpl w:val="2B942C40"/>
-    <w:lvl w:ilvl="0" w:tplc="1584ACA6">
-      <w:start w:val="1"/>
-      <w:numFmt w:val="bullet"/>
-      <w:lvlText w:val="●"/>
-      <w:lvlJc w:val="left"/>
-      <w:pPr>
-        <w:ind w:left="720" w:hanging="360"/>
-      </w:pPr>
-    </w:lvl>
-    <w:lvl w:ilvl="1" w:tplc="0B8412A8">
-      <w:start w:val="1"/>
-      <w:numFmt w:val="bullet"/>
-      <w:lvlText w:val="○"/>
-      <w:lvlJc w:val="left"/>
-      <w:pPr>
-        <w:ind w:left="1440" w:hanging="360"/>
-      </w:pPr>
-    </w:lvl>
-    <w:lvl w:ilvl="2" w:tplc="134CBA6A">
-      <w:start w:val="1"/>
-      <w:numFmt w:val="bullet"/>
-      <w:lvlText w:val="■"/>
-      <w:lvlJc w:val="left"/>
-      <w:pPr>
-        <w:ind w:left="2160" w:hanging="360"/>
-      </w:pPr>
-    </w:lvl>
-    <w:lvl w:ilvl="3" w:tplc="1076C7C6">
-      <w:start w:val="1"/>
-      <w:numFmt w:val="bullet"/>
-      <w:lvlText w:val="●"/>
-      <w:lvlJc w:val="left"/>
-      <w:pPr>
-        <w:ind w:left="2880" w:hanging="360"/>
-      </w:pPr>
-    </w:lvl>
-    <w:lvl w:ilvl="4" w:tplc="AAC01910">
-      <w:start w:val="1"/>
-      <w:numFmt w:val="bullet"/>
-      <w:lvlText w:val="○"/>
-      <w:lvlJc w:val="left"/>
-      <w:pPr>
-        <w:ind w:left="3600" w:hanging="360"/>
-      </w:pPr>
-    </w:lvl>
-    <w:lvl w:ilvl="5" w:tplc="F1AE5F4A">
-      <w:start w:val="1"/>
-      <w:numFmt w:val="bullet"/>
-      <w:lvlText w:val="■"/>
-      <w:lvlJc w:val="left"/>
-      <w:pPr>
-        <w:ind w:left="4320" w:hanging="360"/>
-      </w:pPr>
-    </w:lvl>
-    <w:lvl w:ilvl="6" w:tplc="0BD8CE48">
-      <w:start w:val="1"/>
-      <w:numFmt w:val="bullet"/>
-      <w:lvlText w:val="●"/>
-      <w:lvlJc w:val="left"/>
-      <w:pPr>
-        <w:ind w:left="5040" w:hanging="360"/>
-      </w:pPr>
-    </w:lvl>
-    <w:lvl w:ilvl="7" w:tplc="338AA76C">
-      <w:start w:val="1"/>
-      <w:numFmt w:val="bullet"/>
-      <w:lvlText w:val="●"/>
-      <w:lvlJc w:val="left"/>
-      <w:pPr>
-        <w:ind w:left="5760" w:hanging="360"/>
-      </w:pPr>
-    </w:lvl>
-    <w:lvl w:ilvl="8" w:tplc="66A062F4">
-      <w:start w:val="1"/>
-      <w:numFmt w:val="bullet"/>
-      <w:lvlText w:val="●"/>
-      <w:lvlJc w:val="left"/>
-      <w:pPr>
-        <w:ind w:left="6480" w:hanging="360"/>
-      </w:pPr>
-    </w:lvl>
-  </w:abstractNum>
-  <w:abstractNum w:abstractNumId="1" w15:restartNumberingAfterBreak="0">
-    <w:nsid w:val="4A381BCB"/>
-    <w:multiLevelType w:val="hybridMultilevel"/>
-    <w:tmpl w:val="C94873BA"/>
-    <w:lvl w:ilvl="0" w:tplc="0A5CE582">
+    <w:tmpl w:val="EAA66A1A"/>
+    <w:lvl w:ilvl="0" w:tplc="ED242E20">
       <w:start w:val="1"/>
       <w:numFmt w:val="bullet"/>
       <w:lvlText w:val="•"/>
@@ -12464,55 +14429,141 @@
         <w:ind w:left="720" w:hanging="360"/>
       </w:pPr>
     </w:lvl>
-    <w:lvl w:ilvl="1" w:tplc="528C4F82">
+    <w:lvl w:ilvl="1" w:tplc="D8A8495A">
       <w:numFmt w:val="decimal"/>
       <w:lvlText w:val=""/>
       <w:lvlJc w:val="left"/>
     </w:lvl>
-    <w:lvl w:ilvl="2" w:tplc="C554A738">
+    <w:lvl w:ilvl="2" w:tplc="63004DAC">
       <w:numFmt w:val="decimal"/>
       <w:lvlText w:val=""/>
       <w:lvlJc w:val="left"/>
     </w:lvl>
-    <w:lvl w:ilvl="3" w:tplc="88828C94">
+    <w:lvl w:ilvl="3" w:tplc="4BF8CEC4">
       <w:numFmt w:val="decimal"/>
       <w:lvlText w:val=""/>
       <w:lvlJc w:val="left"/>
     </w:lvl>
-    <w:lvl w:ilvl="4" w:tplc="75ACDEF8">
+    <w:lvl w:ilvl="4" w:tplc="B524950C">
       <w:numFmt w:val="decimal"/>
       <w:lvlText w:val=""/>
       <w:lvlJc w:val="left"/>
     </w:lvl>
-    <w:lvl w:ilvl="5" w:tplc="9572D4BE">
+    <w:lvl w:ilvl="5" w:tplc="92D68880">
       <w:numFmt w:val="decimal"/>
       <w:lvlText w:val=""/>
       <w:lvlJc w:val="left"/>
     </w:lvl>
-    <w:lvl w:ilvl="6" w:tplc="298C3820">
+    <w:lvl w:ilvl="6" w:tplc="0D5AB60E">
       <w:numFmt w:val="decimal"/>
       <w:lvlText w:val=""/>
       <w:lvlJc w:val="left"/>
     </w:lvl>
-    <w:lvl w:ilvl="7" w:tplc="9992044C">
+    <w:lvl w:ilvl="7" w:tplc="B1B4D1B8">
       <w:numFmt w:val="decimal"/>
       <w:lvlText w:val=""/>
       <w:lvlJc w:val="left"/>
     </w:lvl>
-    <w:lvl w:ilvl="8" w:tplc="1AD4A1C8">
+    <w:lvl w:ilvl="8" w:tplc="2676DEFC">
       <w:numFmt w:val="decimal"/>
       <w:lvlText w:val=""/>
       <w:lvlJc w:val="left"/>
     </w:lvl>
   </w:abstractNum>
-  <w:num w:numId="1" w16cid:durableId="30494729">
-    <w:abstractNumId w:val="0"/>
+  <w:abstractNum w:abstractNumId="1" w15:restartNumberingAfterBreak="0">
+    <w:nsid w:val="3D8712B2"/>
+    <w:multiLevelType w:val="hybridMultilevel"/>
+    <w:tmpl w:val="0254D1D2"/>
+    <w:lvl w:ilvl="0" w:tplc="14E01AC0">
+      <w:start w:val="1"/>
+      <w:numFmt w:val="bullet"/>
+      <w:lvlText w:val="●"/>
+      <w:lvlJc w:val="left"/>
+      <w:pPr>
+        <w:ind w:left="720" w:hanging="360"/>
+      </w:pPr>
+    </w:lvl>
+    <w:lvl w:ilvl="1" w:tplc="9148EFFE">
+      <w:start w:val="1"/>
+      <w:numFmt w:val="bullet"/>
+      <w:lvlText w:val="○"/>
+      <w:lvlJc w:val="left"/>
+      <w:pPr>
+        <w:ind w:left="1440" w:hanging="360"/>
+      </w:pPr>
+    </w:lvl>
+    <w:lvl w:ilvl="2" w:tplc="772EB000">
+      <w:start w:val="1"/>
+      <w:numFmt w:val="bullet"/>
+      <w:lvlText w:val="■"/>
+      <w:lvlJc w:val="left"/>
+      <w:pPr>
+        <w:ind w:left="2160" w:hanging="360"/>
+      </w:pPr>
+    </w:lvl>
+    <w:lvl w:ilvl="3" w:tplc="6420A864">
+      <w:start w:val="1"/>
+      <w:numFmt w:val="bullet"/>
+      <w:lvlText w:val="●"/>
+      <w:lvlJc w:val="left"/>
+      <w:pPr>
+        <w:ind w:left="2880" w:hanging="360"/>
+      </w:pPr>
+    </w:lvl>
+    <w:lvl w:ilvl="4" w:tplc="A9C6885C">
+      <w:start w:val="1"/>
+      <w:numFmt w:val="bullet"/>
+      <w:lvlText w:val="○"/>
+      <w:lvlJc w:val="left"/>
+      <w:pPr>
+        <w:ind w:left="3600" w:hanging="360"/>
+      </w:pPr>
+    </w:lvl>
+    <w:lvl w:ilvl="5" w:tplc="D19C0676">
+      <w:start w:val="1"/>
+      <w:numFmt w:val="bullet"/>
+      <w:lvlText w:val="■"/>
+      <w:lvlJc w:val="left"/>
+      <w:pPr>
+        <w:ind w:left="4320" w:hanging="360"/>
+      </w:pPr>
+    </w:lvl>
+    <w:lvl w:ilvl="6" w:tplc="26BA1ACE">
+      <w:start w:val="1"/>
+      <w:numFmt w:val="bullet"/>
+      <w:lvlText w:val="●"/>
+      <w:lvlJc w:val="left"/>
+      <w:pPr>
+        <w:ind w:left="5040" w:hanging="360"/>
+      </w:pPr>
+    </w:lvl>
+    <w:lvl w:ilvl="7" w:tplc="D03AE6CA">
+      <w:start w:val="1"/>
+      <w:numFmt w:val="bullet"/>
+      <w:lvlText w:val="●"/>
+      <w:lvlJc w:val="left"/>
+      <w:pPr>
+        <w:ind w:left="5760" w:hanging="360"/>
+      </w:pPr>
+    </w:lvl>
+    <w:lvl w:ilvl="8" w:tplc="7F9C1C62">
+      <w:start w:val="1"/>
+      <w:numFmt w:val="bullet"/>
+      <w:lvlText w:val="●"/>
+      <w:lvlJc w:val="left"/>
+      <w:pPr>
+        <w:ind w:left="6480" w:hanging="360"/>
+      </w:pPr>
+    </w:lvl>
+  </w:abstractNum>
+  <w:num w:numId="1" w16cid:durableId="1022442402">
+    <w:abstractNumId w:val="1"/>
     <w:lvlOverride w:ilvl="0">
       <w:startOverride w:val="1"/>
     </w:lvlOverride>
   </w:num>
-  <w:num w:numId="2" w16cid:durableId="974480522">
-    <w:abstractNumId w:val="1"/>
+  <w:num w:numId="2" w16cid:durableId="1510293949">
+    <w:abstractNumId w:val="0"/>
     <w:lvlOverride w:ilvl="0">
       <w:startOverride w:val="1"/>
     </w:lvlOverride>
@@ -12945,8 +14996,6 @@
       <w:outlineLvl w:val="1"/>
     </w:pPr>
     <w:rPr>
-      <w:b/>
-      <w:bCs/>
       <w:i/>
       <w:iCs/>
       <w:color w:val="000000"/>
@@ -13138,7 +15187,7 @@
     <w:autoRedefine/>
     <w:uiPriority w:val="39"/>
     <w:unhideWhenUsed/>
-    <w:rsid w:val="00D543FF"/>
+    <w:rsid w:val="0035784D"/>
     <w:pPr>
       <w:spacing w:after="100"/>
     </w:pPr>
@@ -13150,7 +15199,7 @@
     <w:autoRedefine/>
     <w:uiPriority w:val="39"/>
     <w:unhideWhenUsed/>
-    <w:rsid w:val="00D543FF"/>
+    <w:rsid w:val="0035784D"/>
     <w:pPr>
       <w:spacing w:after="100"/>
       <w:ind w:left="240"/>

--- a/Informe TP2 - Analisis exploratorio de vinos.docx
+++ b/Informe TP2 - Analisis exploratorio de vinos.docx
@@ -100,7 +100,7 @@
     <w:sdt>
       <w:sdtPr>
         <w:alias w:val="Índice"/>
-        <w:id w:val="-1290741769"/>
+        <w:id w:val="2139840152"/>
       </w:sdtPr>
       <w:sdtEndPr/>
       <w:sdtContent>
@@ -126,7 +126,7 @@
           <w:r>
             <w:fldChar w:fldCharType="separate"/>
           </w:r>
-          <w:hyperlink w:anchor="_Toc240986648" w:history="1">
+          <w:hyperlink w:anchor="_Toc240991474" w:history="1">
             <w:r>
               <w:rPr>
                 <w:rStyle w:val="Hyperlink"/>
@@ -150,7 +150,7 @@
               <w:rPr>
                 <w:noProof/>
               </w:rPr>
-              <w:instrText xml:space="preserve"> PAGEREF _Toc240986648 \h </w:instrText>
+              <w:instrText xml:space="preserve"> PAGEREF _Toc240991474 \h </w:instrText>
             </w:r>
             <w:r>
               <w:rPr>
@@ -190,7 +190,7 @@
               <w14:ligatures w14:val="standardContextual"/>
             </w:rPr>
           </w:pPr>
-          <w:hyperlink w:anchor="_Toc240986649" w:history="1">
+          <w:hyperlink w:anchor="_Toc240991475" w:history="1">
             <w:r>
               <w:rPr>
                 <w:rStyle w:val="Hyperlink"/>
@@ -214,7 +214,7 @@
               <w:rPr>
                 <w:noProof/>
               </w:rPr>
-              <w:instrText xml:space="preserve"> PAGEREF _Toc240986649 \h </w:instrText>
+              <w:instrText xml:space="preserve"> PAGEREF _Toc240991475 \h </w:instrText>
             </w:r>
             <w:r>
               <w:rPr>
@@ -254,7 +254,7 @@
               <w14:ligatures w14:val="standardContextual"/>
             </w:rPr>
           </w:pPr>
-          <w:hyperlink w:anchor="_Toc240986650" w:history="1">
+          <w:hyperlink w:anchor="_Toc240991476" w:history="1">
             <w:r>
               <w:rPr>
                 <w:rStyle w:val="Hyperlink"/>
@@ -278,7 +278,7 @@
               <w:rPr>
                 <w:noProof/>
               </w:rPr>
-              <w:instrText xml:space="preserve"> PAGEREF _Toc240986650 \h </w:instrText>
+              <w:instrText xml:space="preserve"> PAGEREF _Toc240991476 \h </w:instrText>
             </w:r>
             <w:r>
               <w:rPr>
@@ -318,7 +318,7 @@
               <w14:ligatures w14:val="standardContextual"/>
             </w:rPr>
           </w:pPr>
-          <w:hyperlink w:anchor="_Toc240986651" w:history="1">
+          <w:hyperlink w:anchor="_Toc240991477" w:history="1">
             <w:r>
               <w:rPr>
                 <w:rStyle w:val="Hyperlink"/>
@@ -342,7 +342,7 @@
               <w:rPr>
                 <w:noProof/>
               </w:rPr>
-              <w:instrText xml:space="preserve"> PAGEREF _Toc240986651 \h </w:instrText>
+              <w:instrText xml:space="preserve"> PAGEREF _Toc240991477 \h </w:instrText>
             </w:r>
             <w:r>
               <w:rPr>
@@ -382,7 +382,7 @@
               <w14:ligatures w14:val="standardContextual"/>
             </w:rPr>
           </w:pPr>
-          <w:hyperlink w:anchor="_Toc240986652" w:history="1">
+          <w:hyperlink w:anchor="_Toc240991478" w:history="1">
             <w:r>
               <w:rPr>
                 <w:rStyle w:val="Hyperlink"/>
@@ -406,7 +406,7 @@
               <w:rPr>
                 <w:noProof/>
               </w:rPr>
-              <w:instrText xml:space="preserve"> PAGEREF _Toc240986652 \h </w:instrText>
+              <w:instrText xml:space="preserve"> PAGEREF _Toc240991478 \h </w:instrText>
             </w:r>
             <w:r>
               <w:rPr>
@@ -446,7 +446,7 @@
               <w14:ligatures w14:val="standardContextual"/>
             </w:rPr>
           </w:pPr>
-          <w:hyperlink w:anchor="_Toc240986653" w:history="1">
+          <w:hyperlink w:anchor="_Toc240991479" w:history="1">
             <w:r>
               <w:rPr>
                 <w:rStyle w:val="Hyperlink"/>
@@ -470,7 +470,7 @@
               <w:rPr>
                 <w:noProof/>
               </w:rPr>
-              <w:instrText xml:space="preserve"> PAGEREF _Toc240986653 \h </w:instrText>
+              <w:instrText xml:space="preserve"> PAGEREF _Toc240991479 \h </w:instrText>
             </w:r>
             <w:r>
               <w:rPr>
@@ -510,7 +510,7 @@
               <w14:ligatures w14:val="standardContextual"/>
             </w:rPr>
           </w:pPr>
-          <w:hyperlink w:anchor="_Toc240986654" w:history="1">
+          <w:hyperlink w:anchor="_Toc240991480" w:history="1">
             <w:r>
               <w:rPr>
                 <w:rStyle w:val="Hyperlink"/>
@@ -534,7 +534,7 @@
               <w:rPr>
                 <w:noProof/>
               </w:rPr>
-              <w:instrText xml:space="preserve"> PAGEREF _Toc240986654 \h </w:instrText>
+              <w:instrText xml:space="preserve"> PAGEREF _Toc240991480 \h </w:instrText>
             </w:r>
             <w:r>
               <w:rPr>
@@ -574,7 +574,7 @@
               <w14:ligatures w14:val="standardContextual"/>
             </w:rPr>
           </w:pPr>
-          <w:hyperlink w:anchor="_Toc240986655" w:history="1">
+          <w:hyperlink w:anchor="_Toc240991481" w:history="1">
             <w:r>
               <w:rPr>
                 <w:rStyle w:val="Hyperlink"/>
@@ -598,7 +598,7 @@
               <w:rPr>
                 <w:noProof/>
               </w:rPr>
-              <w:instrText xml:space="preserve"> PAGEREF _Toc240986655 \h </w:instrText>
+              <w:instrText xml:space="preserve"> PAGEREF _Toc240991481 \h </w:instrText>
             </w:r>
             <w:r>
               <w:rPr>
@@ -638,7 +638,7 @@
               <w14:ligatures w14:val="standardContextual"/>
             </w:rPr>
           </w:pPr>
-          <w:hyperlink w:anchor="_Toc240986656" w:history="1">
+          <w:hyperlink w:anchor="_Toc240991482" w:history="1">
             <w:r>
               <w:rPr>
                 <w:rStyle w:val="Hyperlink"/>
@@ -662,7 +662,7 @@
               <w:rPr>
                 <w:noProof/>
               </w:rPr>
-              <w:instrText xml:space="preserve"> PAGEREF _Toc240986656 \h </w:instrText>
+              <w:instrText xml:space="preserve"> PAGEREF _Toc240991482 \h </w:instrText>
             </w:r>
             <w:r>
               <w:rPr>
@@ -702,7 +702,7 @@
               <w14:ligatures w14:val="standardContextual"/>
             </w:rPr>
           </w:pPr>
-          <w:hyperlink w:anchor="_Toc240986657" w:history="1">
+          <w:hyperlink w:anchor="_Toc240991483" w:history="1">
             <w:r>
               <w:rPr>
                 <w:rStyle w:val="Hyperlink"/>
@@ -726,7 +726,7 @@
               <w:rPr>
                 <w:noProof/>
               </w:rPr>
-              <w:instrText xml:space="preserve"> PAGEREF _Toc240986657 \h </w:instrText>
+              <w:instrText xml:space="preserve"> PAGEREF _Toc240991483 \h </w:instrText>
             </w:r>
             <w:r>
               <w:rPr>
@@ -766,7 +766,7 @@
               <w14:ligatures w14:val="standardContextual"/>
             </w:rPr>
           </w:pPr>
-          <w:hyperlink w:anchor="_Toc240986658" w:history="1">
+          <w:hyperlink w:anchor="_Toc240991484" w:history="1">
             <w:r>
               <w:rPr>
                 <w:rStyle w:val="Hyperlink"/>
@@ -790,7 +790,7 @@
               <w:rPr>
                 <w:noProof/>
               </w:rPr>
-              <w:instrText xml:space="preserve"> PAGEREF _Toc240986658 \h </w:instrText>
+              <w:instrText xml:space="preserve"> PAGEREF _Toc240991484 \h </w:instrText>
             </w:r>
             <w:r>
               <w:rPr>
@@ -830,7 +830,7 @@
               <w14:ligatures w14:val="standardContextual"/>
             </w:rPr>
           </w:pPr>
-          <w:hyperlink w:anchor="_Toc240986659" w:history="1">
+          <w:hyperlink w:anchor="_Toc240991485" w:history="1">
             <w:r>
               <w:rPr>
                 <w:rStyle w:val="Hyperlink"/>
@@ -854,7 +854,7 @@
               <w:rPr>
                 <w:noProof/>
               </w:rPr>
-              <w:instrText xml:space="preserve"> PAGEREF _Toc240986659 \h </w:instrText>
+              <w:instrText xml:space="preserve"> PAGEREF _Toc240991485 \h </w:instrText>
             </w:r>
             <w:r>
               <w:rPr>
@@ -894,7 +894,7 @@
               <w14:ligatures w14:val="standardContextual"/>
             </w:rPr>
           </w:pPr>
-          <w:hyperlink w:anchor="_Toc240986660" w:history="1">
+          <w:hyperlink w:anchor="_Toc240991486" w:history="1">
             <w:r>
               <w:rPr>
                 <w:rStyle w:val="Hyperlink"/>
@@ -918,7 +918,7 @@
               <w:rPr>
                 <w:noProof/>
               </w:rPr>
-              <w:instrText xml:space="preserve"> PAGEREF _Toc240986660 \h </w:instrText>
+              <w:instrText xml:space="preserve"> PAGEREF _Toc240991486 \h </w:instrText>
             </w:r>
             <w:r>
               <w:rPr>
@@ -958,7 +958,7 @@
               <w14:ligatures w14:val="standardContextual"/>
             </w:rPr>
           </w:pPr>
-          <w:hyperlink w:anchor="_Toc240986661" w:history="1">
+          <w:hyperlink w:anchor="_Toc240991487" w:history="1">
             <w:r>
               <w:rPr>
                 <w:rStyle w:val="Hyperlink"/>
@@ -982,7 +982,7 @@
               <w:rPr>
                 <w:noProof/>
               </w:rPr>
-              <w:instrText xml:space="preserve"> PAGEREF _Toc240986661 \h </w:instrText>
+              <w:instrText xml:space="preserve"> PAGEREF _Toc240991487 \h </w:instrText>
             </w:r>
             <w:r>
               <w:rPr>
@@ -1022,7 +1022,7 @@
               <w14:ligatures w14:val="standardContextual"/>
             </w:rPr>
           </w:pPr>
-          <w:hyperlink w:anchor="_Toc240986662" w:history="1">
+          <w:hyperlink w:anchor="_Toc240991488" w:history="1">
             <w:r>
               <w:rPr>
                 <w:rStyle w:val="Hyperlink"/>
@@ -1046,7 +1046,7 @@
               <w:rPr>
                 <w:noProof/>
               </w:rPr>
-              <w:instrText xml:space="preserve"> PAGEREF _Toc240986662 \h </w:instrText>
+              <w:instrText xml:space="preserve"> PAGEREF _Toc240991488 \h </w:instrText>
             </w:r>
             <w:r>
               <w:rPr>
@@ -1086,7 +1086,7 @@
               <w14:ligatures w14:val="standardContextual"/>
             </w:rPr>
           </w:pPr>
-          <w:hyperlink w:anchor="_Toc240986663" w:history="1">
+          <w:hyperlink w:anchor="_Toc240991489" w:history="1">
             <w:r>
               <w:rPr>
                 <w:rStyle w:val="Hyperlink"/>
@@ -1110,7 +1110,7 @@
               <w:rPr>
                 <w:noProof/>
               </w:rPr>
-              <w:instrText xml:space="preserve"> PAGEREF _Toc240986663 \h </w:instrText>
+              <w:instrText xml:space="preserve"> PAGEREF _Toc240991489 \h </w:instrText>
             </w:r>
             <w:r>
               <w:rPr>
@@ -1150,7 +1150,7 @@
               <w14:ligatures w14:val="standardContextual"/>
             </w:rPr>
           </w:pPr>
-          <w:hyperlink w:anchor="_Toc240986664" w:history="1">
+          <w:hyperlink w:anchor="_Toc240991490" w:history="1">
             <w:r>
               <w:rPr>
                 <w:rStyle w:val="Hyperlink"/>
@@ -1174,7 +1174,7 @@
               <w:rPr>
                 <w:noProof/>
               </w:rPr>
-              <w:instrText xml:space="preserve"> PAGEREF _Toc240986664 \h </w:instrText>
+              <w:instrText xml:space="preserve"> PAGEREF _Toc240991490 \h </w:instrText>
             </w:r>
             <w:r>
               <w:rPr>
@@ -1214,7 +1214,7 @@
               <w14:ligatures w14:val="standardContextual"/>
             </w:rPr>
           </w:pPr>
-          <w:hyperlink w:anchor="_Toc240986665" w:history="1">
+          <w:hyperlink w:anchor="_Toc240991491" w:history="1">
             <w:r>
               <w:rPr>
                 <w:rStyle w:val="Hyperlink"/>
@@ -1238,7 +1238,7 @@
               <w:rPr>
                 <w:noProof/>
               </w:rPr>
-              <w:instrText xml:space="preserve"> PAGEREF _Toc240986665 \h </w:instrText>
+              <w:instrText xml:space="preserve"> PAGEREF _Toc240991491 \h </w:instrText>
             </w:r>
             <w:r>
               <w:rPr>
@@ -1278,7 +1278,7 @@
               <w14:ligatures w14:val="standardContextual"/>
             </w:rPr>
           </w:pPr>
-          <w:hyperlink w:anchor="_Toc240986666" w:history="1">
+          <w:hyperlink w:anchor="_Toc240991492" w:history="1">
             <w:r>
               <w:rPr>
                 <w:rStyle w:val="Hyperlink"/>
@@ -1302,7 +1302,7 @@
               <w:rPr>
                 <w:noProof/>
               </w:rPr>
-              <w:instrText xml:space="preserve"> PAGEREF _Toc240986666 \h </w:instrText>
+              <w:instrText xml:space="preserve"> PAGEREF _Toc240991492 \h </w:instrText>
             </w:r>
             <w:r>
               <w:rPr>
@@ -1342,7 +1342,7 @@
               <w14:ligatures w14:val="standardContextual"/>
             </w:rPr>
           </w:pPr>
-          <w:hyperlink w:anchor="_Toc240986667" w:history="1">
+          <w:hyperlink w:anchor="_Toc240991493" w:history="1">
             <w:r>
               <w:rPr>
                 <w:rStyle w:val="Hyperlink"/>
@@ -1366,7 +1366,7 @@
               <w:rPr>
                 <w:noProof/>
               </w:rPr>
-              <w:instrText xml:space="preserve"> PAGEREF _Toc240986667 \h </w:instrText>
+              <w:instrText xml:space="preserve"> PAGEREF _Toc240991493 \h </w:instrText>
             </w:r>
             <w:r>
               <w:rPr>
@@ -1406,7 +1406,7 @@
               <w14:ligatures w14:val="standardContextual"/>
             </w:rPr>
           </w:pPr>
-          <w:hyperlink w:anchor="_Toc240986668" w:history="1">
+          <w:hyperlink w:anchor="_Toc240991494" w:history="1">
             <w:r>
               <w:rPr>
                 <w:rStyle w:val="Hyperlink"/>
@@ -1430,7 +1430,7 @@
               <w:rPr>
                 <w:noProof/>
               </w:rPr>
-              <w:instrText xml:space="preserve"> PAGEREF _Toc240986668 \h </w:instrText>
+              <w:instrText xml:space="preserve"> PAGEREF _Toc240991494 \h </w:instrText>
             </w:r>
             <w:r>
               <w:rPr>
@@ -1470,7 +1470,7 @@
               <w14:ligatures w14:val="standardContextual"/>
             </w:rPr>
           </w:pPr>
-          <w:hyperlink w:anchor="_Toc240986669" w:history="1">
+          <w:hyperlink w:anchor="_Toc240991495" w:history="1">
             <w:r>
               <w:rPr>
                 <w:rStyle w:val="Hyperlink"/>
@@ -1494,7 +1494,7 @@
               <w:rPr>
                 <w:noProof/>
               </w:rPr>
-              <w:instrText xml:space="preserve"> PAGEREF _Toc240986669 \h </w:instrText>
+              <w:instrText xml:space="preserve"> PAGEREF _Toc240991495 \h </w:instrText>
             </w:r>
             <w:r>
               <w:rPr>
@@ -1534,7 +1534,7 @@
               <w14:ligatures w14:val="standardContextual"/>
             </w:rPr>
           </w:pPr>
-          <w:hyperlink w:anchor="_Toc240986670" w:history="1">
+          <w:hyperlink w:anchor="_Toc240991496" w:history="1">
             <w:r>
               <w:rPr>
                 <w:rStyle w:val="Hyperlink"/>
@@ -1558,7 +1558,7 @@
               <w:rPr>
                 <w:noProof/>
               </w:rPr>
-              <w:instrText xml:space="preserve"> PAGEREF _Toc240986670 \h </w:instrText>
+              <w:instrText xml:space="preserve"> PAGEREF _Toc240991496 \h </w:instrText>
             </w:r>
             <w:r>
               <w:rPr>
@@ -1598,7 +1598,7 @@
               <w14:ligatures w14:val="standardContextual"/>
             </w:rPr>
           </w:pPr>
-          <w:hyperlink w:anchor="_Toc240986671" w:history="1">
+          <w:hyperlink w:anchor="_Toc240991497" w:history="1">
             <w:r>
               <w:rPr>
                 <w:rStyle w:val="Hyperlink"/>
@@ -1622,7 +1622,7 @@
               <w:rPr>
                 <w:noProof/>
               </w:rPr>
-              <w:instrText xml:space="preserve"> PAGEREF _Toc240986671 \h </w:instrText>
+              <w:instrText xml:space="preserve"> PAGEREF _Toc240991497 \h </w:instrText>
             </w:r>
             <w:r>
               <w:rPr>
@@ -1662,7 +1662,7 @@
               <w14:ligatures w14:val="standardContextual"/>
             </w:rPr>
           </w:pPr>
-          <w:hyperlink w:anchor="_Toc240986672" w:history="1">
+          <w:hyperlink w:anchor="_Toc240991498" w:history="1">
             <w:r>
               <w:rPr>
                 <w:rStyle w:val="Hyperlink"/>
@@ -1686,7 +1686,7 @@
               <w:rPr>
                 <w:noProof/>
               </w:rPr>
-              <w:instrText xml:space="preserve"> PAGEREF _Toc240986672 \h </w:instrText>
+              <w:instrText xml:space="preserve"> PAGEREF _Toc240991498 \h </w:instrText>
             </w:r>
             <w:r>
               <w:rPr>
@@ -1726,7 +1726,7 @@
               <w14:ligatures w14:val="standardContextual"/>
             </w:rPr>
           </w:pPr>
-          <w:hyperlink w:anchor="_Toc240986673" w:history="1">
+          <w:hyperlink w:anchor="_Toc240991499" w:history="1">
             <w:r>
               <w:rPr>
                 <w:rStyle w:val="Hyperlink"/>
@@ -1750,7 +1750,7 @@
               <w:rPr>
                 <w:noProof/>
               </w:rPr>
-              <w:instrText xml:space="preserve"> PAGEREF _Toc240986673 \h </w:instrText>
+              <w:instrText xml:space="preserve"> PAGEREF _Toc240991499 \h </w:instrText>
             </w:r>
             <w:r>
               <w:rPr>
@@ -1790,7 +1790,7 @@
               <w14:ligatures w14:val="standardContextual"/>
             </w:rPr>
           </w:pPr>
-          <w:hyperlink w:anchor="_Toc240986674" w:history="1">
+          <w:hyperlink w:anchor="_Toc240991500" w:history="1">
             <w:r>
               <w:rPr>
                 <w:rStyle w:val="Hyperlink"/>
@@ -1814,7 +1814,7 @@
               <w:rPr>
                 <w:noProof/>
               </w:rPr>
-              <w:instrText xml:space="preserve"> PAGEREF _Toc240986674 \h </w:instrText>
+              <w:instrText xml:space="preserve"> PAGEREF _Toc240991500 \h </w:instrText>
             </w:r>
             <w:r>
               <w:rPr>
@@ -1854,7 +1854,7 @@
               <w14:ligatures w14:val="standardContextual"/>
             </w:rPr>
           </w:pPr>
-          <w:hyperlink w:anchor="_Toc240986675" w:history="1">
+          <w:hyperlink w:anchor="_Toc240991501" w:history="1">
             <w:r>
               <w:rPr>
                 <w:rStyle w:val="Hyperlink"/>
@@ -1878,7 +1878,7 @@
               <w:rPr>
                 <w:noProof/>
               </w:rPr>
-              <w:instrText xml:space="preserve"> PAGEREF _Toc240986675 \h </w:instrText>
+              <w:instrText xml:space="preserve"> PAGEREF _Toc240991501 \h </w:instrText>
             </w:r>
             <w:r>
               <w:rPr>
@@ -1918,7 +1918,7 @@
               <w14:ligatures w14:val="standardContextual"/>
             </w:rPr>
           </w:pPr>
-          <w:hyperlink w:anchor="_Toc240986676" w:history="1">
+          <w:hyperlink w:anchor="_Toc240991502" w:history="1">
             <w:r>
               <w:rPr>
                 <w:rStyle w:val="Hyperlink"/>
@@ -1942,7 +1942,7 @@
               <w:rPr>
                 <w:noProof/>
               </w:rPr>
-              <w:instrText xml:space="preserve"> PAGEREF _Toc240986676 \h </w:instrText>
+              <w:instrText xml:space="preserve"> PAGEREF _Toc240991502 \h </w:instrText>
             </w:r>
             <w:r>
               <w:rPr>
@@ -1982,7 +1982,7 @@
               <w14:ligatures w14:val="standardContextual"/>
             </w:rPr>
           </w:pPr>
-          <w:hyperlink w:anchor="_Toc240986677" w:history="1">
+          <w:hyperlink w:anchor="_Toc240991503" w:history="1">
             <w:r>
               <w:rPr>
                 <w:rStyle w:val="Hyperlink"/>
@@ -2006,7 +2006,7 @@
               <w:rPr>
                 <w:noProof/>
               </w:rPr>
-              <w:instrText xml:space="preserve"> PAGEREF _Toc240986677 \h </w:instrText>
+              <w:instrText xml:space="preserve"> PAGEREF _Toc240991503 \h </w:instrText>
             </w:r>
             <w:r>
               <w:rPr>
@@ -2046,7 +2046,7 @@
               <w14:ligatures w14:val="standardContextual"/>
             </w:rPr>
           </w:pPr>
-          <w:hyperlink w:anchor="_Toc240986678" w:history="1">
+          <w:hyperlink w:anchor="_Toc240991504" w:history="1">
             <w:r>
               <w:rPr>
                 <w:rStyle w:val="Hyperlink"/>
@@ -2070,7 +2070,7 @@
               <w:rPr>
                 <w:noProof/>
               </w:rPr>
-              <w:instrText xml:space="preserve"> PAGEREF _Toc240986678 \h </w:instrText>
+              <w:instrText xml:space="preserve"> PAGEREF _Toc240991504 \h </w:instrText>
             </w:r>
             <w:r>
               <w:rPr>
@@ -2110,7 +2110,7 @@
               <w14:ligatures w14:val="standardContextual"/>
             </w:rPr>
           </w:pPr>
-          <w:hyperlink w:anchor="_Toc240986679" w:history="1">
+          <w:hyperlink w:anchor="_Toc240991505" w:history="1">
             <w:r>
               <w:rPr>
                 <w:rStyle w:val="Hyperlink"/>
@@ -2134,7 +2134,7 @@
               <w:rPr>
                 <w:noProof/>
               </w:rPr>
-              <w:instrText xml:space="preserve"> PAGEREF _Toc240986679 \h </w:instrText>
+              <w:instrText xml:space="preserve"> PAGEREF _Toc240991505 \h </w:instrText>
             </w:r>
             <w:r>
               <w:rPr>
@@ -2152,134 +2152,6 @@
                 <w:noProof/>
               </w:rPr>
               <w:t>24</w:t>
-            </w:r>
-            <w:r>
-              <w:rPr>
-                <w:noProof/>
-              </w:rPr>
-              <w:fldChar w:fldCharType="end"/>
-            </w:r>
-          </w:hyperlink>
-        </w:p>
-        <w:p>
-          <w:pPr>
-            <w:pStyle w:val="TOC1"/>
-            <w:tabs>
-              <w:tab w:val="right" w:leader="dot" w:pos="9062"/>
-            </w:tabs>
-            <w:rPr>
-              <w:rFonts w:asciiTheme="minorHAnsi" w:eastAsiaTheme="minorEastAsia" w:hAnsiTheme="minorHAnsi" w:cstheme="minorBidi"/>
-              <w:noProof/>
-              <w:kern w:val="2"/>
-              <w14:ligatures w14:val="standardContextual"/>
-            </w:rPr>
-          </w:pPr>
-          <w:hyperlink w:anchor="_Toc240986680" w:history="1">
-            <w:r>
-              <w:rPr>
-                <w:rStyle w:val="Hyperlink"/>
-                <w:noProof/>
-              </w:rPr>
-              <w:t>9. Referencias</w:t>
-            </w:r>
-            <w:r>
-              <w:rPr>
-                <w:noProof/>
-              </w:rPr>
-              <w:tab/>
-            </w:r>
-            <w:r>
-              <w:rPr>
-                <w:noProof/>
-              </w:rPr>
-              <w:fldChar w:fldCharType="begin"/>
-            </w:r>
-            <w:r>
-              <w:rPr>
-                <w:noProof/>
-              </w:rPr>
-              <w:instrText xml:space="preserve"> PAGEREF _Toc240986680 \h </w:instrText>
-            </w:r>
-            <w:r>
-              <w:rPr>
-                <w:noProof/>
-              </w:rPr>
-            </w:r>
-            <w:r>
-              <w:rPr>
-                <w:noProof/>
-              </w:rPr>
-              <w:fldChar w:fldCharType="separate"/>
-            </w:r>
-            <w:r>
-              <w:rPr>
-                <w:noProof/>
-              </w:rPr>
-              <w:t>25</w:t>
-            </w:r>
-            <w:r>
-              <w:rPr>
-                <w:noProof/>
-              </w:rPr>
-              <w:fldChar w:fldCharType="end"/>
-            </w:r>
-          </w:hyperlink>
-        </w:p>
-        <w:p>
-          <w:pPr>
-            <w:pStyle w:val="TOC1"/>
-            <w:tabs>
-              <w:tab w:val="right" w:leader="dot" w:pos="9062"/>
-            </w:tabs>
-            <w:rPr>
-              <w:rFonts w:asciiTheme="minorHAnsi" w:eastAsiaTheme="minorEastAsia" w:hAnsiTheme="minorHAnsi" w:cstheme="minorBidi"/>
-              <w:noProof/>
-              <w:kern w:val="2"/>
-              <w14:ligatures w14:val="standardContextual"/>
-            </w:rPr>
-          </w:pPr>
-          <w:hyperlink w:anchor="_Toc240986681" w:history="1">
-            <w:r>
-              <w:rPr>
-                <w:rStyle w:val="Hyperlink"/>
-                <w:noProof/>
-              </w:rPr>
-              <w:t>Anexo. Estructura del script</w:t>
-            </w:r>
-            <w:r>
-              <w:rPr>
-                <w:noProof/>
-              </w:rPr>
-              <w:tab/>
-            </w:r>
-            <w:r>
-              <w:rPr>
-                <w:noProof/>
-              </w:rPr>
-              <w:fldChar w:fldCharType="begin"/>
-            </w:r>
-            <w:r>
-              <w:rPr>
-                <w:noProof/>
-              </w:rPr>
-              <w:instrText xml:space="preserve"> PAGEREF _Toc240986681 \h </w:instrText>
-            </w:r>
-            <w:r>
-              <w:rPr>
-                <w:noProof/>
-              </w:rPr>
-            </w:r>
-            <w:r>
-              <w:rPr>
-                <w:noProof/>
-              </w:rPr>
-              <w:fldChar w:fldCharType="separate"/>
-            </w:r>
-            <w:r>
-              <w:rPr>
-                <w:noProof/>
-              </w:rPr>
-              <w:t>26</w:t>
             </w:r>
             <w:r>
               <w:rPr>
@@ -2305,7 +2177,7 @@
       <w:pPr>
         <w:pStyle w:val="Heading1"/>
       </w:pPr>
-      <w:bookmarkStart w:id="0" w:name="_Toc240986648"/>
+      <w:bookmarkStart w:id="0" w:name="_Toc240991474"/>
       <w:r>
         <w:lastRenderedPageBreak/>
         <w:t>1. Introducción</w:t>
@@ -2362,7 +2234,7 @@
       <w:pPr>
         <w:pStyle w:val="Heading1"/>
       </w:pPr>
-      <w:bookmarkStart w:id="1" w:name="_Toc240986649"/>
+      <w:bookmarkStart w:id="1" w:name="_Toc240991475"/>
       <w:r>
         <w:t>2. Descripción del conjunto de datos</w:t>
       </w:r>
@@ -2434,7 +2306,7 @@
           <w:left w:w="10" w:type="dxa"/>
           <w:right w:w="10" w:type="dxa"/>
         </w:tblCellMar>
-        <w:tblLook w:val="04A0" w:firstRow="1" w:lastRow="0" w:firstColumn="1" w:lastColumn="0" w:noHBand="0" w:noVBand="1"/>
+        <w:tblLook w:val="0000" w:firstRow="0" w:lastRow="0" w:firstColumn="0" w:lastColumn="0" w:noHBand="0" w:noVBand="0"/>
       </w:tblPr>
       <w:tblGrid>
         <w:gridCol w:w="1996"/>
@@ -3526,7 +3398,7 @@
       <w:pPr>
         <w:pStyle w:val="Heading1"/>
       </w:pPr>
-      <w:bookmarkStart w:id="2" w:name="_Toc240986650"/>
+      <w:bookmarkStart w:id="2" w:name="_Toc240991476"/>
       <w:r>
         <w:t>3. Carga e integridad del archivo</w:t>
       </w:r>
@@ -3549,7 +3421,7 @@
       <w:pPr>
         <w:pStyle w:val="Heading2"/>
       </w:pPr>
-      <w:bookmarkStart w:id="3" w:name="_Toc240986651"/>
+      <w:bookmarkStart w:id="3" w:name="_Toc240991477"/>
       <w:r>
         <w:t>3.1. Delimitador de campos incorrecto</w:t>
       </w:r>
@@ -3589,7 +3461,7 @@
       <w:pPr>
         <w:pStyle w:val="Heading2"/>
       </w:pPr>
-      <w:bookmarkStart w:id="4" w:name="_Toc240986652"/>
+      <w:bookmarkStart w:id="4" w:name="_Toc240991478"/>
       <w:r>
         <w:t>3.2. Reseñas repartidas en varias filas</w:t>
       </w:r>
@@ -3608,7 +3480,7 @@
       <w:pPr>
         <w:pStyle w:val="Heading2"/>
       </w:pPr>
-      <w:bookmarkStart w:id="5" w:name="_Toc240986653"/>
+      <w:bookmarkStart w:id="5" w:name="_Toc240991479"/>
       <w:r>
         <w:t>3.3. Codificación de caracteres</w:t>
       </w:r>
@@ -3656,7 +3528,7 @@
       <w:pPr>
         <w:pStyle w:val="Heading2"/>
       </w:pPr>
-      <w:bookmarkStart w:id="6" w:name="_Toc240986654"/>
+      <w:bookmarkStart w:id="6" w:name="_Toc240991480"/>
       <w:r>
         <w:t>3.4. Verificación de la carga</w:t>
       </w:r>
@@ -3684,7 +3556,7 @@
       <w:pPr>
         <w:pStyle w:val="Heading1"/>
       </w:pPr>
-      <w:bookmarkStart w:id="7" w:name="_Toc240986655"/>
+      <w:bookmarkStart w:id="7" w:name="_Toc240991481"/>
       <w:r>
         <w:t>4. Análisis exploratorio</w:t>
       </w:r>
@@ -3694,7 +3566,7 @@
       <w:pPr>
         <w:pStyle w:val="Heading2"/>
       </w:pPr>
-      <w:bookmarkStart w:id="8" w:name="_Toc240986656"/>
+      <w:bookmarkStart w:id="8" w:name="_Toc240991482"/>
       <w:r>
         <w:t>4.1. Estructura y valores repetidos</w:t>
       </w:r>
@@ -3732,7 +3604,7 @@
       <w:pPr>
         <w:pStyle w:val="Heading2"/>
       </w:pPr>
-      <w:bookmarkStart w:id="9" w:name="_Toc240986657"/>
+      <w:bookmarkStart w:id="9" w:name="_Toc240991483"/>
       <w:r>
         <w:t>4.2. Resumen estadístico de las variables numéricas</w:t>
       </w:r>
@@ -3776,7 +3648,7 @@
           <w:left w:w="10" w:type="dxa"/>
           <w:right w:w="10" w:type="dxa"/>
         </w:tblCellMar>
-        <w:tblLook w:val="04A0" w:firstRow="1" w:lastRow="0" w:firstColumn="1" w:lastColumn="0" w:noHBand="0" w:noVBand="1"/>
+        <w:tblLook w:val="0000" w:firstRow="0" w:lastRow="0" w:firstColumn="0" w:lastColumn="0" w:noHBand="0" w:noVBand="0"/>
       </w:tblPr>
       <w:tblGrid>
         <w:gridCol w:w="3024"/>
@@ -4651,7 +4523,7 @@
       <w:pPr>
         <w:pStyle w:val="Heading2"/>
       </w:pPr>
-      <w:bookmarkStart w:id="10" w:name="_Toc240986658"/>
+      <w:bookmarkStart w:id="10" w:name="_Toc240991484"/>
       <w:r>
         <w:t>4.3. Resumen estadístico de las variables categóricas</w:t>
       </w:r>
@@ -4717,7 +4589,7 @@
           <w:left w:w="10" w:type="dxa"/>
           <w:right w:w="10" w:type="dxa"/>
         </w:tblCellMar>
-        <w:tblLook w:val="04A0" w:firstRow="1" w:lastRow="0" w:firstColumn="1" w:lastColumn="0" w:noHBand="0" w:noVBand="1"/>
+        <w:tblLook w:val="0000" w:firstRow="0" w:lastRow="0" w:firstColumn="0" w:lastColumn="0" w:noHBand="0" w:noVBand="0"/>
       </w:tblPr>
       <w:tblGrid>
         <w:gridCol w:w="1997"/>
@@ -6105,7 +5977,7 @@
         </w:rPr>
         <w:lastRenderedPageBreak/>
         <w:drawing>
-          <wp:inline distT="0" distB="0" distL="0" distR="0" wp14:anchorId="1D7C2009" wp14:editId="1D7C200A">
+          <wp:inline distT="0" distB="0" distL="0" distR="0" wp14:anchorId="30F24899" wp14:editId="30F2489A">
             <wp:extent cx="5715000" cy="3943350"/>
             <wp:effectExtent l="0" t="0" r="0" b="0"/>
             <wp:docPr id="1" name="Picture 1"/>
@@ -6197,7 +6069,7 @@
       <w:pPr>
         <w:pStyle w:val="Heading2"/>
       </w:pPr>
-      <w:bookmarkStart w:id="11" w:name="_Toc240986659"/>
+      <w:bookmarkStart w:id="11" w:name="_Toc240991485"/>
       <w:r>
         <w:t>4.4. Distribución de los puntajes</w:t>
       </w:r>
@@ -6215,10 +6087,10 @@
         </w:rPr>
         <w:lastRenderedPageBreak/>
         <w:drawing>
-          <wp:inline distT="0" distB="0" distL="0" distR="0" wp14:anchorId="1D7C200B" wp14:editId="1D7C200C">
+          <wp:inline distT="0" distB="0" distL="0" distR="0" wp14:anchorId="30F2489B" wp14:editId="30F2489C">
             <wp:extent cx="5715000" cy="3124200"/>
             <wp:effectExtent l="0" t="0" r="0" b="0"/>
-            <wp:docPr id="1762573998" name="Picture 1762573998"/>
+            <wp:docPr id="360262614" name="Picture 360262614"/>
             <wp:cNvGraphicFramePr>
               <a:graphicFrameLocks xmlns:a="http://schemas.openxmlformats.org/drawingml/2006/main" noChangeAspect="1"/>
             </wp:cNvGraphicFramePr>
@@ -6298,7 +6170,7 @@
       <w:pPr>
         <w:pStyle w:val="Heading2"/>
       </w:pPr>
-      <w:bookmarkStart w:id="12" w:name="_Toc240986660"/>
+      <w:bookmarkStart w:id="12" w:name="_Toc240991486"/>
       <w:r>
         <w:t>4.5. Distribución de los precios</w:t>
       </w:r>
@@ -6316,10 +6188,10 @@
         </w:rPr>
         <w:lastRenderedPageBreak/>
         <w:drawing>
-          <wp:inline distT="0" distB="0" distL="0" distR="0" wp14:anchorId="1D7C200D" wp14:editId="1D7C200E">
+          <wp:inline distT="0" distB="0" distL="0" distR="0" wp14:anchorId="30F2489D" wp14:editId="30F2489E">
             <wp:extent cx="5715000" cy="2466975"/>
             <wp:effectExtent l="0" t="0" r="0" b="0"/>
-            <wp:docPr id="467399338" name="Picture 467399338"/>
+            <wp:docPr id="2009641188" name="Picture 2009641188"/>
             <wp:cNvGraphicFramePr>
               <a:graphicFrameLocks xmlns:a="http://schemas.openxmlformats.org/drawingml/2006/main" noChangeAspect="1"/>
             </wp:cNvGraphicFramePr>
@@ -6409,7 +6281,7 @@
       <w:pPr>
         <w:pStyle w:val="Heading1"/>
       </w:pPr>
-      <w:bookmarkStart w:id="13" w:name="_Toc240986661"/>
+      <w:bookmarkStart w:id="13" w:name="_Toc240991487"/>
       <w:r>
         <w:t>5. Tratamiento de datos faltantes</w:t>
       </w:r>
@@ -6419,7 +6291,7 @@
       <w:pPr>
         <w:pStyle w:val="Heading2"/>
       </w:pPr>
-      <w:bookmarkStart w:id="14" w:name="_Toc240986662"/>
+      <w:bookmarkStart w:id="14" w:name="_Toc240991488"/>
       <w:r>
         <w:t>5.1. Cuantificación y co-ocurrencia</w:t>
       </w:r>
@@ -6436,10 +6308,10 @@
           <w:noProof/>
         </w:rPr>
         <w:drawing>
-          <wp:inline distT="0" distB="0" distL="0" distR="0" wp14:anchorId="1D7C200F" wp14:editId="1D7C2010">
+          <wp:inline distT="0" distB="0" distL="0" distR="0" wp14:anchorId="30F2489F" wp14:editId="30F248A0">
             <wp:extent cx="5715000" cy="2095500"/>
             <wp:effectExtent l="0" t="0" r="0" b="0"/>
-            <wp:docPr id="1254374338" name="Picture 1254374338"/>
+            <wp:docPr id="555709670" name="Picture 555709670"/>
             <wp:cNvGraphicFramePr>
               <a:graphicFrameLocks xmlns:a="http://schemas.openxmlformats.org/drawingml/2006/main" noChangeAspect="1"/>
             </wp:cNvGraphicFramePr>
@@ -6536,7 +6408,7 @@
           <w:left w:w="10" w:type="dxa"/>
           <w:right w:w="10" w:type="dxa"/>
         </w:tblCellMar>
-        <w:tblLook w:val="04A0" w:firstRow="1" w:lastRow="0" w:firstColumn="1" w:lastColumn="0" w:noHBand="0" w:noVBand="1"/>
+        <w:tblLook w:val="0000" w:firstRow="0" w:lastRow="0" w:firstColumn="0" w:lastColumn="0" w:noHBand="0" w:noVBand="0"/>
       </w:tblPr>
       <w:tblGrid>
         <w:gridCol w:w="3085"/>
@@ -7626,7 +7498,7 @@
       <w:pPr>
         <w:pStyle w:val="Heading2"/>
       </w:pPr>
-      <w:bookmarkStart w:id="15" w:name="_Toc240986663"/>
+      <w:bookmarkStart w:id="15" w:name="_Toc240991489"/>
       <w:r>
         <w:t>5.2. El faltante estructural como información</w:t>
       </w:r>
@@ -7668,7 +7540,7 @@
       <w:pPr>
         <w:pStyle w:val="Heading2"/>
       </w:pPr>
-      <w:bookmarkStart w:id="16" w:name="_Toc240986664"/>
+      <w:bookmarkStart w:id="16" w:name="_Toc240991490"/>
       <w:r>
         <w:t>5.3. Diagnóstico del mecanismo de ausencia del precio</w:t>
       </w:r>
@@ -7781,7 +7653,7 @@
           <w:left w:w="10" w:type="dxa"/>
           <w:right w:w="10" w:type="dxa"/>
         </w:tblCellMar>
-        <w:tblLook w:val="04A0" w:firstRow="1" w:lastRow="0" w:firstColumn="1" w:lastColumn="0" w:noHBand="0" w:noVBand="1"/>
+        <w:tblLook w:val="0000" w:firstRow="0" w:lastRow="0" w:firstColumn="0" w:lastColumn="0" w:noHBand="0" w:noVBand="0"/>
       </w:tblPr>
       <w:tblGrid>
         <w:gridCol w:w="3024"/>
@@ -8631,7 +8503,7 @@
       <w:pPr>
         <w:pStyle w:val="Heading2"/>
       </w:pPr>
-      <w:bookmarkStart w:id="17" w:name="_Toc240986665"/>
+      <w:bookmarkStart w:id="17" w:name="_Toc240991491"/>
       <w:r>
         <w:t>5.4. Estrategias disponibles y cuándo sirve cada una</w:t>
       </w:r>
@@ -8820,7 +8692,7 @@
       <w:pPr>
         <w:pStyle w:val="Heading2"/>
       </w:pPr>
-      <w:bookmarkStart w:id="18" w:name="_Toc240986666"/>
+      <w:bookmarkStart w:id="18" w:name="_Toc240991492"/>
       <w:r>
         <w:t>5.5. Selección de la estrategia mediante validación</w:t>
       </w:r>
@@ -8882,7 +8754,7 @@
           <w:left w:w="10" w:type="dxa"/>
           <w:right w:w="10" w:type="dxa"/>
         </w:tblCellMar>
-        <w:tblLook w:val="04A0" w:firstRow="1" w:lastRow="0" w:firstColumn="1" w:lastColumn="0" w:noHBand="0" w:noVBand="1"/>
+        <w:tblLook w:val="0000" w:firstRow="0" w:lastRow="0" w:firstColumn="0" w:lastColumn="0" w:noHBand="0" w:noVBand="0"/>
       </w:tblPr>
       <w:tblGrid>
         <w:gridCol w:w="2269"/>
@@ -9654,7 +9526,7 @@
       <w:pPr>
         <w:pStyle w:val="Heading2"/>
       </w:pPr>
-      <w:bookmarkStart w:id="19" w:name="_Toc240986667"/>
+      <w:bookmarkStart w:id="19" w:name="_Toc240991493"/>
       <w:r>
         <w:t>5.6. Decisiones adoptadas y prevención de circularidad</w:t>
       </w:r>
@@ -9702,7 +9574,7 @@
       <w:pPr>
         <w:pStyle w:val="Heading1"/>
       </w:pPr>
-      <w:bookmarkStart w:id="20" w:name="_Toc240986668"/>
+      <w:bookmarkStart w:id="20" w:name="_Toc240991494"/>
       <w:r>
         <w:t>6. Análisis de datos atípicos</w:t>
       </w:r>
@@ -9712,7 +9584,7 @@
       <w:pPr>
         <w:pStyle w:val="Heading2"/>
       </w:pPr>
-      <w:bookmarkStart w:id="21" w:name="_Toc240986669"/>
+      <w:bookmarkStart w:id="21" w:name="_Toc240991495"/>
       <w:r>
         <w:t>6.1. Comparación de criterios de detección</w:t>
       </w:r>
@@ -9756,7 +9628,7 @@
           <w:left w:w="10" w:type="dxa"/>
           <w:right w:w="10" w:type="dxa"/>
         </w:tblCellMar>
-        <w:tblLook w:val="04A0" w:firstRow="1" w:lastRow="0" w:firstColumn="1" w:lastColumn="0" w:noHBand="0" w:noVBand="1"/>
+        <w:tblLook w:val="0000" w:firstRow="0" w:lastRow="0" w:firstColumn="0" w:lastColumn="0" w:noHBand="0" w:noVBand="0"/>
       </w:tblPr>
       <w:tblGrid>
         <w:gridCol w:w="3024"/>
@@ -10209,10 +10081,10 @@
           <w:noProof/>
         </w:rPr>
         <w:drawing>
-          <wp:inline distT="0" distB="0" distL="0" distR="0" wp14:anchorId="1D7C2011" wp14:editId="1D7C2012">
+          <wp:inline distT="0" distB="0" distL="0" distR="0" wp14:anchorId="30F248A1" wp14:editId="30F248A2">
             <wp:extent cx="5715000" cy="1952625"/>
             <wp:effectExtent l="0" t="0" r="0" b="0"/>
-            <wp:docPr id="969536583" name="Picture 969536583"/>
+            <wp:docPr id="2114562497" name="Picture 2114562497"/>
             <wp:cNvGraphicFramePr>
               <a:graphicFrameLocks xmlns:a="http://schemas.openxmlformats.org/drawingml/2006/main" noChangeAspect="1"/>
             </wp:cNvGraphicFramePr>
@@ -10274,7 +10146,7 @@
       <w:pPr>
         <w:pStyle w:val="Heading2"/>
       </w:pPr>
-      <w:bookmarkStart w:id="22" w:name="_Toc240986670"/>
+      <w:bookmarkStart w:id="22" w:name="_Toc240991496"/>
       <w:r>
         <w:t>6.2. Naturaleza y causa: la extremidad estadística no identifica errores</w:t>
       </w:r>
@@ -10356,7 +10228,7 @@
           <w:left w:w="10" w:type="dxa"/>
           <w:right w:w="10" w:type="dxa"/>
         </w:tblCellMar>
-        <w:tblLook w:val="04A0" w:firstRow="1" w:lastRow="0" w:firstColumn="1" w:lastColumn="0" w:noHBand="0" w:noVBand="1"/>
+        <w:tblLook w:val="0000" w:firstRow="0" w:lastRow="0" w:firstColumn="0" w:lastColumn="0" w:noHBand="0" w:noVBand="0"/>
       </w:tblPr>
       <w:tblGrid>
         <w:gridCol w:w="3993"/>
@@ -11331,7 +11203,7 @@
       <w:pPr>
         <w:pStyle w:val="Heading2"/>
       </w:pPr>
-      <w:bookmarkStart w:id="23" w:name="_Toc240986671"/>
+      <w:bookmarkStart w:id="23" w:name="_Toc240991497"/>
       <w:r>
         <w:t>6.3. Impacto sobre las conclusiones</w:t>
       </w:r>
@@ -11375,7 +11247,7 @@
           <w:left w:w="10" w:type="dxa"/>
           <w:right w:w="10" w:type="dxa"/>
         </w:tblCellMar>
-        <w:tblLook w:val="04A0" w:firstRow="1" w:lastRow="0" w:firstColumn="1" w:lastColumn="0" w:noHBand="0" w:noVBand="1"/>
+        <w:tblLook w:val="0000" w:firstRow="0" w:lastRow="0" w:firstColumn="0" w:lastColumn="0" w:noHBand="0" w:noVBand="0"/>
       </w:tblPr>
       <w:tblGrid>
         <w:gridCol w:w="4174"/>
@@ -11840,7 +11712,7 @@
       <w:pPr>
         <w:pStyle w:val="Heading2"/>
       </w:pPr>
-      <w:bookmarkStart w:id="24" w:name="_Toc240986672"/>
+      <w:bookmarkStart w:id="24" w:name="_Toc240991498"/>
       <w:r>
         <w:t>6.4. Tratamiento adoptado</w:t>
       </w:r>
@@ -11878,7 +11750,7 @@
       <w:pPr>
         <w:pStyle w:val="Heading1"/>
       </w:pPr>
-      <w:bookmarkStart w:id="25" w:name="_Toc240986673"/>
+      <w:bookmarkStart w:id="25" w:name="_Toc240991499"/>
       <w:r>
         <w:t>7. Análisis comparativo entre variables</w:t>
       </w:r>
@@ -11888,7 +11760,7 @@
       <w:pPr>
         <w:pStyle w:val="Heading2"/>
       </w:pPr>
-      <w:bookmarkStart w:id="26" w:name="_Toc240986674"/>
+      <w:bookmarkStart w:id="26" w:name="_Toc240991500"/>
       <w:r>
         <w:t>7.1. Relación entre precio y puntaje</w:t>
       </w:r>
@@ -11906,10 +11778,10 @@
         </w:rPr>
         <w:lastRenderedPageBreak/>
         <w:drawing>
-          <wp:inline distT="0" distB="0" distL="0" distR="0" wp14:anchorId="1D7C2013" wp14:editId="1D7C2014">
+          <wp:inline distT="0" distB="0" distL="0" distR="0" wp14:anchorId="30F248A3" wp14:editId="30F248A4">
             <wp:extent cx="5715000" cy="2895600"/>
             <wp:effectExtent l="0" t="0" r="0" b="0"/>
-            <wp:docPr id="1783448574" name="Picture 1783448574"/>
+            <wp:docPr id="885422713" name="Picture 885422713"/>
             <wp:cNvGraphicFramePr>
               <a:graphicFrameLocks xmlns:a="http://schemas.openxmlformats.org/drawingml/2006/main" noChangeAspect="1"/>
             </wp:cNvGraphicFramePr>
@@ -11998,7 +11870,7 @@
       <w:pPr>
         <w:pStyle w:val="Heading2"/>
       </w:pPr>
-      <w:bookmarkStart w:id="27" w:name="_Toc240986675"/>
+      <w:bookmarkStart w:id="27" w:name="_Toc240991501"/>
       <w:r>
         <w:t>7.2. Comparación entre países</w:t>
       </w:r>
@@ -12016,10 +11888,10 @@
         </w:rPr>
         <w:lastRenderedPageBreak/>
         <w:drawing>
-          <wp:inline distT="0" distB="0" distL="0" distR="0" wp14:anchorId="1D7C2015" wp14:editId="1D7C2016">
+          <wp:inline distT="0" distB="0" distL="0" distR="0" wp14:anchorId="30F248A5" wp14:editId="30F248A6">
             <wp:extent cx="5715000" cy="2838450"/>
             <wp:effectExtent l="0" t="0" r="0" b="0"/>
-            <wp:docPr id="434262284" name="Picture 434262284"/>
+            <wp:docPr id="816298730" name="Picture 816298730"/>
             <wp:cNvGraphicFramePr>
               <a:graphicFrameLocks xmlns:a="http://schemas.openxmlformats.org/drawingml/2006/main" noChangeAspect="1"/>
             </wp:cNvGraphicFramePr>
@@ -12117,7 +11989,7 @@
       <w:pPr>
         <w:pStyle w:val="Heading2"/>
       </w:pPr>
-      <w:bookmarkStart w:id="28" w:name="_Toc240986676"/>
+      <w:bookmarkStart w:id="28" w:name="_Toc240991502"/>
       <w:r>
         <w:t>7.3. El año de cosecha como variable derivada</w:t>
       </w:r>
@@ -12175,10 +12047,10 @@
           <w:noProof/>
         </w:rPr>
         <w:drawing>
-          <wp:inline distT="0" distB="0" distL="0" distR="0" wp14:anchorId="1D7C2017" wp14:editId="1D7C2018">
+          <wp:inline distT="0" distB="0" distL="0" distR="0" wp14:anchorId="30F248A7" wp14:editId="30F248A8">
             <wp:extent cx="5715000" cy="2009775"/>
             <wp:effectExtent l="0" t="0" r="0" b="0"/>
-            <wp:docPr id="1851449837" name="Picture 1851449837"/>
+            <wp:docPr id="1212191345" name="Picture 1212191345"/>
             <wp:cNvGraphicFramePr>
               <a:graphicFrameLocks xmlns:a="http://schemas.openxmlformats.org/drawingml/2006/main" noChangeAspect="1"/>
             </wp:cNvGraphicFramePr>
@@ -12249,7 +12121,7 @@
       <w:pPr>
         <w:pStyle w:val="Heading2"/>
       </w:pPr>
-      <w:bookmarkStart w:id="29" w:name="_Toc240986677"/>
+      <w:bookmarkStart w:id="29" w:name="_Toc240991503"/>
       <w:r>
         <w:t>7.4. Extensión de la nota de cata</w:t>
       </w:r>
@@ -12303,7 +12175,7 @@
           <w:left w:w="10" w:type="dxa"/>
           <w:right w:w="10" w:type="dxa"/>
         </w:tblCellMar>
-        <w:tblLook w:val="04A0" w:firstRow="1" w:lastRow="0" w:firstColumn="1" w:lastColumn="0" w:noHBand="0" w:noVBand="1"/>
+        <w:tblLook w:val="0000" w:firstRow="0" w:lastRow="0" w:firstColumn="0" w:lastColumn="0" w:noHBand="0" w:noVBand="0"/>
       </w:tblPr>
       <w:tblGrid>
         <w:gridCol w:w="4174"/>
@@ -12588,7 +12460,7 @@
       <w:pPr>
         <w:pStyle w:val="Heading2"/>
       </w:pPr>
-      <w:bookmarkStart w:id="30" w:name="_Toc240986678"/>
+      <w:bookmarkStart w:id="30" w:name="_Toc240991504"/>
       <w:r>
         <w:t>7.5. Efecto del catador y confusión por variable omitida</w:t>
       </w:r>
@@ -12659,7 +12531,7 @@
           <w:left w:w="10" w:type="dxa"/>
           <w:right w:w="10" w:type="dxa"/>
         </w:tblCellMar>
-        <w:tblLook w:val="04A0" w:firstRow="1" w:lastRow="0" w:firstColumn="1" w:lastColumn="0" w:noHBand="0" w:noVBand="1"/>
+        <w:tblLook w:val="0000" w:firstRow="0" w:lastRow="0" w:firstColumn="0" w:lastColumn="0" w:noHBand="0" w:noVBand="0"/>
       </w:tblPr>
       <w:tblGrid>
         <w:gridCol w:w="3085"/>
@@ -13636,7 +13508,7 @@
       <w:pPr>
         <w:pStyle w:val="Heading1"/>
       </w:pPr>
-      <w:bookmarkStart w:id="31" w:name="_Toc240986679"/>
+      <w:bookmarkStart w:id="31" w:name="_Toc240991505"/>
       <w:r>
         <w:t>8. Conclusiones</w:t>
       </w:r>
@@ -13689,532 +13561,6 @@
       </w:r>
       <w:r>
         <w:t>atural del trabajo.</w:t>
-      </w:r>
-    </w:p>
-    <w:p>
-      <w:pPr>
-        <w:pStyle w:val="Heading1"/>
-      </w:pPr>
-      <w:bookmarkStart w:id="32" w:name="_Toc240986680"/>
-      <w:r>
-        <w:t>9. Referencias</w:t>
-      </w:r>
-      <w:bookmarkEnd w:id="32"/>
-    </w:p>
-    <w:p>
-      <w:pPr>
-        <w:ind w:left="720" w:hanging="720"/>
-        <w:jc w:val="both"/>
-      </w:pPr>
-      <w:r>
-        <w:t>McKinney, W. (2022). Python for Data Analysis: Data Wrangling with pandas, NumPy, and Jupyter (3.ª ed.). O'Reilly Media.</w:t>
-      </w:r>
-    </w:p>
-    <w:p>
-      <w:pPr>
-        <w:ind w:left="720" w:hanging="720"/>
-        <w:jc w:val="both"/>
-      </w:pPr>
-      <w:r>
-        <w:t>Little, R. J. A. y Rubin, D. B. (2019). Statistical Analysis with Missing Data (3.ª ed.). Wiley.</w:t>
-      </w:r>
-    </w:p>
-    <w:p>
-      <w:pPr>
-        <w:ind w:left="720" w:hanging="720"/>
-        <w:jc w:val="both"/>
-      </w:pPr>
-      <w:r>
-        <w:t>Iglewicz, B. y Hoaglin, D. C. (1993). How to Detect and Handle Outliers. ASQC Quality Press.</w:t>
-      </w:r>
-    </w:p>
-    <w:p>
-      <w:pPr>
-        <w:ind w:left="720" w:hanging="720"/>
-        <w:jc w:val="both"/>
-      </w:pPr>
-      <w:r>
-        <w:t>Tukey, J. W. (1977). Exploratory Data Analysis. Addison-Wesley.</w:t>
-      </w:r>
-    </w:p>
-    <w:p>
-      <w:pPr>
-        <w:ind w:left="720" w:hanging="720"/>
-        <w:jc w:val="both"/>
-      </w:pPr>
-      <w:r>
-        <w:t>WineEnthusiast. Conjunto de datos winemag-data-130k-v2, provisto con el enunciado de la actividad.</w:t>
-      </w:r>
-    </w:p>
-    <w:p>
-      <w:r>
-        <w:br w:type="page"/>
-      </w:r>
-    </w:p>
-    <w:p>
-      <w:pPr>
-        <w:pStyle w:val="Heading1"/>
-      </w:pPr>
-      <w:bookmarkStart w:id="33" w:name="_Toc240986681"/>
-      <w:r>
-        <w:lastRenderedPageBreak/>
-        <w:t>Anexo. Estructura del script</w:t>
-      </w:r>
-      <w:bookmarkEnd w:id="33"/>
-    </w:p>
-    <w:p>
-      <w:pPr>
-        <w:ind w:firstLine="720"/>
-        <w:jc w:val="both"/>
-      </w:pPr>
-      <w:r>
-        <w:t>El código se entrega en analisis_exploratorio_vinos.py, organizado en seis secciones que se corresponden con las de este informe. Se ejecuta con «python analisis_exploratorio_vinos.py» y necesita pandas, numpy, matplotlib, scipy y openpyxl. La corrida completa tarda unos catorce segundos y deja las ocho figuras en el directorio graficos/.</w:t>
-      </w:r>
-    </w:p>
-    <w:p>
-      <w:pPr>
-        <w:ind w:firstLine="720"/>
-        <w:jc w:val="both"/>
-      </w:pPr>
-      <w:r>
-        <w:t>El script busca el archivo de datos en dos formatos y usa el primero que encuentre: winemag-data-130k-v2.csv, que lee directo, o el .xlsx entregado con el enunciado, que reconstruye antes de leer. Los dos caminos devuelven el mismo DataFrame.</w:t>
-      </w:r>
-    </w:p>
-    <w:p>
-      <w:pPr>
-        <w:keepNext/>
-        <w:spacing w:before="240" w:after="80"/>
-        <w:jc w:val="center"/>
-      </w:pPr>
-      <w:r>
-        <w:rPr>
-          <w:b/>
-          <w:bCs/>
-          <w:sz w:val="20"/>
-          <w:szCs w:val="20"/>
-        </w:rPr>
-        <w:t xml:space="preserve">Tabla 12. </w:t>
-      </w:r>
-      <w:r>
-        <w:rPr>
-          <w:sz w:val="20"/>
-          <w:szCs w:val="20"/>
-        </w:rPr>
-        <w:t>Correspondencia entre las secciones del script y las de este informe.</w:t>
-      </w:r>
-    </w:p>
-    <w:tbl>
-      <w:tblPr>
-        <w:tblW w:w="9070" w:type="dxa"/>
-        <w:tblBorders>
-          <w:top w:val="single" w:sz="4" w:space="0" w:color="auto"/>
-          <w:left w:val="single" w:sz="4" w:space="0" w:color="auto"/>
-          <w:bottom w:val="single" w:sz="4" w:space="0" w:color="auto"/>
-          <w:right w:val="single" w:sz="4" w:space="0" w:color="auto"/>
-          <w:insideH w:val="single" w:sz="4" w:space="0" w:color="auto"/>
-          <w:insideV w:val="single" w:sz="4" w:space="0" w:color="auto"/>
-        </w:tblBorders>
-        <w:tblCellMar>
-          <w:left w:w="10" w:type="dxa"/>
-          <w:right w:w="10" w:type="dxa"/>
-        </w:tblCellMar>
-        <w:tblLook w:val="04A0" w:firstRow="1" w:lastRow="0" w:firstColumn="1" w:lastColumn="0" w:noHBand="0" w:noVBand="1"/>
-      </w:tblPr>
-      <w:tblGrid>
-        <w:gridCol w:w="2359"/>
-        <w:gridCol w:w="6711"/>
-      </w:tblGrid>
-      <w:tr>
-        <w:tblPrEx>
-          <w:tblCellMar>
-            <w:top w:w="0" w:type="dxa"/>
-            <w:bottom w:w="0" w:type="dxa"/>
-          </w:tblCellMar>
-        </w:tblPrEx>
-        <w:trPr>
-          <w:cantSplit/>
-          <w:tblHeader/>
-        </w:trPr>
-        <w:tc>
-          <w:tcPr>
-            <w:tcW w:w="2359" w:type="dxa"/>
-            <w:shd w:val="clear" w:color="auto" w:fill="EDE3E6"/>
-            <w:tcMar>
-              <w:top w:w="60" w:type="dxa"/>
-              <w:left w:w="100" w:type="dxa"/>
-              <w:bottom w:w="60" w:type="dxa"/>
-              <w:right w:w="100" w:type="dxa"/>
-            </w:tcMar>
-            <w:vAlign w:val="center"/>
-          </w:tcPr>
-          <w:p>
-            <w:r>
-              <w:rPr>
-                <w:b/>
-                <w:bCs/>
-                <w:sz w:val="20"/>
-                <w:szCs w:val="20"/>
-              </w:rPr>
-              <w:t>Sección</w:t>
-            </w:r>
-          </w:p>
-        </w:tc>
-        <w:tc>
-          <w:tcPr>
-            <w:tcW w:w="6711" w:type="dxa"/>
-            <w:shd w:val="clear" w:color="auto" w:fill="EDE3E6"/>
-            <w:tcMar>
-              <w:top w:w="60" w:type="dxa"/>
-              <w:left w:w="100" w:type="dxa"/>
-              <w:bottom w:w="60" w:type="dxa"/>
-              <w:right w:w="100" w:type="dxa"/>
-            </w:tcMar>
-            <w:vAlign w:val="center"/>
-          </w:tcPr>
-          <w:p>
-            <w:r>
-              <w:rPr>
-                <w:b/>
-                <w:bCs/>
-                <w:sz w:val="20"/>
-                <w:szCs w:val="20"/>
-              </w:rPr>
-              <w:t>Funciones principales</w:t>
-            </w:r>
-          </w:p>
-        </w:tc>
-      </w:tr>
-      <w:tr>
-        <w:tblPrEx>
-          <w:tblCellMar>
-            <w:top w:w="0" w:type="dxa"/>
-            <w:bottom w:w="0" w:type="dxa"/>
-          </w:tblCellMar>
-        </w:tblPrEx>
-        <w:trPr>
-          <w:cantSplit/>
-        </w:trPr>
-        <w:tc>
-          <w:tcPr>
-            <w:tcW w:w="2359" w:type="dxa"/>
-            <w:tcMar>
-              <w:top w:w="60" w:type="dxa"/>
-              <w:left w:w="100" w:type="dxa"/>
-              <w:bottom w:w="60" w:type="dxa"/>
-              <w:right w:w="100" w:type="dxa"/>
-            </w:tcMar>
-            <w:vAlign w:val="center"/>
-          </w:tcPr>
-          <w:p>
-            <w:r>
-              <w:rPr>
-                <w:sz w:val="20"/>
-                <w:szCs w:val="20"/>
-              </w:rPr>
-              <w:t>1. Carga de datos</w:t>
-            </w:r>
-          </w:p>
-        </w:tc>
-        <w:tc>
-          <w:tcPr>
-            <w:tcW w:w="6711" w:type="dxa"/>
-            <w:tcMar>
-              <w:top w:w="60" w:type="dxa"/>
-              <w:left w:w="100" w:type="dxa"/>
-              <w:bottom w:w="60" w:type="dxa"/>
-              <w:right w:w="100" w:type="dxa"/>
-            </w:tcMar>
-            <w:vAlign w:val="center"/>
-          </w:tcPr>
-          <w:p>
-            <w:r>
-              <w:rPr>
-                <w:sz w:val="20"/>
-                <w:szCs w:val="20"/>
-              </w:rPr>
-              <w:t>cargar_datos, _reconstruir_lineas, _reparar_codificacion, _elegir_ruta</w:t>
-            </w:r>
-          </w:p>
-        </w:tc>
-      </w:tr>
-      <w:tr>
-        <w:tblPrEx>
-          <w:tblCellMar>
-            <w:top w:w="0" w:type="dxa"/>
-            <w:bottom w:w="0" w:type="dxa"/>
-          </w:tblCellMar>
-        </w:tblPrEx>
-        <w:trPr>
-          <w:cantSplit/>
-        </w:trPr>
-        <w:tc>
-          <w:tcPr>
-            <w:tcW w:w="2359" w:type="dxa"/>
-            <w:tcMar>
-              <w:top w:w="60" w:type="dxa"/>
-              <w:left w:w="100" w:type="dxa"/>
-              <w:bottom w:w="60" w:type="dxa"/>
-              <w:right w:w="100" w:type="dxa"/>
-            </w:tcMar>
-            <w:vAlign w:val="center"/>
-          </w:tcPr>
-          <w:p>
-            <w:r>
-              <w:rPr>
-                <w:sz w:val="20"/>
-                <w:szCs w:val="20"/>
-              </w:rPr>
-              <w:t>2. Perfilado y depuración</w:t>
-            </w:r>
-          </w:p>
-        </w:tc>
-        <w:tc>
-          <w:tcPr>
-            <w:tcW w:w="6711" w:type="dxa"/>
-            <w:tcMar>
-              <w:top w:w="60" w:type="dxa"/>
-              <w:left w:w="100" w:type="dxa"/>
-              <w:bottom w:w="60" w:type="dxa"/>
-              <w:right w:w="100" w:type="dxa"/>
-            </w:tcMar>
-            <w:vAlign w:val="center"/>
-          </w:tcPr>
-          <w:p>
-            <w:r>
-              <w:rPr>
-                <w:sz w:val="20"/>
-                <w:szCs w:val="20"/>
-              </w:rPr>
-              <w:t>perfil_columnas, resumen_categoricas, quitar_duplicados</w:t>
-            </w:r>
-          </w:p>
-        </w:tc>
-      </w:tr>
-      <w:tr>
-        <w:tblPrEx>
-          <w:tblCellMar>
-            <w:top w:w="0" w:type="dxa"/>
-            <w:bottom w:w="0" w:type="dxa"/>
-          </w:tblCellMar>
-        </w:tblPrEx>
-        <w:trPr>
-          <w:cantSplit/>
-        </w:trPr>
-        <w:tc>
-          <w:tcPr>
-            <w:tcW w:w="2359" w:type="dxa"/>
-            <w:tcMar>
-              <w:top w:w="60" w:type="dxa"/>
-              <w:left w:w="100" w:type="dxa"/>
-              <w:bottom w:w="60" w:type="dxa"/>
-              <w:right w:w="100" w:type="dxa"/>
-            </w:tcMar>
-            <w:vAlign w:val="center"/>
-          </w:tcPr>
-          <w:p>
-            <w:r>
-              <w:rPr>
-                <w:sz w:val="20"/>
-                <w:szCs w:val="20"/>
-              </w:rPr>
-              <w:t>3. Visualización</w:t>
-            </w:r>
-          </w:p>
-        </w:tc>
-        <w:tc>
-          <w:tcPr>
-            <w:tcW w:w="6711" w:type="dxa"/>
-            <w:tcMar>
-              <w:top w:w="60" w:type="dxa"/>
-              <w:left w:w="100" w:type="dxa"/>
-              <w:bottom w:w="60" w:type="dxa"/>
-              <w:right w:w="100" w:type="dxa"/>
-            </w:tcMar>
-            <w:vAlign w:val="center"/>
-          </w:tcPr>
-          <w:p>
-            <w:r>
-              <w:rPr>
-                <w:sz w:val="20"/>
-                <w:szCs w:val="20"/>
-              </w:rPr>
-              <w:t>grafico_puntajes, grafico_precios, grafico_categoricas, grafico_precio_vs_puntaje, grafico_puntaje_por_pais</w:t>
-            </w:r>
-          </w:p>
-        </w:tc>
-      </w:tr>
-      <w:tr>
-        <w:tblPrEx>
-          <w:tblCellMar>
-            <w:top w:w="0" w:type="dxa"/>
-            <w:bottom w:w="0" w:type="dxa"/>
-          </w:tblCellMar>
-        </w:tblPrEx>
-        <w:trPr>
-          <w:cantSplit/>
-        </w:trPr>
-        <w:tc>
-          <w:tcPr>
-            <w:tcW w:w="2359" w:type="dxa"/>
-            <w:tcMar>
-              <w:top w:w="60" w:type="dxa"/>
-              <w:left w:w="100" w:type="dxa"/>
-              <w:bottom w:w="60" w:type="dxa"/>
-              <w:right w:w="100" w:type="dxa"/>
-            </w:tcMar>
-            <w:vAlign w:val="center"/>
-          </w:tcPr>
-          <w:p>
-            <w:r>
-              <w:rPr>
-                <w:sz w:val="20"/>
-                <w:szCs w:val="20"/>
-              </w:rPr>
-              <w:t>4. Datos faltantes</w:t>
-            </w:r>
-          </w:p>
-        </w:tc>
-        <w:tc>
-          <w:tcPr>
-            <w:tcW w:w="6711" w:type="dxa"/>
-            <w:tcMar>
-              <w:top w:w="60" w:type="dxa"/>
-              <w:left w:w="100" w:type="dxa"/>
-              <w:bottom w:w="60" w:type="dxa"/>
-              <w:right w:w="100" w:type="dxa"/>
-            </w:tcMar>
-            <w:vAlign w:val="center"/>
-          </w:tcPr>
-          <w:p>
-            <w:r>
-              <w:rPr>
-                <w:sz w:val="20"/>
-                <w:szCs w:val="20"/>
-              </w:rPr>
-              <w:t>diagnostico_faltantes, validar_imputacion_precio, imputar_precio, tratar_faltantes, grafico_faltantes</w:t>
-            </w:r>
-          </w:p>
-        </w:tc>
-      </w:tr>
-      <w:tr>
-        <w:tblPrEx>
-          <w:tblCellMar>
-            <w:top w:w="0" w:type="dxa"/>
-            <w:bottom w:w="0" w:type="dxa"/>
-          </w:tblCellMar>
-        </w:tblPrEx>
-        <w:trPr>
-          <w:cantSplit/>
-        </w:trPr>
-        <w:tc>
-          <w:tcPr>
-            <w:tcW w:w="2359" w:type="dxa"/>
-            <w:tcMar>
-              <w:top w:w="60" w:type="dxa"/>
-              <w:left w:w="100" w:type="dxa"/>
-              <w:bottom w:w="60" w:type="dxa"/>
-              <w:right w:w="100" w:type="dxa"/>
-            </w:tcMar>
-            <w:vAlign w:val="center"/>
-          </w:tcPr>
-          <w:p>
-            <w:r>
-              <w:rPr>
-                <w:sz w:val="20"/>
-                <w:szCs w:val="20"/>
-              </w:rPr>
-              <w:t>5. Datos atípicos</w:t>
-            </w:r>
-          </w:p>
-        </w:tc>
-        <w:tc>
-          <w:tcPr>
-            <w:tcW w:w="6711" w:type="dxa"/>
-            <w:tcMar>
-              <w:top w:w="60" w:type="dxa"/>
-              <w:left w:w="100" w:type="dxa"/>
-              <w:bottom w:w="60" w:type="dxa"/>
-              <w:right w:w="100" w:type="dxa"/>
-            </w:tcMar>
-            <w:vAlign w:val="center"/>
-          </w:tcPr>
-          <w:p>
-            <w:r>
-              <w:rPr>
-                <w:sz w:val="20"/>
-                <w:szCs w:val="20"/>
-              </w:rPr>
-              <w:t>detectar_atipicos, atipicos_contextuales, impacto_atipicos, grafico_atipicos</w:t>
-            </w:r>
-          </w:p>
-        </w:tc>
-      </w:tr>
-      <w:tr>
-        <w:tblPrEx>
-          <w:tblCellMar>
-            <w:top w:w="0" w:type="dxa"/>
-            <w:bottom w:w="0" w:type="dxa"/>
-          </w:tblCellMar>
-        </w:tblPrEx>
-        <w:trPr>
-          <w:cantSplit/>
-        </w:trPr>
-        <w:tc>
-          <w:tcPr>
-            <w:tcW w:w="2359" w:type="dxa"/>
-            <w:tcMar>
-              <w:top w:w="60" w:type="dxa"/>
-              <w:left w:w="100" w:type="dxa"/>
-              <w:bottom w:w="60" w:type="dxa"/>
-              <w:right w:w="100" w:type="dxa"/>
-            </w:tcMar>
-            <w:vAlign w:val="center"/>
-          </w:tcPr>
-          <w:p>
-            <w:r>
-              <w:rPr>
-                <w:sz w:val="20"/>
-                <w:szCs w:val="20"/>
-              </w:rPr>
-              <w:t>6. Análisis comparativo</w:t>
-            </w:r>
-          </w:p>
-        </w:tc>
-        <w:tc>
-          <w:tcPr>
-            <w:tcW w:w="6711" w:type="dxa"/>
-            <w:tcMar>
-              <w:top w:w="60" w:type="dxa"/>
-              <w:left w:w="100" w:type="dxa"/>
-              <w:bottom w:w="60" w:type="dxa"/>
-              <w:right w:w="100" w:type="dxa"/>
-            </w:tcMar>
-            <w:vAlign w:val="center"/>
-          </w:tcPr>
-          <w:p>
-            <w:r>
-              <w:rPr>
-                <w:sz w:val="20"/>
-                <w:szCs w:val="20"/>
-              </w:rPr>
-              <w:t>extraer_anio, analisis_temporal, efecto_catador, agregar_longitud, analisis_longitud, mejor_relacion_calidad_precio, grafico_comparativo</w:t>
-            </w:r>
-          </w:p>
-        </w:tc>
-      </w:tr>
-    </w:tbl>
-    <w:p>
-      <w:pPr>
-        <w:spacing w:after="240"/>
-      </w:pPr>
-    </w:p>
-    <w:p>
-      <w:pPr>
-        <w:ind w:firstLine="720"/>
-        <w:jc w:val="both"/>
-      </w:pPr>
-      <w:r>
-        <w:t>La función de carga lleva aserciones que verifican la forma del conjunto y el tipo de las variables numéricas, además de que cada línea reconstruida dé los catorce campos esperados. Si el archivo de origen cambia, el script falla de forma visible en lugar de seguir sobre datos distintos de los analizados.</w:t>
       </w:r>
     </w:p>
     <w:sectPr>
@@ -14335,7 +13681,7 @@
         <w:sz w:val="18"/>
         <w:szCs w:val="18"/>
       </w:rPr>
-      <w:instrText>NUMPAGES</w:instrText>
+      <w:instrText>SECTIONPAGES</w:instrText>
     </w:r>
     <w:r>
       <w:rPr>
@@ -14352,7 +13698,7 @@
         <w:sz w:val="18"/>
         <w:szCs w:val="18"/>
       </w:rPr>
-      <w:t>3</w:t>
+      <w:t>25</w:t>
     </w:r>
     <w:r>
       <w:rPr>
@@ -14417,10 +13763,10 @@
 <file path=word/numbering.xml><?xml version="1.0" encoding="utf-8"?>
 <w:numbering xmlns:wpc="http://schemas.microsoft.com/office/word/2010/wordprocessingCanvas" xmlns:cx="http://schemas.microsoft.com/office/drawing/2014/chartex" xmlns:cx1="http://schemas.microsoft.com/office/drawing/2015/9/8/chartex" xmlns:cx2="http://schemas.microsoft.com/office/drawing/2015/10/21/chartex" xmlns:cx3="http://schemas.microsoft.com/office/drawing/2016/5/9/chartex" xmlns:cx4="http://schemas.microsoft.com/office/drawing/2016/5/10/chartex" xmlns:cx5="http://schemas.microsoft.com/office/drawing/2016/5/11/chartex" xmlns:cx6="http://schemas.microsoft.com/office/drawing/2016/5/12/chartex" xmlns:cx7="http://schemas.microsoft.com/office/drawing/2016/5/13/chartex" xmlns:cx8="http://schemas.microsoft.com/office/drawing/2016/5/14/chartex" xmlns:mc="http://schemas.openxmlformats.org/markup-compatibility/2006" xmlns:aink="http://schemas.microsoft.com/office/drawing/2016/ink" xmlns:am3d="http://schemas.microsoft.com/office/drawing/2017/model3d" xmlns:o="urn:schemas-microsoft-com:office:office" xmlns:oel="http://schemas.microsoft.com/office/2019/extlst" xmlns:r="http://schemas.openxmlformats.org/officeDocument/2006/relationships" xmlns:m="http://schemas.openxmlformats.org/officeDocument/2006/math" xmlns:v="urn:schemas-microsoft-com:vml" xmlns:wp14="http://schemas.microsoft.com/office/word/2010/wordprocessingDrawing" xmlns:wp="http://schemas.openxmlformats.org/drawingml/2006/wordprocessingDrawing" xmlns:w10="urn:schemas-microsoft-com:office:word" xmlns:w="http://schemas.openxmlformats.org/wordprocessingml/2006/main" xmlns:w14="http://schemas.microsoft.com/office/word/2010/wordml" xmlns:w15="http://schemas.microsoft.com/office/word/2012/wordml" xmlns:w16cex="http://schemas.microsoft.com/office/word/2018/wordml/cex" xmlns:w16cid="http://schemas.microsoft.com/office/word/2016/wordml/cid" xmlns:w16="http://schemas.microsoft.com/office/word/2018/wordml" xmlns:w16du="http://schemas.microsoft.com/office/word/2023/wordml/word16du" xmlns:w16sdtdh="http://schemas.microsoft.com/office/word/2020/wordml/sdtdatahash" xmlns:w16sdtfl="http://schemas.microsoft.com/office/word/2024/wordml/sdtformatlock" xmlns:w16se="http://schemas.microsoft.com/office/word/2015/wordml/symex" xmlns:wpg="http://schemas.microsoft.com/office/word/2010/wordprocessingGroup" xmlns:wpi="http://schemas.microsoft.com/office/word/2010/wordprocessingInk" xmlns:wne="http://schemas.microsoft.com/office/word/2006/wordml" xmlns:wps="http://schemas.microsoft.com/office/word/2010/wordprocessingShape" mc:Ignorable="w14 w15 w16se w16cid w16 w16cex w16sdtdh w16sdtfl w16du wp14">
   <w:abstractNum w:abstractNumId="0" w15:restartNumberingAfterBreak="0">
-    <w:nsid w:val="156A3578"/>
+    <w:nsid w:val="3F7B1E98"/>
     <w:multiLevelType w:val="hybridMultilevel"/>
-    <w:tmpl w:val="EAA66A1A"/>
-    <w:lvl w:ilvl="0" w:tplc="ED242E20">
+    <w:tmpl w:val="E4729248"/>
+    <w:lvl w:ilvl="0" w:tplc="712AB8BA">
       <w:start w:val="1"/>
       <w:numFmt w:val="bullet"/>
       <w:lvlText w:val="•"/>
@@ -14429,52 +13775,52 @@
         <w:ind w:left="720" w:hanging="360"/>
       </w:pPr>
     </w:lvl>
-    <w:lvl w:ilvl="1" w:tplc="D8A8495A">
+    <w:lvl w:ilvl="1" w:tplc="2ED6337E">
       <w:numFmt w:val="decimal"/>
       <w:lvlText w:val=""/>
       <w:lvlJc w:val="left"/>
     </w:lvl>
-    <w:lvl w:ilvl="2" w:tplc="63004DAC">
+    <w:lvl w:ilvl="2" w:tplc="CF20A73A">
       <w:numFmt w:val="decimal"/>
       <w:lvlText w:val=""/>
       <w:lvlJc w:val="left"/>
     </w:lvl>
-    <w:lvl w:ilvl="3" w:tplc="4BF8CEC4">
+    <w:lvl w:ilvl="3" w:tplc="CEC6131C">
       <w:numFmt w:val="decimal"/>
       <w:lvlText w:val=""/>
       <w:lvlJc w:val="left"/>
     </w:lvl>
-    <w:lvl w:ilvl="4" w:tplc="B524950C">
+    <w:lvl w:ilvl="4" w:tplc="63DA4182">
       <w:numFmt w:val="decimal"/>
       <w:lvlText w:val=""/>
       <w:lvlJc w:val="left"/>
     </w:lvl>
-    <w:lvl w:ilvl="5" w:tplc="92D68880">
+    <w:lvl w:ilvl="5" w:tplc="9912F6A8">
       <w:numFmt w:val="decimal"/>
       <w:lvlText w:val=""/>
       <w:lvlJc w:val="left"/>
     </w:lvl>
-    <w:lvl w:ilvl="6" w:tplc="0D5AB60E">
+    <w:lvl w:ilvl="6" w:tplc="112C22F8">
       <w:numFmt w:val="decimal"/>
       <w:lvlText w:val=""/>
       <w:lvlJc w:val="left"/>
     </w:lvl>
-    <w:lvl w:ilvl="7" w:tplc="B1B4D1B8">
+    <w:lvl w:ilvl="7" w:tplc="D868C860">
       <w:numFmt w:val="decimal"/>
       <w:lvlText w:val=""/>
       <w:lvlJc w:val="left"/>
     </w:lvl>
-    <w:lvl w:ilvl="8" w:tplc="2676DEFC">
+    <w:lvl w:ilvl="8" w:tplc="80EA0232">
       <w:numFmt w:val="decimal"/>
       <w:lvlText w:val=""/>
       <w:lvlJc w:val="left"/>
     </w:lvl>
   </w:abstractNum>
   <w:abstractNum w:abstractNumId="1" w15:restartNumberingAfterBreak="0">
-    <w:nsid w:val="3D8712B2"/>
+    <w:nsid w:val="597D6B06"/>
     <w:multiLevelType w:val="hybridMultilevel"/>
-    <w:tmpl w:val="0254D1D2"/>
-    <w:lvl w:ilvl="0" w:tplc="14E01AC0">
+    <w:tmpl w:val="B45A8528"/>
+    <w:lvl w:ilvl="0" w:tplc="F19A259E">
       <w:start w:val="1"/>
       <w:numFmt w:val="bullet"/>
       <w:lvlText w:val="●"/>
@@ -14483,7 +13829,7 @@
         <w:ind w:left="720" w:hanging="360"/>
       </w:pPr>
     </w:lvl>
-    <w:lvl w:ilvl="1" w:tplc="9148EFFE">
+    <w:lvl w:ilvl="1" w:tplc="782ED74A">
       <w:start w:val="1"/>
       <w:numFmt w:val="bullet"/>
       <w:lvlText w:val="○"/>
@@ -14492,7 +13838,7 @@
         <w:ind w:left="1440" w:hanging="360"/>
       </w:pPr>
     </w:lvl>
-    <w:lvl w:ilvl="2" w:tplc="772EB000">
+    <w:lvl w:ilvl="2" w:tplc="E8383D0C">
       <w:start w:val="1"/>
       <w:numFmt w:val="bullet"/>
       <w:lvlText w:val="■"/>
@@ -14501,7 +13847,7 @@
         <w:ind w:left="2160" w:hanging="360"/>
       </w:pPr>
     </w:lvl>
-    <w:lvl w:ilvl="3" w:tplc="6420A864">
+    <w:lvl w:ilvl="3" w:tplc="45621656">
       <w:start w:val="1"/>
       <w:numFmt w:val="bullet"/>
       <w:lvlText w:val="●"/>
@@ -14510,7 +13856,7 @@
         <w:ind w:left="2880" w:hanging="360"/>
       </w:pPr>
     </w:lvl>
-    <w:lvl w:ilvl="4" w:tplc="A9C6885C">
+    <w:lvl w:ilvl="4" w:tplc="2E443CCE">
       <w:start w:val="1"/>
       <w:numFmt w:val="bullet"/>
       <w:lvlText w:val="○"/>
@@ -14519,7 +13865,7 @@
         <w:ind w:left="3600" w:hanging="360"/>
       </w:pPr>
     </w:lvl>
-    <w:lvl w:ilvl="5" w:tplc="D19C0676">
+    <w:lvl w:ilvl="5" w:tplc="200EFA02">
       <w:start w:val="1"/>
       <w:numFmt w:val="bullet"/>
       <w:lvlText w:val="■"/>
@@ -14528,7 +13874,7 @@
         <w:ind w:left="4320" w:hanging="360"/>
       </w:pPr>
     </w:lvl>
-    <w:lvl w:ilvl="6" w:tplc="26BA1ACE">
+    <w:lvl w:ilvl="6" w:tplc="DF28A0EC">
       <w:start w:val="1"/>
       <w:numFmt w:val="bullet"/>
       <w:lvlText w:val="●"/>
@@ -14537,7 +13883,7 @@
         <w:ind w:left="5040" w:hanging="360"/>
       </w:pPr>
     </w:lvl>
-    <w:lvl w:ilvl="7" w:tplc="D03AE6CA">
+    <w:lvl w:ilvl="7" w:tplc="15629480">
       <w:start w:val="1"/>
       <w:numFmt w:val="bullet"/>
       <w:lvlText w:val="●"/>
@@ -14546,7 +13892,7 @@
         <w:ind w:left="5760" w:hanging="360"/>
       </w:pPr>
     </w:lvl>
-    <w:lvl w:ilvl="8" w:tplc="7F9C1C62">
+    <w:lvl w:ilvl="8" w:tplc="773A6440">
       <w:start w:val="1"/>
       <w:numFmt w:val="bullet"/>
       <w:lvlText w:val="●"/>
@@ -14556,13 +13902,13 @@
       </w:pPr>
     </w:lvl>
   </w:abstractNum>
-  <w:num w:numId="1" w16cid:durableId="1022442402">
+  <w:num w:numId="1" w16cid:durableId="1631551399">
     <w:abstractNumId w:val="1"/>
     <w:lvlOverride w:ilvl="0">
       <w:startOverride w:val="1"/>
     </w:lvlOverride>
   </w:num>
-  <w:num w:numId="2" w16cid:durableId="1510293949">
+  <w:num w:numId="2" w16cid:durableId="2025478805">
     <w:abstractNumId w:val="0"/>
     <w:lvlOverride w:ilvl="0">
       <w:startOverride w:val="1"/>
@@ -15187,7 +14533,7 @@
     <w:autoRedefine/>
     <w:uiPriority w:val="39"/>
     <w:unhideWhenUsed/>
-    <w:rsid w:val="0035784D"/>
+    <w:rsid w:val="00847858"/>
     <w:pPr>
       <w:spacing w:after="100"/>
     </w:pPr>
@@ -15199,7 +14545,7 @@
     <w:autoRedefine/>
     <w:uiPriority w:val="39"/>
     <w:unhideWhenUsed/>
-    <w:rsid w:val="0035784D"/>
+    <w:rsid w:val="00847858"/>
     <w:pPr>
       <w:spacing w:after="100"/>
       <w:ind w:left="240"/>

--- a/Informe TP2 - Analisis exploratorio de vinos.docx
+++ b/Informe TP2 - Analisis exploratorio de vinos.docx
@@ -55,7 +55,7 @@
         <w:jc w:val="center"/>
       </w:pPr>
       <w:r>
-        <w:t>22 de septiembre de 2026</w:t>
+        <w:t>28 de septiembre de 2026</w:t>
       </w:r>
     </w:p>
     <w:p>
@@ -127,7 +127,7 @@
           <w:r>
             <w:fldChar w:fldCharType="separate"/>
           </w:r>
-          <w:hyperlink w:anchor="_Toc241487012" w:history="1">
+          <w:hyperlink w:anchor="_Toc241506714" w:history="1">
             <w:r>
               <w:rPr>
                 <w:rStyle w:val="Hyperlink"/>
@@ -151,7 +151,7 @@
               <w:rPr>
                 <w:noProof/>
               </w:rPr>
-              <w:instrText xml:space="preserve"> PAGEREF _Toc241487012 \h </w:instrText>
+              <w:instrText xml:space="preserve"> PAGEREF _Toc241506714 \h </w:instrText>
             </w:r>
             <w:r>
               <w:rPr>
@@ -192,7 +192,7 @@
               <w14:ligatures w14:val="standardContextual"/>
             </w:rPr>
           </w:pPr>
-          <w:hyperlink w:anchor="_Toc241487013" w:history="1">
+          <w:hyperlink w:anchor="_Toc241506715" w:history="1">
             <w:r>
               <w:rPr>
                 <w:rStyle w:val="Hyperlink"/>
@@ -216,7 +216,7 @@
               <w:rPr>
                 <w:noProof/>
               </w:rPr>
-              <w:instrText xml:space="preserve"> PAGEREF _Toc241487013 \h </w:instrText>
+              <w:instrText xml:space="preserve"> PAGEREF _Toc241506715 \h </w:instrText>
             </w:r>
             <w:r>
               <w:rPr>
@@ -257,7 +257,7 @@
               <w14:ligatures w14:val="standardContextual"/>
             </w:rPr>
           </w:pPr>
-          <w:hyperlink w:anchor="_Toc241487014" w:history="1">
+          <w:hyperlink w:anchor="_Toc241506716" w:history="1">
             <w:r>
               <w:rPr>
                 <w:rStyle w:val="Hyperlink"/>
@@ -281,7 +281,7 @@
               <w:rPr>
                 <w:noProof/>
               </w:rPr>
-              <w:instrText xml:space="preserve"> PAGEREF _Toc241487014 \h </w:instrText>
+              <w:instrText xml:space="preserve"> PAGEREF _Toc241506716 \h </w:instrText>
             </w:r>
             <w:r>
               <w:rPr>
@@ -322,7 +322,7 @@
               <w14:ligatures w14:val="standardContextual"/>
             </w:rPr>
           </w:pPr>
-          <w:hyperlink w:anchor="_Toc241487015" w:history="1">
+          <w:hyperlink w:anchor="_Toc241506717" w:history="1">
             <w:r>
               <w:rPr>
                 <w:rStyle w:val="Hyperlink"/>
@@ -346,7 +346,7 @@
               <w:rPr>
                 <w:noProof/>
               </w:rPr>
-              <w:instrText xml:space="preserve"> PAGEREF _Toc241487015 \h </w:instrText>
+              <w:instrText xml:space="preserve"> PAGEREF _Toc241506717 \h </w:instrText>
             </w:r>
             <w:r>
               <w:rPr>
@@ -387,7 +387,7 @@
               <w14:ligatures w14:val="standardContextual"/>
             </w:rPr>
           </w:pPr>
-          <w:hyperlink w:anchor="_Toc241487016" w:history="1">
+          <w:hyperlink w:anchor="_Toc241506718" w:history="1">
             <w:r>
               <w:rPr>
                 <w:rStyle w:val="Hyperlink"/>
@@ -411,7 +411,7 @@
               <w:rPr>
                 <w:noProof/>
               </w:rPr>
-              <w:instrText xml:space="preserve"> PAGEREF _Toc241487016 \h </w:instrText>
+              <w:instrText xml:space="preserve"> PAGEREF _Toc241506718 \h </w:instrText>
             </w:r>
             <w:r>
               <w:rPr>
@@ -452,7 +452,7 @@
               <w14:ligatures w14:val="standardContextual"/>
             </w:rPr>
           </w:pPr>
-          <w:hyperlink w:anchor="_Toc241487017" w:history="1">
+          <w:hyperlink w:anchor="_Toc241506719" w:history="1">
             <w:r>
               <w:rPr>
                 <w:rStyle w:val="Hyperlink"/>
@@ -476,7 +476,7 @@
               <w:rPr>
                 <w:noProof/>
               </w:rPr>
-              <w:instrText xml:space="preserve"> PAGEREF _Toc241487017 \h </w:instrText>
+              <w:instrText xml:space="preserve"> PAGEREF _Toc241506719 \h </w:instrText>
             </w:r>
             <w:r>
               <w:rPr>
@@ -517,7 +517,7 @@
               <w14:ligatures w14:val="standardContextual"/>
             </w:rPr>
           </w:pPr>
-          <w:hyperlink w:anchor="_Toc241487018" w:history="1">
+          <w:hyperlink w:anchor="_Toc241506720" w:history="1">
             <w:r>
               <w:rPr>
                 <w:rStyle w:val="Hyperlink"/>
@@ -541,7 +541,7 @@
               <w:rPr>
                 <w:noProof/>
               </w:rPr>
-              <w:instrText xml:space="preserve"> PAGEREF _Toc241487018 \h </w:instrText>
+              <w:instrText xml:space="preserve"> PAGEREF _Toc241506720 \h </w:instrText>
             </w:r>
             <w:r>
               <w:rPr>
@@ -582,7 +582,7 @@
               <w14:ligatures w14:val="standardContextual"/>
             </w:rPr>
           </w:pPr>
-          <w:hyperlink w:anchor="_Toc241487019" w:history="1">
+          <w:hyperlink w:anchor="_Toc241506721" w:history="1">
             <w:r>
               <w:rPr>
                 <w:rStyle w:val="Hyperlink"/>
@@ -606,7 +606,7 @@
               <w:rPr>
                 <w:noProof/>
               </w:rPr>
-              <w:instrText xml:space="preserve"> PAGEREF _Toc241487019 \h </w:instrText>
+              <w:instrText xml:space="preserve"> PAGEREF _Toc241506721 \h </w:instrText>
             </w:r>
             <w:r>
               <w:rPr>
@@ -647,7 +647,7 @@
               <w14:ligatures w14:val="standardContextual"/>
             </w:rPr>
           </w:pPr>
-          <w:hyperlink w:anchor="_Toc241487020" w:history="1">
+          <w:hyperlink w:anchor="_Toc241506722" w:history="1">
             <w:r>
               <w:rPr>
                 <w:rStyle w:val="Hyperlink"/>
@@ -671,7 +671,7 @@
               <w:rPr>
                 <w:noProof/>
               </w:rPr>
-              <w:instrText xml:space="preserve"> PAGEREF _Toc241487020 \h </w:instrText>
+              <w:instrText xml:space="preserve"> PAGEREF _Toc241506722 \h </w:instrText>
             </w:r>
             <w:r>
               <w:rPr>
@@ -712,7 +712,7 @@
               <w14:ligatures w14:val="standardContextual"/>
             </w:rPr>
           </w:pPr>
-          <w:hyperlink w:anchor="_Toc241487021" w:history="1">
+          <w:hyperlink w:anchor="_Toc241506723" w:history="1">
             <w:r>
               <w:rPr>
                 <w:rStyle w:val="Hyperlink"/>
@@ -736,7 +736,7 @@
               <w:rPr>
                 <w:noProof/>
               </w:rPr>
-              <w:instrText xml:space="preserve"> PAGEREF _Toc241487021 \h </w:instrText>
+              <w:instrText xml:space="preserve"> PAGEREF _Toc241506723 \h </w:instrText>
             </w:r>
             <w:r>
               <w:rPr>
@@ -777,7 +777,7 @@
               <w14:ligatures w14:val="standardContextual"/>
             </w:rPr>
           </w:pPr>
-          <w:hyperlink w:anchor="_Toc241487022" w:history="1">
+          <w:hyperlink w:anchor="_Toc241506724" w:history="1">
             <w:r>
               <w:rPr>
                 <w:rStyle w:val="Hyperlink"/>
@@ -801,7 +801,7 @@
               <w:rPr>
                 <w:noProof/>
               </w:rPr>
-              <w:instrText xml:space="preserve"> PAGEREF _Toc241487022 \h </w:instrText>
+              <w:instrText xml:space="preserve"> PAGEREF _Toc241506724 \h </w:instrText>
             </w:r>
             <w:r>
               <w:rPr>
@@ -842,13 +842,13 @@
               <w14:ligatures w14:val="standardContextual"/>
             </w:rPr>
           </w:pPr>
-          <w:hyperlink w:anchor="_Toc241487023" w:history="1">
+          <w:hyperlink w:anchor="_Toc241506725" w:history="1">
             <w:r>
               <w:rPr>
                 <w:rStyle w:val="Hyperlink"/>
                 <w:noProof/>
               </w:rPr>
-              <w:t>5.2. Faltantes que significan «no aplica»</w:t>
+              <w:t>5.2. Faltantes que significan "no aplica"</w:t>
             </w:r>
             <w:r>
               <w:rPr>
@@ -866,7 +866,7 @@
               <w:rPr>
                 <w:noProof/>
               </w:rPr>
-              <w:instrText xml:space="preserve"> PAGEREF _Toc241487023 \h </w:instrText>
+              <w:instrText xml:space="preserve"> PAGEREF _Toc241506725 \h </w:instrText>
             </w:r>
             <w:r>
               <w:rPr>
@@ -907,7 +907,7 @@
               <w14:ligatures w14:val="standardContextual"/>
             </w:rPr>
           </w:pPr>
-          <w:hyperlink w:anchor="_Toc241487024" w:history="1">
+          <w:hyperlink w:anchor="_Toc241506726" w:history="1">
             <w:r>
               <w:rPr>
                 <w:rStyle w:val="Hyperlink"/>
@@ -931,7 +931,7 @@
               <w:rPr>
                 <w:noProof/>
               </w:rPr>
-              <w:instrText xml:space="preserve"> PAGEREF _Toc241487024 \h </w:instrText>
+              <w:instrText xml:space="preserve"> PAGEREF _Toc241506726 \h </w:instrText>
             </w:r>
             <w:r>
               <w:rPr>
@@ -972,7 +972,7 @@
               <w14:ligatures w14:val="standardContextual"/>
             </w:rPr>
           </w:pPr>
-          <w:hyperlink w:anchor="_Toc241487025" w:history="1">
+          <w:hyperlink w:anchor="_Toc241506727" w:history="1">
             <w:r>
               <w:rPr>
                 <w:rStyle w:val="Hyperlink"/>
@@ -996,7 +996,7 @@
               <w:rPr>
                 <w:noProof/>
               </w:rPr>
-              <w:instrText xml:space="preserve"> PAGEREF _Toc241487025 \h </w:instrText>
+              <w:instrText xml:space="preserve"> PAGEREF _Toc241506727 \h </w:instrText>
             </w:r>
             <w:r>
               <w:rPr>
@@ -1037,7 +1037,7 @@
               <w14:ligatures w14:val="standardContextual"/>
             </w:rPr>
           </w:pPr>
-          <w:hyperlink w:anchor="_Toc241487026" w:history="1">
+          <w:hyperlink w:anchor="_Toc241506728" w:history="1">
             <w:r>
               <w:rPr>
                 <w:rStyle w:val="Hyperlink"/>
@@ -1061,7 +1061,7 @@
               <w:rPr>
                 <w:noProof/>
               </w:rPr>
-              <w:instrText xml:space="preserve"> PAGEREF _Toc241487026 \h </w:instrText>
+              <w:instrText xml:space="preserve"> PAGEREF _Toc241506728 \h </w:instrText>
             </w:r>
             <w:r>
               <w:rPr>
@@ -1102,7 +1102,7 @@
               <w14:ligatures w14:val="standardContextual"/>
             </w:rPr>
           </w:pPr>
-          <w:hyperlink w:anchor="_Toc241487027" w:history="1">
+          <w:hyperlink w:anchor="_Toc241506729" w:history="1">
             <w:r>
               <w:rPr>
                 <w:rStyle w:val="Hyperlink"/>
@@ -1126,7 +1126,7 @@
               <w:rPr>
                 <w:noProof/>
               </w:rPr>
-              <w:instrText xml:space="preserve"> PAGEREF _Toc241487027 \h </w:instrText>
+              <w:instrText xml:space="preserve"> PAGEREF _Toc241506729 \h </w:instrText>
             </w:r>
             <w:r>
               <w:rPr>
@@ -1167,7 +1167,7 @@
               <w14:ligatures w14:val="standardContextual"/>
             </w:rPr>
           </w:pPr>
-          <w:hyperlink w:anchor="_Toc241487028" w:history="1">
+          <w:hyperlink w:anchor="_Toc241506730" w:history="1">
             <w:r>
               <w:rPr>
                 <w:rStyle w:val="Hyperlink"/>
@@ -1191,7 +1191,7 @@
               <w:rPr>
                 <w:noProof/>
               </w:rPr>
-              <w:instrText xml:space="preserve"> PAGEREF _Toc241487028 \h </w:instrText>
+              <w:instrText xml:space="preserve"> PAGEREF _Toc241506730 \h </w:instrText>
             </w:r>
             <w:r>
               <w:rPr>
@@ -1232,13 +1232,13 @@
               <w14:ligatures w14:val="standardContextual"/>
             </w:rPr>
           </w:pPr>
-          <w:hyperlink w:anchor="_Toc241487029" w:history="1">
+          <w:hyperlink w:anchor="_Toc241506731" w:history="1">
             <w:r>
               <w:rPr>
                 <w:rStyle w:val="Hyperlink"/>
                 <w:noProof/>
               </w:rPr>
-              <w:t>6.1. Comparación de criterios de detección</w:t>
+              <w:t>6.1. Criterio de detección</w:t>
             </w:r>
             <w:r>
               <w:rPr>
@@ -1256,7 +1256,7 @@
               <w:rPr>
                 <w:noProof/>
               </w:rPr>
-              <w:instrText xml:space="preserve"> PAGEREF _Toc241487029 \h </w:instrText>
+              <w:instrText xml:space="preserve"> PAGEREF _Toc241506731 \h </w:instrText>
             </w:r>
             <w:r>
               <w:rPr>
@@ -1297,7 +1297,7 @@
               <w14:ligatures w14:val="standardContextual"/>
             </w:rPr>
           </w:pPr>
-          <w:hyperlink w:anchor="_Toc241487030" w:history="1">
+          <w:hyperlink w:anchor="_Toc241506732" w:history="1">
             <w:r>
               <w:rPr>
                 <w:rStyle w:val="Hyperlink"/>
@@ -1321,7 +1321,7 @@
               <w:rPr>
                 <w:noProof/>
               </w:rPr>
-              <w:instrText xml:space="preserve"> PAGEREF _Toc241487030 \h </w:instrText>
+              <w:instrText xml:space="preserve"> PAGEREF _Toc241506732 \h </w:instrText>
             </w:r>
             <w:r>
               <w:rPr>
@@ -1362,7 +1362,7 @@
               <w14:ligatures w14:val="standardContextual"/>
             </w:rPr>
           </w:pPr>
-          <w:hyperlink w:anchor="_Toc241487031" w:history="1">
+          <w:hyperlink w:anchor="_Toc241506733" w:history="1">
             <w:r>
               <w:rPr>
                 <w:rStyle w:val="Hyperlink"/>
@@ -1386,7 +1386,7 @@
               <w:rPr>
                 <w:noProof/>
               </w:rPr>
-              <w:instrText xml:space="preserve"> PAGEREF _Toc241487031 \h </w:instrText>
+              <w:instrText xml:space="preserve"> PAGEREF _Toc241506733 \h </w:instrText>
             </w:r>
             <w:r>
               <w:rPr>
@@ -1427,7 +1427,7 @@
               <w14:ligatures w14:val="standardContextual"/>
             </w:rPr>
           </w:pPr>
-          <w:hyperlink w:anchor="_Toc241487032" w:history="1">
+          <w:hyperlink w:anchor="_Toc241506734" w:history="1">
             <w:r>
               <w:rPr>
                 <w:rStyle w:val="Hyperlink"/>
@@ -1451,7 +1451,7 @@
               <w:rPr>
                 <w:noProof/>
               </w:rPr>
-              <w:instrText xml:space="preserve"> PAGEREF _Toc241487032 \h </w:instrText>
+              <w:instrText xml:space="preserve"> PAGEREF _Toc241506734 \h </w:instrText>
             </w:r>
             <w:r>
               <w:rPr>
@@ -1492,7 +1492,7 @@
               <w14:ligatures w14:val="standardContextual"/>
             </w:rPr>
           </w:pPr>
-          <w:hyperlink w:anchor="_Toc241487033" w:history="1">
+          <w:hyperlink w:anchor="_Toc241506735" w:history="1">
             <w:r>
               <w:rPr>
                 <w:rStyle w:val="Hyperlink"/>
@@ -1516,7 +1516,7 @@
               <w:rPr>
                 <w:noProof/>
               </w:rPr>
-              <w:instrText xml:space="preserve"> PAGEREF _Toc241487033 \h </w:instrText>
+              <w:instrText xml:space="preserve"> PAGEREF _Toc241506735 \h </w:instrText>
             </w:r>
             <w:r>
               <w:rPr>
@@ -1557,7 +1557,7 @@
               <w14:ligatures w14:val="standardContextual"/>
             </w:rPr>
           </w:pPr>
-          <w:hyperlink w:anchor="_Toc241487034" w:history="1">
+          <w:hyperlink w:anchor="_Toc241506736" w:history="1">
             <w:r>
               <w:rPr>
                 <w:rStyle w:val="Hyperlink"/>
@@ -1581,7 +1581,7 @@
               <w:rPr>
                 <w:noProof/>
               </w:rPr>
-              <w:instrText xml:space="preserve"> PAGEREF _Toc241487034 \h </w:instrText>
+              <w:instrText xml:space="preserve"> PAGEREF _Toc241506736 \h </w:instrText>
             </w:r>
             <w:r>
               <w:rPr>
@@ -1622,7 +1622,7 @@
               <w14:ligatures w14:val="standardContextual"/>
             </w:rPr>
           </w:pPr>
-          <w:hyperlink w:anchor="_Toc241487035" w:history="1">
+          <w:hyperlink w:anchor="_Toc241506737" w:history="1">
             <w:r>
               <w:rPr>
                 <w:rStyle w:val="Hyperlink"/>
@@ -1646,7 +1646,7 @@
               <w:rPr>
                 <w:noProof/>
               </w:rPr>
-              <w:instrText xml:space="preserve"> PAGEREF _Toc241487035 \h </w:instrText>
+              <w:instrText xml:space="preserve"> PAGEREF _Toc241506737 \h </w:instrText>
             </w:r>
             <w:r>
               <w:rPr>
@@ -1687,7 +1687,7 @@
               <w14:ligatures w14:val="standardContextual"/>
             </w:rPr>
           </w:pPr>
-          <w:hyperlink w:anchor="_Toc241487036" w:history="1">
+          <w:hyperlink w:anchor="_Toc241506738" w:history="1">
             <w:r>
               <w:rPr>
                 <w:rStyle w:val="Hyperlink"/>
@@ -1711,7 +1711,7 @@
               <w:rPr>
                 <w:noProof/>
               </w:rPr>
-              <w:instrText xml:space="preserve"> PAGEREF _Toc241487036 \h </w:instrText>
+              <w:instrText xml:space="preserve"> PAGEREF _Toc241506738 \h </w:instrText>
             </w:r>
             <w:r>
               <w:rPr>
@@ -1728,7 +1728,7 @@
               <w:rPr>
                 <w:noProof/>
               </w:rPr>
-              <w:t>13</w:t>
+              <w:t>14</w:t>
             </w:r>
             <w:r>
               <w:rPr>
@@ -1752,7 +1752,7 @@
               <w14:ligatures w14:val="standardContextual"/>
             </w:rPr>
           </w:pPr>
-          <w:hyperlink w:anchor="_Toc241487037" w:history="1">
+          <w:hyperlink w:anchor="_Toc241506739" w:history="1">
             <w:r>
               <w:rPr>
                 <w:rStyle w:val="Hyperlink"/>
@@ -1776,7 +1776,7 @@
               <w:rPr>
                 <w:noProof/>
               </w:rPr>
-              <w:instrText xml:space="preserve"> PAGEREF _Toc241487037 \h </w:instrText>
+              <w:instrText xml:space="preserve"> PAGEREF _Toc241506739 \h </w:instrText>
             </w:r>
             <w:r>
               <w:rPr>
@@ -1817,7 +1817,7 @@
               <w14:ligatures w14:val="standardContextual"/>
             </w:rPr>
           </w:pPr>
-          <w:hyperlink w:anchor="_Toc241487038" w:history="1">
+          <w:hyperlink w:anchor="_Toc241506740" w:history="1">
             <w:r>
               <w:rPr>
                 <w:rStyle w:val="Hyperlink"/>
@@ -1841,7 +1841,7 @@
               <w:rPr>
                 <w:noProof/>
               </w:rPr>
-              <w:instrText xml:space="preserve"> PAGEREF _Toc241487038 \h </w:instrText>
+              <w:instrText xml:space="preserve"> PAGEREF _Toc241506740 \h </w:instrText>
             </w:r>
             <w:r>
               <w:rPr>
@@ -1858,7 +1858,7 @@
               <w:rPr>
                 <w:noProof/>
               </w:rPr>
-              <w:t>14</w:t>
+              <w:t>15</w:t>
             </w:r>
             <w:r>
               <w:rPr>
@@ -1882,7 +1882,7 @@
               <w14:ligatures w14:val="standardContextual"/>
             </w:rPr>
           </w:pPr>
-          <w:hyperlink w:anchor="_Toc241487039" w:history="1">
+          <w:hyperlink w:anchor="_Toc241506741" w:history="1">
             <w:r>
               <w:rPr>
                 <w:rStyle w:val="Hyperlink"/>
@@ -1906,7 +1906,7 @@
               <w:rPr>
                 <w:noProof/>
               </w:rPr>
-              <w:instrText xml:space="preserve"> PAGEREF _Toc241487039 \h </w:instrText>
+              <w:instrText xml:space="preserve"> PAGEREF _Toc241506741 \h </w:instrText>
             </w:r>
             <w:r>
               <w:rPr>
@@ -1949,7 +1949,7 @@
       <w:pPr>
         <w:pStyle w:val="Heading1"/>
       </w:pPr>
-      <w:bookmarkStart w:id="0" w:name="_Toc241487012"/>
+      <w:bookmarkStart w:id="0" w:name="_Toc241506714"/>
       <w:r>
         <w:t>1. Introducción</w:t>
       </w:r>
@@ -1987,7 +1987,7 @@
       <w:pPr>
         <w:pStyle w:val="Heading1"/>
       </w:pPr>
-      <w:bookmarkStart w:id="1" w:name="_Toc241487013"/>
+      <w:bookmarkStart w:id="1" w:name="_Toc241506715"/>
       <w:r>
         <w:t>2. Descripción del conjunto de datos</w:t>
       </w:r>
@@ -2751,7 +2751,7 @@
                 <w:sz w:val="20"/>
                 <w:szCs w:val="20"/>
               </w:rPr>
-              <w:t>Sub-área vinícola (sólo Estados Unidos)</w:t>
+              <w:t>Sub-área vinícola (solo Estados Unidos)</w:t>
             </w:r>
           </w:p>
         </w:tc>
@@ -3180,7 +3180,7 @@
       <w:pPr>
         <w:pStyle w:val="Heading1"/>
       </w:pPr>
-      <w:bookmarkStart w:id="2" w:name="_Toc241487014"/>
+      <w:bookmarkStart w:id="2" w:name="_Toc241506716"/>
       <w:r>
         <w:t>3. Carga e integridad del archivo</w:t>
       </w:r>
@@ -3262,7 +3262,7 @@
         <w:t>Codificación.</w:t>
       </w:r>
       <w:r>
-        <w:t xml:space="preserve"> Los acentos venían rotos («Gewürztraminer» aparecía como «GewÃ¼rztraminer»), que es lo que pasa cuando un texto UTF-8 se lee como cp1252. Se arregla haciendo la conversión al revés. Así recuperé 106.479 de las 106.611 celdas afectadas; las 132 restantes son comillas tipográficas que este método no puede arreglar.</w:t>
+        <w:t xml:space="preserve"> Los acentos venían rotos ("Gewürztraminer" aparecía como "GewÃ¼rztraminer"), que es lo que pasa cuando un texto UTF-8 se lee como cp1252. Se arregla haciendo la conversión al revés. Así recuperé 106.479 de las 106.611 celdas afectadas; las 132 restantes son comillas tipográficas que este método no puede arreglar.</w:t>
       </w:r>
     </w:p>
     <w:p>
@@ -3298,7 +3298,7 @@
       <w:pPr>
         <w:pStyle w:val="Heading1"/>
       </w:pPr>
-      <w:bookmarkStart w:id="3" w:name="_Toc241487015"/>
+      <w:bookmarkStart w:id="3" w:name="_Toc241506717"/>
       <w:r>
         <w:t>4. Análisis exploratorio</w:t>
       </w:r>
@@ -3308,7 +3308,7 @@
       <w:pPr>
         <w:pStyle w:val="Heading2"/>
       </w:pPr>
-      <w:bookmarkStart w:id="4" w:name="_Toc241487016"/>
+      <w:bookmarkStart w:id="4" w:name="_Toc241506718"/>
       <w:r>
         <w:t>4.1. Estructura y duplicados</w:t>
       </w:r>
@@ -3396,7 +3396,7 @@
       <w:pPr>
         <w:pStyle w:val="Heading2"/>
       </w:pPr>
-      <w:bookmarkStart w:id="5" w:name="_Toc241487017"/>
+      <w:bookmarkStart w:id="5" w:name="_Toc241506719"/>
       <w:r>
         <w:t>4.2. Resumen estadístico de las variables numéricas</w:t>
       </w:r>
@@ -4094,166 +4094,6 @@
           </w:p>
         </w:tc>
       </w:tr>
-      <w:tr>
-        <w:trPr>
-          <w:cantSplit/>
-          <w:jc w:val="center"/>
-        </w:trPr>
-        <w:tc>
-          <w:tcPr>
-            <w:tcW w:w="4535" w:type="dxa"/>
-            <w:tcMar>
-              <w:top w:w="40" w:type="dxa"/>
-              <w:left w:w="100" w:type="dxa"/>
-              <w:bottom w:w="40" w:type="dxa"/>
-              <w:right w:w="100" w:type="dxa"/>
-            </w:tcMar>
-            <w:vAlign w:val="center"/>
-          </w:tcPr>
-          <w:p>
-            <w:pPr>
-              <w:spacing w:after="0" w:line="240" w:lineRule="auto"/>
-            </w:pPr>
-            <w:r>
-              <w:rPr>
-                <w:sz w:val="20"/>
-                <w:szCs w:val="20"/>
-              </w:rPr>
-              <w:t>Curtosis</w:t>
-            </w:r>
-          </w:p>
-        </w:tc>
-        <w:tc>
-          <w:tcPr>
-            <w:tcW w:w="2267" w:type="dxa"/>
-            <w:tcMar>
-              <w:top w:w="40" w:type="dxa"/>
-              <w:left w:w="100" w:type="dxa"/>
-              <w:bottom w:w="40" w:type="dxa"/>
-              <w:right w:w="100" w:type="dxa"/>
-            </w:tcMar>
-            <w:vAlign w:val="center"/>
-          </w:tcPr>
-          <w:p>
-            <w:pPr>
-              <w:spacing w:after="0" w:line="240" w:lineRule="auto"/>
-              <w:jc w:val="right"/>
-            </w:pPr>
-            <w:r>
-              <w:rPr>
-                <w:sz w:val="20"/>
-                <w:szCs w:val="20"/>
-              </w:rPr>
-              <w:t>-0,34</w:t>
-            </w:r>
-          </w:p>
-        </w:tc>
-        <w:tc>
-          <w:tcPr>
-            <w:tcW w:w="2267" w:type="dxa"/>
-            <w:tcMar>
-              <w:top w:w="40" w:type="dxa"/>
-              <w:left w:w="100" w:type="dxa"/>
-              <w:bottom w:w="40" w:type="dxa"/>
-              <w:right w:w="100" w:type="dxa"/>
-            </w:tcMar>
-            <w:vAlign w:val="center"/>
-          </w:tcPr>
-          <w:p>
-            <w:pPr>
-              <w:spacing w:after="0" w:line="240" w:lineRule="auto"/>
-              <w:jc w:val="right"/>
-            </w:pPr>
-            <w:r>
-              <w:rPr>
-                <w:sz w:val="20"/>
-                <w:szCs w:val="20"/>
-              </w:rPr>
-              <w:t>809,37</w:t>
-            </w:r>
-          </w:p>
-        </w:tc>
-      </w:tr>
-      <w:tr>
-        <w:trPr>
-          <w:cantSplit/>
-          <w:jc w:val="center"/>
-        </w:trPr>
-        <w:tc>
-          <w:tcPr>
-            <w:tcW w:w="4535" w:type="dxa"/>
-            <w:tcMar>
-              <w:top w:w="40" w:type="dxa"/>
-              <w:left w:w="100" w:type="dxa"/>
-              <w:bottom w:w="40" w:type="dxa"/>
-              <w:right w:w="100" w:type="dxa"/>
-            </w:tcMar>
-            <w:vAlign w:val="center"/>
-          </w:tcPr>
-          <w:p>
-            <w:pPr>
-              <w:spacing w:after="0" w:line="240" w:lineRule="auto"/>
-            </w:pPr>
-            <w:r>
-              <w:rPr>
-                <w:sz w:val="20"/>
-                <w:szCs w:val="20"/>
-              </w:rPr>
-              <w:t>Coeficiente de variación</w:t>
-            </w:r>
-          </w:p>
-        </w:tc>
-        <w:tc>
-          <w:tcPr>
-            <w:tcW w:w="2267" w:type="dxa"/>
-            <w:tcMar>
-              <w:top w:w="40" w:type="dxa"/>
-              <w:left w:w="100" w:type="dxa"/>
-              <w:bottom w:w="40" w:type="dxa"/>
-              <w:right w:w="100" w:type="dxa"/>
-            </w:tcMar>
-            <w:vAlign w:val="center"/>
-          </w:tcPr>
-          <w:p>
-            <w:pPr>
-              <w:spacing w:after="0" w:line="240" w:lineRule="auto"/>
-              <w:jc w:val="right"/>
-            </w:pPr>
-            <w:r>
-              <w:rPr>
-                <w:sz w:val="20"/>
-                <w:szCs w:val="20"/>
-              </w:rPr>
-              <w:t>0,03</w:t>
-            </w:r>
-          </w:p>
-        </w:tc>
-        <w:tc>
-          <w:tcPr>
-            <w:tcW w:w="2267" w:type="dxa"/>
-            <w:tcMar>
-              <w:top w:w="40" w:type="dxa"/>
-              <w:left w:w="100" w:type="dxa"/>
-              <w:bottom w:w="40" w:type="dxa"/>
-              <w:right w:w="100" w:type="dxa"/>
-            </w:tcMar>
-            <w:vAlign w:val="center"/>
-          </w:tcPr>
-          <w:p>
-            <w:pPr>
-              <w:spacing w:after="0" w:line="240" w:lineRule="auto"/>
-              <w:jc w:val="right"/>
-            </w:pPr>
-            <w:r>
-              <w:rPr>
-                <w:sz w:val="20"/>
-                <w:szCs w:val="20"/>
-              </w:rPr>
-              <w:t>1,18</w:t>
-            </w:r>
-          </w:p>
-        </w:tc>
-      </w:tr>
     </w:tbl>
     <w:p/>
     <w:p>
@@ -4282,14 +4122,14 @@
         <w:t>price</w:t>
       </w:r>
       <w:r>
-        <w:t>, en cambio, tiene asimetría 17,96 y curtosis 809, la media supera a la mediana en un 42% y el máximo es 132 veces la mediana. Por eso para el precio uso mediana y rango intercuartílico, y escala logarítmica en los gráficos.</w:t>
+        <w:t>, en cambio, tiene asimetría 17,96: la media supera a la mediana en un 42% y el máximo es 132 veces la mediana. Por eso para el precio uso mediana y rango intercuartílico, y escala logarítmica en los gráficos.</w:t>
       </w:r>
     </w:p>
     <w:p>
       <w:pPr>
         <w:pStyle w:val="Heading2"/>
       </w:pPr>
-      <w:bookmarkStart w:id="6" w:name="_Toc241487018"/>
+      <w:bookmarkStart w:id="6" w:name="_Toc241506720"/>
       <w:r>
         <w:t>4.3. Resumen estadístico de las variables categóricas</w:t>
       </w:r>
@@ -4301,7 +4141,7 @@
         <w:jc w:val="both"/>
       </w:pPr>
       <w:r>
-        <w:t>Para las categóricas no tiene sentido calcular media ni desvío. En su lugar uso la moda, el porcentaje que representa y lo que suman las 10 categorías más frecuentes. También calculé la entropía normalizada, que va de 0 (todas las reseñas en una sola categoría) a 1 (repartidas en partes iguales) y sirve para comparar qué tan concentrada está cada variable.</w:t>
+        <w:t>Para las categóricas no tiene sentido calcular media ni desvío. En su lugar uso la moda, el porcentaje que representa y lo que suman las 10 categorías más frecuentes. Ese último número muestra qué tan concentrada está cada variable: si es alto, unas pocas categorías se llevan casi todas las reseñas.</w:t>
       </w:r>
     </w:p>
     <w:p>
@@ -4342,12 +4182,11 @@
         <w:tblLook w:val="0000" w:firstRow="0" w:lastRow="0" w:firstColumn="0" w:lastColumn="0" w:noHBand="0" w:noVBand="0"/>
       </w:tblPr>
       <w:tblGrid>
-        <w:gridCol w:w="1770"/>
-        <w:gridCol w:w="1327"/>
-        <w:gridCol w:w="2655"/>
-        <w:gridCol w:w="1106"/>
-        <w:gridCol w:w="1106"/>
-        <w:gridCol w:w="1106"/>
+        <w:gridCol w:w="2017"/>
+        <w:gridCol w:w="1511"/>
+        <w:gridCol w:w="3024"/>
+        <w:gridCol w:w="1259"/>
+        <w:gridCol w:w="1259"/>
       </w:tblGrid>
       <w:tr>
         <w:trPr>
@@ -4357,7 +4196,7 @@
         </w:trPr>
         <w:tc>
           <w:tcPr>
-            <w:tcW w:w="1769" w:type="dxa"/>
+            <w:tcW w:w="2015" w:type="dxa"/>
             <w:shd w:val="clear" w:color="auto" w:fill="EDE3E6"/>
             <w:tcMar>
               <w:top w:w="40" w:type="dxa"/>
@@ -4384,7 +4223,7 @@
         </w:tc>
         <w:tc>
           <w:tcPr>
-            <w:tcW w:w="1327" w:type="dxa"/>
+            <w:tcW w:w="1511" w:type="dxa"/>
             <w:shd w:val="clear" w:color="auto" w:fill="EDE3E6"/>
             <w:tcMar>
               <w:top w:w="40" w:type="dxa"/>
@@ -4412,7 +4251,7 @@
         </w:tc>
         <w:tc>
           <w:tcPr>
-            <w:tcW w:w="2654" w:type="dxa"/>
+            <w:tcW w:w="3023" w:type="dxa"/>
             <w:shd w:val="clear" w:color="auto" w:fill="EDE3E6"/>
             <w:tcMar>
               <w:top w:w="40" w:type="dxa"/>
@@ -4439,7 +4278,7 @@
         </w:tc>
         <w:tc>
           <w:tcPr>
-            <w:tcW w:w="1106" w:type="dxa"/>
+            <w:tcW w:w="1259" w:type="dxa"/>
             <w:shd w:val="clear" w:color="auto" w:fill="EDE3E6"/>
             <w:tcMar>
               <w:top w:w="40" w:type="dxa"/>
@@ -4467,7 +4306,7 @@
         </w:tc>
         <w:tc>
           <w:tcPr>
-            <w:tcW w:w="1106" w:type="dxa"/>
+            <w:tcW w:w="1259" w:type="dxa"/>
             <w:shd w:val="clear" w:color="auto" w:fill="EDE3E6"/>
             <w:tcMar>
               <w:top w:w="40" w:type="dxa"/>
@@ -4490,34 +4329,6 @@
                 <w:szCs w:val="20"/>
               </w:rPr>
               <w:t>Top 10 %</w:t>
-            </w:r>
-          </w:p>
-        </w:tc>
-        <w:tc>
-          <w:tcPr>
-            <w:tcW w:w="1106" w:type="dxa"/>
-            <w:shd w:val="clear" w:color="auto" w:fill="EDE3E6"/>
-            <w:tcMar>
-              <w:top w:w="40" w:type="dxa"/>
-              <w:left w:w="100" w:type="dxa"/>
-              <w:bottom w:w="40" w:type="dxa"/>
-              <w:right w:w="100" w:type="dxa"/>
-            </w:tcMar>
-            <w:vAlign w:val="center"/>
-          </w:tcPr>
-          <w:p>
-            <w:pPr>
-              <w:spacing w:after="0" w:line="240" w:lineRule="auto"/>
-              <w:jc w:val="right"/>
-            </w:pPr>
-            <w:r>
-              <w:rPr>
-                <w:b/>
-                <w:bCs/>
-                <w:sz w:val="20"/>
-                <w:szCs w:val="20"/>
-              </w:rPr>
-              <w:t>Entropía</w:t>
             </w:r>
           </w:p>
         </w:tc>
@@ -4529,7 +4340,7 @@
         </w:trPr>
         <w:tc>
           <w:tcPr>
-            <w:tcW w:w="1769" w:type="dxa"/>
+            <w:tcW w:w="2015" w:type="dxa"/>
             <w:tcMar>
               <w:top w:w="40" w:type="dxa"/>
               <w:left w:w="100" w:type="dxa"/>
@@ -4553,7 +4364,7 @@
         </w:tc>
         <w:tc>
           <w:tcPr>
-            <w:tcW w:w="1327" w:type="dxa"/>
+            <w:tcW w:w="1511" w:type="dxa"/>
             <w:tcMar>
               <w:top w:w="40" w:type="dxa"/>
               <w:left w:w="100" w:type="dxa"/>
@@ -4578,7 +4389,7 @@
         </w:tc>
         <w:tc>
           <w:tcPr>
-            <w:tcW w:w="2654" w:type="dxa"/>
+            <w:tcW w:w="3023" w:type="dxa"/>
             <w:tcMar>
               <w:top w:w="40" w:type="dxa"/>
               <w:left w:w="100" w:type="dxa"/>
@@ -4602,7 +4413,7 @@
         </w:tc>
         <w:tc>
           <w:tcPr>
-            <w:tcW w:w="1106" w:type="dxa"/>
+            <w:tcW w:w="1259" w:type="dxa"/>
             <w:tcMar>
               <w:top w:w="40" w:type="dxa"/>
               <w:left w:w="100" w:type="dxa"/>
@@ -4627,7 +4438,7 @@
         </w:tc>
         <w:tc>
           <w:tcPr>
-            <w:tcW w:w="1106" w:type="dxa"/>
+            <w:tcW w:w="1259" w:type="dxa"/>
             <w:tcMar>
               <w:top w:w="40" w:type="dxa"/>
               <w:left w:w="100" w:type="dxa"/>
@@ -4647,31 +4458,6 @@
                 <w:szCs w:val="20"/>
               </w:rPr>
               <w:t>96,0</w:t>
-            </w:r>
-          </w:p>
-        </w:tc>
-        <w:tc>
-          <w:tcPr>
-            <w:tcW w:w="1106" w:type="dxa"/>
-            <w:tcMar>
-              <w:top w:w="40" w:type="dxa"/>
-              <w:left w:w="100" w:type="dxa"/>
-              <w:bottom w:w="40" w:type="dxa"/>
-              <w:right w:w="100" w:type="dxa"/>
-            </w:tcMar>
-            <w:vAlign w:val="center"/>
-          </w:tcPr>
-          <w:p>
-            <w:pPr>
-              <w:spacing w:after="0" w:line="240" w:lineRule="auto"/>
-              <w:jc w:val="right"/>
-            </w:pPr>
-            <w:r>
-              <w:rPr>
-                <w:sz w:val="20"/>
-                <w:szCs w:val="20"/>
-              </w:rPr>
-              <w:t>0,510</w:t>
             </w:r>
           </w:p>
         </w:tc>
@@ -4683,7 +4469,7 @@
         </w:trPr>
         <w:tc>
           <w:tcPr>
-            <w:tcW w:w="1769" w:type="dxa"/>
+            <w:tcW w:w="2015" w:type="dxa"/>
             <w:tcMar>
               <w:top w:w="40" w:type="dxa"/>
               <w:left w:w="100" w:type="dxa"/>
@@ -4707,7 +4493,7 @@
         </w:tc>
         <w:tc>
           <w:tcPr>
-            <w:tcW w:w="1327" w:type="dxa"/>
+            <w:tcW w:w="1511" w:type="dxa"/>
             <w:tcMar>
               <w:top w:w="40" w:type="dxa"/>
               <w:left w:w="100" w:type="dxa"/>
@@ -4732,7 +4518,7 @@
         </w:tc>
         <w:tc>
           <w:tcPr>
-            <w:tcW w:w="2654" w:type="dxa"/>
+            <w:tcW w:w="3023" w:type="dxa"/>
             <w:tcMar>
               <w:top w:w="40" w:type="dxa"/>
               <w:left w:w="100" w:type="dxa"/>
@@ -4756,7 +4542,7 @@
         </w:tc>
         <w:tc>
           <w:tcPr>
-            <w:tcW w:w="1106" w:type="dxa"/>
+            <w:tcW w:w="1259" w:type="dxa"/>
             <w:tcMar>
               <w:top w:w="40" w:type="dxa"/>
               <w:left w:w="100" w:type="dxa"/>
@@ -4781,7 +4567,7 @@
         </w:tc>
         <w:tc>
           <w:tcPr>
-            <w:tcW w:w="1106" w:type="dxa"/>
+            <w:tcW w:w="1259" w:type="dxa"/>
             <w:tcMar>
               <w:top w:w="40" w:type="dxa"/>
               <w:left w:w="100" w:type="dxa"/>
@@ -4801,31 +4587,6 @@
                 <w:szCs w:val="20"/>
               </w:rPr>
               <w:t>61,5</w:t>
-            </w:r>
-          </w:p>
-        </w:tc>
-        <w:tc>
-          <w:tcPr>
-            <w:tcW w:w="1106" w:type="dxa"/>
-            <w:tcMar>
-              <w:top w:w="40" w:type="dxa"/>
-              <w:left w:w="100" w:type="dxa"/>
-              <w:bottom w:w="40" w:type="dxa"/>
-              <w:right w:w="100" w:type="dxa"/>
-            </w:tcMar>
-            <w:vAlign w:val="center"/>
-          </w:tcPr>
-          <w:p>
-            <w:pPr>
-              <w:spacing w:after="0" w:line="240" w:lineRule="auto"/>
-              <w:jc w:val="right"/>
-            </w:pPr>
-            <w:r>
-              <w:rPr>
-                <w:sz w:val="20"/>
-                <w:szCs w:val="20"/>
-              </w:rPr>
-              <w:t>0,577</w:t>
             </w:r>
           </w:p>
         </w:tc>
@@ -4837,7 +4598,7 @@
         </w:trPr>
         <w:tc>
           <w:tcPr>
-            <w:tcW w:w="1769" w:type="dxa"/>
+            <w:tcW w:w="2015" w:type="dxa"/>
             <w:tcMar>
               <w:top w:w="40" w:type="dxa"/>
               <w:left w:w="100" w:type="dxa"/>
@@ -4861,7 +4622,7 @@
         </w:tc>
         <w:tc>
           <w:tcPr>
-            <w:tcW w:w="1327" w:type="dxa"/>
+            <w:tcW w:w="1511" w:type="dxa"/>
             <w:tcMar>
               <w:top w:w="40" w:type="dxa"/>
               <w:left w:w="100" w:type="dxa"/>
@@ -4886,7 +4647,7 @@
         </w:tc>
         <w:tc>
           <w:tcPr>
-            <w:tcW w:w="2654" w:type="dxa"/>
+            <w:tcW w:w="3023" w:type="dxa"/>
             <w:tcMar>
               <w:top w:w="40" w:type="dxa"/>
               <w:left w:w="100" w:type="dxa"/>
@@ -4910,7 +4671,7 @@
         </w:tc>
         <w:tc>
           <w:tcPr>
-            <w:tcW w:w="1106" w:type="dxa"/>
+            <w:tcW w:w="1259" w:type="dxa"/>
             <w:tcMar>
               <w:top w:w="40" w:type="dxa"/>
               <w:left w:w="100" w:type="dxa"/>
@@ -4935,7 +4696,7 @@
         </w:tc>
         <w:tc>
           <w:tcPr>
-            <w:tcW w:w="1106" w:type="dxa"/>
+            <w:tcW w:w="1259" w:type="dxa"/>
             <w:tcMar>
               <w:top w:w="40" w:type="dxa"/>
               <w:left w:w="100" w:type="dxa"/>
@@ -4955,31 +4716,6 @@
                 <w:szCs w:val="20"/>
               </w:rPr>
               <w:t>24,6</w:t>
-            </w:r>
-          </w:p>
-        </w:tc>
-        <w:tc>
-          <w:tcPr>
-            <w:tcW w:w="1106" w:type="dxa"/>
-            <w:tcMar>
-              <w:top w:w="40" w:type="dxa"/>
-              <w:left w:w="100" w:type="dxa"/>
-              <w:bottom w:w="40" w:type="dxa"/>
-              <w:right w:w="100" w:type="dxa"/>
-            </w:tcMar>
-            <w:vAlign w:val="center"/>
-          </w:tcPr>
-          <w:p>
-            <w:pPr>
-              <w:spacing w:after="0" w:line="240" w:lineRule="auto"/>
-              <w:jc w:val="right"/>
-            </w:pPr>
-            <w:r>
-              <w:rPr>
-                <w:sz w:val="20"/>
-                <w:szCs w:val="20"/>
-              </w:rPr>
-              <w:t>0,769</w:t>
             </w:r>
           </w:p>
         </w:tc>
@@ -4991,7 +4727,7 @@
         </w:trPr>
         <w:tc>
           <w:tcPr>
-            <w:tcW w:w="1769" w:type="dxa"/>
+            <w:tcW w:w="2015" w:type="dxa"/>
             <w:tcMar>
               <w:top w:w="40" w:type="dxa"/>
               <w:left w:w="100" w:type="dxa"/>
@@ -5015,7 +4751,7 @@
         </w:tc>
         <w:tc>
           <w:tcPr>
-            <w:tcW w:w="1327" w:type="dxa"/>
+            <w:tcW w:w="1511" w:type="dxa"/>
             <w:tcMar>
               <w:top w:w="40" w:type="dxa"/>
               <w:left w:w="100" w:type="dxa"/>
@@ -5040,7 +4776,7 @@
         </w:tc>
         <w:tc>
           <w:tcPr>
-            <w:tcW w:w="2654" w:type="dxa"/>
+            <w:tcW w:w="3023" w:type="dxa"/>
             <w:tcMar>
               <w:top w:w="40" w:type="dxa"/>
               <w:left w:w="100" w:type="dxa"/>
@@ -5064,7 +4800,7 @@
         </w:tc>
         <w:tc>
           <w:tcPr>
-            <w:tcW w:w="1106" w:type="dxa"/>
+            <w:tcW w:w="1259" w:type="dxa"/>
             <w:tcMar>
               <w:top w:w="40" w:type="dxa"/>
               <w:left w:w="100" w:type="dxa"/>
@@ -5089,7 +4825,7 @@
         </w:tc>
         <w:tc>
           <w:tcPr>
-            <w:tcW w:w="1106" w:type="dxa"/>
+            <w:tcW w:w="1259" w:type="dxa"/>
             <w:tcMar>
               <w:top w:w="40" w:type="dxa"/>
               <w:left w:w="100" w:type="dxa"/>
@@ -5109,31 +4845,6 @@
                 <w:szCs w:val="20"/>
               </w:rPr>
               <w:t>92,3</w:t>
-            </w:r>
-          </w:p>
-        </w:tc>
-        <w:tc>
-          <w:tcPr>
-            <w:tcW w:w="1106" w:type="dxa"/>
-            <w:tcMar>
-              <w:top w:w="40" w:type="dxa"/>
-              <w:left w:w="100" w:type="dxa"/>
-              <w:bottom w:w="40" w:type="dxa"/>
-              <w:right w:w="100" w:type="dxa"/>
-            </w:tcMar>
-            <w:vAlign w:val="center"/>
-          </w:tcPr>
-          <w:p>
-            <w:pPr>
-              <w:spacing w:after="0" w:line="240" w:lineRule="auto"/>
-              <w:jc w:val="right"/>
-            </w:pPr>
-            <w:r>
-              <w:rPr>
-                <w:sz w:val="20"/>
-                <w:szCs w:val="20"/>
-              </w:rPr>
-              <w:t>0,802</w:t>
             </w:r>
           </w:p>
         </w:tc>
@@ -5145,7 +4856,7 @@
         </w:trPr>
         <w:tc>
           <w:tcPr>
-            <w:tcW w:w="1769" w:type="dxa"/>
+            <w:tcW w:w="2015" w:type="dxa"/>
             <w:tcMar>
               <w:top w:w="40" w:type="dxa"/>
               <w:left w:w="100" w:type="dxa"/>
@@ -5169,7 +4880,7 @@
         </w:tc>
         <w:tc>
           <w:tcPr>
-            <w:tcW w:w="1327" w:type="dxa"/>
+            <w:tcW w:w="1511" w:type="dxa"/>
             <w:tcMar>
               <w:top w:w="40" w:type="dxa"/>
               <w:left w:w="100" w:type="dxa"/>
@@ -5194,7 +4905,7 @@
         </w:tc>
         <w:tc>
           <w:tcPr>
-            <w:tcW w:w="2654" w:type="dxa"/>
+            <w:tcW w:w="3023" w:type="dxa"/>
             <w:tcMar>
               <w:top w:w="40" w:type="dxa"/>
               <w:left w:w="100" w:type="dxa"/>
@@ -5218,7 +4929,7 @@
         </w:tc>
         <w:tc>
           <w:tcPr>
-            <w:tcW w:w="1106" w:type="dxa"/>
+            <w:tcW w:w="1259" w:type="dxa"/>
             <w:tcMar>
               <w:top w:w="40" w:type="dxa"/>
               <w:left w:w="100" w:type="dxa"/>
@@ -5243,7 +4954,7 @@
         </w:tc>
         <w:tc>
           <w:tcPr>
-            <w:tcW w:w="1106" w:type="dxa"/>
+            <w:tcW w:w="1259" w:type="dxa"/>
             <w:tcMar>
               <w:top w:w="40" w:type="dxa"/>
               <w:left w:w="100" w:type="dxa"/>
@@ -5263,31 +4974,6 @@
                 <w:szCs w:val="20"/>
               </w:rPr>
               <w:t>55,0</w:t>
-            </w:r>
-          </w:p>
-        </w:tc>
-        <w:tc>
-          <w:tcPr>
-            <w:tcW w:w="1106" w:type="dxa"/>
-            <w:tcMar>
-              <w:top w:w="40" w:type="dxa"/>
-              <w:left w:w="100" w:type="dxa"/>
-              <w:bottom w:w="40" w:type="dxa"/>
-              <w:right w:w="100" w:type="dxa"/>
-            </w:tcMar>
-            <w:vAlign w:val="center"/>
-          </w:tcPr>
-          <w:p>
-            <w:pPr>
-              <w:spacing w:after="0" w:line="240" w:lineRule="auto"/>
-              <w:jc w:val="right"/>
-            </w:pPr>
-            <w:r>
-              <w:rPr>
-                <w:sz w:val="20"/>
-                <w:szCs w:val="20"/>
-              </w:rPr>
-              <w:t>0,598</w:t>
             </w:r>
           </w:p>
         </w:tc>
@@ -5299,7 +4985,7 @@
         </w:trPr>
         <w:tc>
           <w:tcPr>
-            <w:tcW w:w="1769" w:type="dxa"/>
+            <w:tcW w:w="2015" w:type="dxa"/>
             <w:tcMar>
               <w:top w:w="40" w:type="dxa"/>
               <w:left w:w="100" w:type="dxa"/>
@@ -5323,7 +5009,7 @@
         </w:tc>
         <w:tc>
           <w:tcPr>
-            <w:tcW w:w="1327" w:type="dxa"/>
+            <w:tcW w:w="1511" w:type="dxa"/>
             <w:tcMar>
               <w:top w:w="40" w:type="dxa"/>
               <w:left w:w="100" w:type="dxa"/>
@@ -5348,7 +5034,7 @@
         </w:tc>
         <w:tc>
           <w:tcPr>
-            <w:tcW w:w="2654" w:type="dxa"/>
+            <w:tcW w:w="3023" w:type="dxa"/>
             <w:tcMar>
               <w:top w:w="40" w:type="dxa"/>
               <w:left w:w="100" w:type="dxa"/>
@@ -5372,7 +5058,7 @@
         </w:tc>
         <w:tc>
           <w:tcPr>
-            <w:tcW w:w="1106" w:type="dxa"/>
+            <w:tcW w:w="1259" w:type="dxa"/>
             <w:tcMar>
               <w:top w:w="40" w:type="dxa"/>
               <w:left w:w="100" w:type="dxa"/>
@@ -5397,7 +5083,7 @@
         </w:tc>
         <w:tc>
           <w:tcPr>
-            <w:tcW w:w="1106" w:type="dxa"/>
+            <w:tcW w:w="1259" w:type="dxa"/>
             <w:tcMar>
               <w:top w:w="40" w:type="dxa"/>
               <w:left w:w="100" w:type="dxa"/>
@@ -5417,31 +5103,6 @@
                 <w:szCs w:val="20"/>
               </w:rPr>
               <w:t>1,5</w:t>
-            </w:r>
-          </w:p>
-        </w:tc>
-        <w:tc>
-          <w:tcPr>
-            <w:tcW w:w="1106" w:type="dxa"/>
-            <w:tcMar>
-              <w:top w:w="40" w:type="dxa"/>
-              <w:left w:w="100" w:type="dxa"/>
-              <w:bottom w:w="40" w:type="dxa"/>
-              <w:right w:w="100" w:type="dxa"/>
-            </w:tcMar>
-            <w:vAlign w:val="center"/>
-          </w:tcPr>
-          <w:p>
-            <w:pPr>
-              <w:spacing w:after="0" w:line="240" w:lineRule="auto"/>
-              <w:jc w:val="right"/>
-            </w:pPr>
-            <w:r>
-              <w:rPr>
-                <w:sz w:val="20"/>
-                <w:szCs w:val="20"/>
-              </w:rPr>
-              <w:t>0,925</w:t>
             </w:r>
           </w:p>
         </w:tc>
@@ -5453,7 +5114,7 @@
         </w:trPr>
         <w:tc>
           <w:tcPr>
-            <w:tcW w:w="1769" w:type="dxa"/>
+            <w:tcW w:w="2015" w:type="dxa"/>
             <w:tcMar>
               <w:top w:w="40" w:type="dxa"/>
               <w:left w:w="100" w:type="dxa"/>
@@ -5477,7 +5138,7 @@
         </w:tc>
         <w:tc>
           <w:tcPr>
-            <w:tcW w:w="1327" w:type="dxa"/>
+            <w:tcW w:w="1511" w:type="dxa"/>
             <w:tcMar>
               <w:top w:w="40" w:type="dxa"/>
               <w:left w:w="100" w:type="dxa"/>
@@ -5502,7 +5163,7 @@
         </w:tc>
         <w:tc>
           <w:tcPr>
-            <w:tcW w:w="2654" w:type="dxa"/>
+            <w:tcW w:w="3023" w:type="dxa"/>
             <w:tcMar>
               <w:top w:w="40" w:type="dxa"/>
               <w:left w:w="100" w:type="dxa"/>
@@ -5526,7 +5187,7 @@
         </w:tc>
         <w:tc>
           <w:tcPr>
-            <w:tcW w:w="1106" w:type="dxa"/>
+            <w:tcW w:w="1259" w:type="dxa"/>
             <w:tcMar>
               <w:top w:w="40" w:type="dxa"/>
               <w:left w:w="100" w:type="dxa"/>
@@ -5551,7 +5212,7 @@
         </w:tc>
         <w:tc>
           <w:tcPr>
-            <w:tcW w:w="1106" w:type="dxa"/>
+            <w:tcW w:w="1259" w:type="dxa"/>
             <w:tcMar>
               <w:top w:w="40" w:type="dxa"/>
               <w:left w:w="100" w:type="dxa"/>
@@ -5571,31 +5232,6 @@
                 <w:szCs w:val="20"/>
               </w:rPr>
               <w:t>8,6</w:t>
-            </w:r>
-          </w:p>
-        </w:tc>
-        <w:tc>
-          <w:tcPr>
-            <w:tcW w:w="1106" w:type="dxa"/>
-            <w:tcMar>
-              <w:top w:w="40" w:type="dxa"/>
-              <w:left w:w="100" w:type="dxa"/>
-              <w:bottom w:w="40" w:type="dxa"/>
-              <w:right w:w="100" w:type="dxa"/>
-            </w:tcMar>
-            <w:vAlign w:val="center"/>
-          </w:tcPr>
-          <w:p>
-            <w:pPr>
-              <w:spacing w:after="0" w:line="240" w:lineRule="auto"/>
-              <w:jc w:val="right"/>
-            </w:pPr>
-            <w:r>
-              <w:rPr>
-                <w:sz w:val="20"/>
-                <w:szCs w:val="20"/>
-              </w:rPr>
-              <w:t>0,910</w:t>
             </w:r>
           </w:p>
         </w:tc>
@@ -5607,7 +5243,7 @@
         </w:trPr>
         <w:tc>
           <w:tcPr>
-            <w:tcW w:w="1769" w:type="dxa"/>
+            <w:tcW w:w="2015" w:type="dxa"/>
             <w:tcMar>
               <w:top w:w="40" w:type="dxa"/>
               <w:left w:w="100" w:type="dxa"/>
@@ -5631,7 +5267,7 @@
         </w:tc>
         <w:tc>
           <w:tcPr>
-            <w:tcW w:w="1327" w:type="dxa"/>
+            <w:tcW w:w="1511" w:type="dxa"/>
             <w:tcMar>
               <w:top w:w="40" w:type="dxa"/>
               <w:left w:w="100" w:type="dxa"/>
@@ -5656,7 +5292,7 @@
         </w:tc>
         <w:tc>
           <w:tcPr>
-            <w:tcW w:w="2654" w:type="dxa"/>
+            <w:tcW w:w="3023" w:type="dxa"/>
             <w:tcMar>
               <w:top w:w="40" w:type="dxa"/>
               <w:left w:w="100" w:type="dxa"/>
@@ -5680,7 +5316,7 @@
         </w:tc>
         <w:tc>
           <w:tcPr>
-            <w:tcW w:w="1106" w:type="dxa"/>
+            <w:tcW w:w="1259" w:type="dxa"/>
             <w:tcMar>
               <w:top w:w="40" w:type="dxa"/>
               <w:left w:w="100" w:type="dxa"/>
@@ -5705,7 +5341,7 @@
         </w:tc>
         <w:tc>
           <w:tcPr>
-            <w:tcW w:w="1106" w:type="dxa"/>
+            <w:tcW w:w="1259" w:type="dxa"/>
             <w:tcMar>
               <w:top w:w="40" w:type="dxa"/>
               <w:left w:w="100" w:type="dxa"/>
@@ -5725,31 +5361,6 @@
                 <w:szCs w:val="20"/>
               </w:rPr>
               <w:t>92,2</w:t>
-            </w:r>
-          </w:p>
-        </w:tc>
-        <w:tc>
-          <w:tcPr>
-            <w:tcW w:w="1106" w:type="dxa"/>
-            <w:tcMar>
-              <w:top w:w="40" w:type="dxa"/>
-              <w:left w:w="100" w:type="dxa"/>
-              <w:bottom w:w="40" w:type="dxa"/>
-              <w:right w:w="100" w:type="dxa"/>
-            </w:tcMar>
-            <w:vAlign w:val="center"/>
-          </w:tcPr>
-          <w:p>
-            <w:pPr>
-              <w:spacing w:after="0" w:line="240" w:lineRule="auto"/>
-              <w:jc w:val="right"/>
-            </w:pPr>
-            <w:r>
-              <w:rPr>
-                <w:sz w:val="20"/>
-                <w:szCs w:val="20"/>
-              </w:rPr>
-              <w:t>0,797</w:t>
             </w:r>
           </w:p>
         </w:tc>
@@ -5767,7 +5378,7 @@
           <w:noProof/>
         </w:rPr>
         <w:drawing>
-          <wp:inline distT="0" distB="0" distL="0" distR="0" wp14:anchorId="03D347E4" wp14:editId="5B79AF5F">
+          <wp:inline distT="0" distB="0" distL="0" distR="0" wp14:anchorId="49DA9396" wp14:editId="615CC1EC">
             <wp:extent cx="5400000" cy="3724715"/>
             <wp:effectExtent l="0" t="0" r="0" b="0"/>
             <wp:docPr id="1" name="Picture 1"/>
@@ -5831,34 +5442,14 @@
         <w:jc w:val="both"/>
       </w:pPr>
       <w:r>
-        <w:t xml:space="preserve">Los datos están muy concentrados geográficamente: Estados Unidos tiene el 42,1% de las reseñas y, junto con Francia e Italia, llega al 74%. En el otro extremo, </w:t>
-      </w:r>
-      <w:r>
-        <w:rPr>
-          <w:i/>
-          <w:iCs/>
-        </w:rPr>
-        <w:t>winery</w:t>
-      </w:r>
-      <w:r>
-        <w:t xml:space="preserve"> tiene entropía 0,925: hay 16.757 bodegas y las quince más frecuentes suman menos del 2% de las reseñas, así que no tiene sentido comparar bodegas una por una. La columna </w:t>
-      </w:r>
-      <w:r>
-        <w:rPr>
-          <w:i/>
-          <w:iCs/>
-        </w:rPr>
-        <w:t>region_2</w:t>
-      </w:r>
-      <w:r>
-        <w:t xml:space="preserve"> tiene entropía alta porque solo existe para vinos de Estados Unidos (lo explico en la sección 5.2).</w:t>
+        <w:t>Los datos están muy concentrados geográficamente: Estados Unidos tiene el 42,1% de las reseñas y, junto con Francia e Italia, llega al 74%. Con las bodegas pasa lo contrario: hay 16.757 y las quince más frecuentes suman menos del 2% de las reseñas, así que no tiene sentido comparar bodegas una por una.</w:t>
       </w:r>
     </w:p>
     <w:p>
       <w:pPr>
         <w:pStyle w:val="Heading2"/>
       </w:pPr>
-      <w:bookmarkStart w:id="7" w:name="_Toc241487019"/>
+      <w:bookmarkStart w:id="7" w:name="_Toc241506721"/>
       <w:r>
         <w:t>4.4. Distribución de los puntajes</w:t>
       </w:r>
@@ -5875,7 +5466,7 @@
           <w:noProof/>
         </w:rPr>
         <w:drawing>
-          <wp:inline distT="0" distB="0" distL="0" distR="0" wp14:anchorId="6649BC88" wp14:editId="35D29243">
+          <wp:inline distT="0" distB="0" distL="0" distR="0" wp14:anchorId="3E88722C" wp14:editId="1390C9FE">
             <wp:extent cx="5040000" cy="2751797"/>
             <wp:effectExtent l="0" t="0" r="0" b="0"/>
             <wp:docPr id="2" name="Picture 2"/>
@@ -5946,7 +5537,7 @@
       <w:pPr>
         <w:pStyle w:val="Heading2"/>
       </w:pPr>
-      <w:bookmarkStart w:id="8" w:name="_Toc241487020"/>
+      <w:bookmarkStart w:id="8" w:name="_Toc241506722"/>
       <w:r>
         <w:t>4.5. Distribución de los precios</w:t>
       </w:r>
@@ -5963,7 +5554,7 @@
           <w:noProof/>
         </w:rPr>
         <w:drawing>
-          <wp:inline distT="0" distB="0" distL="0" distR="0" wp14:anchorId="6A41DA8C" wp14:editId="7B6A0E43">
+          <wp:inline distT="0" distB="0" distL="0" distR="0" wp14:anchorId="34A1DE1B" wp14:editId="40D27A90">
             <wp:extent cx="5724000" cy="2473462"/>
             <wp:effectExtent l="0" t="0" r="0" b="0"/>
             <wp:docPr id="3" name="Picture 3"/>
@@ -6034,7 +5625,7 @@
       <w:pPr>
         <w:pStyle w:val="Heading1"/>
       </w:pPr>
-      <w:bookmarkStart w:id="9" w:name="_Toc241487021"/>
+      <w:bookmarkStart w:id="9" w:name="_Toc241506723"/>
       <w:r>
         <w:t>5. Tratamiento de datos faltantes</w:t>
       </w:r>
@@ -6044,7 +5635,7 @@
       <w:pPr>
         <w:pStyle w:val="Heading2"/>
       </w:pPr>
-      <w:bookmarkStart w:id="10" w:name="_Toc241487022"/>
+      <w:bookmarkStart w:id="10" w:name="_Toc241506724"/>
       <w:r>
         <w:t>5.1. Cuantificación</w:t>
       </w:r>
@@ -6061,8 +5652,8 @@
           <w:noProof/>
         </w:rPr>
         <w:drawing>
-          <wp:inline distT="0" distB="0" distL="0" distR="0" wp14:anchorId="2EB225A3" wp14:editId="035ABD74">
-            <wp:extent cx="5724000" cy="2095952"/>
+          <wp:inline distT="0" distB="0" distL="0" distR="0" wp14:anchorId="65B4CE76" wp14:editId="64617123">
+            <wp:extent cx="5040000" cy="2499143"/>
             <wp:effectExtent l="0" t="0" r="0" b="0"/>
             <wp:docPr id="4" name="Picture 4"/>
             <wp:cNvGraphicFramePr>
@@ -6072,7 +5663,7 @@
               <a:graphicData uri="http://schemas.openxmlformats.org/drawingml/2006/picture">
                 <pic:pic xmlns:pic="http://schemas.openxmlformats.org/drawingml/2006/picture">
                   <pic:nvPicPr>
-                    <pic:cNvPr id="0" name="image.png"/>
+                    <pic:cNvPr id="0" name="06_faltantes.png"/>
                     <pic:cNvPicPr/>
                   </pic:nvPicPr>
                   <pic:blipFill>
@@ -6084,7 +5675,7 @@
                   <pic:spPr>
                     <a:xfrm>
                       <a:off x="0" y="0"/>
-                      <a:ext cx="5724000" cy="2095952"/>
+                      <a:ext cx="5040000" cy="2499143"/>
                     </a:xfrm>
                     <a:prstGeom prst="rect">
                       <a:avLst/>
@@ -6116,7 +5707,7 @@
           <w:sz w:val="20"/>
           <w:szCs w:val="20"/>
         </w:rPr>
-        <w:t>Porcentaje de faltantes por columna (izquierda) y probabilidad de que falte una columna dado que falta otra (derecha).</w:t>
+        <w:t>Porcentaje de faltantes por columna.</w:t>
       </w:r>
     </w:p>
     <w:p>
@@ -7223,7 +6814,7 @@
         <w:jc w:val="both"/>
       </w:pPr>
       <w:r>
-        <w:t xml:space="preserve">En el gráfico de la derecha se ven dos relaciones claras. Cuando falta </w:t>
+        <w:t xml:space="preserve">Hay columnas que faltan juntas. Todas las reseñas sin </w:t>
       </w:r>
       <w:r>
         <w:rPr>
@@ -7233,7 +6824,7 @@
         <w:t>taster_name</w:t>
       </w:r>
       <w:r>
-        <w:t xml:space="preserve"> siempre falta también </w:t>
+        <w:t xml:space="preserve"> tampoco tienen </w:t>
       </w:r>
       <w:r>
         <w:rPr>
@@ -7243,7 +6834,7 @@
         <w:t>taster_twitter_handle</w:t>
       </w:r>
       <w:r>
-        <w:t xml:space="preserve"> (probabilidad 1,00), así que la segunda depende de la primera. Y cuando falta </w:t>
+        <w:t xml:space="preserve">, así que la segunda depende de la primera. Y el 98% de las reseñas sin </w:t>
       </w:r>
       <w:r>
         <w:rPr>
@@ -7253,7 +6844,7 @@
         <w:t>price</w:t>
       </w:r>
       <w:r>
-        <w:t xml:space="preserve">, en el 98% de los casos también falta </w:t>
+        <w:t xml:space="preserve"> tampoco tiene </w:t>
       </w:r>
       <w:r>
         <w:rPr>
@@ -7270,9 +6861,9 @@
       <w:pPr>
         <w:pStyle w:val="Heading2"/>
       </w:pPr>
-      <w:bookmarkStart w:id="11" w:name="_Toc241487023"/>
-      <w:r>
-        <w:t>5.2. Faltantes que significan «no aplica»</w:t>
+      <w:bookmarkStart w:id="11" w:name="_Toc241506725"/>
+      <w:r>
+        <w:t>5.2. Faltantes que significan "no aplica"</w:t>
       </w:r>
       <w:bookmarkEnd w:id="11"/>
     </w:p>
@@ -7321,14 +6912,14 @@
         <w:jc w:val="both"/>
       </w:pPr>
       <w:r>
-        <w:t>En estos casos el nulo significa «no aplica», así que no lo imputo: lo reemplazo por una etiqueta («No aplica», «Sin región», «Sin designación»). Hice lo mismo con el catador («No informado») y con las 59 reseñas sin país y la única sin variedad («Desconocido»). No borré ninguna de esas filas porque el resto de sus datos está bien.</w:t>
+        <w:t>En estos casos el nulo significa "no aplica", así que no lo imputo: lo reemplazo por una etiqueta ("No aplica", "Sin región", "Sin designación"). Hice lo mismo con el catador ("No informado") y con las 59 reseñas sin país y la única sin variedad ("Desconocido"). No borré ninguna de esas filas porque el resto de sus datos está bien.</w:t>
       </w:r>
     </w:p>
     <w:p>
       <w:pPr>
         <w:pStyle w:val="Heading2"/>
       </w:pPr>
-      <w:bookmarkStart w:id="12" w:name="_Toc241487024"/>
+      <w:bookmarkStart w:id="12" w:name="_Toc241506726"/>
       <w:r>
         <w:t>5.3. Por qué falta el precio</w:t>
       </w:r>
@@ -8510,7 +8101,7 @@
       <w:pPr>
         <w:pStyle w:val="Heading2"/>
       </w:pPr>
-      <w:bookmarkStart w:id="13" w:name="_Toc241487025"/>
+      <w:bookmarkStart w:id="13" w:name="_Toc241506727"/>
       <w:r>
         <w:t>5.4. Estrategias posibles</w:t>
       </w:r>
@@ -8678,7 +8269,7 @@
       <w:pPr>
         <w:pStyle w:val="Heading2"/>
       </w:pPr>
-      <w:bookmarkStart w:id="14" w:name="_Toc241487026"/>
+      <w:bookmarkStart w:id="14" w:name="_Toc241506728"/>
       <w:r>
         <w:t>5.5. Validación de la imputación</w:t>
       </w:r>
@@ -8793,7 +8384,7 @@
                 <w:sz w:val="20"/>
                 <w:szCs w:val="20"/>
               </w:rPr>
-              <w:t>MAE</w:t>
+              <w:t>Error medio</w:t>
             </w:r>
           </w:p>
         </w:tc>
@@ -8849,7 +8440,7 @@
                 <w:sz w:val="20"/>
                 <w:szCs w:val="20"/>
               </w:rPr>
-              <w:t>MAPE</w:t>
+              <w:t>Error % mediano</w:t>
             </w:r>
           </w:p>
         </w:tc>
@@ -9499,7 +9090,7 @@
       <w:pPr>
         <w:pStyle w:val="Heading2"/>
       </w:pPr>
-      <w:bookmarkStart w:id="15" w:name="_Toc241487027"/>
+      <w:bookmarkStart w:id="15" w:name="_Toc241506729"/>
       <w:r>
         <w:t>5.6. Decisión final</w:t>
       </w:r>
@@ -9528,7 +9119,7 @@
       <w:pPr>
         <w:pStyle w:val="Heading1"/>
       </w:pPr>
-      <w:bookmarkStart w:id="16" w:name="_Toc241487028"/>
+      <w:bookmarkStart w:id="16" w:name="_Toc241506730"/>
       <w:r>
         <w:t>6. Análisis de datos atípicos</w:t>
       </w:r>
@@ -9538,476 +9129,28 @@
       <w:pPr>
         <w:pStyle w:val="Heading2"/>
       </w:pPr>
-      <w:bookmarkStart w:id="17" w:name="_Toc241487029"/>
-      <w:r>
-        <w:t>6.1. Comparación de criterios de detección</w:t>
+      <w:bookmarkStart w:id="17" w:name="_Toc241506731"/>
+      <w:r>
+        <w:t>6.1. Criterio de detección</w:t>
       </w:r>
       <w:bookmarkEnd w:id="17"/>
     </w:p>
     <w:p>
       <w:pPr>
-        <w:keepNext/>
-        <w:spacing w:before="240" w:after="80"/>
-        <w:jc w:val="center"/>
-      </w:pPr>
-      <w:r>
-        <w:rPr>
-          <w:b/>
-          <w:bCs/>
-          <w:sz w:val="20"/>
-          <w:szCs w:val="20"/>
-        </w:rPr>
-        <w:t xml:space="preserve">Tabla 7. </w:t>
-      </w:r>
-      <w:r>
-        <w:rPr>
-          <w:sz w:val="20"/>
-          <w:szCs w:val="20"/>
-        </w:rPr>
-        <w:t>Porcentaje de observaciones marcadas como atípicas según cada criterio.</w:t>
-      </w:r>
-    </w:p>
-    <w:tbl>
-      <w:tblPr>
-        <w:tblW w:w="9070" w:type="dxa"/>
-        <w:jc w:val="center"/>
-        <w:tblBorders>
-          <w:top w:val="single" w:sz="4" w:space="0" w:color="auto"/>
-          <w:left w:val="single" w:sz="4" w:space="0" w:color="auto"/>
-          <w:bottom w:val="single" w:sz="4" w:space="0" w:color="auto"/>
-          <w:right w:val="single" w:sz="4" w:space="0" w:color="auto"/>
-          <w:insideH w:val="single" w:sz="4" w:space="0" w:color="auto"/>
-          <w:insideV w:val="single" w:sz="4" w:space="0" w:color="auto"/>
-        </w:tblBorders>
-        <w:tblLook w:val="0000" w:firstRow="0" w:lastRow="0" w:firstColumn="0" w:lastColumn="0" w:noHBand="0" w:noVBand="0"/>
-      </w:tblPr>
-      <w:tblGrid>
-        <w:gridCol w:w="5128"/>
-        <w:gridCol w:w="1971"/>
-        <w:gridCol w:w="1971"/>
-      </w:tblGrid>
-      <w:tr>
-        <w:trPr>
-          <w:cantSplit/>
-          <w:tblHeader/>
-          <w:jc w:val="center"/>
-        </w:trPr>
-        <w:tc>
-          <w:tcPr>
-            <w:tcW w:w="5126" w:type="dxa"/>
-            <w:shd w:val="clear" w:color="auto" w:fill="EDE3E6"/>
-            <w:tcMar>
-              <w:top w:w="40" w:type="dxa"/>
-              <w:left w:w="100" w:type="dxa"/>
-              <w:bottom w:w="40" w:type="dxa"/>
-              <w:right w:w="100" w:type="dxa"/>
-            </w:tcMar>
-            <w:vAlign w:val="center"/>
-          </w:tcPr>
-          <w:p>
-            <w:pPr>
-              <w:spacing w:after="0" w:line="240" w:lineRule="auto"/>
-            </w:pPr>
-            <w:r>
-              <w:rPr>
-                <w:b/>
-                <w:bCs/>
-                <w:sz w:val="20"/>
-                <w:szCs w:val="20"/>
-              </w:rPr>
-              <w:t>Criterio</w:t>
-            </w:r>
-          </w:p>
-        </w:tc>
-        <w:tc>
-          <w:tcPr>
-            <w:tcW w:w="1971" w:type="dxa"/>
-            <w:shd w:val="clear" w:color="auto" w:fill="EDE3E6"/>
-            <w:tcMar>
-              <w:top w:w="40" w:type="dxa"/>
-              <w:left w:w="100" w:type="dxa"/>
-              <w:bottom w:w="40" w:type="dxa"/>
-              <w:right w:w="100" w:type="dxa"/>
-            </w:tcMar>
-            <w:vAlign w:val="center"/>
-          </w:tcPr>
-          <w:p>
-            <w:pPr>
-              <w:spacing w:after="0" w:line="240" w:lineRule="auto"/>
-              <w:jc w:val="right"/>
-            </w:pPr>
-            <w:r>
-              <w:rPr>
-                <w:b/>
-                <w:bCs/>
-                <w:sz w:val="20"/>
-                <w:szCs w:val="20"/>
-              </w:rPr>
-              <w:t>% en price</w:t>
-            </w:r>
-          </w:p>
-        </w:tc>
-        <w:tc>
-          <w:tcPr>
-            <w:tcW w:w="1971" w:type="dxa"/>
-            <w:shd w:val="clear" w:color="auto" w:fill="EDE3E6"/>
-            <w:tcMar>
-              <w:top w:w="40" w:type="dxa"/>
-              <w:left w:w="100" w:type="dxa"/>
-              <w:bottom w:w="40" w:type="dxa"/>
-              <w:right w:w="100" w:type="dxa"/>
-            </w:tcMar>
-            <w:vAlign w:val="center"/>
-          </w:tcPr>
-          <w:p>
-            <w:pPr>
-              <w:spacing w:after="0" w:line="240" w:lineRule="auto"/>
-              <w:jc w:val="right"/>
-            </w:pPr>
-            <w:r>
-              <w:rPr>
-                <w:b/>
-                <w:bCs/>
-                <w:sz w:val="20"/>
-                <w:szCs w:val="20"/>
-              </w:rPr>
-              <w:t>% en points</w:t>
-            </w:r>
-          </w:p>
-        </w:tc>
-      </w:tr>
-      <w:tr>
-        <w:trPr>
-          <w:cantSplit/>
-          <w:jc w:val="center"/>
-        </w:trPr>
-        <w:tc>
-          <w:tcPr>
-            <w:tcW w:w="5126" w:type="dxa"/>
-            <w:tcMar>
-              <w:top w:w="40" w:type="dxa"/>
-              <w:left w:w="100" w:type="dxa"/>
-              <w:bottom w:w="40" w:type="dxa"/>
-              <w:right w:w="100" w:type="dxa"/>
-            </w:tcMar>
-            <w:vAlign w:val="center"/>
-          </w:tcPr>
-          <w:p>
-            <w:pPr>
-              <w:spacing w:after="0" w:line="240" w:lineRule="auto"/>
-            </w:pPr>
-            <w:r>
-              <w:rPr>
-                <w:sz w:val="20"/>
-                <w:szCs w:val="20"/>
-              </w:rPr>
-              <w:t>IQR clásico</w:t>
-            </w:r>
-          </w:p>
-        </w:tc>
-        <w:tc>
-          <w:tcPr>
-            <w:tcW w:w="1971" w:type="dxa"/>
-            <w:tcMar>
-              <w:top w:w="40" w:type="dxa"/>
-              <w:left w:w="100" w:type="dxa"/>
-              <w:bottom w:w="40" w:type="dxa"/>
-              <w:right w:w="100" w:type="dxa"/>
-            </w:tcMar>
-            <w:vAlign w:val="center"/>
-          </w:tcPr>
-          <w:p>
-            <w:pPr>
-              <w:spacing w:after="0" w:line="240" w:lineRule="auto"/>
-              <w:jc w:val="right"/>
-            </w:pPr>
-            <w:r>
-              <w:rPr>
-                <w:sz w:val="20"/>
-                <w:szCs w:val="20"/>
-              </w:rPr>
-              <w:t>6,16</w:t>
-            </w:r>
-          </w:p>
-        </w:tc>
-        <w:tc>
-          <w:tcPr>
-            <w:tcW w:w="1971" w:type="dxa"/>
-            <w:tcMar>
-              <w:top w:w="40" w:type="dxa"/>
-              <w:left w:w="100" w:type="dxa"/>
-              <w:bottom w:w="40" w:type="dxa"/>
-              <w:right w:w="100" w:type="dxa"/>
-            </w:tcMar>
-            <w:vAlign w:val="center"/>
-          </w:tcPr>
-          <w:p>
-            <w:pPr>
-              <w:spacing w:after="0" w:line="240" w:lineRule="auto"/>
-              <w:jc w:val="right"/>
-            </w:pPr>
-            <w:r>
-              <w:rPr>
-                <w:sz w:val="20"/>
-                <w:szCs w:val="20"/>
-              </w:rPr>
-              <w:t>0,04</w:t>
-            </w:r>
-          </w:p>
-        </w:tc>
-      </w:tr>
-      <w:tr>
-        <w:trPr>
-          <w:cantSplit/>
-          <w:jc w:val="center"/>
-        </w:trPr>
-        <w:tc>
-          <w:tcPr>
-            <w:tcW w:w="5126" w:type="dxa"/>
-            <w:tcMar>
-              <w:top w:w="40" w:type="dxa"/>
-              <w:left w:w="100" w:type="dxa"/>
-              <w:bottom w:w="40" w:type="dxa"/>
-              <w:right w:w="100" w:type="dxa"/>
-            </w:tcMar>
-            <w:vAlign w:val="center"/>
-          </w:tcPr>
-          <w:p>
-            <w:pPr>
-              <w:spacing w:after="0" w:line="240" w:lineRule="auto"/>
-            </w:pPr>
-            <w:r>
-              <w:rPr>
-                <w:sz w:val="20"/>
-                <w:szCs w:val="20"/>
-              </w:rPr>
-              <w:t>z-score, |z| &gt; 3</w:t>
-            </w:r>
-          </w:p>
-        </w:tc>
-        <w:tc>
-          <w:tcPr>
-            <w:tcW w:w="1971" w:type="dxa"/>
-            <w:tcMar>
-              <w:top w:w="40" w:type="dxa"/>
-              <w:left w:w="100" w:type="dxa"/>
-              <w:bottom w:w="40" w:type="dxa"/>
-              <w:right w:w="100" w:type="dxa"/>
-            </w:tcMar>
-            <w:vAlign w:val="center"/>
-          </w:tcPr>
-          <w:p>
-            <w:pPr>
-              <w:spacing w:after="0" w:line="240" w:lineRule="auto"/>
-              <w:jc w:val="right"/>
-            </w:pPr>
-            <w:r>
-              <w:rPr>
-                <w:sz w:val="20"/>
-                <w:szCs w:val="20"/>
-              </w:rPr>
-              <w:t>0,97</w:t>
-            </w:r>
-          </w:p>
-        </w:tc>
-        <w:tc>
-          <w:tcPr>
-            <w:tcW w:w="1971" w:type="dxa"/>
-            <w:tcMar>
-              <w:top w:w="40" w:type="dxa"/>
-              <w:left w:w="100" w:type="dxa"/>
-              <w:bottom w:w="40" w:type="dxa"/>
-              <w:right w:w="100" w:type="dxa"/>
-            </w:tcMar>
-            <w:vAlign w:val="center"/>
-          </w:tcPr>
-          <w:p>
-            <w:pPr>
-              <w:spacing w:after="0" w:line="240" w:lineRule="auto"/>
-              <w:jc w:val="right"/>
-            </w:pPr>
-            <w:r>
-              <w:rPr>
-                <w:sz w:val="20"/>
-                <w:szCs w:val="20"/>
-              </w:rPr>
-              <w:t>0,10</w:t>
-            </w:r>
-          </w:p>
-        </w:tc>
-      </w:tr>
-      <w:tr>
-        <w:trPr>
-          <w:cantSplit/>
-          <w:jc w:val="center"/>
-        </w:trPr>
-        <w:tc>
-          <w:tcPr>
-            <w:tcW w:w="5126" w:type="dxa"/>
-            <w:tcMar>
-              <w:top w:w="40" w:type="dxa"/>
-              <w:left w:w="100" w:type="dxa"/>
-              <w:bottom w:w="40" w:type="dxa"/>
-              <w:right w:w="100" w:type="dxa"/>
-            </w:tcMar>
-            <w:vAlign w:val="center"/>
-          </w:tcPr>
-          <w:p>
-            <w:pPr>
-              <w:spacing w:after="0" w:line="240" w:lineRule="auto"/>
-            </w:pPr>
-            <w:r>
-              <w:rPr>
-                <w:sz w:val="20"/>
-                <w:szCs w:val="20"/>
-              </w:rPr>
-              <w:t>z modificado (MAD), |z| &gt; 3,5</w:t>
-            </w:r>
-          </w:p>
-        </w:tc>
-        <w:tc>
-          <w:tcPr>
-            <w:tcW w:w="1971" w:type="dxa"/>
-            <w:tcMar>
-              <w:top w:w="40" w:type="dxa"/>
-              <w:left w:w="100" w:type="dxa"/>
-              <w:bottom w:w="40" w:type="dxa"/>
-              <w:right w:w="100" w:type="dxa"/>
-            </w:tcMar>
-            <w:vAlign w:val="center"/>
-          </w:tcPr>
-          <w:p>
-            <w:pPr>
-              <w:spacing w:after="0" w:line="240" w:lineRule="auto"/>
-              <w:jc w:val="right"/>
-            </w:pPr>
-            <w:r>
-              <w:rPr>
-                <w:sz w:val="20"/>
-                <w:szCs w:val="20"/>
-              </w:rPr>
-              <w:t>6,41</w:t>
-            </w:r>
-          </w:p>
-        </w:tc>
-        <w:tc>
-          <w:tcPr>
-            <w:tcW w:w="1971" w:type="dxa"/>
-            <w:tcMar>
-              <w:top w:w="40" w:type="dxa"/>
-              <w:left w:w="100" w:type="dxa"/>
-              <w:bottom w:w="40" w:type="dxa"/>
-              <w:right w:w="100" w:type="dxa"/>
-            </w:tcMar>
-            <w:vAlign w:val="center"/>
-          </w:tcPr>
-          <w:p>
-            <w:pPr>
-              <w:spacing w:after="0" w:line="240" w:lineRule="auto"/>
-              <w:jc w:val="right"/>
-            </w:pPr>
-            <w:r>
-              <w:rPr>
-                <w:sz w:val="20"/>
-                <w:szCs w:val="20"/>
-              </w:rPr>
-              <w:t>0,04</w:t>
-            </w:r>
-          </w:p>
-        </w:tc>
-      </w:tr>
-      <w:tr>
-        <w:trPr>
-          <w:cantSplit/>
-          <w:jc w:val="center"/>
-        </w:trPr>
-        <w:tc>
-          <w:tcPr>
-            <w:tcW w:w="5126" w:type="dxa"/>
-            <w:tcMar>
-              <w:top w:w="40" w:type="dxa"/>
-              <w:left w:w="100" w:type="dxa"/>
-              <w:bottom w:w="40" w:type="dxa"/>
-              <w:right w:w="100" w:type="dxa"/>
-            </w:tcMar>
-            <w:vAlign w:val="center"/>
-          </w:tcPr>
-          <w:p>
-            <w:pPr>
-              <w:spacing w:after="0" w:line="240" w:lineRule="auto"/>
-            </w:pPr>
-            <w:r>
-              <w:rPr>
-                <w:sz w:val="20"/>
-                <w:szCs w:val="20"/>
-              </w:rPr>
-              <w:t>IQR sobre log(x)</w:t>
-            </w:r>
-          </w:p>
-        </w:tc>
-        <w:tc>
-          <w:tcPr>
-            <w:tcW w:w="1971" w:type="dxa"/>
-            <w:tcMar>
-              <w:top w:w="40" w:type="dxa"/>
-              <w:left w:w="100" w:type="dxa"/>
-              <w:bottom w:w="40" w:type="dxa"/>
-              <w:right w:w="100" w:type="dxa"/>
-            </w:tcMar>
-            <w:vAlign w:val="center"/>
-          </w:tcPr>
-          <w:p>
-            <w:pPr>
-              <w:spacing w:after="0" w:line="240" w:lineRule="auto"/>
-              <w:jc w:val="right"/>
-            </w:pPr>
-            <w:r>
-              <w:rPr>
-                <w:sz w:val="20"/>
-                <w:szCs w:val="20"/>
-              </w:rPr>
-              <w:t>0,97</w:t>
-            </w:r>
-          </w:p>
-        </w:tc>
-        <w:tc>
-          <w:tcPr>
-            <w:tcW w:w="1971" w:type="dxa"/>
-            <w:tcMar>
-              <w:top w:w="40" w:type="dxa"/>
-              <w:left w:w="100" w:type="dxa"/>
-              <w:bottom w:w="40" w:type="dxa"/>
-              <w:right w:w="100" w:type="dxa"/>
-            </w:tcMar>
-            <w:vAlign w:val="center"/>
-          </w:tcPr>
-          <w:p>
-            <w:pPr>
-              <w:spacing w:after="0" w:line="240" w:lineRule="auto"/>
-              <w:jc w:val="right"/>
-            </w:pPr>
-            <w:r>
-              <w:rPr>
-                <w:sz w:val="20"/>
-                <w:szCs w:val="20"/>
-              </w:rPr>
-              <w:t>0,02</w:t>
-            </w:r>
-          </w:p>
-        </w:tc>
-      </w:tr>
-    </w:tbl>
-    <w:p/>
-    <w:p>
-      <w:pPr>
         <w:ind w:firstLine="720"/>
         <w:jc w:val="both"/>
       </w:pPr>
       <w:r>
-        <w:t>Los criterios dan resultados muy distintos para el precio. El IQR clásico supone una distribución más o menos simétrica, así que en el precio marca el 6,16% de los datos, que en realidad es la cola normal de la distribución. El z-score usa la media y el desvío, que los mismos atípicos inflan, y termina marcando menos. El z modificado reemplaza esos valores por la mediana y la MAD. Para esta variable me parece más adecuado el IQR sobre el logaritmo, porque en esa escala el precio es simétrico; con ese criter</w:t>
-      </w:r>
-      <w:r>
-        <w:t>io el 0,97% de los precios son atípicos.</w:t>
+        <w:t>Para detectar atípicos usé el rango intercuartílico (IQR): un valor es atípico si queda a más de 1,5 IQR por debajo del primer cuartil o por encima del tercero. Lo elegí porque se basa en cuartiles, que no cambian por culpa de los mismos valores extremos que quiero encontrar, y porque no necesita que los datos tengan distribución normal. El z-score, en cambio, usa la media y el desvío, y justamente esos valores se inflan con los atípicos.</w:t>
+      </w:r>
+    </w:p>
+    <w:p>
+      <w:pPr>
+        <w:ind w:firstLine="720"/>
+        <w:jc w:val="both"/>
+      </w:pPr>
+      <w:r>
+        <w:t>Como el precio es muy asimétrico, el IQR aplicado directo marca el 6,16% de los precios, que en realidad es la cola normal de la distribución y no casos raros. Por eso lo apliqué sobre el logaritmo del precio, donde la distribución es simétrica, y ahí marca el 0,97% (Figura 5).</w:t>
       </w:r>
     </w:p>
     <w:p>
@@ -10021,7 +9164,7 @@
           <w:noProof/>
         </w:rPr>
         <w:drawing>
-          <wp:inline distT="0" distB="0" distL="0" distR="0" wp14:anchorId="4B22B972" wp14:editId="0E312DFF">
+          <wp:inline distT="0" distB="0" distL="0" distR="0" wp14:anchorId="093E379E" wp14:editId="32E84B17">
             <wp:extent cx="5724000" cy="1952441"/>
             <wp:effectExtent l="0" t="0" r="0" b="0"/>
             <wp:docPr id="5" name="Picture 5"/>
@@ -10083,7 +9226,7 @@
       <w:pPr>
         <w:pStyle w:val="Heading2"/>
       </w:pPr>
-      <w:bookmarkStart w:id="18" w:name="_Toc241487030"/>
+      <w:bookmarkStart w:id="18" w:name="_Toc241506732"/>
       <w:r>
         <w:t>6.2. Naturaleza y causa de los atípicos</w:t>
       </w:r>
@@ -10095,7 +9238,7 @@
         <w:jc w:val="both"/>
       </w:pPr>
       <w:r>
-        <w:t>Estos métodos dicen si un valor es extremo, pero no si es un error. Un Château Pétrus a 2.500 dólares es extremo pero real, mientras que un Médoc común a 3.300 no tiene sentido. Para separar esos casos comparé cada precio con la mediana de sus pares, es decir, los vinos de la misma provincia y con el mismo puntaje (solo en grupos de al menos 30 vinos). El percentil 99,9 de ese cociente es 7,3, así que tomé 10 como umbral, y quedaron 33 vinos para revisar.</w:t>
+        <w:t>El IQR dice si un valor es extremo, pero no si es un error. Un Château Pétrus a 2.500 dólares es extremo pero real, mientras que un Médoc común a 3.300 no tiene sentido. Para separar esos casos comparé cada precio con la mediana de sus pares, es decir, los vinos de la misma provincia y con el mismo puntaje (solo en grupos de al menos 30 vinos). Tomé 10 como umbral, porque que un vino cueste más de diez veces lo que cuestan vinos parecidos es muy raro. Quedaron 33 vinos para revisar.</w:t>
       </w:r>
     </w:p>
     <w:p>
@@ -10111,7 +9254,7 @@
           <w:sz w:val="20"/>
           <w:szCs w:val="20"/>
         </w:rPr>
-        <w:t xml:space="preserve">Tabla 8. </w:t>
+        <w:t xml:space="preserve">Tabla 7. </w:t>
       </w:r>
       <w:r>
         <w:rPr>
@@ -11138,7 +10281,7 @@
       <w:pPr>
         <w:pStyle w:val="Heading2"/>
       </w:pPr>
-      <w:bookmarkStart w:id="19" w:name="_Toc241487031"/>
+      <w:bookmarkStart w:id="19" w:name="_Toc241506733"/>
       <w:r>
         <w:t>6.3. Impacto sobre el análisis</w:t>
       </w:r>
@@ -11157,7 +10300,7 @@
           <w:sz w:val="20"/>
           <w:szCs w:val="20"/>
         </w:rPr>
-        <w:t xml:space="preserve">Tabla 9. </w:t>
+        <w:t xml:space="preserve">Tabla 8. </w:t>
       </w:r>
       <w:r>
         <w:rPr>
@@ -11635,7 +10778,7 @@
       <w:pPr>
         <w:pStyle w:val="Heading2"/>
       </w:pPr>
-      <w:bookmarkStart w:id="20" w:name="_Toc241487032"/>
+      <w:bookmarkStart w:id="20" w:name="_Toc241506734"/>
       <w:r>
         <w:t>6.4. Tratamiento adoptado</w:t>
       </w:r>
@@ -11657,14 +10800,14 @@
         <w:t>points</w:t>
       </w:r>
       <w:r>
-        <w:t xml:space="preserve"> casi no hay atípicos (ningún criterio pasa del 0,10%), porque la variable ya viene cortada en 80.</w:t>
+        <w:t xml:space="preserve"> casi no hay atípicos (el IQR marca solo el 0,04%), porque la variable ya viene cortada en 80.</w:t>
       </w:r>
     </w:p>
     <w:p>
       <w:pPr>
         <w:pStyle w:val="Heading1"/>
       </w:pPr>
-      <w:bookmarkStart w:id="21" w:name="_Toc241487033"/>
+      <w:bookmarkStart w:id="21" w:name="_Toc241506735"/>
       <w:r>
         <w:t>7. Análisis comparativo entre variables</w:t>
       </w:r>
@@ -11674,7 +10817,7 @@
       <w:pPr>
         <w:pStyle w:val="Heading2"/>
       </w:pPr>
-      <w:bookmarkStart w:id="22" w:name="_Toc241487034"/>
+      <w:bookmarkStart w:id="22" w:name="_Toc241506736"/>
       <w:r>
         <w:t>7.1. Precio y puntaje</w:t>
       </w:r>
@@ -11691,7 +10834,7 @@
           <w:noProof/>
         </w:rPr>
         <w:drawing>
-          <wp:inline distT="0" distB="0" distL="0" distR="0" wp14:anchorId="0FBE527A" wp14:editId="136EC6B3">
+          <wp:inline distT="0" distB="0" distL="0" distR="0" wp14:anchorId="14958F05" wp14:editId="489C683D">
             <wp:extent cx="5724000" cy="2901149"/>
             <wp:effectExtent l="0" t="0" r="0" b="0"/>
             <wp:docPr id="6" name="Picture 6"/>
@@ -11772,7 +10915,7 @@
       <w:pPr>
         <w:pStyle w:val="Heading2"/>
       </w:pPr>
-      <w:bookmarkStart w:id="23" w:name="_Toc241487035"/>
+      <w:bookmarkStart w:id="23" w:name="_Toc241506737"/>
       <w:r>
         <w:t>7.2. Puntaje por país</w:t>
       </w:r>
@@ -11789,7 +10932,7 @@
           <w:noProof/>
         </w:rPr>
         <w:drawing>
-          <wp:inline distT="0" distB="0" distL="0" distR="0" wp14:anchorId="1BC9733B" wp14:editId="1A566CBC">
+          <wp:inline distT="0" distB="0" distL="0" distR="0" wp14:anchorId="3357D98E" wp14:editId="4C41FDEB">
             <wp:extent cx="5724000" cy="2845622"/>
             <wp:effectExtent l="0" t="0" r="0" b="0"/>
             <wp:docPr id="7" name="Picture 7"/>
@@ -11860,7 +11003,7 @@
       <w:pPr>
         <w:pStyle w:val="Heading2"/>
       </w:pPr>
-      <w:bookmarkStart w:id="24" w:name="_Toc241487036"/>
+      <w:bookmarkStart w:id="24" w:name="_Toc241506738"/>
       <w:r>
         <w:t>7.3. Año de cosecha</w:t>
       </w:r>
@@ -11872,7 +11015,7 @@
         <w:jc w:val="both"/>
       </w:pPr>
       <w:r>
-        <w:t>El año de cosecha no es una columna, pero se puede sacar del título. El problema es que algunas bodegas tienen un año en el nombre: en «Hazlitt 1852 Vineyards 2005 Cabernet Sauvignon» una búsqueda directa devuelve 1852. Por eso primero le saco al título el nombre de la bodega y después busco el año. El 3,6% de las reseñas queda sin año; son espumantes «NV» (sin cosecha) y los dejé como nulos.</w:t>
+        <w:t>El año de cosecha no es una columna, pero se puede sacar del título. El problema es que algunas bodegas tienen un año en el nombre: en "Hazlitt 1852 Vineyards 2005 Cabernet Sauvignon" una búsqueda directa devuelve 1852. Por eso primero le saco al título el nombre de la bodega y después busco el año. El 3,6% de las reseñas queda sin año; son espumantes "NV" (sin cosecha) y los dejé como nulos.</w:t>
       </w:r>
     </w:p>
     <w:p>
@@ -11886,7 +11029,7 @@
           <w:noProof/>
         </w:rPr>
         <w:drawing>
-          <wp:inline distT="0" distB="0" distL="0" distR="0" wp14:anchorId="00963B06" wp14:editId="1E62F6AD">
+          <wp:inline distT="0" distB="0" distL="0" distR="0" wp14:anchorId="1AB6F857" wp14:editId="7861DE85">
             <wp:extent cx="5724000" cy="2016035"/>
             <wp:effectExtent l="0" t="0" r="0" b="0"/>
             <wp:docPr id="8" name="Picture 8"/>
@@ -11941,7 +11084,7 @@
           <w:sz w:val="20"/>
           <w:szCs w:val="20"/>
         </w:rPr>
-        <w:t>Puntaje medio por cosecha y cantidad de reseñas (izquierda). Efecto de cada catador antes y después de controlar por país y variedad (derecha).</w:t>
+        <w:t>Puntaje medio por cosecha y cantidad de reseñas (izquierda). Diferencia de cada catador con el promedio, antes y después de compararlo con vinos del mismo país y variedad (derecha).</w:t>
       </w:r>
     </w:p>
     <w:p>
@@ -11957,7 +11100,7 @@
       <w:pPr>
         <w:pStyle w:val="Heading2"/>
       </w:pPr>
-      <w:bookmarkStart w:id="25" w:name="_Toc241487037"/>
+      <w:bookmarkStart w:id="25" w:name="_Toc241506739"/>
       <w:r>
         <w:t>7.4. Largo de la nota de cata</w:t>
       </w:r>
@@ -11995,7 +11138,7 @@
           <w:sz w:val="20"/>
           <w:szCs w:val="20"/>
         </w:rPr>
-        <w:t xml:space="preserve">Tabla 10. </w:t>
+        <w:t xml:space="preserve">Tabla 9. </w:t>
       </w:r>
       <w:r>
         <w:rPr>
@@ -12289,7 +11432,7 @@
       <w:pPr>
         <w:pStyle w:val="Heading2"/>
       </w:pPr>
-      <w:bookmarkStart w:id="26" w:name="_Toc241487038"/>
+      <w:bookmarkStart w:id="26" w:name="_Toc241506740"/>
       <w:r>
         <w:t>7.5. Efecto del catador</w:t>
       </w:r>
@@ -12301,7 +11444,7 @@
         <w:jc w:val="both"/>
       </w:pPr>
       <w:r>
-        <w:t>Si comparo el promedio de cada catador hay bastante diferencia: Michael Schachner tiene 86,86 y Anne Krebiehl MW 90,63, una diferencia de 3,77 puntos. Pero cada catador reseña vinos de ciertas regiones. Schachner reseña sobre todo vinos de España (43%) y Chile (29%), y Krebiehl de Austria (60%) y Francia (38%). La diferencia podría venir de los vinos y no del catador.</w:t>
+        <w:t>Si comparo el promedio de cada catador hay bastante diferencia: Michael Schachner tiene 86,86 y Anne Krebiehl MW 90,63. Pero cada uno reseña vinos de regiones distintas: Schachner sobre todo de España y Chile, y Krebiehl de Austria y Francia. Entonces la diferencia puede venir de los vinos y no de la persona.</w:t>
       </w:r>
     </w:p>
     <w:p>
@@ -12310,7 +11453,7 @@
         <w:jc w:val="both"/>
       </w:pPr>
       <w:r>
-        <w:t>Para separar las dos cosas calculé, en cada reseña, cuánto se aleja del promedio de los vinos del mismo país y variedad, y después promedié eso por catador (Tabla 11).</w:t>
+        <w:t>Para verlo comparé cada reseña con el promedio de los vinos del mismo país y variedad. Si un catador es más exigente, sus puntajes tendrían que quedar por debajo de ese promedio.</w:t>
       </w:r>
     </w:p>
     <w:p>
@@ -12326,14 +11469,14 @@
           <w:sz w:val="20"/>
           <w:szCs w:val="20"/>
         </w:rPr>
-        <w:t xml:space="preserve">Tabla 11. </w:t>
+        <w:t xml:space="preserve">Tabla 10. </w:t>
       </w:r>
       <w:r>
         <w:rPr>
           <w:sz w:val="20"/>
           <w:szCs w:val="20"/>
         </w:rPr>
-        <w:t>Puntaje por catador, crudo y controlado por país y variedad (catadores con al menos 1.500 reseñas).</w:t>
+        <w:t>Puntaje promedio de tres catadores y su diferencia con vinos parecidos.</w:t>
       </w:r>
     </w:p>
     <w:tbl>
@@ -12351,10 +11494,10 @@
         <w:tblLook w:val="0000" w:firstRow="0" w:lastRow="0" w:firstColumn="0" w:lastColumn="0" w:noHBand="0" w:noVBand="0"/>
       </w:tblPr>
       <w:tblGrid>
-        <w:gridCol w:w="3502"/>
-        <w:gridCol w:w="1591"/>
-        <w:gridCol w:w="1750"/>
-        <w:gridCol w:w="2227"/>
+        <w:gridCol w:w="3024"/>
+        <w:gridCol w:w="1511"/>
+        <w:gridCol w:w="1511"/>
+        <w:gridCol w:w="3024"/>
       </w:tblGrid>
       <w:tr>
         <w:trPr>
@@ -12364,7 +11507,7 @@
         </w:trPr>
         <w:tc>
           <w:tcPr>
-            <w:tcW w:w="3500" w:type="dxa"/>
+            <w:tcW w:w="3023" w:type="dxa"/>
             <w:shd w:val="clear" w:color="auto" w:fill="EDE3E6"/>
             <w:tcMar>
               <w:top w:w="40" w:type="dxa"/>
@@ -12391,7 +11534,7 @@
         </w:tc>
         <w:tc>
           <w:tcPr>
-            <w:tcW w:w="1591" w:type="dxa"/>
+            <w:tcW w:w="1511" w:type="dxa"/>
             <w:shd w:val="clear" w:color="auto" w:fill="EDE3E6"/>
             <w:tcMar>
               <w:top w:w="40" w:type="dxa"/>
@@ -12419,7 +11562,7 @@
         </w:tc>
         <w:tc>
           <w:tcPr>
-            <w:tcW w:w="1750" w:type="dxa"/>
+            <w:tcW w:w="1511" w:type="dxa"/>
             <w:shd w:val="clear" w:color="auto" w:fill="EDE3E6"/>
             <w:tcMar>
               <w:top w:w="40" w:type="dxa"/>
@@ -12441,13 +11584,13 @@
                 <w:sz w:val="20"/>
                 <w:szCs w:val="20"/>
               </w:rPr>
-              <w:t>Media cruda</w:t>
-            </w:r>
-          </w:p>
-        </w:tc>
-        <w:tc>
-          <w:tcPr>
-            <w:tcW w:w="2227" w:type="dxa"/>
+              <w:t>Promedio</w:t>
+            </w:r>
+          </w:p>
+        </w:tc>
+        <w:tc>
+          <w:tcPr>
+            <w:tcW w:w="3023" w:type="dxa"/>
             <w:shd w:val="clear" w:color="auto" w:fill="EDE3E6"/>
             <w:tcMar>
               <w:top w:w="40" w:type="dxa"/>
@@ -12469,7 +11612,7 @@
                 <w:sz w:val="20"/>
                 <w:szCs w:val="20"/>
               </w:rPr>
-              <w:t>Desvío controlado</w:t>
+              <w:t>Diferencia con vinos parecidos</w:t>
             </w:r>
           </w:p>
         </w:tc>
@@ -12481,7 +11624,7 @@
         </w:trPr>
         <w:tc>
           <w:tcPr>
-            <w:tcW w:w="3500" w:type="dxa"/>
+            <w:tcW w:w="3023" w:type="dxa"/>
             <w:tcMar>
               <w:top w:w="40" w:type="dxa"/>
               <w:left w:w="100" w:type="dxa"/>
@@ -12505,7 +11648,7 @@
         </w:tc>
         <w:tc>
           <w:tcPr>
-            <w:tcW w:w="1591" w:type="dxa"/>
+            <w:tcW w:w="1511" w:type="dxa"/>
             <w:tcMar>
               <w:top w:w="40" w:type="dxa"/>
               <w:left w:w="100" w:type="dxa"/>
@@ -12530,7 +11673,7 @@
         </w:tc>
         <w:tc>
           <w:tcPr>
-            <w:tcW w:w="1750" w:type="dxa"/>
+            <w:tcW w:w="1511" w:type="dxa"/>
             <w:tcMar>
               <w:top w:w="40" w:type="dxa"/>
               <w:left w:w="100" w:type="dxa"/>
@@ -12555,7 +11698,7 @@
         </w:tc>
         <w:tc>
           <w:tcPr>
-            <w:tcW w:w="2227" w:type="dxa"/>
+            <w:tcW w:w="3023" w:type="dxa"/>
             <w:tcMar>
               <w:top w:w="40" w:type="dxa"/>
               <w:left w:w="100" w:type="dxa"/>
@@ -12586,100 +11729,100 @@
         </w:trPr>
         <w:tc>
           <w:tcPr>
-            <w:tcW w:w="3500" w:type="dxa"/>
-            <w:tcMar>
-              <w:top w:w="40" w:type="dxa"/>
-              <w:left w:w="100" w:type="dxa"/>
-              <w:bottom w:w="40" w:type="dxa"/>
-              <w:right w:w="100" w:type="dxa"/>
-            </w:tcMar>
-            <w:vAlign w:val="center"/>
-          </w:tcPr>
-          <w:p>
-            <w:pPr>
-              <w:spacing w:after="0" w:line="240" w:lineRule="auto"/>
-            </w:pPr>
-            <w:r>
-              <w:rPr>
-                <w:sz w:val="20"/>
-                <w:szCs w:val="20"/>
-              </w:rPr>
-              <w:t>Matt Kettmann</w:t>
-            </w:r>
-          </w:p>
-        </w:tc>
-        <w:tc>
-          <w:tcPr>
-            <w:tcW w:w="1591" w:type="dxa"/>
-            <w:tcMar>
-              <w:top w:w="40" w:type="dxa"/>
-              <w:left w:w="100" w:type="dxa"/>
-              <w:bottom w:w="40" w:type="dxa"/>
-              <w:right w:w="100" w:type="dxa"/>
-            </w:tcMar>
-            <w:vAlign w:val="center"/>
-          </w:tcPr>
-          <w:p>
-            <w:pPr>
-              <w:spacing w:after="0" w:line="240" w:lineRule="auto"/>
-              <w:jc w:val="right"/>
-            </w:pPr>
-            <w:r>
-              <w:rPr>
-                <w:sz w:val="20"/>
-                <w:szCs w:val="20"/>
-              </w:rPr>
-              <w:t>5.730</w:t>
-            </w:r>
-          </w:p>
-        </w:tc>
-        <w:tc>
-          <w:tcPr>
-            <w:tcW w:w="1750" w:type="dxa"/>
-            <w:tcMar>
-              <w:top w:w="40" w:type="dxa"/>
-              <w:left w:w="100" w:type="dxa"/>
-              <w:bottom w:w="40" w:type="dxa"/>
-              <w:right w:w="100" w:type="dxa"/>
-            </w:tcMar>
-            <w:vAlign w:val="center"/>
-          </w:tcPr>
-          <w:p>
-            <w:pPr>
-              <w:spacing w:after="0" w:line="240" w:lineRule="auto"/>
-              <w:jc w:val="right"/>
-            </w:pPr>
-            <w:r>
-              <w:rPr>
-                <w:sz w:val="20"/>
-                <w:szCs w:val="20"/>
-              </w:rPr>
-              <w:t>90,06</w:t>
-            </w:r>
-          </w:p>
-        </w:tc>
-        <w:tc>
-          <w:tcPr>
-            <w:tcW w:w="2227" w:type="dxa"/>
-            <w:tcMar>
-              <w:top w:w="40" w:type="dxa"/>
-              <w:left w:w="100" w:type="dxa"/>
-              <w:bottom w:w="40" w:type="dxa"/>
-              <w:right w:w="100" w:type="dxa"/>
-            </w:tcMar>
-            <w:vAlign w:val="center"/>
-          </w:tcPr>
-          <w:p>
-            <w:pPr>
-              <w:spacing w:after="0" w:line="240" w:lineRule="auto"/>
-              <w:jc w:val="right"/>
-            </w:pPr>
-            <w:r>
-              <w:rPr>
-                <w:sz w:val="20"/>
-                <w:szCs w:val="20"/>
-              </w:rPr>
-              <w:t>+0,85</w:t>
+            <w:tcW w:w="3023" w:type="dxa"/>
+            <w:tcMar>
+              <w:top w:w="40" w:type="dxa"/>
+              <w:left w:w="100" w:type="dxa"/>
+              <w:bottom w:w="40" w:type="dxa"/>
+              <w:right w:w="100" w:type="dxa"/>
+            </w:tcMar>
+            <w:vAlign w:val="center"/>
+          </w:tcPr>
+          <w:p>
+            <w:pPr>
+              <w:spacing w:after="0" w:line="240" w:lineRule="auto"/>
+            </w:pPr>
+            <w:r>
+              <w:rPr>
+                <w:sz w:val="20"/>
+                <w:szCs w:val="20"/>
+              </w:rPr>
+              <w:t>Roger Voss</w:t>
+            </w:r>
+          </w:p>
+        </w:tc>
+        <w:tc>
+          <w:tcPr>
+            <w:tcW w:w="1511" w:type="dxa"/>
+            <w:tcMar>
+              <w:top w:w="40" w:type="dxa"/>
+              <w:left w:w="100" w:type="dxa"/>
+              <w:bottom w:w="40" w:type="dxa"/>
+              <w:right w:w="100" w:type="dxa"/>
+            </w:tcMar>
+            <w:vAlign w:val="center"/>
+          </w:tcPr>
+          <w:p>
+            <w:pPr>
+              <w:spacing w:after="0" w:line="240" w:lineRule="auto"/>
+              <w:jc w:val="right"/>
+            </w:pPr>
+            <w:r>
+              <w:rPr>
+                <w:sz w:val="20"/>
+                <w:szCs w:val="20"/>
+              </w:rPr>
+              <w:t>23.560</w:t>
+            </w:r>
+          </w:p>
+        </w:tc>
+        <w:tc>
+          <w:tcPr>
+            <w:tcW w:w="1511" w:type="dxa"/>
+            <w:tcMar>
+              <w:top w:w="40" w:type="dxa"/>
+              <w:left w:w="100" w:type="dxa"/>
+              <w:bottom w:w="40" w:type="dxa"/>
+              <w:right w:w="100" w:type="dxa"/>
+            </w:tcMar>
+            <w:vAlign w:val="center"/>
+          </w:tcPr>
+          <w:p>
+            <w:pPr>
+              <w:spacing w:after="0" w:line="240" w:lineRule="auto"/>
+              <w:jc w:val="right"/>
+            </w:pPr>
+            <w:r>
+              <w:rPr>
+                <w:sz w:val="20"/>
+                <w:szCs w:val="20"/>
+              </w:rPr>
+              <w:t>88,73</w:t>
+            </w:r>
+          </w:p>
+        </w:tc>
+        <w:tc>
+          <w:tcPr>
+            <w:tcW w:w="3023" w:type="dxa"/>
+            <w:tcMar>
+              <w:top w:w="40" w:type="dxa"/>
+              <w:left w:w="100" w:type="dxa"/>
+              <w:bottom w:w="40" w:type="dxa"/>
+              <w:right w:w="100" w:type="dxa"/>
+            </w:tcMar>
+            <w:vAlign w:val="center"/>
+          </w:tcPr>
+          <w:p>
+            <w:pPr>
+              <w:spacing w:after="0" w:line="240" w:lineRule="auto"/>
+              <w:jc w:val="right"/>
+            </w:pPr>
+            <w:r>
+              <w:rPr>
+                <w:sz w:val="20"/>
+                <w:szCs w:val="20"/>
+              </w:rPr>
+              <w:t>-0,04</w:t>
             </w:r>
           </w:p>
         </w:tc>
@@ -12691,952 +11834,7 @@
         </w:trPr>
         <w:tc>
           <w:tcPr>
-            <w:tcW w:w="3500" w:type="dxa"/>
-            <w:tcMar>
-              <w:top w:w="40" w:type="dxa"/>
-              <w:left w:w="100" w:type="dxa"/>
-              <w:bottom w:w="40" w:type="dxa"/>
-              <w:right w:w="100" w:type="dxa"/>
-            </w:tcMar>
-            <w:vAlign w:val="center"/>
-          </w:tcPr>
-          <w:p>
-            <w:pPr>
-              <w:spacing w:after="0" w:line="240" w:lineRule="auto"/>
-            </w:pPr>
-            <w:r>
-              <w:rPr>
-                <w:sz w:val="20"/>
-                <w:szCs w:val="20"/>
-              </w:rPr>
-              <w:t>Virginie Boone</w:t>
-            </w:r>
-          </w:p>
-        </w:tc>
-        <w:tc>
-          <w:tcPr>
-            <w:tcW w:w="1591" w:type="dxa"/>
-            <w:tcMar>
-              <w:top w:w="40" w:type="dxa"/>
-              <w:left w:w="100" w:type="dxa"/>
-              <w:bottom w:w="40" w:type="dxa"/>
-              <w:right w:w="100" w:type="dxa"/>
-            </w:tcMar>
-            <w:vAlign w:val="center"/>
-          </w:tcPr>
-          <w:p>
-            <w:pPr>
-              <w:spacing w:after="0" w:line="240" w:lineRule="auto"/>
-              <w:jc w:val="right"/>
-            </w:pPr>
-            <w:r>
-              <w:rPr>
-                <w:sz w:val="20"/>
-                <w:szCs w:val="20"/>
-              </w:rPr>
-              <w:t>8.708</w:t>
-            </w:r>
-          </w:p>
-        </w:tc>
-        <w:tc>
-          <w:tcPr>
-            <w:tcW w:w="1750" w:type="dxa"/>
-            <w:tcMar>
-              <w:top w:w="40" w:type="dxa"/>
-              <w:left w:w="100" w:type="dxa"/>
-              <w:bottom w:w="40" w:type="dxa"/>
-              <w:right w:w="100" w:type="dxa"/>
-            </w:tcMar>
-            <w:vAlign w:val="center"/>
-          </w:tcPr>
-          <w:p>
-            <w:pPr>
-              <w:spacing w:after="0" w:line="240" w:lineRule="auto"/>
-              <w:jc w:val="right"/>
-            </w:pPr>
-            <w:r>
-              <w:rPr>
-                <w:sz w:val="20"/>
-                <w:szCs w:val="20"/>
-              </w:rPr>
-              <w:t>89,22</w:t>
-            </w:r>
-          </w:p>
-        </w:tc>
-        <w:tc>
-          <w:tcPr>
-            <w:tcW w:w="2227" w:type="dxa"/>
-            <w:tcMar>
-              <w:top w:w="40" w:type="dxa"/>
-              <w:left w:w="100" w:type="dxa"/>
-              <w:bottom w:w="40" w:type="dxa"/>
-              <w:right w:w="100" w:type="dxa"/>
-            </w:tcMar>
-            <w:vAlign w:val="center"/>
-          </w:tcPr>
-          <w:p>
-            <w:pPr>
-              <w:spacing w:after="0" w:line="240" w:lineRule="auto"/>
-              <w:jc w:val="right"/>
-            </w:pPr>
-            <w:r>
-              <w:rPr>
-                <w:sz w:val="20"/>
-                <w:szCs w:val="20"/>
-              </w:rPr>
-              <w:t>+0,20</w:t>
-            </w:r>
-          </w:p>
-        </w:tc>
-      </w:tr>
-      <w:tr>
-        <w:trPr>
-          <w:cantSplit/>
-          <w:jc w:val="center"/>
-        </w:trPr>
-        <w:tc>
-          <w:tcPr>
-            <w:tcW w:w="3500" w:type="dxa"/>
-            <w:tcMar>
-              <w:top w:w="40" w:type="dxa"/>
-              <w:left w:w="100" w:type="dxa"/>
-              <w:bottom w:w="40" w:type="dxa"/>
-              <w:right w:w="100" w:type="dxa"/>
-            </w:tcMar>
-            <w:vAlign w:val="center"/>
-          </w:tcPr>
-          <w:p>
-            <w:pPr>
-              <w:spacing w:after="0" w:line="240" w:lineRule="auto"/>
-            </w:pPr>
-            <w:r>
-              <w:rPr>
-                <w:sz w:val="20"/>
-                <w:szCs w:val="20"/>
-              </w:rPr>
-              <w:t>Paul Gregutt</w:t>
-            </w:r>
-          </w:p>
-        </w:tc>
-        <w:tc>
-          <w:tcPr>
-            <w:tcW w:w="1591" w:type="dxa"/>
-            <w:tcMar>
-              <w:top w:w="40" w:type="dxa"/>
-              <w:left w:w="100" w:type="dxa"/>
-              <w:bottom w:w="40" w:type="dxa"/>
-              <w:right w:w="100" w:type="dxa"/>
-            </w:tcMar>
-            <w:vAlign w:val="center"/>
-          </w:tcPr>
-          <w:p>
-            <w:pPr>
-              <w:spacing w:after="0" w:line="240" w:lineRule="auto"/>
-              <w:jc w:val="right"/>
-            </w:pPr>
-            <w:r>
-              <w:rPr>
-                <w:sz w:val="20"/>
-                <w:szCs w:val="20"/>
-              </w:rPr>
-              <w:t>8.868</w:t>
-            </w:r>
-          </w:p>
-        </w:tc>
-        <w:tc>
-          <w:tcPr>
-            <w:tcW w:w="1750" w:type="dxa"/>
-            <w:tcMar>
-              <w:top w:w="40" w:type="dxa"/>
-              <w:left w:w="100" w:type="dxa"/>
-              <w:bottom w:w="40" w:type="dxa"/>
-              <w:right w:w="100" w:type="dxa"/>
-            </w:tcMar>
-            <w:vAlign w:val="center"/>
-          </w:tcPr>
-          <w:p>
-            <w:pPr>
-              <w:spacing w:after="0" w:line="240" w:lineRule="auto"/>
-              <w:jc w:val="right"/>
-            </w:pPr>
-            <w:r>
-              <w:rPr>
-                <w:sz w:val="20"/>
-                <w:szCs w:val="20"/>
-              </w:rPr>
-              <w:t>89,09</w:t>
-            </w:r>
-          </w:p>
-        </w:tc>
-        <w:tc>
-          <w:tcPr>
-            <w:tcW w:w="2227" w:type="dxa"/>
-            <w:tcMar>
-              <w:top w:w="40" w:type="dxa"/>
-              <w:left w:w="100" w:type="dxa"/>
-              <w:bottom w:w="40" w:type="dxa"/>
-              <w:right w:w="100" w:type="dxa"/>
-            </w:tcMar>
-            <w:vAlign w:val="center"/>
-          </w:tcPr>
-          <w:p>
-            <w:pPr>
-              <w:spacing w:after="0" w:line="240" w:lineRule="auto"/>
-              <w:jc w:val="right"/>
-            </w:pPr>
-            <w:r>
-              <w:rPr>
-                <w:sz w:val="20"/>
-                <w:szCs w:val="20"/>
-              </w:rPr>
-              <w:t>0,00</w:t>
-            </w:r>
-          </w:p>
-        </w:tc>
-      </w:tr>
-      <w:tr>
-        <w:trPr>
-          <w:cantSplit/>
-          <w:jc w:val="center"/>
-        </w:trPr>
-        <w:tc>
-          <w:tcPr>
-            <w:tcW w:w="3500" w:type="dxa"/>
-            <w:tcMar>
-              <w:top w:w="40" w:type="dxa"/>
-              <w:left w:w="100" w:type="dxa"/>
-              <w:bottom w:w="40" w:type="dxa"/>
-              <w:right w:w="100" w:type="dxa"/>
-            </w:tcMar>
-            <w:vAlign w:val="center"/>
-          </w:tcPr>
-          <w:p>
-            <w:pPr>
-              <w:spacing w:after="0" w:line="240" w:lineRule="auto"/>
-            </w:pPr>
-            <w:r>
-              <w:rPr>
-                <w:sz w:val="20"/>
-                <w:szCs w:val="20"/>
-              </w:rPr>
-              <w:t>Kerin O'Keefe</w:t>
-            </w:r>
-          </w:p>
-        </w:tc>
-        <w:tc>
-          <w:tcPr>
-            <w:tcW w:w="1591" w:type="dxa"/>
-            <w:tcMar>
-              <w:top w:w="40" w:type="dxa"/>
-              <w:left w:w="100" w:type="dxa"/>
-              <w:bottom w:w="40" w:type="dxa"/>
-              <w:right w:w="100" w:type="dxa"/>
-            </w:tcMar>
-            <w:vAlign w:val="center"/>
-          </w:tcPr>
-          <w:p>
-            <w:pPr>
-              <w:spacing w:after="0" w:line="240" w:lineRule="auto"/>
-              <w:jc w:val="right"/>
-            </w:pPr>
-            <w:r>
-              <w:rPr>
-                <w:sz w:val="20"/>
-                <w:szCs w:val="20"/>
-              </w:rPr>
-              <w:t>9.697</w:t>
-            </w:r>
-          </w:p>
-        </w:tc>
-        <w:tc>
-          <w:tcPr>
-            <w:tcW w:w="1750" w:type="dxa"/>
-            <w:tcMar>
-              <w:top w:w="40" w:type="dxa"/>
-              <w:left w:w="100" w:type="dxa"/>
-              <w:bottom w:w="40" w:type="dxa"/>
-              <w:right w:w="100" w:type="dxa"/>
-            </w:tcMar>
-            <w:vAlign w:val="center"/>
-          </w:tcPr>
-          <w:p>
-            <w:pPr>
-              <w:spacing w:after="0" w:line="240" w:lineRule="auto"/>
-              <w:jc w:val="right"/>
-            </w:pPr>
-            <w:r>
-              <w:rPr>
-                <w:sz w:val="20"/>
-                <w:szCs w:val="20"/>
-              </w:rPr>
-              <w:t>88,90</w:t>
-            </w:r>
-          </w:p>
-        </w:tc>
-        <w:tc>
-          <w:tcPr>
-            <w:tcW w:w="2227" w:type="dxa"/>
-            <w:tcMar>
-              <w:top w:w="40" w:type="dxa"/>
-              <w:left w:w="100" w:type="dxa"/>
-              <w:bottom w:w="40" w:type="dxa"/>
-              <w:right w:w="100" w:type="dxa"/>
-            </w:tcMar>
-            <w:vAlign w:val="center"/>
-          </w:tcPr>
-          <w:p>
-            <w:pPr>
-              <w:spacing w:after="0" w:line="240" w:lineRule="auto"/>
-              <w:jc w:val="right"/>
-            </w:pPr>
-            <w:r>
-              <w:rPr>
-                <w:sz w:val="20"/>
-                <w:szCs w:val="20"/>
-              </w:rPr>
-              <w:t>+0,01</w:t>
-            </w:r>
-          </w:p>
-        </w:tc>
-      </w:tr>
-      <w:tr>
-        <w:trPr>
-          <w:cantSplit/>
-          <w:jc w:val="center"/>
-        </w:trPr>
-        <w:tc>
-          <w:tcPr>
-            <w:tcW w:w="3500" w:type="dxa"/>
-            <w:tcMar>
-              <w:top w:w="40" w:type="dxa"/>
-              <w:left w:w="100" w:type="dxa"/>
-              <w:bottom w:w="40" w:type="dxa"/>
-              <w:right w:w="100" w:type="dxa"/>
-            </w:tcMar>
-            <w:vAlign w:val="center"/>
-          </w:tcPr>
-          <w:p>
-            <w:pPr>
-              <w:spacing w:after="0" w:line="240" w:lineRule="auto"/>
-            </w:pPr>
-            <w:r>
-              <w:rPr>
-                <w:sz w:val="20"/>
-                <w:szCs w:val="20"/>
-              </w:rPr>
-              <w:t>Sean P. Sullivan</w:t>
-            </w:r>
-          </w:p>
-        </w:tc>
-        <w:tc>
-          <w:tcPr>
-            <w:tcW w:w="1591" w:type="dxa"/>
-            <w:tcMar>
-              <w:top w:w="40" w:type="dxa"/>
-              <w:left w:w="100" w:type="dxa"/>
-              <w:bottom w:w="40" w:type="dxa"/>
-              <w:right w:w="100" w:type="dxa"/>
-            </w:tcMar>
-            <w:vAlign w:val="center"/>
-          </w:tcPr>
-          <w:p>
-            <w:pPr>
-              <w:spacing w:after="0" w:line="240" w:lineRule="auto"/>
-              <w:jc w:val="right"/>
-            </w:pPr>
-            <w:r>
-              <w:rPr>
-                <w:sz w:val="20"/>
-                <w:szCs w:val="20"/>
-              </w:rPr>
-              <w:t>4.461</w:t>
-            </w:r>
-          </w:p>
-        </w:tc>
-        <w:tc>
-          <w:tcPr>
-            <w:tcW w:w="1750" w:type="dxa"/>
-            <w:tcMar>
-              <w:top w:w="40" w:type="dxa"/>
-              <w:left w:w="100" w:type="dxa"/>
-              <w:bottom w:w="40" w:type="dxa"/>
-              <w:right w:w="100" w:type="dxa"/>
-            </w:tcMar>
-            <w:vAlign w:val="center"/>
-          </w:tcPr>
-          <w:p>
-            <w:pPr>
-              <w:spacing w:after="0" w:line="240" w:lineRule="auto"/>
-              <w:jc w:val="right"/>
-            </w:pPr>
-            <w:r>
-              <w:rPr>
-                <w:sz w:val="20"/>
-                <w:szCs w:val="20"/>
-              </w:rPr>
-              <w:t>88,75</w:t>
-            </w:r>
-          </w:p>
-        </w:tc>
-        <w:tc>
-          <w:tcPr>
-            <w:tcW w:w="2227" w:type="dxa"/>
-            <w:tcMar>
-              <w:top w:w="40" w:type="dxa"/>
-              <w:left w:w="100" w:type="dxa"/>
-              <w:bottom w:w="40" w:type="dxa"/>
-              <w:right w:w="100" w:type="dxa"/>
-            </w:tcMar>
-            <w:vAlign w:val="center"/>
-          </w:tcPr>
-          <w:p>
-            <w:pPr>
-              <w:spacing w:after="0" w:line="240" w:lineRule="auto"/>
-              <w:jc w:val="right"/>
-            </w:pPr>
-            <w:r>
-              <w:rPr>
-                <w:sz w:val="20"/>
-                <w:szCs w:val="20"/>
-              </w:rPr>
-              <w:t>-0,17</w:t>
-            </w:r>
-          </w:p>
-        </w:tc>
-      </w:tr>
-      <w:tr>
-        <w:trPr>
-          <w:cantSplit/>
-          <w:jc w:val="center"/>
-        </w:trPr>
-        <w:tc>
-          <w:tcPr>
-            <w:tcW w:w="3500" w:type="dxa"/>
-            <w:tcMar>
-              <w:top w:w="40" w:type="dxa"/>
-              <w:left w:w="100" w:type="dxa"/>
-              <w:bottom w:w="40" w:type="dxa"/>
-              <w:right w:w="100" w:type="dxa"/>
-            </w:tcMar>
-            <w:vAlign w:val="center"/>
-          </w:tcPr>
-          <w:p>
-            <w:pPr>
-              <w:spacing w:after="0" w:line="240" w:lineRule="auto"/>
-            </w:pPr>
-            <w:r>
-              <w:rPr>
-                <w:sz w:val="20"/>
-                <w:szCs w:val="20"/>
-              </w:rPr>
-              <w:t>Roger Voss</w:t>
-            </w:r>
-          </w:p>
-        </w:tc>
-        <w:tc>
-          <w:tcPr>
-            <w:tcW w:w="1591" w:type="dxa"/>
-            <w:tcMar>
-              <w:top w:w="40" w:type="dxa"/>
-              <w:left w:w="100" w:type="dxa"/>
-              <w:bottom w:w="40" w:type="dxa"/>
-              <w:right w:w="100" w:type="dxa"/>
-            </w:tcMar>
-            <w:vAlign w:val="center"/>
-          </w:tcPr>
-          <w:p>
-            <w:pPr>
-              <w:spacing w:after="0" w:line="240" w:lineRule="auto"/>
-              <w:jc w:val="right"/>
-            </w:pPr>
-            <w:r>
-              <w:rPr>
-                <w:sz w:val="20"/>
-                <w:szCs w:val="20"/>
-              </w:rPr>
-              <w:t>23.560</w:t>
-            </w:r>
-          </w:p>
-        </w:tc>
-        <w:tc>
-          <w:tcPr>
-            <w:tcW w:w="1750" w:type="dxa"/>
-            <w:tcMar>
-              <w:top w:w="40" w:type="dxa"/>
-              <w:left w:w="100" w:type="dxa"/>
-              <w:bottom w:w="40" w:type="dxa"/>
-              <w:right w:w="100" w:type="dxa"/>
-            </w:tcMar>
-            <w:vAlign w:val="center"/>
-          </w:tcPr>
-          <w:p>
-            <w:pPr>
-              <w:spacing w:after="0" w:line="240" w:lineRule="auto"/>
-              <w:jc w:val="right"/>
-            </w:pPr>
-            <w:r>
-              <w:rPr>
-                <w:sz w:val="20"/>
-                <w:szCs w:val="20"/>
-              </w:rPr>
-              <w:t>88,73</w:t>
-            </w:r>
-          </w:p>
-        </w:tc>
-        <w:tc>
-          <w:tcPr>
-            <w:tcW w:w="2227" w:type="dxa"/>
-            <w:tcMar>
-              <w:top w:w="40" w:type="dxa"/>
-              <w:left w:w="100" w:type="dxa"/>
-              <w:bottom w:w="40" w:type="dxa"/>
-              <w:right w:w="100" w:type="dxa"/>
-            </w:tcMar>
-            <w:vAlign w:val="center"/>
-          </w:tcPr>
-          <w:p>
-            <w:pPr>
-              <w:spacing w:after="0" w:line="240" w:lineRule="auto"/>
-              <w:jc w:val="right"/>
-            </w:pPr>
-            <w:r>
-              <w:rPr>
-                <w:sz w:val="20"/>
-                <w:szCs w:val="20"/>
-              </w:rPr>
-              <w:t>-0,04</w:t>
-            </w:r>
-          </w:p>
-        </w:tc>
-      </w:tr>
-      <w:tr>
-        <w:trPr>
-          <w:cantSplit/>
-          <w:jc w:val="center"/>
-        </w:trPr>
-        <w:tc>
-          <w:tcPr>
-            <w:tcW w:w="3500" w:type="dxa"/>
-            <w:tcMar>
-              <w:top w:w="40" w:type="dxa"/>
-              <w:left w:w="100" w:type="dxa"/>
-              <w:bottom w:w="40" w:type="dxa"/>
-              <w:right w:w="100" w:type="dxa"/>
-            </w:tcMar>
-            <w:vAlign w:val="center"/>
-          </w:tcPr>
-          <w:p>
-            <w:pPr>
-              <w:spacing w:after="0" w:line="240" w:lineRule="auto"/>
-            </w:pPr>
-            <w:r>
-              <w:rPr>
-                <w:sz w:val="20"/>
-                <w:szCs w:val="20"/>
-              </w:rPr>
-              <w:t>Jim Gordon</w:t>
-            </w:r>
-          </w:p>
-        </w:tc>
-        <w:tc>
-          <w:tcPr>
-            <w:tcW w:w="1591" w:type="dxa"/>
-            <w:tcMar>
-              <w:top w:w="40" w:type="dxa"/>
-              <w:left w:w="100" w:type="dxa"/>
-              <w:bottom w:w="40" w:type="dxa"/>
-              <w:right w:w="100" w:type="dxa"/>
-            </w:tcMar>
-            <w:vAlign w:val="center"/>
-          </w:tcPr>
-          <w:p>
-            <w:pPr>
-              <w:spacing w:after="0" w:line="240" w:lineRule="auto"/>
-              <w:jc w:val="right"/>
-            </w:pPr>
-            <w:r>
-              <w:rPr>
-                <w:sz w:val="20"/>
-                <w:szCs w:val="20"/>
-              </w:rPr>
-              <w:t>3.766</w:t>
-            </w:r>
-          </w:p>
-        </w:tc>
-        <w:tc>
-          <w:tcPr>
-            <w:tcW w:w="1750" w:type="dxa"/>
-            <w:tcMar>
-              <w:top w:w="40" w:type="dxa"/>
-              <w:left w:w="100" w:type="dxa"/>
-              <w:bottom w:w="40" w:type="dxa"/>
-              <w:right w:w="100" w:type="dxa"/>
-            </w:tcMar>
-            <w:vAlign w:val="center"/>
-          </w:tcPr>
-          <w:p>
-            <w:pPr>
-              <w:spacing w:after="0" w:line="240" w:lineRule="auto"/>
-              <w:jc w:val="right"/>
-            </w:pPr>
-            <w:r>
-              <w:rPr>
-                <w:sz w:val="20"/>
-                <w:szCs w:val="20"/>
-              </w:rPr>
-              <w:t>88,60</w:t>
-            </w:r>
-          </w:p>
-        </w:tc>
-        <w:tc>
-          <w:tcPr>
-            <w:tcW w:w="2227" w:type="dxa"/>
-            <w:tcMar>
-              <w:top w:w="40" w:type="dxa"/>
-              <w:left w:w="100" w:type="dxa"/>
-              <w:bottom w:w="40" w:type="dxa"/>
-              <w:right w:w="100" w:type="dxa"/>
-            </w:tcMar>
-            <w:vAlign w:val="center"/>
-          </w:tcPr>
-          <w:p>
-            <w:pPr>
-              <w:spacing w:after="0" w:line="240" w:lineRule="auto"/>
-              <w:jc w:val="right"/>
-            </w:pPr>
-            <w:r>
-              <w:rPr>
-                <w:sz w:val="20"/>
-                <w:szCs w:val="20"/>
-              </w:rPr>
-              <w:t>-0,24</w:t>
-            </w:r>
-          </w:p>
-        </w:tc>
-      </w:tr>
-      <w:tr>
-        <w:trPr>
-          <w:cantSplit/>
-          <w:jc w:val="center"/>
-        </w:trPr>
-        <w:tc>
-          <w:tcPr>
-            <w:tcW w:w="3500" w:type="dxa"/>
-            <w:tcMar>
-              <w:top w:w="40" w:type="dxa"/>
-              <w:left w:w="100" w:type="dxa"/>
-              <w:bottom w:w="40" w:type="dxa"/>
-              <w:right w:w="100" w:type="dxa"/>
-            </w:tcMar>
-            <w:vAlign w:val="center"/>
-          </w:tcPr>
-          <w:p>
-            <w:pPr>
-              <w:spacing w:after="0" w:line="240" w:lineRule="auto"/>
-            </w:pPr>
-            <w:r>
-              <w:rPr>
-                <w:sz w:val="20"/>
-                <w:szCs w:val="20"/>
-              </w:rPr>
-              <w:t>Joe Czerwinski</w:t>
-            </w:r>
-          </w:p>
-        </w:tc>
-        <w:tc>
-          <w:tcPr>
-            <w:tcW w:w="1591" w:type="dxa"/>
-            <w:tcMar>
-              <w:top w:w="40" w:type="dxa"/>
-              <w:left w:w="100" w:type="dxa"/>
-              <w:bottom w:w="40" w:type="dxa"/>
-              <w:right w:w="100" w:type="dxa"/>
-            </w:tcMar>
-            <w:vAlign w:val="center"/>
-          </w:tcPr>
-          <w:p>
-            <w:pPr>
-              <w:spacing w:after="0" w:line="240" w:lineRule="auto"/>
-              <w:jc w:val="right"/>
-            </w:pPr>
-            <w:r>
-              <w:rPr>
-                <w:sz w:val="20"/>
-                <w:szCs w:val="20"/>
-              </w:rPr>
-              <w:t>4.766</w:t>
-            </w:r>
-          </w:p>
-        </w:tc>
-        <w:tc>
-          <w:tcPr>
-            <w:tcW w:w="1750" w:type="dxa"/>
-            <w:tcMar>
-              <w:top w:w="40" w:type="dxa"/>
-              <w:left w:w="100" w:type="dxa"/>
-              <w:bottom w:w="40" w:type="dxa"/>
-              <w:right w:w="100" w:type="dxa"/>
-            </w:tcMar>
-            <w:vAlign w:val="center"/>
-          </w:tcPr>
-          <w:p>
-            <w:pPr>
-              <w:spacing w:after="0" w:line="240" w:lineRule="auto"/>
-              <w:jc w:val="right"/>
-            </w:pPr>
-            <w:r>
-              <w:rPr>
-                <w:sz w:val="20"/>
-                <w:szCs w:val="20"/>
-              </w:rPr>
-              <w:t>88,52</w:t>
-            </w:r>
-          </w:p>
-        </w:tc>
-        <w:tc>
-          <w:tcPr>
-            <w:tcW w:w="2227" w:type="dxa"/>
-            <w:tcMar>
-              <w:top w:w="40" w:type="dxa"/>
-              <w:left w:w="100" w:type="dxa"/>
-              <w:bottom w:w="40" w:type="dxa"/>
-              <w:right w:w="100" w:type="dxa"/>
-            </w:tcMar>
-            <w:vAlign w:val="center"/>
-          </w:tcPr>
-          <w:p>
-            <w:pPr>
-              <w:spacing w:after="0" w:line="240" w:lineRule="auto"/>
-              <w:jc w:val="right"/>
-            </w:pPr>
-            <w:r>
-              <w:rPr>
-                <w:sz w:val="20"/>
-                <w:szCs w:val="20"/>
-              </w:rPr>
-              <w:t>-0,22</w:t>
-            </w:r>
-          </w:p>
-        </w:tc>
-      </w:tr>
-      <w:tr>
-        <w:trPr>
-          <w:cantSplit/>
-          <w:jc w:val="center"/>
-        </w:trPr>
-        <w:tc>
-          <w:tcPr>
-            <w:tcW w:w="3500" w:type="dxa"/>
-            <w:tcMar>
-              <w:top w:w="40" w:type="dxa"/>
-              <w:left w:w="100" w:type="dxa"/>
-              <w:bottom w:w="40" w:type="dxa"/>
-              <w:right w:w="100" w:type="dxa"/>
-            </w:tcMar>
-            <w:vAlign w:val="center"/>
-          </w:tcPr>
-          <w:p>
-            <w:pPr>
-              <w:spacing w:after="0" w:line="240" w:lineRule="auto"/>
-            </w:pPr>
-            <w:r>
-              <w:rPr>
-                <w:sz w:val="20"/>
-                <w:szCs w:val="20"/>
-              </w:rPr>
-              <w:t>Anna Lee C. Iijima</w:t>
-            </w:r>
-          </w:p>
-        </w:tc>
-        <w:tc>
-          <w:tcPr>
-            <w:tcW w:w="1591" w:type="dxa"/>
-            <w:tcMar>
-              <w:top w:w="40" w:type="dxa"/>
-              <w:left w:w="100" w:type="dxa"/>
-              <w:bottom w:w="40" w:type="dxa"/>
-              <w:right w:w="100" w:type="dxa"/>
-            </w:tcMar>
-            <w:vAlign w:val="center"/>
-          </w:tcPr>
-          <w:p>
-            <w:pPr>
-              <w:spacing w:after="0" w:line="240" w:lineRule="auto"/>
-              <w:jc w:val="right"/>
-            </w:pPr>
-            <w:r>
-              <w:rPr>
-                <w:sz w:val="20"/>
-                <w:szCs w:val="20"/>
-              </w:rPr>
-              <w:t>4.017</w:t>
-            </w:r>
-          </w:p>
-        </w:tc>
-        <w:tc>
-          <w:tcPr>
-            <w:tcW w:w="1750" w:type="dxa"/>
-            <w:tcMar>
-              <w:top w:w="40" w:type="dxa"/>
-              <w:left w:w="100" w:type="dxa"/>
-              <w:bottom w:w="40" w:type="dxa"/>
-              <w:right w:w="100" w:type="dxa"/>
-            </w:tcMar>
-            <w:vAlign w:val="center"/>
-          </w:tcPr>
-          <w:p>
-            <w:pPr>
-              <w:spacing w:after="0" w:line="240" w:lineRule="auto"/>
-              <w:jc w:val="right"/>
-            </w:pPr>
-            <w:r>
-              <w:rPr>
-                <w:sz w:val="20"/>
-                <w:szCs w:val="20"/>
-              </w:rPr>
-              <w:t>88,42</w:t>
-            </w:r>
-          </w:p>
-        </w:tc>
-        <w:tc>
-          <w:tcPr>
-            <w:tcW w:w="2227" w:type="dxa"/>
-            <w:tcMar>
-              <w:top w:w="40" w:type="dxa"/>
-              <w:left w:w="100" w:type="dxa"/>
-              <w:bottom w:w="40" w:type="dxa"/>
-              <w:right w:w="100" w:type="dxa"/>
-            </w:tcMar>
-            <w:vAlign w:val="center"/>
-          </w:tcPr>
-          <w:p>
-            <w:pPr>
-              <w:spacing w:after="0" w:line="240" w:lineRule="auto"/>
-              <w:jc w:val="right"/>
-            </w:pPr>
-            <w:r>
-              <w:rPr>
-                <w:sz w:val="20"/>
-                <w:szCs w:val="20"/>
-              </w:rPr>
-              <w:t>-0,55</w:t>
-            </w:r>
-          </w:p>
-        </w:tc>
-      </w:tr>
-      <w:tr>
-        <w:trPr>
-          <w:cantSplit/>
-          <w:jc w:val="center"/>
-        </w:trPr>
-        <w:tc>
-          <w:tcPr>
-            <w:tcW w:w="3500" w:type="dxa"/>
-            <w:tcMar>
-              <w:top w:w="40" w:type="dxa"/>
-              <w:left w:w="100" w:type="dxa"/>
-              <w:bottom w:w="40" w:type="dxa"/>
-              <w:right w:w="100" w:type="dxa"/>
-            </w:tcMar>
-            <w:vAlign w:val="center"/>
-          </w:tcPr>
-          <w:p>
-            <w:pPr>
-              <w:spacing w:after="0" w:line="240" w:lineRule="auto"/>
-            </w:pPr>
-            <w:r>
-              <w:rPr>
-                <w:sz w:val="20"/>
-                <w:szCs w:val="20"/>
-              </w:rPr>
-              <w:t>Lauren Buzzeo</w:t>
-            </w:r>
-          </w:p>
-        </w:tc>
-        <w:tc>
-          <w:tcPr>
-            <w:tcW w:w="1591" w:type="dxa"/>
-            <w:tcMar>
-              <w:top w:w="40" w:type="dxa"/>
-              <w:left w:w="100" w:type="dxa"/>
-              <w:bottom w:w="40" w:type="dxa"/>
-              <w:right w:w="100" w:type="dxa"/>
-            </w:tcMar>
-            <w:vAlign w:val="center"/>
-          </w:tcPr>
-          <w:p>
-            <w:pPr>
-              <w:spacing w:after="0" w:line="240" w:lineRule="auto"/>
-              <w:jc w:val="right"/>
-            </w:pPr>
-            <w:r>
-              <w:rPr>
-                <w:sz w:val="20"/>
-                <w:szCs w:val="20"/>
-              </w:rPr>
-              <w:t>1.700</w:t>
-            </w:r>
-          </w:p>
-        </w:tc>
-        <w:tc>
-          <w:tcPr>
-            <w:tcW w:w="1750" w:type="dxa"/>
-            <w:tcMar>
-              <w:top w:w="40" w:type="dxa"/>
-              <w:left w:w="100" w:type="dxa"/>
-              <w:bottom w:w="40" w:type="dxa"/>
-              <w:right w:w="100" w:type="dxa"/>
-            </w:tcMar>
-            <w:vAlign w:val="center"/>
-          </w:tcPr>
-          <w:p>
-            <w:pPr>
-              <w:spacing w:after="0" w:line="240" w:lineRule="auto"/>
-              <w:jc w:val="right"/>
-            </w:pPr>
-            <w:r>
-              <w:rPr>
-                <w:sz w:val="20"/>
-                <w:szCs w:val="20"/>
-              </w:rPr>
-              <w:t>87,69</w:t>
-            </w:r>
-          </w:p>
-        </w:tc>
-        <w:tc>
-          <w:tcPr>
-            <w:tcW w:w="2227" w:type="dxa"/>
-            <w:tcMar>
-              <w:top w:w="40" w:type="dxa"/>
-              <w:left w:w="100" w:type="dxa"/>
-              <w:bottom w:w="40" w:type="dxa"/>
-              <w:right w:w="100" w:type="dxa"/>
-            </w:tcMar>
-            <w:vAlign w:val="center"/>
-          </w:tcPr>
-          <w:p>
-            <w:pPr>
-              <w:spacing w:after="0" w:line="240" w:lineRule="auto"/>
-              <w:jc w:val="right"/>
-            </w:pPr>
-            <w:r>
-              <w:rPr>
-                <w:sz w:val="20"/>
-                <w:szCs w:val="20"/>
-              </w:rPr>
-              <w:t>-1,45</w:t>
-            </w:r>
-          </w:p>
-        </w:tc>
-      </w:tr>
-      <w:tr>
-        <w:trPr>
-          <w:cantSplit/>
-          <w:jc w:val="center"/>
-        </w:trPr>
-        <w:tc>
-          <w:tcPr>
-            <w:tcW w:w="3500" w:type="dxa"/>
+            <w:tcW w:w="3023" w:type="dxa"/>
             <w:tcMar>
               <w:top w:w="40" w:type="dxa"/>
               <w:left w:w="100" w:type="dxa"/>
@@ -13660,7 +11858,7 @@
         </w:tc>
         <w:tc>
           <w:tcPr>
-            <w:tcW w:w="1591" w:type="dxa"/>
+            <w:tcW w:w="1511" w:type="dxa"/>
             <w:tcMar>
               <w:top w:w="40" w:type="dxa"/>
               <w:left w:w="100" w:type="dxa"/>
@@ -13685,7 +11883,7 @@
         </w:tc>
         <w:tc>
           <w:tcPr>
-            <w:tcW w:w="1750" w:type="dxa"/>
+            <w:tcW w:w="1511" w:type="dxa"/>
             <w:tcMar>
               <w:top w:w="40" w:type="dxa"/>
               <w:left w:w="100" w:type="dxa"/>
@@ -13710,7 +11908,7 @@
         </w:tc>
         <w:tc>
           <w:tcPr>
-            <w:tcW w:w="2227" w:type="dxa"/>
+            <w:tcW w:w="3023" w:type="dxa"/>
             <w:tcMar>
               <w:top w:w="40" w:type="dxa"/>
               <w:left w:w="100" w:type="dxa"/>
@@ -13742,14 +11940,14 @@
         <w:jc w:val="both"/>
       </w:pPr>
       <w:r>
-        <w:t>Una vez controlado, la diferencia entre Krebiehl y Schachner baja de 3,77 a 0,78 puntos, y Schachner queda prácticamente en el promedio (-0,02). Casi todos los catadores quedan a menos de un punto del promedio. La excepción es Lauren Buzzeo (-1,45), aunque en su caso solo 439 reseñas entraron en la comparación. En general, la diferencia entre catadores se explicaba más por los vinos que les tocaban que por su criterio.</w:t>
+        <w:t>Comparados así, Krebiehl queda apenas 0,76 puntos arriba y Schachner prácticamente en el promedio. La diferencia entre los dos baja de 3,77 a 0,78 puntos, así que se explicaba más por los vinos que les tocaban que por su criterio. La Figura 8 muestra lo mismo para los doce catadores con más reseñas.</w:t>
       </w:r>
     </w:p>
     <w:p>
       <w:pPr>
         <w:pStyle w:val="Heading1"/>
       </w:pPr>
-      <w:bookmarkStart w:id="27" w:name="_Toc241487039"/>
+      <w:bookmarkStart w:id="27" w:name="_Toc241506741"/>
       <w:r>
         <w:t>8. Conclusiones</w:t>
       </w:r>
@@ -13779,7 +11977,7 @@
         <w:jc w:val="both"/>
       </w:pPr>
       <w:r>
-        <w:t>Sobre la relación entre variables: el precio crece de forma aproximadamente exponencial con el puntaje, el largo de la reseña también acompaña al puntaje, y las diferencias entre catadores casi desaparecen al controlar por país y variedad.</w:t>
+        <w:t>Sobre la relación entre variables: el precio crece de forma aproximadamente exponencial con el puntaje, el largo de la reseña también acompaña al puntaje, y las diferencias entre catadores casi desaparecen al comparar con vinos del mismo país y variedad.</w:t>
       </w:r>
     </w:p>
     <w:p>
@@ -13888,55 +12086,6 @@
         <w:szCs w:val="18"/>
       </w:rPr>
       <w:t>1</w:t>
-    </w:r>
-    <w:r>
-      <w:rPr>
-        <w:color w:val="555555"/>
-        <w:sz w:val="18"/>
-        <w:szCs w:val="18"/>
-      </w:rPr>
-      <w:fldChar w:fldCharType="end"/>
-    </w:r>
-    <w:r>
-      <w:rPr>
-        <w:color w:val="555555"/>
-        <w:sz w:val="18"/>
-        <w:szCs w:val="18"/>
-      </w:rPr>
-      <w:t xml:space="preserve"> de </w:t>
-    </w:r>
-    <w:r>
-      <w:rPr>
-        <w:color w:val="555555"/>
-        <w:sz w:val="18"/>
-        <w:szCs w:val="18"/>
-      </w:rPr>
-      <w:fldChar w:fldCharType="begin"/>
-    </w:r>
-    <w:r>
-      <w:rPr>
-        <w:color w:val="555555"/>
-        <w:sz w:val="18"/>
-        <w:szCs w:val="18"/>
-      </w:rPr>
-      <w:instrText>SECTIONPAGES</w:instrText>
-    </w:r>
-    <w:r>
-      <w:rPr>
-        <w:color w:val="555555"/>
-        <w:sz w:val="18"/>
-        <w:szCs w:val="18"/>
-      </w:rPr>
-      <w:fldChar w:fldCharType="separate"/>
-    </w:r>
-    <w:r>
-      <w:rPr>
-        <w:noProof/>
-        <w:color w:val="555555"/>
-        <w:sz w:val="18"/>
-        <w:szCs w:val="18"/>
-      </w:rPr>
-      <w:t>16</w:t>
     </w:r>
     <w:r>
       <w:rPr>
